--- a/Documentation/Reflective Report.docx
+++ b/Documentation/Reflective Report.docx
@@ -3444,19 +3444,84 @@
           <w:rPr>
             <w:rFonts w:ascii="Times New Roman" w:hAnsi="Times New Roman" w:cs="Times New Roman"/>
           </w:rPr>
-          <w:t>ramework is based on description, emotions, evaluation, analysis, conclusions and action plan.</w:t>
-        </w:r>
-      </w:ins>
-    </w:p>
-    <w:p>
-      <w:pPr>
-        <w:jc w:val="both"/>
-        <w:rPr>
-          <w:ins w:id="299" w:author="Arun Rai" w:date="2026-10-11T07:28:00Z" w16du:dateUtc="2026-10-11T01:43:00Z"/>
-          <w:rFonts w:ascii="Times New Roman" w:hAnsi="Times New Roman" w:cs="Times New Roman"/>
-        </w:rPr>
-      </w:pPr>
-      <w:ins w:id="300" w:author="Arun Rai" w:date="2026-10-11T07:25:00Z" w16du:dateUtc="2026-10-11T01:40:00Z">
+          <w:t>ramework</w:t>
+        </w:r>
+      </w:ins>
+      <w:customXmlInsRangeStart w:id="299" w:author="Arun Rai" w:date="2026-10-29T14:44:00Z"/>
+      <w:sdt>
+        <w:sdtPr>
+          <w:rPr>
+            <w:rFonts w:ascii="Times New Roman" w:hAnsi="Times New Roman" w:cs="Times New Roman"/>
+          </w:rPr>
+          <w:id w:val="153037421"/>
+          <w:citation/>
+        </w:sdtPr>
+        <w:sdtContent>
+          <w:customXmlInsRangeEnd w:id="299"/>
+          <w:ins w:id="300" w:author="Arun Rai" w:date="2026-10-29T14:44:00Z" w16du:dateUtc="2026-10-29T08:59:00Z">
+            <w:r>
+              <w:rPr>
+                <w:rFonts w:ascii="Times New Roman" w:hAnsi="Times New Roman" w:cs="Times New Roman"/>
+              </w:rPr>
+              <w:fldChar w:fldCharType="begin"/>
+            </w:r>
+            <w:r>
+              <w:rPr>
+                <w:rFonts w:ascii="Times New Roman" w:hAnsi="Times New Roman" w:cs="Times New Roman"/>
+              </w:rPr>
+              <w:instrText xml:space="preserve"> CITATION Sib08 \l 2057 </w:instrText>
+            </w:r>
+          </w:ins>
+          <w:r>
+            <w:rPr>
+              <w:rFonts w:ascii="Times New Roman" w:hAnsi="Times New Roman" w:cs="Times New Roman"/>
+            </w:rPr>
+            <w:fldChar w:fldCharType="separate"/>
+          </w:r>
+          <w:r>
+            <w:rPr>
+              <w:rFonts w:ascii="Times New Roman" w:hAnsi="Times New Roman" w:cs="Times New Roman"/>
+              <w:noProof/>
+            </w:rPr>
+            <w:t xml:space="preserve"> </w:t>
+          </w:r>
+          <w:r>
+            <w:rPr>
+              <w:rFonts w:ascii="Times New Roman" w:hAnsi="Times New Roman" w:cs="Times New Roman"/>
+              <w:noProof/>
+            </w:rPr>
+            <w:t>(Sibson, 2008)</w:t>
+          </w:r>
+          <w:ins w:id="301" w:author="Arun Rai" w:date="2026-10-29T14:44:00Z" w16du:dateUtc="2026-10-29T08:59:00Z">
+            <w:r>
+              <w:rPr>
+                <w:rFonts w:ascii="Times New Roman" w:hAnsi="Times New Roman" w:cs="Times New Roman"/>
+              </w:rPr>
+              <w:fldChar w:fldCharType="end"/>
+            </w:r>
+          </w:ins>
+          <w:customXmlInsRangeStart w:id="302" w:author="Arun Rai" w:date="2026-10-29T14:44:00Z"/>
+        </w:sdtContent>
+      </w:sdt>
+      <w:customXmlInsRangeEnd w:id="302"/>
+      <w:ins w:id="303" w:author="Arun Rai" w:date="2026-10-11T07:25:00Z" w16du:dateUtc="2026-10-11T01:40:00Z">
+        <w:r>
+          <w:rPr>
+            <w:rFonts w:ascii="Times New Roman" w:hAnsi="Times New Roman" w:cs="Times New Roman"/>
+          </w:rPr>
+          <w:t xml:space="preserve"> is based on description, emotions, evaluation, analysis, conclusions and action plan.</w:t>
+        </w:r>
+      </w:ins>
+    </w:p>
+    <w:p>
+      <w:pPr>
+        <w:jc w:val="both"/>
+        <w:rPr>
+          <w:ins w:id="304" w:author="Arun Rai" w:date="2026-10-11T07:28:00Z" w16du:dateUtc="2026-10-11T01:43:00Z"/>
+          <w:rFonts w:ascii="Times New Roman" w:hAnsi="Times New Roman" w:cs="Times New Roman"/>
+        </w:rPr>
+      </w:pPr>
+      <w:ins w:id="305" w:author="Arun Rai" w:date="2026-10-11T07:25:00Z" w16du:dateUtc="2026-10-11T01:40:00Z">
         <w:r>
           <w:rPr>
             <w:rFonts w:ascii="Times New Roman" w:hAnsi="Times New Roman" w:cs="Times New Roman"/>
@@ -3464,7 +3529,7 @@
           <w:t>S</w:t>
         </w:r>
       </w:ins>
-      <w:ins w:id="301" w:author="Arun Rai" w:date="2026-10-11T07:26:00Z" w16du:dateUtc="2026-10-11T01:41:00Z">
+      <w:ins w:id="306" w:author="Arun Rai" w:date="2026-10-11T07:26:00Z" w16du:dateUtc="2026-10-11T01:41:00Z">
         <w:r>
           <w:rPr>
             <w:rFonts w:ascii="Times New Roman" w:hAnsi="Times New Roman" w:cs="Times New Roman"/>
@@ -3472,7 +3537,7 @@
           <w:t>chon’s reflection-in-action and reflection-on-action have also</w:t>
         </w:r>
       </w:ins>
-      <w:ins w:id="302" w:author="Arun Rai" w:date="2026-10-11T07:27:00Z" w16du:dateUtc="2026-10-11T01:42:00Z">
+      <w:ins w:id="307" w:author="Arun Rai" w:date="2026-10-11T07:27:00Z" w16du:dateUtc="2026-10-11T01:42:00Z">
         <w:r>
           <w:rPr>
             <w:rFonts w:ascii="Times New Roman" w:hAnsi="Times New Roman" w:cs="Times New Roman"/>
@@ -3485,16 +3550,16 @@
       <w:pPr>
         <w:jc w:val="both"/>
         <w:rPr>
-          <w:ins w:id="303" w:author="Arun Rai" w:date="2026-09-24T08:31:00Z" w16du:dateUtc="2026-09-24T02:46:00Z"/>
-          <w:rFonts w:ascii="Times New Roman" w:hAnsi="Times New Roman" w:cs="Times New Roman"/>
-          <w:rPrChange w:id="304" w:author="Arun Rai" w:date="2026-10-13T13:02:00Z" w16du:dateUtc="2026-10-13T07:17:00Z">
+          <w:ins w:id="308" w:author="Arun Rai" w:date="2026-09-24T08:31:00Z" w16du:dateUtc="2026-09-24T02:46:00Z"/>
+          <w:rFonts w:ascii="Times New Roman" w:hAnsi="Times New Roman" w:cs="Times New Roman"/>
+          <w:rPrChange w:id="309" w:author="Arun Rai" w:date="2026-10-13T13:02:00Z" w16du:dateUtc="2026-10-13T07:17:00Z">
             <w:rPr>
-              <w:ins w:id="305" w:author="Arun Rai" w:date="2026-09-24T08:31:00Z" w16du:dateUtc="2026-09-24T02:46:00Z"/>
+              <w:ins w:id="310" w:author="Arun Rai" w:date="2026-09-24T08:31:00Z" w16du:dateUtc="2026-09-24T02:46:00Z"/>
             </w:rPr>
           </w:rPrChange>
         </w:rPr>
       </w:pPr>
-      <w:ins w:id="306" w:author="Arun Rai" w:date="2026-10-11T07:28:00Z" w16du:dateUtc="2026-10-11T01:43:00Z">
+      <w:ins w:id="311" w:author="Arun Rai" w:date="2026-10-11T07:28:00Z" w16du:dateUtc="2026-10-11T01:43:00Z">
         <w:r>
           <w:rPr>
             <w:rFonts w:ascii="Times New Roman" w:hAnsi="Times New Roman" w:cs="Times New Roman"/>
@@ -3509,7 +3574,7 @@
           <w:t xml:space="preserve">on the </w:t>
         </w:r>
       </w:ins>
-      <w:ins w:id="307" w:author="Arun Rai" w:date="2026-10-12T07:35:00Z" w16du:dateUtc="2026-10-12T01:50:00Z">
+      <w:ins w:id="312" w:author="Arun Rai" w:date="2026-10-12T07:35:00Z" w16du:dateUtc="2026-10-12T01:50:00Z">
         <w:r>
           <w:rPr>
             <w:rFonts w:ascii="Times New Roman" w:hAnsi="Times New Roman" w:cs="Times New Roman"/>
@@ -3517,7 +3582,7 @@
           <w:t>basis</w:t>
         </w:r>
       </w:ins>
-      <w:ins w:id="308" w:author="Arun Rai" w:date="2026-10-11T07:28:00Z" w16du:dateUtc="2026-10-11T01:43:00Z">
+      <w:ins w:id="313" w:author="Arun Rai" w:date="2026-10-11T07:28:00Z" w16du:dateUtc="2026-10-11T01:43:00Z">
         <w:r>
           <w:rPr>
             <w:rFonts w:ascii="Times New Roman" w:hAnsi="Times New Roman" w:cs="Times New Roman"/>
@@ -3537,51 +3602,6 @@
       <w:pPr>
         <w:jc w:val="both"/>
         <w:rPr>
-          <w:ins w:id="309" w:author="Arun Rai" w:date="2026-09-24T08:31:00Z" w16du:dateUtc="2026-09-24T02:46:00Z"/>
-          <w:rFonts w:ascii="Times New Roman" w:hAnsi="Times New Roman" w:cs="Times New Roman"/>
-        </w:rPr>
-      </w:pPr>
-    </w:p>
-    <w:p>
-      <w:pPr>
-        <w:jc w:val="both"/>
-        <w:rPr>
-          <w:ins w:id="310" w:author="Arun Rai" w:date="2026-09-24T08:31:00Z" w16du:dateUtc="2026-09-24T02:46:00Z"/>
-          <w:rFonts w:ascii="Times New Roman" w:hAnsi="Times New Roman" w:cs="Times New Roman"/>
-        </w:rPr>
-      </w:pPr>
-    </w:p>
-    <w:p>
-      <w:pPr>
-        <w:jc w:val="both"/>
-        <w:rPr>
-          <w:ins w:id="311" w:author="Arun Rai" w:date="2026-09-24T08:31:00Z" w16du:dateUtc="2026-09-24T02:46:00Z"/>
-          <w:rFonts w:ascii="Times New Roman" w:hAnsi="Times New Roman" w:cs="Times New Roman"/>
-        </w:rPr>
-      </w:pPr>
-    </w:p>
-    <w:p>
-      <w:pPr>
-        <w:jc w:val="both"/>
-        <w:rPr>
-          <w:ins w:id="312" w:author="Arun Rai" w:date="2026-09-24T08:31:00Z" w16du:dateUtc="2026-09-24T02:46:00Z"/>
-          <w:rFonts w:ascii="Times New Roman" w:hAnsi="Times New Roman" w:cs="Times New Roman"/>
-        </w:rPr>
-      </w:pPr>
-    </w:p>
-    <w:p>
-      <w:pPr>
-        <w:jc w:val="both"/>
-        <w:rPr>
-          <w:ins w:id="313" w:author="Arun Rai" w:date="2026-09-24T08:31:00Z" w16du:dateUtc="2026-09-24T02:46:00Z"/>
-          <w:rFonts w:ascii="Times New Roman" w:hAnsi="Times New Roman" w:cs="Times New Roman"/>
-        </w:rPr>
-      </w:pPr>
-    </w:p>
-    <w:p>
-      <w:pPr>
-        <w:jc w:val="both"/>
-        <w:rPr>
           <w:ins w:id="314" w:author="Arun Rai" w:date="2026-09-24T08:31:00Z" w16du:dateUtc="2026-09-24T02:46:00Z"/>
           <w:rFonts w:ascii="Times New Roman" w:hAnsi="Times New Roman" w:cs="Times New Roman"/>
         </w:rPr>
@@ -3718,6 +3738,51 @@
         <w:jc w:val="both"/>
         <w:rPr>
           <w:ins w:id="329" w:author="Arun Rai" w:date="2026-09-24T08:31:00Z" w16du:dateUtc="2026-09-24T02:46:00Z"/>
+          <w:rFonts w:ascii="Times New Roman" w:hAnsi="Times New Roman" w:cs="Times New Roman"/>
+        </w:rPr>
+      </w:pPr>
+    </w:p>
+    <w:p>
+      <w:pPr>
+        <w:jc w:val="both"/>
+        <w:rPr>
+          <w:ins w:id="330" w:author="Arun Rai" w:date="2026-09-24T08:31:00Z" w16du:dateUtc="2026-09-24T02:46:00Z"/>
+          <w:rFonts w:ascii="Times New Roman" w:hAnsi="Times New Roman" w:cs="Times New Roman"/>
+        </w:rPr>
+      </w:pPr>
+    </w:p>
+    <w:p>
+      <w:pPr>
+        <w:jc w:val="both"/>
+        <w:rPr>
+          <w:ins w:id="331" w:author="Arun Rai" w:date="2026-09-24T08:31:00Z" w16du:dateUtc="2026-09-24T02:46:00Z"/>
+          <w:rFonts w:ascii="Times New Roman" w:hAnsi="Times New Roman" w:cs="Times New Roman"/>
+        </w:rPr>
+      </w:pPr>
+    </w:p>
+    <w:p>
+      <w:pPr>
+        <w:jc w:val="both"/>
+        <w:rPr>
+          <w:ins w:id="332" w:author="Arun Rai" w:date="2026-09-24T08:31:00Z" w16du:dateUtc="2026-09-24T02:46:00Z"/>
+          <w:rFonts w:ascii="Times New Roman" w:hAnsi="Times New Roman" w:cs="Times New Roman"/>
+        </w:rPr>
+      </w:pPr>
+    </w:p>
+    <w:p>
+      <w:pPr>
+        <w:jc w:val="both"/>
+        <w:rPr>
+          <w:ins w:id="333" w:author="Arun Rai" w:date="2026-09-24T08:31:00Z" w16du:dateUtc="2026-09-24T02:46:00Z"/>
+          <w:rFonts w:ascii="Times New Roman" w:hAnsi="Times New Roman" w:cs="Times New Roman"/>
+        </w:rPr>
+      </w:pPr>
+    </w:p>
+    <w:p>
+      <w:pPr>
+        <w:jc w:val="both"/>
+        <w:rPr>
+          <w:ins w:id="334" w:author="Arun Rai" w:date="2026-09-24T08:31:00Z" w16du:dateUtc="2026-09-24T02:46:00Z"/>
           <w:rFonts w:ascii="Times New Roman" w:hAnsi="Times New Roman" w:cs="Times New Roman"/>
         </w:rPr>
       </w:pPr>
@@ -3731,15 +3796,15 @@
         </w:numPr>
         <w:jc w:val="both"/>
         <w:rPr>
-          <w:ins w:id="330" w:author="Arun Rai" w:date="2026-09-24T14:41:00Z" w16du:dateUtc="2026-09-24T08:56:00Z"/>
-          <w:rFonts w:ascii="Times New Roman" w:hAnsi="Times New Roman" w:cs="Times New Roman"/>
-          <w:rPrChange w:id="331" w:author="Arun Rai" w:date="2026-10-13T13:02:00Z" w16du:dateUtc="2026-10-13T07:17:00Z">
+          <w:ins w:id="335" w:author="Arun Rai" w:date="2026-09-24T14:41:00Z" w16du:dateUtc="2026-09-24T08:56:00Z"/>
+          <w:rFonts w:ascii="Times New Roman" w:hAnsi="Times New Roman" w:cs="Times New Roman"/>
+          <w:rPrChange w:id="336" w:author="Arun Rai" w:date="2026-10-13T13:02:00Z" w16du:dateUtc="2026-10-13T07:17:00Z">
             <w:rPr>
-              <w:ins w:id="332" w:author="Arun Rai" w:date="2026-09-24T14:41:00Z" w16du:dateUtc="2026-09-24T08:56:00Z"/>
+              <w:ins w:id="337" w:author="Arun Rai" w:date="2026-09-24T14:41:00Z" w16du:dateUtc="2026-09-24T08:56:00Z"/>
             </w:rPr>
           </w:rPrChange>
         </w:rPr>
-        <w:pPrChange w:id="333" w:author="Arun Rai" w:date="2026-10-13T13:02:00Z" w16du:dateUtc="2026-10-13T07:17:00Z">
+        <w:pPrChange w:id="338" w:author="Arun Rai" w:date="2026-10-13T13:02:00Z" w16du:dateUtc="2026-10-13T07:17:00Z">
           <w:pPr>
             <w:pStyle w:val="ListParagraph"/>
             <w:numPr>
@@ -3750,8 +3815,8 @@
           </w:pPr>
         </w:pPrChange>
       </w:pPr>
-      <w:bookmarkStart w:id="334" w:name="_Toc242080247"/>
-      <w:ins w:id="335" w:author="Arun Rai" w:date="2026-10-05T08:03:00Z" w16du:dateUtc="2026-10-05T02:18:00Z">
+      <w:bookmarkStart w:id="339" w:name="_Toc242080247"/>
+      <w:ins w:id="340" w:author="Arun Rai" w:date="2026-10-05T08:03:00Z" w16du:dateUtc="2026-10-05T02:18:00Z">
         <w:r>
           <w:rPr>
             <w:rFonts w:ascii="Times New Roman" w:hAnsi="Times New Roman" w:cs="Times New Roman"/>
@@ -3760,19 +3825,19 @@
           <w:t>Context and description</w:t>
         </w:r>
       </w:ins>
-      <w:bookmarkEnd w:id="334"/>
+      <w:bookmarkEnd w:id="339"/>
     </w:p>
     <w:p>
       <w:pPr>
         <w:ind w:left="360"/>
         <w:jc w:val="both"/>
         <w:rPr>
-          <w:ins w:id="336" w:author="Arun Rai" w:date="2026-10-11T07:37:00Z" w16du:dateUtc="2026-10-11T01:52:00Z"/>
+          <w:ins w:id="341" w:author="Arun Rai" w:date="2026-10-11T07:37:00Z" w16du:dateUtc="2026-10-11T01:52:00Z"/>
           <w:rFonts w:ascii="Times New Roman" w:hAnsi="Times New Roman" w:cs="Times New Roman"/>
         </w:rPr>
       </w:pPr>
       <w:proofErr w:type="spellStart"/>
-      <w:ins w:id="337" w:author="Arun Rai" w:date="2026-10-11T07:29:00Z" w16du:dateUtc="2026-10-11T01:44:00Z">
+      <w:ins w:id="342" w:author="Arun Rai" w:date="2026-10-11T07:29:00Z" w16du:dateUtc="2026-10-11T01:44:00Z">
         <w:r>
           <w:rPr>
             <w:rFonts w:ascii="Times New Roman" w:hAnsi="Times New Roman" w:cs="Times New Roman"/>
@@ -3787,7 +3852,7 @@
           <w:t xml:space="preserve"> was developed as a stealthy emergency application with a calcul</w:t>
         </w:r>
       </w:ins>
-      <w:ins w:id="338" w:author="Arun Rai" w:date="2026-10-11T07:30:00Z" w16du:dateUtc="2026-10-11T01:45:00Z">
+      <w:ins w:id="343" w:author="Arun Rai" w:date="2026-10-11T07:30:00Z" w16du:dateUtc="2026-10-11T01:45:00Z">
         <w:r>
           <w:rPr>
             <w:rFonts w:ascii="Times New Roman" w:hAnsi="Times New Roman" w:cs="Times New Roman"/>
@@ -3795,7 +3860,7 @@
           <w:t>ator-like interface and hidden SOS functionality. The designed program covers trusted contacts, SOS triggering, geolocation and location</w:t>
         </w:r>
       </w:ins>
-      <w:ins w:id="339" w:author="Arun Rai" w:date="2026-10-11T07:31:00Z" w16du:dateUtc="2026-10-11T01:46:00Z">
+      <w:ins w:id="344" w:author="Arun Rai" w:date="2026-10-11T07:31:00Z" w16du:dateUtc="2026-10-11T01:46:00Z">
         <w:r>
           <w:rPr>
             <w:rFonts w:ascii="Times New Roman" w:hAnsi="Times New Roman" w:cs="Times New Roman"/>
@@ -3803,7 +3868,7 @@
           <w:t xml:space="preserve"> services, messaging, continuous operation, and support for voice/sensor triggers. I opted</w:t>
         </w:r>
       </w:ins>
-      <w:ins w:id="340" w:author="Arun Rai" w:date="2026-10-11T07:32:00Z" w16du:dateUtc="2026-10-11T01:47:00Z">
+      <w:ins w:id="345" w:author="Arun Rai" w:date="2026-10-11T07:32:00Z" w16du:dateUtc="2026-10-11T01:47:00Z">
         <w:r>
           <w:rPr>
             <w:rFonts w:ascii="Times New Roman" w:hAnsi="Times New Roman" w:cs="Times New Roman"/>
@@ -3811,7 +3876,7 @@
           <w:t xml:space="preserve"> for Flutter and Dart to develop the program instead of exploring Firebas</w:t>
         </w:r>
       </w:ins>
-      <w:ins w:id="341" w:author="Arun Rai" w:date="2026-10-11T07:33:00Z" w16du:dateUtc="2026-10-11T01:48:00Z">
+      <w:ins w:id="346" w:author="Arun Rai" w:date="2026-10-11T07:33:00Z" w16du:dateUtc="2026-10-11T01:48:00Z">
         <w:r>
           <w:rPr>
             <w:rFonts w:ascii="Times New Roman" w:hAnsi="Times New Roman" w:cs="Times New Roman"/>
@@ -3833,7 +3898,7 @@
           <w:t xml:space="preserve"> features, and other backend services. Flutter provides an opportunity to</w:t>
         </w:r>
       </w:ins>
-      <w:ins w:id="342" w:author="Arun Rai" w:date="2026-10-11T07:34:00Z" w16du:dateUtc="2026-10-11T01:49:00Z">
+      <w:ins w:id="347" w:author="Arun Rai" w:date="2026-10-11T07:34:00Z" w16du:dateUtc="2026-10-11T01:49:00Z">
         <w:r>
           <w:rPr>
             <w:rFonts w:ascii="Times New Roman" w:hAnsi="Times New Roman" w:cs="Times New Roman"/>
@@ -3841,7 +3906,7 @@
           <w:t xml:space="preserve"> collaborate with native platforms while implementing cross-platform features. This is important as many </w:t>
         </w:r>
       </w:ins>
-      <w:ins w:id="343" w:author="Arun Rai" w:date="2026-10-11T07:36:00Z" w16du:dateUtc="2026-10-11T01:51:00Z">
+      <w:ins w:id="348" w:author="Arun Rai" w:date="2026-10-11T07:36:00Z" w16du:dateUtc="2026-10-11T01:51:00Z">
         <w:r>
           <w:rPr>
             <w:rFonts w:ascii="Times New Roman" w:hAnsi="Times New Roman" w:cs="Times New Roman"/>
@@ -3877,7 +3942,7 @@
           <w:t xml:space="preserve"> automation, Android lifecycle and permissions, and service rules instead of relying on </w:t>
         </w:r>
       </w:ins>
-      <w:ins w:id="344" w:author="Arun Rai" w:date="2026-10-11T07:37:00Z" w16du:dateUtc="2026-10-11T01:52:00Z">
+      <w:ins w:id="349" w:author="Arun Rai" w:date="2026-10-11T07:37:00Z" w16du:dateUtc="2026-10-11T01:52:00Z">
         <w:r>
           <w:rPr>
             <w:rFonts w:ascii="Times New Roman" w:hAnsi="Times New Roman" w:cs="Times New Roman"/>
@@ -3891,7 +3956,7 @@
         <w:ind w:left="360"/>
         <w:jc w:val="both"/>
         <w:rPr>
-          <w:ins w:id="345" w:author="Arun Rai" w:date="2026-10-11T07:37:00Z" w16du:dateUtc="2026-10-11T01:52:00Z"/>
+          <w:ins w:id="350" w:author="Arun Rai" w:date="2026-10-11T07:37:00Z" w16du:dateUtc="2026-10-11T01:52:00Z"/>
           <w:rFonts w:ascii="Times New Roman" w:hAnsi="Times New Roman" w:cs="Times New Roman"/>
         </w:rPr>
       </w:pPr>
@@ -3905,21 +3970,21 @@
         </w:numPr>
         <w:jc w:val="both"/>
         <w:rPr>
-          <w:ins w:id="346" w:author="Arun Rai" w:date="2026-10-11T07:38:00Z" w16du:dateUtc="2026-10-11T01:53:00Z"/>
-          <w:rFonts w:ascii="Times New Roman" w:hAnsi="Times New Roman" w:cs="Times New Roman"/>
-        </w:rPr>
-        <w:pPrChange w:id="347" w:author="Arun Rai" w:date="2026-10-13T13:02:00Z" w16du:dateUtc="2026-10-13T07:17:00Z">
+          <w:ins w:id="351" w:author="Arun Rai" w:date="2026-10-11T07:38:00Z" w16du:dateUtc="2026-10-11T01:53:00Z"/>
+          <w:rFonts w:ascii="Times New Roman" w:hAnsi="Times New Roman" w:cs="Times New Roman"/>
+        </w:rPr>
+        <w:pPrChange w:id="352" w:author="Arun Rai" w:date="2026-10-13T13:02:00Z" w16du:dateUtc="2026-10-13T07:17:00Z">
           <w:pPr>
             <w:pStyle w:val="Heading2"/>
             <w:jc w:val="both"/>
           </w:pPr>
         </w:pPrChange>
       </w:pPr>
-      <w:ins w:id="348" w:author="Arun Rai" w:date="2026-10-11T07:37:00Z" w16du:dateUtc="2026-10-11T01:52:00Z">
-        <w:r>
-          <w:rPr>
-            <w:rFonts w:ascii="Times New Roman" w:hAnsi="Times New Roman" w:cs="Times New Roman"/>
-            <w:rPrChange w:id="349" w:author="Arun Rai" w:date="2026-10-13T13:02:00Z" w16du:dateUtc="2026-10-13T07:17:00Z">
+      <w:ins w:id="353" w:author="Arun Rai" w:date="2026-10-11T07:37:00Z" w16du:dateUtc="2026-10-11T01:52:00Z">
+        <w:r>
+          <w:rPr>
+            <w:rFonts w:ascii="Times New Roman" w:hAnsi="Times New Roman" w:cs="Times New Roman"/>
+            <w:rPrChange w:id="354" w:author="Arun Rai" w:date="2026-10-13T13:02:00Z" w16du:dateUtc="2026-10-13T07:17:00Z">
               <w:rPr/>
             </w:rPrChange>
           </w:rPr>
@@ -3932,17 +3997,17 @@
         <w:ind w:left="360"/>
         <w:jc w:val="both"/>
         <w:rPr>
-          <w:ins w:id="350" w:author="Arun Rai" w:date="2026-10-11T07:42:00Z" w16du:dateUtc="2026-10-11T01:57:00Z"/>
-          <w:rFonts w:ascii="Times New Roman" w:hAnsi="Times New Roman" w:cs="Times New Roman"/>
-        </w:rPr>
-        <w:pPrChange w:id="351" w:author="Arun Rai" w:date="2026-10-13T13:02:00Z" w16du:dateUtc="2026-10-13T07:17:00Z">
+          <w:ins w:id="355" w:author="Arun Rai" w:date="2026-10-11T07:42:00Z" w16du:dateUtc="2026-10-11T01:57:00Z"/>
+          <w:rFonts w:ascii="Times New Roman" w:hAnsi="Times New Roman" w:cs="Times New Roman"/>
+        </w:rPr>
+        <w:pPrChange w:id="356" w:author="Arun Rai" w:date="2026-10-13T13:02:00Z" w16du:dateUtc="2026-10-13T07:17:00Z">
           <w:pPr>
             <w:ind w:left="360"/>
           </w:pPr>
         </w:pPrChange>
       </w:pPr>
       <w:proofErr w:type="gramStart"/>
-      <w:ins w:id="352" w:author="Arun Rai" w:date="2026-10-11T07:39:00Z" w16du:dateUtc="2026-10-11T01:54:00Z">
+      <w:ins w:id="357" w:author="Arun Rai" w:date="2026-10-11T07:39:00Z" w16du:dateUtc="2026-10-11T01:54:00Z">
         <w:r>
           <w:rPr>
             <w:rFonts w:ascii="Times New Roman" w:hAnsi="Times New Roman" w:cs="Times New Roman"/>
@@ -3957,7 +4022,7 @@
           <w:t xml:space="preserve"> the project, I set an application </w:t>
         </w:r>
       </w:ins>
-      <w:ins w:id="353" w:author="Arun Rai" w:date="2026-10-11T07:40:00Z" w16du:dateUtc="2026-10-11T01:55:00Z">
+      <w:ins w:id="358" w:author="Arun Rai" w:date="2026-10-11T07:40:00Z" w16du:dateUtc="2026-10-11T01:55:00Z">
         <w:r>
           <w:rPr>
             <w:rFonts w:ascii="Times New Roman" w:hAnsi="Times New Roman" w:cs="Times New Roman"/>
@@ -3979,7 +4044,7 @@
           <w:t>, documented the process, launched the whole project on GitHub and invited my supervisor a</w:t>
         </w:r>
       </w:ins>
-      <w:ins w:id="354" w:author="Arun Rai" w:date="2026-10-11T07:41:00Z" w16du:dateUtc="2026-10-11T01:56:00Z">
+      <w:ins w:id="359" w:author="Arun Rai" w:date="2026-10-11T07:41:00Z" w16du:dateUtc="2026-10-11T01:56:00Z">
         <w:r>
           <w:rPr>
             <w:rFonts w:ascii="Times New Roman" w:hAnsi="Times New Roman" w:cs="Times New Roman"/>
@@ -3993,7 +4058,7 @@
           <w:t xml:space="preserve">I also wrote the introduction, acknowledgment, and abstract. The main problem I faced was </w:t>
         </w:r>
       </w:ins>
-      <w:ins w:id="355" w:author="Arun Rai" w:date="2026-10-11T07:42:00Z" w16du:dateUtc="2026-10-11T01:57:00Z">
+      <w:ins w:id="360" w:author="Arun Rai" w:date="2026-10-11T07:42:00Z" w16du:dateUtc="2026-10-11T01:57:00Z">
         <w:r>
           <w:rPr>
             <w:rFonts w:ascii="Times New Roman" w:hAnsi="Times New Roman" w:cs="Times New Roman"/>
@@ -4007,10 +4072,10 @@
         <w:ind w:left="360"/>
         <w:jc w:val="both"/>
         <w:rPr>
-          <w:ins w:id="356" w:author="Arun Rai" w:date="2026-10-11T07:42:00Z" w16du:dateUtc="2026-10-11T01:57:00Z"/>
-          <w:rFonts w:ascii="Times New Roman" w:hAnsi="Times New Roman" w:cs="Times New Roman"/>
-        </w:rPr>
-        <w:pPrChange w:id="357" w:author="Arun Rai" w:date="2026-10-13T13:02:00Z" w16du:dateUtc="2026-10-13T07:17:00Z">
+          <w:ins w:id="361" w:author="Arun Rai" w:date="2026-10-11T07:42:00Z" w16du:dateUtc="2026-10-11T01:57:00Z"/>
+          <w:rFonts w:ascii="Times New Roman" w:hAnsi="Times New Roman" w:cs="Times New Roman"/>
+        </w:rPr>
+        <w:pPrChange w:id="362" w:author="Arun Rai" w:date="2026-10-13T13:02:00Z" w16du:dateUtc="2026-10-13T07:17:00Z">
           <w:pPr>
             <w:ind w:left="360"/>
           </w:pPr>
@@ -4026,21 +4091,21 @@
         </w:numPr>
         <w:jc w:val="both"/>
         <w:rPr>
-          <w:ins w:id="358" w:author="Arun Rai" w:date="2026-10-11T07:43:00Z" w16du:dateUtc="2026-10-11T01:58:00Z"/>
-          <w:rFonts w:ascii="Times New Roman" w:hAnsi="Times New Roman" w:cs="Times New Roman"/>
-        </w:rPr>
-        <w:pPrChange w:id="359" w:author="Arun Rai" w:date="2026-10-13T13:02:00Z" w16du:dateUtc="2026-10-13T07:17:00Z">
+          <w:ins w:id="363" w:author="Arun Rai" w:date="2026-10-11T07:43:00Z" w16du:dateUtc="2026-10-11T01:58:00Z"/>
+          <w:rFonts w:ascii="Times New Roman" w:hAnsi="Times New Roman" w:cs="Times New Roman"/>
+        </w:rPr>
+        <w:pPrChange w:id="364" w:author="Arun Rai" w:date="2026-10-13T13:02:00Z" w16du:dateUtc="2026-10-13T07:17:00Z">
           <w:pPr>
             <w:pStyle w:val="Heading2"/>
             <w:jc w:val="both"/>
           </w:pPr>
         </w:pPrChange>
       </w:pPr>
-      <w:ins w:id="360" w:author="Arun Rai" w:date="2026-10-11T07:43:00Z" w16du:dateUtc="2026-10-11T01:58:00Z">
-        <w:r>
-          <w:rPr>
-            <w:rFonts w:ascii="Times New Roman" w:hAnsi="Times New Roman" w:cs="Times New Roman"/>
-            <w:rPrChange w:id="361" w:author="Arun Rai" w:date="2026-10-13T13:02:00Z" w16du:dateUtc="2026-10-13T07:17:00Z">
+      <w:ins w:id="365" w:author="Arun Rai" w:date="2026-10-11T07:43:00Z" w16du:dateUtc="2026-10-11T01:58:00Z">
+        <w:r>
+          <w:rPr>
+            <w:rFonts w:ascii="Times New Roman" w:hAnsi="Times New Roman" w:cs="Times New Roman"/>
+            <w:rPrChange w:id="366" w:author="Arun Rai" w:date="2026-10-13T13:02:00Z" w16du:dateUtc="2026-10-13T07:17:00Z">
               <w:rPr/>
             </w:rPrChange>
           </w:rPr>
@@ -4053,11 +4118,11 @@
         <w:ind w:left="360"/>
         <w:jc w:val="both"/>
         <w:rPr>
-          <w:ins w:id="362" w:author="Arun Rai" w:date="2026-10-11T08:30:00Z" w16du:dateUtc="2026-10-11T02:45:00Z"/>
-          <w:rFonts w:ascii="Times New Roman" w:hAnsi="Times New Roman" w:cs="Times New Roman"/>
-        </w:rPr>
-      </w:pPr>
-      <w:ins w:id="363" w:author="Arun Rai" w:date="2026-10-11T08:27:00Z" w16du:dateUtc="2026-10-11T02:42:00Z">
+          <w:ins w:id="367" w:author="Arun Rai" w:date="2026-10-11T08:30:00Z" w16du:dateUtc="2026-10-11T02:45:00Z"/>
+          <w:rFonts w:ascii="Times New Roman" w:hAnsi="Times New Roman" w:cs="Times New Roman"/>
+        </w:rPr>
+      </w:pPr>
+      <w:ins w:id="368" w:author="Arun Rai" w:date="2026-10-11T08:27:00Z" w16du:dateUtc="2026-10-11T02:42:00Z">
         <w:r>
           <w:rPr>
             <w:rFonts w:ascii="Times New Roman" w:hAnsi="Times New Roman" w:cs="Times New Roman"/>
@@ -4065,7 +4130,7 @@
           <w:t xml:space="preserve">I outlined the objectives, the project scope, the user flow, and the key </w:t>
         </w:r>
       </w:ins>
-      <w:ins w:id="364" w:author="Arun Rai" w:date="2026-10-11T08:28:00Z" w16du:dateUtc="2026-10-11T02:43:00Z">
+      <w:ins w:id="369" w:author="Arun Rai" w:date="2026-10-11T08:28:00Z" w16du:dateUtc="2026-10-11T02:43:00Z">
         <w:r>
           <w:rPr>
             <w:rFonts w:ascii="Times New Roman" w:hAnsi="Times New Roman" w:cs="Times New Roman"/>
@@ -4087,7 +4152,7 @@
           <w:t xml:space="preserve"> the hidden emergency evacuati</w:t>
         </w:r>
       </w:ins>
-      <w:ins w:id="365" w:author="Arun Rai" w:date="2026-10-11T08:29:00Z" w16du:dateUtc="2026-10-11T02:44:00Z">
+      <w:ins w:id="370" w:author="Arun Rai" w:date="2026-10-11T08:29:00Z" w16du:dateUtc="2026-10-11T02:44:00Z">
         <w:r>
           <w:rPr>
             <w:rFonts w:ascii="Times New Roman" w:hAnsi="Times New Roman" w:cs="Times New Roman"/>
@@ -4095,7 +4160,7 @@
           <w:t xml:space="preserve">on route and the hidden calculator. I found out that usability and privacy are contradictory design requirements. The functionality </w:t>
         </w:r>
       </w:ins>
-      <w:ins w:id="366" w:author="Arun Rai" w:date="2026-10-11T08:30:00Z" w16du:dateUtc="2026-10-11T02:45:00Z">
+      <w:ins w:id="371" w:author="Arun Rai" w:date="2026-10-11T08:30:00Z" w16du:dateUtc="2026-10-11T02:45:00Z">
         <w:r>
           <w:rPr>
             <w:rFonts w:ascii="Times New Roman" w:hAnsi="Times New Roman" w:cs="Times New Roman"/>
@@ -4109,7 +4174,7 @@
         <w:ind w:left="360"/>
         <w:jc w:val="both"/>
         <w:rPr>
-          <w:ins w:id="367" w:author="Arun Rai" w:date="2026-10-11T08:30:00Z" w16du:dateUtc="2026-10-11T02:45:00Z"/>
+          <w:ins w:id="372" w:author="Arun Rai" w:date="2026-10-11T08:30:00Z" w16du:dateUtc="2026-10-11T02:45:00Z"/>
           <w:rFonts w:ascii="Times New Roman" w:hAnsi="Times New Roman" w:cs="Times New Roman"/>
         </w:rPr>
       </w:pPr>
@@ -4120,48 +4185,48 @@
         <w:ind w:firstLine="360"/>
         <w:jc w:val="both"/>
         <w:rPr>
-          <w:ins w:id="368" w:author="Arun Rai" w:date="2026-10-11T08:31:00Z" w16du:dateUtc="2026-10-11T02:46:00Z"/>
-          <w:rFonts w:ascii="Times New Roman" w:hAnsi="Times New Roman" w:cs="Times New Roman"/>
-          <w:rPrChange w:id="369" w:author="Arun Rai" w:date="2026-10-13T13:02:00Z" w16du:dateUtc="2026-10-13T07:17:00Z">
+          <w:ins w:id="373" w:author="Arun Rai" w:date="2026-10-11T08:31:00Z" w16du:dateUtc="2026-10-11T02:46:00Z"/>
+          <w:rFonts w:ascii="Times New Roman" w:hAnsi="Times New Roman" w:cs="Times New Roman"/>
+          <w:rPrChange w:id="374" w:author="Arun Rai" w:date="2026-10-13T13:02:00Z" w16du:dateUtc="2026-10-13T07:17:00Z">
             <w:rPr>
-              <w:ins w:id="370" w:author="Arun Rai" w:date="2026-10-11T08:31:00Z" w16du:dateUtc="2026-10-11T02:46:00Z"/>
+              <w:ins w:id="375" w:author="Arun Rai" w:date="2026-10-11T08:31:00Z" w16du:dateUtc="2026-10-11T02:46:00Z"/>
             </w:rPr>
           </w:rPrChange>
         </w:rPr>
-        <w:pPrChange w:id="371" w:author="Arun Rai" w:date="2026-10-13T13:02:00Z" w16du:dateUtc="2026-10-13T07:17:00Z">
+        <w:pPrChange w:id="376" w:author="Arun Rai" w:date="2026-10-13T13:02:00Z" w16du:dateUtc="2026-10-13T07:17:00Z">
           <w:pPr>
             <w:ind w:left="360"/>
             <w:jc w:val="both"/>
           </w:pPr>
         </w:pPrChange>
       </w:pPr>
-      <w:ins w:id="372" w:author="Arun Rai" w:date="2026-10-11T15:47:00Z" w16du:dateUtc="2026-10-11T10:02:00Z">
-        <w:r>
-          <w:rPr>
-            <w:rFonts w:ascii="Times New Roman" w:hAnsi="Times New Roman" w:cs="Times New Roman"/>
-            <w:rPrChange w:id="373" w:author="Arun Rai" w:date="2026-10-13T13:02:00Z" w16du:dateUtc="2026-10-13T07:17:00Z">
+      <w:ins w:id="377" w:author="Arun Rai" w:date="2026-10-11T15:47:00Z" w16du:dateUtc="2026-10-11T10:02:00Z">
+        <w:r>
+          <w:rPr>
+            <w:rFonts w:ascii="Times New Roman" w:hAnsi="Times New Roman" w:cs="Times New Roman"/>
+            <w:rPrChange w:id="378" w:author="Arun Rai" w:date="2026-10-13T13:02:00Z" w16du:dateUtc="2026-10-13T07:17:00Z">
               <w:rPr/>
             </w:rPrChange>
           </w:rPr>
           <w:t xml:space="preserve">2.3 </w:t>
         </w:r>
       </w:ins>
-      <w:ins w:id="374" w:author="Arun Rai" w:date="2026-10-11T08:30:00Z" w16du:dateUtc="2026-10-11T02:45:00Z">
-        <w:r>
-          <w:rPr>
-            <w:rFonts w:ascii="Times New Roman" w:hAnsi="Times New Roman" w:cs="Times New Roman"/>
-            <w:rPrChange w:id="375" w:author="Arun Rai" w:date="2026-10-13T13:02:00Z" w16du:dateUtc="2026-10-13T07:17:00Z">
+      <w:ins w:id="379" w:author="Arun Rai" w:date="2026-10-11T08:30:00Z" w16du:dateUtc="2026-10-11T02:45:00Z">
+        <w:r>
+          <w:rPr>
+            <w:rFonts w:ascii="Times New Roman" w:hAnsi="Times New Roman" w:cs="Times New Roman"/>
+            <w:rPrChange w:id="380" w:author="Arun Rai" w:date="2026-10-13T13:02:00Z" w16du:dateUtc="2026-10-13T07:17:00Z">
               <w:rPr/>
             </w:rPrChange>
           </w:rPr>
           <w:t>Week</w:t>
         </w:r>
       </w:ins>
-      <w:ins w:id="376" w:author="Arun Rai" w:date="2026-10-11T08:31:00Z" w16du:dateUtc="2026-10-11T02:46:00Z">
-        <w:r>
-          <w:rPr>
-            <w:rFonts w:ascii="Times New Roman" w:hAnsi="Times New Roman" w:cs="Times New Roman"/>
-            <w:rPrChange w:id="377" w:author="Arun Rai" w:date="2026-10-13T13:02:00Z" w16du:dateUtc="2026-10-13T07:17:00Z">
+      <w:ins w:id="381" w:author="Arun Rai" w:date="2026-10-11T08:31:00Z" w16du:dateUtc="2026-10-11T02:46:00Z">
+        <w:r>
+          <w:rPr>
+            <w:rFonts w:ascii="Times New Roman" w:hAnsi="Times New Roman" w:cs="Times New Roman"/>
+            <w:rPrChange w:id="382" w:author="Arun Rai" w:date="2026-10-13T13:02:00Z" w16du:dateUtc="2026-10-13T07:17:00Z">
               <w:rPr/>
             </w:rPrChange>
           </w:rPr>
@@ -4174,11 +4239,11 @@
         <w:ind w:left="360"/>
         <w:jc w:val="both"/>
         <w:rPr>
-          <w:ins w:id="378" w:author="Arun Rai" w:date="2026-10-11T08:33:00Z" w16du:dateUtc="2026-10-11T02:48:00Z"/>
-          <w:rFonts w:ascii="Times New Roman" w:hAnsi="Times New Roman" w:cs="Times New Roman"/>
-        </w:rPr>
-      </w:pPr>
-      <w:ins w:id="379" w:author="Arun Rai" w:date="2026-10-11T08:31:00Z" w16du:dateUtc="2026-10-11T02:46:00Z">
+          <w:ins w:id="383" w:author="Arun Rai" w:date="2026-10-11T08:33:00Z" w16du:dateUtc="2026-10-11T02:48:00Z"/>
+          <w:rFonts w:ascii="Times New Roman" w:hAnsi="Times New Roman" w:cs="Times New Roman"/>
+        </w:rPr>
+      </w:pPr>
+      <w:ins w:id="384" w:author="Arun Rai" w:date="2026-10-11T08:31:00Z" w16du:dateUtc="2026-10-11T02:46:00Z">
         <w:r>
           <w:rPr>
             <w:rFonts w:ascii="Times New Roman" w:hAnsi="Times New Roman" w:cs="Times New Roman"/>
@@ -4186,7 +4251,7 @@
           <w:t>After clarifying the functional and non-functional needs, I divided the solution into services that are responsible for</w:t>
         </w:r>
       </w:ins>
-      <w:ins w:id="380" w:author="Arun Rai" w:date="2026-10-11T08:32:00Z" w16du:dateUtc="2026-10-11T02:47:00Z">
+      <w:ins w:id="385" w:author="Arun Rai" w:date="2026-10-11T08:32:00Z" w16du:dateUtc="2026-10-11T02:47:00Z">
         <w:r>
           <w:rPr>
             <w:rFonts w:ascii="Times New Roman" w:hAnsi="Times New Roman" w:cs="Times New Roman"/>
@@ -4194,7 +4259,7 @@
           <w:t xml:space="preserve"> authentication, authorization, geo-locating, sensing, and relating the voice and SOS. I began splitting </w:t>
         </w:r>
       </w:ins>
-      <w:ins w:id="381" w:author="Arun Rai" w:date="2026-10-11T08:33:00Z" w16du:dateUtc="2026-10-11T02:48:00Z">
+      <w:ins w:id="386" w:author="Arun Rai" w:date="2026-10-11T08:33:00Z" w16du:dateUtc="2026-10-11T02:48:00Z">
         <w:r>
           <w:rPr>
             <w:rFonts w:ascii="Times New Roman" w:hAnsi="Times New Roman" w:cs="Times New Roman"/>
@@ -4202,7 +4267,7 @@
           <w:t>Android-specific</w:t>
         </w:r>
       </w:ins>
-      <w:ins w:id="382" w:author="Arun Rai" w:date="2026-10-11T08:32:00Z" w16du:dateUtc="2026-10-11T02:47:00Z">
+      <w:ins w:id="387" w:author="Arun Rai" w:date="2026-10-11T08:32:00Z" w16du:dateUtc="2026-10-11T02:47:00Z">
         <w:r>
           <w:rPr>
             <w:rFonts w:ascii="Times New Roman" w:hAnsi="Times New Roman" w:cs="Times New Roman"/>
@@ -4210,7 +4275,7 @@
           <w:t xml:space="preserve"> tasks from </w:t>
         </w:r>
       </w:ins>
-      <w:ins w:id="383" w:author="Arun Rai" w:date="2026-10-11T08:33:00Z" w16du:dateUtc="2026-10-11T02:48:00Z">
+      <w:ins w:id="388" w:author="Arun Rai" w:date="2026-10-11T08:33:00Z" w16du:dateUtc="2026-10-11T02:48:00Z">
         <w:r>
           <w:rPr>
             <w:rFonts w:ascii="Times New Roman" w:hAnsi="Times New Roman" w:cs="Times New Roman"/>
@@ -4238,7 +4303,7 @@
         <w:ind w:left="360"/>
         <w:jc w:val="both"/>
         <w:rPr>
-          <w:ins w:id="384" w:author="Arun Rai" w:date="2026-10-11T08:33:00Z" w16du:dateUtc="2026-10-11T02:48:00Z"/>
+          <w:ins w:id="389" w:author="Arun Rai" w:date="2026-10-11T08:33:00Z" w16du:dateUtc="2026-10-11T02:48:00Z"/>
           <w:rFonts w:ascii="Times New Roman" w:hAnsi="Times New Roman" w:cs="Times New Roman"/>
         </w:rPr>
       </w:pPr>
@@ -4249,48 +4314,48 @@
         <w:ind w:firstLine="360"/>
         <w:jc w:val="both"/>
         <w:rPr>
-          <w:ins w:id="385" w:author="Arun Rai" w:date="2026-10-11T08:34:00Z" w16du:dateUtc="2026-10-11T02:49:00Z"/>
-          <w:rFonts w:ascii="Times New Roman" w:hAnsi="Times New Roman" w:cs="Times New Roman"/>
-          <w:rPrChange w:id="386" w:author="Arun Rai" w:date="2026-10-13T13:02:00Z" w16du:dateUtc="2026-10-13T07:17:00Z">
+          <w:ins w:id="390" w:author="Arun Rai" w:date="2026-10-11T08:34:00Z" w16du:dateUtc="2026-10-11T02:49:00Z"/>
+          <w:rFonts w:ascii="Times New Roman" w:hAnsi="Times New Roman" w:cs="Times New Roman"/>
+          <w:rPrChange w:id="391" w:author="Arun Rai" w:date="2026-10-13T13:02:00Z" w16du:dateUtc="2026-10-13T07:17:00Z">
             <w:rPr>
-              <w:ins w:id="387" w:author="Arun Rai" w:date="2026-10-11T08:34:00Z" w16du:dateUtc="2026-10-11T02:49:00Z"/>
+              <w:ins w:id="392" w:author="Arun Rai" w:date="2026-10-11T08:34:00Z" w16du:dateUtc="2026-10-11T02:49:00Z"/>
             </w:rPr>
           </w:rPrChange>
         </w:rPr>
-        <w:pPrChange w:id="388" w:author="Arun Rai" w:date="2026-10-13T13:02:00Z" w16du:dateUtc="2026-10-13T07:17:00Z">
+        <w:pPrChange w:id="393" w:author="Arun Rai" w:date="2026-10-13T13:02:00Z" w16du:dateUtc="2026-10-13T07:17:00Z">
           <w:pPr>
             <w:ind w:left="360"/>
             <w:jc w:val="both"/>
           </w:pPr>
         </w:pPrChange>
       </w:pPr>
-      <w:ins w:id="389" w:author="Arun Rai" w:date="2026-10-11T15:47:00Z" w16du:dateUtc="2026-10-11T10:02:00Z">
-        <w:r>
-          <w:rPr>
-            <w:rFonts w:ascii="Times New Roman" w:hAnsi="Times New Roman" w:cs="Times New Roman"/>
-            <w:rPrChange w:id="390" w:author="Arun Rai" w:date="2026-10-13T13:02:00Z" w16du:dateUtc="2026-10-13T07:17:00Z">
+      <w:ins w:id="394" w:author="Arun Rai" w:date="2026-10-11T15:47:00Z" w16du:dateUtc="2026-10-11T10:02:00Z">
+        <w:r>
+          <w:rPr>
+            <w:rFonts w:ascii="Times New Roman" w:hAnsi="Times New Roman" w:cs="Times New Roman"/>
+            <w:rPrChange w:id="395" w:author="Arun Rai" w:date="2026-10-13T13:02:00Z" w16du:dateUtc="2026-10-13T07:17:00Z">
               <w:rPr/>
             </w:rPrChange>
           </w:rPr>
           <w:t>2.</w:t>
         </w:r>
       </w:ins>
-      <w:ins w:id="391" w:author="Arun Rai" w:date="2026-10-11T15:48:00Z" w16du:dateUtc="2026-10-11T10:03:00Z">
-        <w:r>
-          <w:rPr>
-            <w:rFonts w:ascii="Times New Roman" w:hAnsi="Times New Roman" w:cs="Times New Roman"/>
-            <w:rPrChange w:id="392" w:author="Arun Rai" w:date="2026-10-13T13:02:00Z" w16du:dateUtc="2026-10-13T07:17:00Z">
+      <w:ins w:id="396" w:author="Arun Rai" w:date="2026-10-11T15:48:00Z" w16du:dateUtc="2026-10-11T10:03:00Z">
+        <w:r>
+          <w:rPr>
+            <w:rFonts w:ascii="Times New Roman" w:hAnsi="Times New Roman" w:cs="Times New Roman"/>
+            <w:rPrChange w:id="397" w:author="Arun Rai" w:date="2026-10-13T13:02:00Z" w16du:dateUtc="2026-10-13T07:17:00Z">
               <w:rPr/>
             </w:rPrChange>
           </w:rPr>
           <w:t xml:space="preserve">4 </w:t>
         </w:r>
       </w:ins>
-      <w:ins w:id="393" w:author="Arun Rai" w:date="2026-10-11T08:34:00Z" w16du:dateUtc="2026-10-11T02:49:00Z">
-        <w:r>
-          <w:rPr>
-            <w:rFonts w:ascii="Times New Roman" w:hAnsi="Times New Roman" w:cs="Times New Roman"/>
-            <w:rPrChange w:id="394" w:author="Arun Rai" w:date="2026-10-13T13:02:00Z" w16du:dateUtc="2026-10-13T07:17:00Z">
+      <w:ins w:id="398" w:author="Arun Rai" w:date="2026-10-11T08:34:00Z" w16du:dateUtc="2026-10-11T02:49:00Z">
+        <w:r>
+          <w:rPr>
+            <w:rFonts w:ascii="Times New Roman" w:hAnsi="Times New Roman" w:cs="Times New Roman"/>
+            <w:rPrChange w:id="399" w:author="Arun Rai" w:date="2026-10-13T13:02:00Z" w16du:dateUtc="2026-10-13T07:17:00Z">
               <w:rPr/>
             </w:rPrChange>
           </w:rPr>
@@ -4303,11 +4368,11 @@
         <w:ind w:left="360"/>
         <w:jc w:val="both"/>
         <w:rPr>
-          <w:ins w:id="395" w:author="Arun Rai" w:date="2026-10-11T08:37:00Z" w16du:dateUtc="2026-10-11T02:52:00Z"/>
-          <w:rFonts w:ascii="Times New Roman" w:hAnsi="Times New Roman" w:cs="Times New Roman"/>
-        </w:rPr>
-      </w:pPr>
-      <w:ins w:id="396" w:author="Arun Rai" w:date="2026-10-11T08:34:00Z" w16du:dateUtc="2026-10-11T02:49:00Z">
+          <w:ins w:id="400" w:author="Arun Rai" w:date="2026-10-11T08:37:00Z" w16du:dateUtc="2026-10-11T02:52:00Z"/>
+          <w:rFonts w:ascii="Times New Roman" w:hAnsi="Times New Roman" w:cs="Times New Roman"/>
+        </w:rPr>
+      </w:pPr>
+      <w:ins w:id="401" w:author="Arun Rai" w:date="2026-10-11T08:34:00Z" w16du:dateUtc="2026-10-11T02:49:00Z">
         <w:r>
           <w:rPr>
             <w:rFonts w:ascii="Times New Roman" w:hAnsi="Times New Roman" w:cs="Times New Roman"/>
@@ -4315,7 +4380,7 @@
           <w:t>I have created components that are of importance i</w:t>
         </w:r>
       </w:ins>
-      <w:ins w:id="397" w:author="Arun Rai" w:date="2026-10-11T08:35:00Z" w16du:dateUtc="2026-10-11T02:50:00Z">
+      <w:ins w:id="402" w:author="Arun Rai" w:date="2026-10-11T08:35:00Z" w16du:dateUtc="2026-10-11T02:50:00Z">
         <w:r>
           <w:rPr>
             <w:rFonts w:ascii="Times New Roman" w:hAnsi="Times New Roman" w:cs="Times New Roman"/>
@@ -4323,7 +4388,7 @@
           <w:t>n service-oriented architecture and implemented a Flutter framework. This led to easier debugging and ideal separation of concerns. However</w:t>
         </w:r>
       </w:ins>
-      <w:ins w:id="398" w:author="Arun Rai" w:date="2026-10-11T08:36:00Z" w16du:dateUtc="2026-10-11T02:51:00Z">
+      <w:ins w:id="403" w:author="Arun Rai" w:date="2026-10-11T08:36:00Z" w16du:dateUtc="2026-10-11T02:51:00Z">
         <w:r>
           <w:rPr>
             <w:rFonts w:ascii="Times New Roman" w:hAnsi="Times New Roman" w:cs="Times New Roman"/>
@@ -4345,7 +4410,7 @@
           <w:t xml:space="preserve"> the main repository rather than from the directory of </w:t>
         </w:r>
       </w:ins>
-      <w:ins w:id="399" w:author="Arun Rai" w:date="2026-10-11T08:37:00Z" w16du:dateUtc="2026-10-11T02:52:00Z">
+      <w:ins w:id="404" w:author="Arun Rai" w:date="2026-10-11T08:37:00Z" w16du:dateUtc="2026-10-11T02:52:00Z">
         <w:r>
           <w:rPr>
             <w:rFonts w:ascii="Times New Roman" w:hAnsi="Times New Roman" w:cs="Times New Roman"/>
@@ -4366,7 +4431,7 @@
         <w:ind w:left="360"/>
         <w:jc w:val="both"/>
         <w:rPr>
-          <w:ins w:id="400" w:author="Arun Rai" w:date="2026-10-11T08:37:00Z" w16du:dateUtc="2026-10-11T02:52:00Z"/>
+          <w:ins w:id="405" w:author="Arun Rai" w:date="2026-10-11T08:37:00Z" w16du:dateUtc="2026-10-11T02:52:00Z"/>
           <w:rFonts w:ascii="Times New Roman" w:hAnsi="Times New Roman" w:cs="Times New Roman"/>
         </w:rPr>
       </w:pPr>
@@ -4377,22 +4442,22 @@
         <w:ind w:firstLine="360"/>
         <w:jc w:val="both"/>
         <w:rPr>
-          <w:ins w:id="401" w:author="Arun Rai" w:date="2026-10-11T08:38:00Z" w16du:dateUtc="2026-10-11T02:53:00Z"/>
-          <w:rFonts w:ascii="Times New Roman" w:hAnsi="Times New Roman" w:cs="Times New Roman"/>
-          <w:rPrChange w:id="402" w:author="Arun Rai" w:date="2026-10-13T13:02:00Z" w16du:dateUtc="2026-10-13T07:17:00Z">
+          <w:ins w:id="406" w:author="Arun Rai" w:date="2026-10-11T08:38:00Z" w16du:dateUtc="2026-10-11T02:53:00Z"/>
+          <w:rFonts w:ascii="Times New Roman" w:hAnsi="Times New Roman" w:cs="Times New Roman"/>
+          <w:rPrChange w:id="407" w:author="Arun Rai" w:date="2026-10-13T13:02:00Z" w16du:dateUtc="2026-10-13T07:17:00Z">
             <w:rPr>
-              <w:ins w:id="403" w:author="Arun Rai" w:date="2026-10-11T08:38:00Z" w16du:dateUtc="2026-10-11T02:53:00Z"/>
+              <w:ins w:id="408" w:author="Arun Rai" w:date="2026-10-11T08:38:00Z" w16du:dateUtc="2026-10-11T02:53:00Z"/>
             </w:rPr>
           </w:rPrChange>
         </w:rPr>
-        <w:pPrChange w:id="404" w:author="Arun Rai" w:date="2026-10-13T13:02:00Z" w16du:dateUtc="2026-10-13T07:17:00Z">
+        <w:pPrChange w:id="409" w:author="Arun Rai" w:date="2026-10-13T13:02:00Z" w16du:dateUtc="2026-10-13T07:17:00Z">
           <w:pPr>
             <w:ind w:left="360"/>
             <w:jc w:val="both"/>
           </w:pPr>
         </w:pPrChange>
       </w:pPr>
-      <w:ins w:id="405" w:author="Arun Rai" w:date="2026-10-11T15:48:00Z" w16du:dateUtc="2026-10-11T10:03:00Z">
+      <w:ins w:id="410" w:author="Arun Rai" w:date="2026-10-11T15:48:00Z" w16du:dateUtc="2026-10-11T10:03:00Z">
         <w:r>
           <w:rPr>
             <w:rFonts w:ascii="Times New Roman" w:hAnsi="Times New Roman" w:cs="Times New Roman"/>
@@ -4400,11 +4465,11 @@
           <w:t xml:space="preserve">2.5 </w:t>
         </w:r>
       </w:ins>
-      <w:ins w:id="406" w:author="Arun Rai" w:date="2026-10-11T08:38:00Z" w16du:dateUtc="2026-10-11T02:53:00Z">
-        <w:r>
-          <w:rPr>
-            <w:rFonts w:ascii="Times New Roman" w:hAnsi="Times New Roman" w:cs="Times New Roman"/>
-            <w:rPrChange w:id="407" w:author="Arun Rai" w:date="2026-10-13T13:02:00Z" w16du:dateUtc="2026-10-13T07:17:00Z">
+      <w:ins w:id="411" w:author="Arun Rai" w:date="2026-10-11T08:38:00Z" w16du:dateUtc="2026-10-11T02:53:00Z">
+        <w:r>
+          <w:rPr>
+            <w:rFonts w:ascii="Times New Roman" w:hAnsi="Times New Roman" w:cs="Times New Roman"/>
+            <w:rPrChange w:id="412" w:author="Arun Rai" w:date="2026-10-13T13:02:00Z" w16du:dateUtc="2026-10-13T07:17:00Z">
               <w:rPr/>
             </w:rPrChange>
           </w:rPr>
@@ -4417,22 +4482,22 @@
         <w:ind w:left="360"/>
         <w:jc w:val="both"/>
         <w:rPr>
-          <w:ins w:id="408" w:author="Arun Rai" w:date="2026-10-11T08:41:00Z" w16du:dateUtc="2026-10-11T02:56:00Z"/>
-          <w:rFonts w:ascii="Times New Roman" w:hAnsi="Times New Roman" w:cs="Times New Roman"/>
-        </w:rPr>
-      </w:pPr>
-      <w:ins w:id="409" w:author="Arun Rai" w:date="2026-10-11T08:33:00Z" w16du:dateUtc="2026-10-11T02:48:00Z">
-        <w:r>
-          <w:rPr>
-            <w:rFonts w:ascii="Times New Roman" w:hAnsi="Times New Roman" w:cs="Times New Roman"/>
-            <w:rPrChange w:id="410" w:author="Arun Rai" w:date="2026-10-13T13:02:00Z" w16du:dateUtc="2026-10-13T07:17:00Z">
+          <w:ins w:id="413" w:author="Arun Rai" w:date="2026-10-11T08:41:00Z" w16du:dateUtc="2026-10-11T02:56:00Z"/>
+          <w:rFonts w:ascii="Times New Roman" w:hAnsi="Times New Roman" w:cs="Times New Roman"/>
+        </w:rPr>
+      </w:pPr>
+      <w:ins w:id="414" w:author="Arun Rai" w:date="2026-10-11T08:33:00Z" w16du:dateUtc="2026-10-11T02:48:00Z">
+        <w:r>
+          <w:rPr>
+            <w:rFonts w:ascii="Times New Roman" w:hAnsi="Times New Roman" w:cs="Times New Roman"/>
+            <w:rPrChange w:id="415" w:author="Arun Rai" w:date="2026-10-13T13:02:00Z" w16du:dateUtc="2026-10-13T07:17:00Z">
               <w:rPr/>
             </w:rPrChange>
           </w:rPr>
           <w:t xml:space="preserve"> </w:t>
         </w:r>
       </w:ins>
-      <w:ins w:id="411" w:author="Arun Rai" w:date="2026-10-11T08:38:00Z" w16du:dateUtc="2026-10-11T02:53:00Z">
+      <w:ins w:id="416" w:author="Arun Rai" w:date="2026-10-11T08:38:00Z" w16du:dateUtc="2026-10-11T02:53:00Z">
         <w:r>
           <w:rPr>
             <w:rFonts w:ascii="Times New Roman" w:hAnsi="Times New Roman" w:cs="Times New Roman"/>
@@ -4440,7 +4505,7 @@
           <w:t xml:space="preserve">I </w:t>
         </w:r>
       </w:ins>
-      <w:ins w:id="412" w:author="Arun Rai" w:date="2026-10-11T08:39:00Z" w16du:dateUtc="2026-10-11T02:54:00Z">
+      <w:ins w:id="417" w:author="Arun Rai" w:date="2026-10-11T08:39:00Z" w16du:dateUtc="2026-10-11T02:54:00Z">
         <w:r>
           <w:rPr>
             <w:rFonts w:ascii="Times New Roman" w:hAnsi="Times New Roman" w:cs="Times New Roman"/>
@@ -4448,7 +4513,7 @@
           <w:t>worked on the issue of deploying SOS functionality and developed the idea of ensuring that the app was as easy to use as a calculator was</w:t>
         </w:r>
       </w:ins>
-      <w:ins w:id="413" w:author="Arun Rai" w:date="2026-10-11T08:40:00Z" w16du:dateUtc="2026-10-11T02:55:00Z">
+      <w:ins w:id="418" w:author="Arun Rai" w:date="2026-10-11T08:40:00Z" w16du:dateUtc="2026-10-11T02:55:00Z">
         <w:r>
           <w:rPr>
             <w:rFonts w:ascii="Times New Roman" w:hAnsi="Times New Roman" w:cs="Times New Roman"/>
@@ -4456,7 +4521,7 @@
           <w:t xml:space="preserve">. The idea was to come up with a solution that would prevent the accidental deployment of SOS. The solution I came up with was to enable the sending of SOS as a way of </w:t>
         </w:r>
       </w:ins>
-      <w:ins w:id="414" w:author="Arun Rai" w:date="2026-10-11T08:41:00Z" w16du:dateUtc="2026-10-11T02:56:00Z">
+      <w:ins w:id="419" w:author="Arun Rai" w:date="2026-10-11T08:41:00Z" w16du:dateUtc="2026-10-11T02:56:00Z">
         <w:r>
           <w:rPr>
             <w:rFonts w:ascii="Times New Roman" w:hAnsi="Times New Roman" w:cs="Times New Roman"/>
@@ -4470,7 +4535,7 @@
         <w:ind w:left="360"/>
         <w:jc w:val="both"/>
         <w:rPr>
-          <w:ins w:id="415" w:author="Arun Rai" w:date="2026-10-13T10:54:00Z" w16du:dateUtc="2026-10-13T05:09:00Z"/>
+          <w:ins w:id="420" w:author="Arun Rai" w:date="2026-10-13T10:54:00Z" w16du:dateUtc="2026-10-13T05:09:00Z"/>
           <w:rFonts w:ascii="Times New Roman" w:hAnsi="Times New Roman" w:cs="Times New Roman"/>
         </w:rPr>
       </w:pPr>
@@ -4480,11 +4545,11 @@
         <w:ind w:left="360"/>
         <w:jc w:val="both"/>
         <w:rPr>
-          <w:ins w:id="416" w:author="Arun Rai" w:date="2026-10-13T10:55:00Z" w16du:dateUtc="2026-10-13T05:10:00Z"/>
-          <w:rFonts w:ascii="Times New Roman" w:hAnsi="Times New Roman" w:cs="Times New Roman"/>
-        </w:rPr>
-      </w:pPr>
-      <w:ins w:id="417" w:author="Arun Rai" w:date="2026-10-13T10:55:00Z" w16du:dateUtc="2026-10-13T05:10:00Z">
+          <w:ins w:id="421" w:author="Arun Rai" w:date="2026-10-13T10:55:00Z" w16du:dateUtc="2026-10-13T05:10:00Z"/>
+          <w:rFonts w:ascii="Times New Roman" w:hAnsi="Times New Roman" w:cs="Times New Roman"/>
+        </w:rPr>
+      </w:pPr>
+      <w:ins w:id="422" w:author="Arun Rai" w:date="2026-10-13T10:55:00Z" w16du:dateUtc="2026-10-13T05:10:00Z">
         <w:r>
           <w:rPr>
             <w:rFonts w:ascii="Times New Roman" w:hAnsi="Times New Roman" w:cs="Times New Roman"/>
@@ -4498,11 +4563,11 @@
         <w:ind w:left="360"/>
         <w:jc w:val="both"/>
         <w:rPr>
-          <w:ins w:id="418" w:author="Arun Rai" w:date="2026-10-13T10:57:00Z" w16du:dateUtc="2026-10-13T05:12:00Z"/>
-          <w:rFonts w:ascii="Times New Roman" w:hAnsi="Times New Roman" w:cs="Times New Roman"/>
-        </w:rPr>
-      </w:pPr>
-      <w:ins w:id="419" w:author="Arun Rai" w:date="2026-10-13T10:55:00Z" w16du:dateUtc="2026-10-13T05:10:00Z">
+          <w:ins w:id="423" w:author="Arun Rai" w:date="2026-10-13T10:57:00Z" w16du:dateUtc="2026-10-13T05:12:00Z"/>
+          <w:rFonts w:ascii="Times New Roman" w:hAnsi="Times New Roman" w:cs="Times New Roman"/>
+        </w:rPr>
+      </w:pPr>
+      <w:ins w:id="424" w:author="Arun Rai" w:date="2026-10-13T10:55:00Z" w16du:dateUtc="2026-10-13T05:10:00Z">
         <w:r>
           <w:rPr>
             <w:rFonts w:ascii="Times New Roman" w:hAnsi="Times New Roman" w:cs="Times New Roman"/>
@@ -4510,7 +4575,7 @@
           <w:t xml:space="preserve">In my work, I dealt with location services, sensor logic, and permissions. I learned </w:t>
         </w:r>
       </w:ins>
-      <w:ins w:id="420" w:author="Arun Rai" w:date="2026-10-13T10:56:00Z" w16du:dateUtc="2026-10-13T05:11:00Z">
+      <w:ins w:id="425" w:author="Arun Rai" w:date="2026-10-13T10:56:00Z" w16du:dateUtc="2026-10-13T05:11:00Z">
         <w:r>
           <w:rPr>
             <w:rFonts w:ascii="Times New Roman" w:hAnsi="Times New Roman" w:cs="Times New Roman"/>
@@ -4532,7 +4597,7 @@
           <w:t xml:space="preserve"> the edge</w:t>
         </w:r>
       </w:ins>
-      <w:ins w:id="421" w:author="Arun Rai" w:date="2026-10-13T10:57:00Z" w16du:dateUtc="2026-10-13T05:12:00Z">
+      <w:ins w:id="426" w:author="Arun Rai" w:date="2026-10-13T10:57:00Z" w16du:dateUtc="2026-10-13T05:12:00Z">
         <w:r>
           <w:rPr>
             <w:rFonts w:ascii="Times New Roman" w:hAnsi="Times New Roman" w:cs="Times New Roman"/>
@@ -4574,7 +4639,7 @@
         <w:ind w:left="360"/>
         <w:jc w:val="both"/>
         <w:rPr>
-          <w:ins w:id="422" w:author="Arun Rai" w:date="2026-10-13T10:57:00Z" w16du:dateUtc="2026-10-13T05:12:00Z"/>
+          <w:ins w:id="427" w:author="Arun Rai" w:date="2026-10-13T10:57:00Z" w16du:dateUtc="2026-10-13T05:12:00Z"/>
           <w:rFonts w:ascii="Times New Roman" w:hAnsi="Times New Roman" w:cs="Times New Roman"/>
         </w:rPr>
       </w:pPr>
@@ -4584,11 +4649,11 @@
         <w:ind w:left="360"/>
         <w:jc w:val="both"/>
         <w:rPr>
-          <w:ins w:id="423" w:author="Arun Rai" w:date="2026-10-13T10:57:00Z" w16du:dateUtc="2026-10-13T05:12:00Z"/>
-          <w:rFonts w:ascii="Times New Roman" w:hAnsi="Times New Roman" w:cs="Times New Roman"/>
-        </w:rPr>
-      </w:pPr>
-      <w:ins w:id="424" w:author="Arun Rai" w:date="2026-10-13T10:57:00Z" w16du:dateUtc="2026-10-13T05:12:00Z">
+          <w:ins w:id="428" w:author="Arun Rai" w:date="2026-10-13T10:57:00Z" w16du:dateUtc="2026-10-13T05:12:00Z"/>
+          <w:rFonts w:ascii="Times New Roman" w:hAnsi="Times New Roman" w:cs="Times New Roman"/>
+        </w:rPr>
+      </w:pPr>
+      <w:ins w:id="429" w:author="Arun Rai" w:date="2026-10-13T10:57:00Z" w16du:dateUtc="2026-10-13T05:12:00Z">
         <w:r>
           <w:rPr>
             <w:rFonts w:ascii="Times New Roman" w:hAnsi="Times New Roman" w:cs="Times New Roman"/>
@@ -4602,11 +4667,11 @@
         <w:ind w:left="360"/>
         <w:jc w:val="both"/>
         <w:rPr>
-          <w:ins w:id="425" w:author="Arun Rai" w:date="2026-10-13T10:59:00Z" w16du:dateUtc="2026-10-13T05:14:00Z"/>
-          <w:rFonts w:ascii="Times New Roman" w:hAnsi="Times New Roman" w:cs="Times New Roman"/>
-        </w:rPr>
-      </w:pPr>
-      <w:ins w:id="426" w:author="Arun Rai" w:date="2026-10-13T10:58:00Z" w16du:dateUtc="2026-10-13T05:13:00Z">
+          <w:ins w:id="430" w:author="Arun Rai" w:date="2026-10-13T10:59:00Z" w16du:dateUtc="2026-10-13T05:14:00Z"/>
+          <w:rFonts w:ascii="Times New Roman" w:hAnsi="Times New Roman" w:cs="Times New Roman"/>
+        </w:rPr>
+      </w:pPr>
+      <w:ins w:id="431" w:author="Arun Rai" w:date="2026-10-13T10:58:00Z" w16du:dateUtc="2026-10-13T05:13:00Z">
         <w:r>
           <w:rPr>
             <w:rFonts w:ascii="Times New Roman" w:hAnsi="Times New Roman" w:cs="Times New Roman"/>
@@ -4628,7 +4693,7 @@
           <w:t xml:space="preserve"> of Android has very strict requirements for using fo</w:t>
         </w:r>
       </w:ins>
-      <w:ins w:id="427" w:author="Arun Rai" w:date="2026-10-13T10:59:00Z" w16du:dateUtc="2026-10-13T05:14:00Z">
+      <w:ins w:id="432" w:author="Arun Rai" w:date="2026-10-13T10:59:00Z" w16du:dateUtc="2026-10-13T05:14:00Z">
         <w:r>
           <w:rPr>
             <w:rFonts w:ascii="Times New Roman" w:hAnsi="Times New Roman" w:cs="Times New Roman"/>
@@ -4642,7 +4707,7 @@
         <w:ind w:left="360"/>
         <w:jc w:val="both"/>
         <w:rPr>
-          <w:ins w:id="428" w:author="Arun Rai" w:date="2026-10-13T10:59:00Z" w16du:dateUtc="2026-10-13T05:14:00Z"/>
+          <w:ins w:id="433" w:author="Arun Rai" w:date="2026-10-13T10:59:00Z" w16du:dateUtc="2026-10-13T05:14:00Z"/>
           <w:rFonts w:ascii="Times New Roman" w:hAnsi="Times New Roman" w:cs="Times New Roman"/>
         </w:rPr>
       </w:pPr>
@@ -4652,11 +4717,11 @@
         <w:ind w:left="360"/>
         <w:jc w:val="both"/>
         <w:rPr>
-          <w:ins w:id="429" w:author="Arun Rai" w:date="2026-10-13T10:59:00Z" w16du:dateUtc="2026-10-13T05:14:00Z"/>
-          <w:rFonts w:ascii="Times New Roman" w:hAnsi="Times New Roman" w:cs="Times New Roman"/>
-        </w:rPr>
-      </w:pPr>
-      <w:ins w:id="430" w:author="Arun Rai" w:date="2026-10-13T10:59:00Z" w16du:dateUtc="2026-10-13T05:14:00Z">
+          <w:ins w:id="434" w:author="Arun Rai" w:date="2026-10-13T10:59:00Z" w16du:dateUtc="2026-10-13T05:14:00Z"/>
+          <w:rFonts w:ascii="Times New Roman" w:hAnsi="Times New Roman" w:cs="Times New Roman"/>
+        </w:rPr>
+      </w:pPr>
+      <w:ins w:id="435" w:author="Arun Rai" w:date="2026-10-13T10:59:00Z" w16du:dateUtc="2026-10-13T05:14:00Z">
         <w:r>
           <w:rPr>
             <w:rFonts w:ascii="Times New Roman" w:hAnsi="Times New Roman" w:cs="Times New Roman"/>
@@ -4670,11 +4735,11 @@
         <w:ind w:left="360"/>
         <w:jc w:val="both"/>
         <w:rPr>
-          <w:ins w:id="431" w:author="Arun Rai" w:date="2026-10-13T11:02:00Z" w16du:dateUtc="2026-10-13T05:17:00Z"/>
-          <w:rFonts w:ascii="Times New Roman" w:hAnsi="Times New Roman" w:cs="Times New Roman"/>
-        </w:rPr>
-      </w:pPr>
-      <w:ins w:id="432" w:author="Arun Rai" w:date="2026-10-13T10:59:00Z" w16du:dateUtc="2026-10-13T05:14:00Z">
+          <w:ins w:id="436" w:author="Arun Rai" w:date="2026-10-13T11:02:00Z" w16du:dateUtc="2026-10-13T05:17:00Z"/>
+          <w:rFonts w:ascii="Times New Roman" w:hAnsi="Times New Roman" w:cs="Times New Roman"/>
+        </w:rPr>
+      </w:pPr>
+      <w:ins w:id="437" w:author="Arun Rai" w:date="2026-10-13T10:59:00Z" w16du:dateUtc="2026-10-13T05:14:00Z">
         <w:r>
           <w:rPr>
             <w:rFonts w:ascii="Times New Roman" w:hAnsi="Times New Roman" w:cs="Times New Roman"/>
@@ -4682,7 +4747,7 @@
           <w:t>I develop</w:t>
         </w:r>
       </w:ins>
-      <w:ins w:id="433" w:author="Arun Rai" w:date="2026-10-13T11:00:00Z" w16du:dateUtc="2026-10-13T05:15:00Z">
+      <w:ins w:id="438" w:author="Arun Rai" w:date="2026-10-13T11:00:00Z" w16du:dateUtc="2026-10-13T05:15:00Z">
         <w:r>
           <w:rPr>
             <w:rFonts w:ascii="Times New Roman" w:hAnsi="Times New Roman" w:cs="Times New Roman"/>
@@ -4690,7 +4755,7 @@
           <w:t xml:space="preserve">ed a speech service and explored voice-initiated activation technology. Upon initial consideration of LLM and AI/ML </w:t>
         </w:r>
       </w:ins>
-      <w:ins w:id="434" w:author="Arun Rai" w:date="2026-10-13T11:01:00Z" w16du:dateUtc="2026-10-13T05:16:00Z">
+      <w:ins w:id="439" w:author="Arun Rai" w:date="2026-10-13T11:01:00Z" w16du:dateUtc="2026-10-13T05:16:00Z">
         <w:r>
           <w:rPr>
             <w:rFonts w:ascii="Times New Roman" w:hAnsi="Times New Roman" w:cs="Times New Roman"/>
@@ -4712,7 +4777,7 @@
           <w:t xml:space="preserve"> that speech recognition and LLM tackle distinct challenges. In other words, an emergency command option </w:t>
         </w:r>
       </w:ins>
-      <w:ins w:id="435" w:author="Arun Rai" w:date="2026-10-13T11:02:00Z" w16du:dateUtc="2026-10-13T05:17:00Z">
+      <w:ins w:id="440" w:author="Arun Rai" w:date="2026-10-13T11:02:00Z" w16du:dateUtc="2026-10-13T05:17:00Z">
         <w:r>
           <w:rPr>
             <w:rFonts w:ascii="Times New Roman" w:hAnsi="Times New Roman" w:cs="Times New Roman"/>
@@ -4726,7 +4791,7 @@
         <w:ind w:left="360"/>
         <w:jc w:val="both"/>
         <w:rPr>
-          <w:ins w:id="436" w:author="Arun Rai" w:date="2026-10-13T11:02:00Z" w16du:dateUtc="2026-10-13T05:17:00Z"/>
+          <w:ins w:id="441" w:author="Arun Rai" w:date="2026-10-13T11:02:00Z" w16du:dateUtc="2026-10-13T05:17:00Z"/>
           <w:rFonts w:ascii="Times New Roman" w:hAnsi="Times New Roman" w:cs="Times New Roman"/>
         </w:rPr>
       </w:pPr>
@@ -4736,11 +4801,11 @@
         <w:ind w:left="360"/>
         <w:jc w:val="both"/>
         <w:rPr>
-          <w:ins w:id="437" w:author="Arun Rai" w:date="2026-10-13T11:02:00Z" w16du:dateUtc="2026-10-13T05:17:00Z"/>
-          <w:rFonts w:ascii="Times New Roman" w:hAnsi="Times New Roman" w:cs="Times New Roman"/>
-        </w:rPr>
-      </w:pPr>
-      <w:ins w:id="438" w:author="Arun Rai" w:date="2026-10-13T11:02:00Z" w16du:dateUtc="2026-10-13T05:17:00Z">
+          <w:ins w:id="442" w:author="Arun Rai" w:date="2026-10-13T11:02:00Z" w16du:dateUtc="2026-10-13T05:17:00Z"/>
+          <w:rFonts w:ascii="Times New Roman" w:hAnsi="Times New Roman" w:cs="Times New Roman"/>
+        </w:rPr>
+      </w:pPr>
+      <w:ins w:id="443" w:author="Arun Rai" w:date="2026-10-13T11:02:00Z" w16du:dateUtc="2026-10-13T05:17:00Z">
         <w:r>
           <w:rPr>
             <w:rFonts w:ascii="Times New Roman" w:hAnsi="Times New Roman" w:cs="Times New Roman"/>
@@ -4754,11 +4819,11 @@
         <w:ind w:left="360"/>
         <w:jc w:val="both"/>
         <w:rPr>
-          <w:ins w:id="439" w:author="Arun Rai" w:date="2026-10-13T11:06:00Z" w16du:dateUtc="2026-10-13T05:21:00Z"/>
-          <w:rFonts w:ascii="Times New Roman" w:hAnsi="Times New Roman" w:cs="Times New Roman"/>
-        </w:rPr>
-      </w:pPr>
-      <w:ins w:id="440" w:author="Arun Rai" w:date="2026-10-13T11:03:00Z" w16du:dateUtc="2026-10-13T05:18:00Z">
+          <w:ins w:id="444" w:author="Arun Rai" w:date="2026-10-13T11:06:00Z" w16du:dateUtc="2026-10-13T05:21:00Z"/>
+          <w:rFonts w:ascii="Times New Roman" w:hAnsi="Times New Roman" w:cs="Times New Roman"/>
+        </w:rPr>
+      </w:pPr>
+      <w:ins w:id="445" w:author="Arun Rai" w:date="2026-10-13T11:03:00Z" w16du:dateUtc="2026-10-13T05:18:00Z">
         <w:r>
           <w:rPr>
             <w:rFonts w:ascii="Times New Roman" w:hAnsi="Times New Roman" w:cs="Times New Roman"/>
@@ -4808,7 +4873,7 @@
           <w:t>, starting your app f</w:t>
         </w:r>
       </w:ins>
-      <w:ins w:id="441" w:author="Arun Rai" w:date="2026-10-13T11:04:00Z" w16du:dateUtc="2026-10-13T05:19:00Z">
+      <w:ins w:id="446" w:author="Arun Rai" w:date="2026-10-13T11:04:00Z" w16du:dateUtc="2026-10-13T05:19:00Z">
         <w:r>
           <w:rPr>
             <w:rFonts w:ascii="Times New Roman" w:hAnsi="Times New Roman" w:cs="Times New Roman"/>
@@ -4822,7 +4887,7 @@
           <w:t xml:space="preserve">is very important due to configuration errors. What is more essential is the fact </w:t>
         </w:r>
       </w:ins>
-      <w:ins w:id="442" w:author="Arun Rai" w:date="2026-10-13T11:05:00Z" w16du:dateUtc="2026-10-13T05:20:00Z">
+      <w:ins w:id="447" w:author="Arun Rai" w:date="2026-10-13T11:05:00Z" w16du:dateUtc="2026-10-13T05:20:00Z">
         <w:r>
           <w:rPr>
             <w:rFonts w:ascii="Times New Roman" w:hAnsi="Times New Roman" w:cs="Times New Roman"/>
@@ -4830,7 +4895,7 @@
           <w:t>that Firebase integrates authentication and security rules for access control as authentication on its own does not guarantee the securit</w:t>
         </w:r>
       </w:ins>
-      <w:ins w:id="443" w:author="Arun Rai" w:date="2026-10-13T11:06:00Z" w16du:dateUtc="2026-10-13T05:21:00Z">
+      <w:ins w:id="448" w:author="Arun Rai" w:date="2026-10-13T11:06:00Z" w16du:dateUtc="2026-10-13T05:21:00Z">
         <w:r>
           <w:rPr>
             <w:rFonts w:ascii="Times New Roman" w:hAnsi="Times New Roman" w:cs="Times New Roman"/>
@@ -4844,7 +4909,7 @@
         <w:ind w:left="360"/>
         <w:jc w:val="both"/>
         <w:rPr>
-          <w:ins w:id="444" w:author="Arun Rai" w:date="2026-10-13T11:06:00Z" w16du:dateUtc="2026-10-13T05:21:00Z"/>
+          <w:ins w:id="449" w:author="Arun Rai" w:date="2026-10-13T11:06:00Z" w16du:dateUtc="2026-10-13T05:21:00Z"/>
           <w:rFonts w:ascii="Times New Roman" w:hAnsi="Times New Roman" w:cs="Times New Roman"/>
         </w:rPr>
       </w:pPr>
@@ -4854,11 +4919,11 @@
         <w:ind w:left="360"/>
         <w:jc w:val="both"/>
         <w:rPr>
-          <w:ins w:id="445" w:author="Arun Rai" w:date="2026-10-13T11:06:00Z" w16du:dateUtc="2026-10-13T05:21:00Z"/>
-          <w:rFonts w:ascii="Times New Roman" w:hAnsi="Times New Roman" w:cs="Times New Roman"/>
-        </w:rPr>
-      </w:pPr>
-      <w:ins w:id="446" w:author="Arun Rai" w:date="2026-10-13T11:06:00Z" w16du:dateUtc="2026-10-13T05:21:00Z">
+          <w:ins w:id="450" w:author="Arun Rai" w:date="2026-10-13T11:06:00Z" w16du:dateUtc="2026-10-13T05:21:00Z"/>
+          <w:rFonts w:ascii="Times New Roman" w:hAnsi="Times New Roman" w:cs="Times New Roman"/>
+        </w:rPr>
+      </w:pPr>
+      <w:ins w:id="451" w:author="Arun Rai" w:date="2026-10-13T11:06:00Z" w16du:dateUtc="2026-10-13T05:21:00Z">
         <w:r>
           <w:rPr>
             <w:rFonts w:ascii="Times New Roman" w:hAnsi="Times New Roman" w:cs="Times New Roman"/>
@@ -4872,12 +4937,12 @@
         <w:ind w:left="360"/>
         <w:jc w:val="both"/>
         <w:rPr>
-          <w:ins w:id="447" w:author="Arun Rai" w:date="2026-10-13T11:09:00Z" w16du:dateUtc="2026-10-13T05:24:00Z"/>
+          <w:ins w:id="452" w:author="Arun Rai" w:date="2026-10-13T11:09:00Z" w16du:dateUtc="2026-10-13T05:24:00Z"/>
           <w:rFonts w:ascii="Times New Roman" w:hAnsi="Times New Roman" w:cs="Times New Roman"/>
         </w:rPr>
       </w:pPr>
       <w:proofErr w:type="spellStart"/>
-      <w:ins w:id="448" w:author="Arun Rai" w:date="2026-10-13T11:06:00Z" w16du:dateUtc="2026-10-13T05:21:00Z">
+      <w:ins w:id="453" w:author="Arun Rai" w:date="2026-10-13T11:06:00Z" w16du:dateUtc="2026-10-13T05:21:00Z">
         <w:r>
           <w:rPr>
             <w:rFonts w:ascii="Times New Roman" w:hAnsi="Times New Roman" w:cs="Times New Roman"/>
@@ -4921,7 +4986,7 @@
           <w:t xml:space="preserve"> in an offline </w:t>
         </w:r>
       </w:ins>
-      <w:ins w:id="449" w:author="Arun Rai" w:date="2026-10-13T11:07:00Z" w16du:dateUtc="2026-10-13T05:22:00Z">
+      <w:ins w:id="454" w:author="Arun Rai" w:date="2026-10-13T11:07:00Z" w16du:dateUtc="2026-10-13T05:22:00Z">
         <w:r>
           <w:rPr>
             <w:rFonts w:ascii="Times New Roman" w:hAnsi="Times New Roman" w:cs="Times New Roman"/>
@@ -4929,7 +4994,7 @@
           <w:t xml:space="preserve">mode, which allowed me to differentiate between mandatory local emergency action and optional cloud synchronization. It dawned on me that </w:t>
         </w:r>
       </w:ins>
-      <w:ins w:id="450" w:author="Arun Rai" w:date="2026-10-13T11:08:00Z" w16du:dateUtc="2026-10-13T05:23:00Z">
+      <w:ins w:id="455" w:author="Arun Rai" w:date="2026-10-13T11:08:00Z" w16du:dateUtc="2026-10-13T05:23:00Z">
         <w:r>
           <w:rPr>
             <w:rFonts w:ascii="Times New Roman" w:hAnsi="Times New Roman" w:cs="Times New Roman"/>
@@ -4951,7 +5016,7 @@
           <w:t xml:space="preserve"> every emergency action carried out, but rather as just one of </w:t>
         </w:r>
       </w:ins>
-      <w:ins w:id="451" w:author="Arun Rai" w:date="2026-10-13T11:09:00Z" w16du:dateUtc="2026-10-13T05:24:00Z">
+      <w:ins w:id="456" w:author="Arun Rai" w:date="2026-10-13T11:09:00Z" w16du:dateUtc="2026-10-13T05:24:00Z">
         <w:r>
           <w:rPr>
             <w:rFonts w:ascii="Times New Roman" w:hAnsi="Times New Roman" w:cs="Times New Roman"/>
@@ -4965,7 +5030,7 @@
         <w:ind w:left="360"/>
         <w:jc w:val="both"/>
         <w:rPr>
-          <w:ins w:id="452" w:author="Arun Rai" w:date="2026-10-13T11:09:00Z" w16du:dateUtc="2026-10-13T05:24:00Z"/>
+          <w:ins w:id="457" w:author="Arun Rai" w:date="2026-10-13T11:09:00Z" w16du:dateUtc="2026-10-13T05:24:00Z"/>
           <w:rFonts w:ascii="Times New Roman" w:hAnsi="Times New Roman" w:cs="Times New Roman"/>
         </w:rPr>
       </w:pPr>
@@ -4975,11 +5040,11 @@
         <w:ind w:left="360"/>
         <w:jc w:val="both"/>
         <w:rPr>
-          <w:ins w:id="453" w:author="Arun Rai" w:date="2026-10-13T11:09:00Z" w16du:dateUtc="2026-10-13T05:24:00Z"/>
-          <w:rFonts w:ascii="Times New Roman" w:hAnsi="Times New Roman" w:cs="Times New Roman"/>
-        </w:rPr>
-      </w:pPr>
-      <w:ins w:id="454" w:author="Arun Rai" w:date="2026-10-13T11:09:00Z" w16du:dateUtc="2026-10-13T05:24:00Z">
+          <w:ins w:id="458" w:author="Arun Rai" w:date="2026-10-13T11:09:00Z" w16du:dateUtc="2026-10-13T05:24:00Z"/>
+          <w:rFonts w:ascii="Times New Roman" w:hAnsi="Times New Roman" w:cs="Times New Roman"/>
+        </w:rPr>
+      </w:pPr>
+      <w:ins w:id="459" w:author="Arun Rai" w:date="2026-10-13T11:09:00Z" w16du:dateUtc="2026-10-13T05:24:00Z">
         <w:r>
           <w:rPr>
             <w:rFonts w:ascii="Times New Roman" w:hAnsi="Times New Roman" w:cs="Times New Roman"/>
@@ -4993,11 +5058,11 @@
         <w:ind w:left="360"/>
         <w:jc w:val="both"/>
         <w:rPr>
-          <w:ins w:id="455" w:author="Arun Rai" w:date="2026-10-13T11:15:00Z" w16du:dateUtc="2026-10-13T05:30:00Z"/>
-          <w:rFonts w:ascii="Times New Roman" w:hAnsi="Times New Roman" w:cs="Times New Roman"/>
-        </w:rPr>
-      </w:pPr>
-      <w:ins w:id="456" w:author="Arun Rai" w:date="2026-10-13T11:09:00Z" w16du:dateUtc="2026-10-13T05:24:00Z">
+          <w:ins w:id="460" w:author="Arun Rai" w:date="2026-10-13T11:15:00Z" w16du:dateUtc="2026-10-13T05:30:00Z"/>
+          <w:rFonts w:ascii="Times New Roman" w:hAnsi="Times New Roman" w:cs="Times New Roman"/>
+        </w:rPr>
+      </w:pPr>
+      <w:ins w:id="461" w:author="Arun Rai" w:date="2026-10-13T11:09:00Z" w16du:dateUtc="2026-10-13T05:24:00Z">
         <w:r>
           <w:rPr>
             <w:rFonts w:ascii="Times New Roman" w:hAnsi="Times New Roman" w:cs="Times New Roman"/>
@@ -5005,7 +5070,7 @@
           <w:t xml:space="preserve">The integration provided </w:t>
         </w:r>
       </w:ins>
-      <w:ins w:id="457" w:author="Arun Rai" w:date="2026-10-13T11:10:00Z" w16du:dateUtc="2026-10-13T05:25:00Z">
+      <w:ins w:id="462" w:author="Arun Rai" w:date="2026-10-13T11:10:00Z" w16du:dateUtc="2026-10-13T05:25:00Z">
         <w:r>
           <w:rPr>
             <w:rFonts w:ascii="Times New Roman" w:hAnsi="Times New Roman" w:cs="Times New Roman"/>
@@ -5027,7 +5092,7 @@
           <w:t xml:space="preserve"> of the system, configurations, depend</w:t>
         </w:r>
       </w:ins>
-      <w:ins w:id="458" w:author="Arun Rai" w:date="2026-10-13T11:11:00Z" w16du:dateUtc="2026-10-13T05:26:00Z">
+      <w:ins w:id="463" w:author="Arun Rai" w:date="2026-10-13T11:11:00Z" w16du:dateUtc="2026-10-13T05:26:00Z">
         <w:r>
           <w:rPr>
             <w:rFonts w:ascii="Times New Roman" w:hAnsi="Times New Roman" w:cs="Times New Roman"/>
@@ -5035,7 +5100,7 @@
           <w:t xml:space="preserve">encies, imports, Android configuration, and modifications to the Git </w:t>
         </w:r>
       </w:ins>
-      <w:ins w:id="459" w:author="Arun Rai" w:date="2026-10-13T11:12:00Z" w16du:dateUtc="2026-10-13T05:27:00Z">
+      <w:ins w:id="464" w:author="Arun Rai" w:date="2026-10-13T11:12:00Z" w16du:dateUtc="2026-10-13T05:27:00Z">
         <w:r>
           <w:rPr>
             <w:rFonts w:ascii="Times New Roman" w:hAnsi="Times New Roman" w:cs="Times New Roman"/>
@@ -5057,7 +5122,7 @@
           <w:t xml:space="preserve"> on a physical device using the results of a test conduc</w:t>
         </w:r>
       </w:ins>
-      <w:ins w:id="460" w:author="Arun Rai" w:date="2026-10-13T11:13:00Z" w16du:dateUtc="2026-10-13T05:28:00Z">
+      <w:ins w:id="465" w:author="Arun Rai" w:date="2026-10-13T11:13:00Z" w16du:dateUtc="2026-10-13T05:28:00Z">
         <w:r>
           <w:rPr>
             <w:rFonts w:ascii="Times New Roman" w:hAnsi="Times New Roman" w:cs="Times New Roman"/>
@@ -5065,7 +5130,7 @@
           <w:t xml:space="preserve">ted in the foreground and learned </w:t>
         </w:r>
       </w:ins>
-      <w:ins w:id="461" w:author="Arun Rai" w:date="2026-10-13T11:14:00Z" w16du:dateUtc="2026-10-13T05:29:00Z">
+      <w:ins w:id="466" w:author="Arun Rai" w:date="2026-10-13T11:14:00Z" w16du:dateUtc="2026-10-13T05:29:00Z">
         <w:r>
           <w:rPr>
             <w:rFonts w:ascii="Times New Roman" w:hAnsi="Times New Roman" w:cs="Times New Roman"/>
@@ -5073,7 +5138,7 @@
           <w:t>that testing makes it possible to identify issues that became visible during in</w:t>
         </w:r>
       </w:ins>
-      <w:ins w:id="462" w:author="Arun Rai" w:date="2026-10-13T11:15:00Z" w16du:dateUtc="2026-10-13T05:30:00Z">
+      <w:ins w:id="467" w:author="Arun Rai" w:date="2026-10-13T11:15:00Z" w16du:dateUtc="2026-10-13T05:30:00Z">
         <w:r>
           <w:rPr>
             <w:rFonts w:ascii="Times New Roman" w:hAnsi="Times New Roman" w:cs="Times New Roman"/>
@@ -5087,7 +5152,7 @@
         <w:ind w:left="360"/>
         <w:jc w:val="both"/>
         <w:rPr>
-          <w:ins w:id="463" w:author="Arun Rai" w:date="2026-10-13T11:15:00Z" w16du:dateUtc="2026-10-13T05:30:00Z"/>
+          <w:ins w:id="468" w:author="Arun Rai" w:date="2026-10-13T11:15:00Z" w16du:dateUtc="2026-10-13T05:30:00Z"/>
           <w:rFonts w:ascii="Times New Roman" w:hAnsi="Times New Roman" w:cs="Times New Roman"/>
         </w:rPr>
       </w:pPr>
@@ -5097,11 +5162,11 @@
         <w:ind w:left="360"/>
         <w:jc w:val="both"/>
         <w:rPr>
-          <w:ins w:id="464" w:author="Arun Rai" w:date="2026-10-13T11:15:00Z" w16du:dateUtc="2026-10-13T05:30:00Z"/>
-          <w:rFonts w:ascii="Times New Roman" w:hAnsi="Times New Roman" w:cs="Times New Roman"/>
-        </w:rPr>
-      </w:pPr>
-      <w:ins w:id="465" w:author="Arun Rai" w:date="2026-10-13T11:15:00Z" w16du:dateUtc="2026-10-13T05:30:00Z">
+          <w:ins w:id="469" w:author="Arun Rai" w:date="2026-10-13T11:15:00Z" w16du:dateUtc="2026-10-13T05:30:00Z"/>
+          <w:rFonts w:ascii="Times New Roman" w:hAnsi="Times New Roman" w:cs="Times New Roman"/>
+        </w:rPr>
+      </w:pPr>
+      <w:ins w:id="470" w:author="Arun Rai" w:date="2026-10-13T11:15:00Z" w16du:dateUtc="2026-10-13T05:30:00Z">
         <w:r>
           <w:rPr>
             <w:rFonts w:ascii="Times New Roman" w:hAnsi="Times New Roman" w:cs="Times New Roman"/>
@@ -5115,11 +5180,11 @@
         <w:ind w:left="360"/>
         <w:jc w:val="both"/>
         <w:rPr>
-          <w:ins w:id="466" w:author="Arun Rai" w:date="2026-10-13T11:20:00Z" w16du:dateUtc="2026-10-13T05:35:00Z"/>
-          <w:rFonts w:ascii="Times New Roman" w:hAnsi="Times New Roman" w:cs="Times New Roman"/>
-        </w:rPr>
-      </w:pPr>
-      <w:ins w:id="467" w:author="Arun Rai" w:date="2026-10-13T11:15:00Z" w16du:dateUtc="2026-10-13T05:30:00Z">
+          <w:ins w:id="471" w:author="Arun Rai" w:date="2026-10-13T11:20:00Z" w16du:dateUtc="2026-10-13T05:35:00Z"/>
+          <w:rFonts w:ascii="Times New Roman" w:hAnsi="Times New Roman" w:cs="Times New Roman"/>
+        </w:rPr>
+      </w:pPr>
+      <w:ins w:id="472" w:author="Arun Rai" w:date="2026-10-13T11:15:00Z" w16du:dateUtc="2026-10-13T05:30:00Z">
         <w:r>
           <w:rPr>
             <w:rFonts w:ascii="Times New Roman" w:hAnsi="Times New Roman" w:cs="Times New Roman"/>
@@ -5127,7 +5192,7 @@
           <w:t>I have made an analysis of the specifications, architecture, hazards, con</w:t>
         </w:r>
       </w:ins>
-      <w:ins w:id="468" w:author="Arun Rai" w:date="2026-10-13T11:16:00Z" w16du:dateUtc="2026-10-13T05:31:00Z">
+      <w:ins w:id="473" w:author="Arun Rai" w:date="2026-10-13T11:16:00Z" w16du:dateUtc="2026-10-13T05:31:00Z">
         <w:r>
           <w:rPr>
             <w:rFonts w:ascii="Times New Roman" w:hAnsi="Times New Roman" w:cs="Times New Roman"/>
@@ -5135,7 +5200,7 @@
           <w:t>straints, and assessment. As I had to explain conclusions rather than describe code, I realized that documentation was much more com</w:t>
         </w:r>
       </w:ins>
-      <w:ins w:id="469" w:author="Arun Rai" w:date="2026-10-13T11:17:00Z" w16du:dateUtc="2026-10-13T05:32:00Z">
+      <w:ins w:id="474" w:author="Arun Rai" w:date="2026-10-13T11:17:00Z" w16du:dateUtc="2026-10-13T05:32:00Z">
         <w:r>
           <w:rPr>
             <w:rFonts w:ascii="Times New Roman" w:hAnsi="Times New Roman" w:cs="Times New Roman"/>
@@ -5143,7 +5208,7 @@
           <w:t xml:space="preserve">plicated than I believed. This has </w:t>
         </w:r>
       </w:ins>
-      <w:ins w:id="470" w:author="Arun Rai" w:date="2026-10-13T11:18:00Z" w16du:dateUtc="2026-10-13T05:33:00Z">
+      <w:ins w:id="475" w:author="Arun Rai" w:date="2026-10-13T11:18:00Z" w16du:dateUtc="2026-10-13T05:33:00Z">
         <w:r>
           <w:rPr>
             <w:rFonts w:ascii="Times New Roman" w:hAnsi="Times New Roman" w:cs="Times New Roman"/>
@@ -5158,7 +5223,7 @@
           <w:t>syste</w:t>
         </w:r>
       </w:ins>
-      <w:ins w:id="471" w:author="Arun Rai" w:date="2026-10-13T11:19:00Z" w16du:dateUtc="2026-10-13T05:34:00Z">
+      <w:ins w:id="476" w:author="Arun Rai" w:date="2026-10-13T11:19:00Z" w16du:dateUtc="2026-10-13T05:34:00Z">
         <w:r>
           <w:rPr>
             <w:rFonts w:ascii="Times New Roman" w:hAnsi="Times New Roman" w:cs="Times New Roman"/>
@@ -5167,7 +5232,7 @@
         </w:r>
       </w:ins>
       <w:proofErr w:type="spellEnd"/>
-      <w:ins w:id="472" w:author="Arun Rai" w:date="2026-10-13T11:20:00Z" w16du:dateUtc="2026-10-13T05:35:00Z">
+      <w:ins w:id="477" w:author="Arun Rai" w:date="2026-10-13T11:20:00Z" w16du:dateUtc="2026-10-13T05:35:00Z">
         <w:r>
           <w:rPr>
             <w:rFonts w:ascii="Times New Roman" w:hAnsi="Times New Roman" w:cs="Times New Roman"/>
@@ -5181,7 +5246,7 @@
         <w:ind w:left="360"/>
         <w:jc w:val="both"/>
         <w:rPr>
-          <w:ins w:id="473" w:author="Arun Rai" w:date="2026-10-13T11:20:00Z" w16du:dateUtc="2026-10-13T05:35:00Z"/>
+          <w:ins w:id="478" w:author="Arun Rai" w:date="2026-10-13T11:20:00Z" w16du:dateUtc="2026-10-13T05:35:00Z"/>
           <w:rFonts w:ascii="Times New Roman" w:hAnsi="Times New Roman" w:cs="Times New Roman"/>
         </w:rPr>
       </w:pPr>
@@ -5191,7 +5256,7 @@
         <w:ind w:left="360"/>
         <w:jc w:val="both"/>
         <w:rPr>
-          <w:ins w:id="474" w:author="Arun Rai" w:date="2026-10-11T08:41:00Z" w16du:dateUtc="2026-10-11T02:56:00Z"/>
+          <w:ins w:id="479" w:author="Arun Rai" w:date="2026-10-11T08:41:00Z" w16du:dateUtc="2026-10-11T02:56:00Z"/>
           <w:rFonts w:ascii="Times New Roman" w:hAnsi="Times New Roman" w:cs="Times New Roman"/>
         </w:rPr>
       </w:pPr>
@@ -5201,7 +5266,7 @@
         <w:ind w:left="360"/>
         <w:jc w:val="both"/>
         <w:rPr>
-          <w:ins w:id="475" w:author="Arun Rai" w:date="2026-10-11T16:03:00Z" w16du:dateUtc="2026-10-11T10:18:00Z"/>
+          <w:ins w:id="480" w:author="Arun Rai" w:date="2026-10-11T16:03:00Z" w16du:dateUtc="2026-10-11T10:18:00Z"/>
           <w:rFonts w:ascii="Times New Roman" w:hAnsi="Times New Roman" w:cs="Times New Roman"/>
         </w:rPr>
       </w:pPr>
@@ -5211,15 +5276,15 @@
         <w:ind w:left="360"/>
         <w:jc w:val="both"/>
         <w:rPr>
-          <w:ins w:id="476" w:author="Arun Rai" w:date="2026-10-11T15:53:00Z" w16du:dateUtc="2026-10-11T10:08:00Z"/>
-          <w:rFonts w:ascii="Times New Roman" w:hAnsi="Times New Roman" w:cs="Times New Roman"/>
-          <w:rPrChange w:id="477" w:author="Arun Rai" w:date="2026-10-13T13:02:00Z" w16du:dateUtc="2026-10-13T07:17:00Z">
+          <w:ins w:id="481" w:author="Arun Rai" w:date="2026-10-11T15:53:00Z" w16du:dateUtc="2026-10-11T10:08:00Z"/>
+          <w:rFonts w:ascii="Times New Roman" w:hAnsi="Times New Roman" w:cs="Times New Roman"/>
+          <w:rPrChange w:id="482" w:author="Arun Rai" w:date="2026-10-13T13:02:00Z" w16du:dateUtc="2026-10-13T07:17:00Z">
             <w:rPr>
-              <w:ins w:id="478" w:author="Arun Rai" w:date="2026-10-11T15:53:00Z" w16du:dateUtc="2026-10-11T10:08:00Z"/>
+              <w:ins w:id="483" w:author="Arun Rai" w:date="2026-10-11T15:53:00Z" w16du:dateUtc="2026-10-11T10:08:00Z"/>
             </w:rPr>
           </w:rPrChange>
         </w:rPr>
-        <w:pPrChange w:id="479" w:author="Arun Rai" w:date="2026-10-13T13:02:00Z" w16du:dateUtc="2026-10-13T07:17:00Z">
+        <w:pPrChange w:id="484" w:author="Arun Rai" w:date="2026-10-13T13:02:00Z" w16du:dateUtc="2026-10-13T07:17:00Z">
           <w:pPr/>
         </w:pPrChange>
       </w:pPr>
@@ -5228,33 +5293,33 @@
       <w:pPr>
         <w:jc w:val="both"/>
         <w:rPr>
-          <w:ins w:id="480" w:author="Arun Rai" w:date="2026-10-11T15:54:00Z" w16du:dateUtc="2026-10-11T10:09:00Z"/>
-          <w:rFonts w:ascii="Times New Roman" w:hAnsi="Times New Roman" w:cs="Times New Roman"/>
-        </w:rPr>
-      </w:pPr>
-    </w:p>
-    <w:p>
-      <w:pPr>
-        <w:jc w:val="both"/>
-        <w:rPr>
-          <w:ins w:id="481" w:author="Arun Rai" w:date="2026-10-11T15:54:00Z" w16du:dateUtc="2026-10-11T10:09:00Z"/>
-          <w:rFonts w:ascii="Times New Roman" w:hAnsi="Times New Roman" w:cs="Times New Roman"/>
-        </w:rPr>
-      </w:pPr>
-    </w:p>
-    <w:p>
-      <w:pPr>
-        <w:jc w:val="both"/>
-        <w:rPr>
-          <w:ins w:id="482" w:author="Arun Rai" w:date="2026-10-11T15:46:00Z" w16du:dateUtc="2026-10-11T10:01:00Z"/>
-          <w:rFonts w:ascii="Times New Roman" w:hAnsi="Times New Roman" w:cs="Times New Roman"/>
-          <w:rPrChange w:id="483" w:author="Arun Rai" w:date="2026-10-13T13:02:00Z" w16du:dateUtc="2026-10-13T07:17:00Z">
+          <w:ins w:id="485" w:author="Arun Rai" w:date="2026-10-11T15:54:00Z" w16du:dateUtc="2026-10-11T10:09:00Z"/>
+          <w:rFonts w:ascii="Times New Roman" w:hAnsi="Times New Roman" w:cs="Times New Roman"/>
+        </w:rPr>
+      </w:pPr>
+    </w:p>
+    <w:p>
+      <w:pPr>
+        <w:jc w:val="both"/>
+        <w:rPr>
+          <w:ins w:id="486" w:author="Arun Rai" w:date="2026-10-11T15:54:00Z" w16du:dateUtc="2026-10-11T10:09:00Z"/>
+          <w:rFonts w:ascii="Times New Roman" w:hAnsi="Times New Roman" w:cs="Times New Roman"/>
+        </w:rPr>
+      </w:pPr>
+    </w:p>
+    <w:p>
+      <w:pPr>
+        <w:jc w:val="both"/>
+        <w:rPr>
+          <w:ins w:id="487" w:author="Arun Rai" w:date="2026-10-11T15:46:00Z" w16du:dateUtc="2026-10-11T10:01:00Z"/>
+          <w:rFonts w:ascii="Times New Roman" w:hAnsi="Times New Roman" w:cs="Times New Roman"/>
+          <w:rPrChange w:id="488" w:author="Arun Rai" w:date="2026-10-13T13:02:00Z" w16du:dateUtc="2026-10-13T07:17:00Z">
             <w:rPr>
-              <w:ins w:id="484" w:author="Arun Rai" w:date="2026-10-11T15:46:00Z" w16du:dateUtc="2026-10-11T10:01:00Z"/>
+              <w:ins w:id="489" w:author="Arun Rai" w:date="2026-10-11T15:46:00Z" w16du:dateUtc="2026-10-11T10:01:00Z"/>
             </w:rPr>
           </w:rPrChange>
         </w:rPr>
-        <w:pPrChange w:id="485" w:author="Arun Rai" w:date="2026-10-13T13:02:00Z" w16du:dateUtc="2026-10-13T07:17:00Z">
+        <w:pPrChange w:id="490" w:author="Arun Rai" w:date="2026-10-13T13:02:00Z" w16du:dateUtc="2026-10-13T07:17:00Z">
           <w:pPr>
             <w:ind w:left="360"/>
             <w:jc w:val="both"/>
@@ -5267,11 +5332,11 @@
         <w:ind w:left="360"/>
         <w:jc w:val="both"/>
         <w:rPr>
-          <w:ins w:id="486" w:author="Arun Rai" w:date="2026-10-11T15:45:00Z" w16du:dateUtc="2026-10-11T10:00:00Z"/>
-          <w:rFonts w:ascii="Times New Roman" w:hAnsi="Times New Roman" w:cs="Times New Roman"/>
-          <w:rPrChange w:id="487" w:author="Arun Rai" w:date="2026-10-13T13:02:00Z" w16du:dateUtc="2026-10-13T07:17:00Z">
+          <w:ins w:id="491" w:author="Arun Rai" w:date="2026-10-11T15:45:00Z" w16du:dateUtc="2026-10-11T10:00:00Z"/>
+          <w:rFonts w:ascii="Times New Roman" w:hAnsi="Times New Roman" w:cs="Times New Roman"/>
+          <w:rPrChange w:id="492" w:author="Arun Rai" w:date="2026-10-13T13:02:00Z" w16du:dateUtc="2026-10-13T07:17:00Z">
             <w:rPr>
-              <w:ins w:id="488" w:author="Arun Rai" w:date="2026-10-11T15:45:00Z" w16du:dateUtc="2026-10-11T10:00:00Z"/>
+              <w:ins w:id="493" w:author="Arun Rai" w:date="2026-10-11T15:45:00Z" w16du:dateUtc="2026-10-11T10:00:00Z"/>
             </w:rPr>
           </w:rPrChange>
         </w:rPr>
@@ -5282,11 +5347,11 @@
         <w:ind w:left="360"/>
         <w:jc w:val="both"/>
         <w:rPr>
-          <w:ins w:id="489" w:author="Arun Rai" w:date="2026-10-11T15:42:00Z" w16du:dateUtc="2026-10-11T09:57:00Z"/>
-          <w:rFonts w:ascii="Times New Roman" w:hAnsi="Times New Roman" w:cs="Times New Roman"/>
-          <w:rPrChange w:id="490" w:author="Arun Rai" w:date="2026-10-13T13:02:00Z" w16du:dateUtc="2026-10-13T07:17:00Z">
+          <w:ins w:id="494" w:author="Arun Rai" w:date="2026-10-11T15:42:00Z" w16du:dateUtc="2026-10-11T09:57:00Z"/>
+          <w:rFonts w:ascii="Times New Roman" w:hAnsi="Times New Roman" w:cs="Times New Roman"/>
+          <w:rPrChange w:id="495" w:author="Arun Rai" w:date="2026-10-13T13:02:00Z" w16du:dateUtc="2026-10-13T07:17:00Z">
             <w:rPr>
-              <w:ins w:id="491" w:author="Arun Rai" w:date="2026-10-11T15:42:00Z" w16du:dateUtc="2026-10-11T09:57:00Z"/>
+              <w:ins w:id="496" w:author="Arun Rai" w:date="2026-10-11T15:42:00Z" w16du:dateUtc="2026-10-11T09:57:00Z"/>
             </w:rPr>
           </w:rPrChange>
         </w:rPr>
@@ -5297,7 +5362,7 @@
         <w:ind w:left="360"/>
         <w:jc w:val="both"/>
         <w:rPr>
-          <w:ins w:id="492" w:author="Arun Rai" w:date="2026-10-11T15:42:00Z" w16du:dateUtc="2026-10-11T09:57:00Z"/>
+          <w:ins w:id="497" w:author="Arun Rai" w:date="2026-10-11T15:42:00Z" w16du:dateUtc="2026-10-11T09:57:00Z"/>
           <w:rFonts w:ascii="Times New Roman" w:hAnsi="Times New Roman" w:cs="Times New Roman"/>
         </w:rPr>
       </w:pPr>
@@ -5307,11 +5372,11 @@
         <w:ind w:left="360"/>
         <w:jc w:val="both"/>
         <w:rPr>
-          <w:ins w:id="493" w:author="Arun Rai" w:date="2026-10-11T07:44:00Z" w16du:dateUtc="2026-10-11T01:59:00Z"/>
-          <w:rFonts w:ascii="Times New Roman" w:hAnsi="Times New Roman" w:cs="Times New Roman"/>
-          <w:rPrChange w:id="494" w:author="Arun Rai" w:date="2026-10-13T13:02:00Z" w16du:dateUtc="2026-10-13T07:17:00Z">
+          <w:ins w:id="498" w:author="Arun Rai" w:date="2026-10-11T07:44:00Z" w16du:dateUtc="2026-10-11T01:59:00Z"/>
+          <w:rFonts w:ascii="Times New Roman" w:hAnsi="Times New Roman" w:cs="Times New Roman"/>
+          <w:rPrChange w:id="499" w:author="Arun Rai" w:date="2026-10-13T13:02:00Z" w16du:dateUtc="2026-10-13T07:17:00Z">
             <w:rPr>
-              <w:ins w:id="495" w:author="Arun Rai" w:date="2026-10-11T07:44:00Z" w16du:dateUtc="2026-10-11T01:59:00Z"/>
+              <w:ins w:id="500" w:author="Arun Rai" w:date="2026-10-11T07:44:00Z" w16du:dateUtc="2026-10-11T01:59:00Z"/>
             </w:rPr>
           </w:rPrChange>
         </w:rPr>
@@ -5322,11 +5387,11 @@
         <w:ind w:left="360"/>
         <w:jc w:val="both"/>
         <w:rPr>
-          <w:ins w:id="496" w:author="Arun Rai" w:date="2026-10-11T07:44:00Z" w16du:dateUtc="2026-10-11T01:59:00Z"/>
-          <w:rFonts w:ascii="Times New Roman" w:hAnsi="Times New Roman" w:cs="Times New Roman"/>
-          <w:rPrChange w:id="497" w:author="Arun Rai" w:date="2026-10-13T13:02:00Z" w16du:dateUtc="2026-10-13T07:17:00Z">
+          <w:ins w:id="501" w:author="Arun Rai" w:date="2026-10-11T07:44:00Z" w16du:dateUtc="2026-10-11T01:59:00Z"/>
+          <w:rFonts w:ascii="Times New Roman" w:hAnsi="Times New Roman" w:cs="Times New Roman"/>
+          <w:rPrChange w:id="502" w:author="Arun Rai" w:date="2026-10-13T13:02:00Z" w16du:dateUtc="2026-10-13T07:17:00Z">
             <w:rPr>
-              <w:ins w:id="498" w:author="Arun Rai" w:date="2026-10-11T07:44:00Z" w16du:dateUtc="2026-10-11T01:59:00Z"/>
+              <w:ins w:id="503" w:author="Arun Rai" w:date="2026-10-11T07:44:00Z" w16du:dateUtc="2026-10-11T01:59:00Z"/>
             </w:rPr>
           </w:rPrChange>
         </w:rPr>
@@ -5336,10 +5401,10 @@
       <w:pPr>
         <w:jc w:val="both"/>
         <w:rPr>
-          <w:ins w:id="499" w:author="Arun Rai" w:date="2026-09-24T14:41:00Z" w16du:dateUtc="2026-09-24T08:56:00Z"/>
-          <w:rFonts w:ascii="Times New Roman" w:hAnsi="Times New Roman" w:cs="Times New Roman"/>
-        </w:rPr>
-        <w:pPrChange w:id="500" w:author="Arun Rai" w:date="2026-10-13T13:02:00Z" w16du:dateUtc="2026-10-13T07:17:00Z">
+          <w:ins w:id="504" w:author="Arun Rai" w:date="2026-09-24T14:41:00Z" w16du:dateUtc="2026-09-24T08:56:00Z"/>
+          <w:rFonts w:ascii="Times New Roman" w:hAnsi="Times New Roman" w:cs="Times New Roman"/>
+        </w:rPr>
+        <w:pPrChange w:id="505" w:author="Arun Rai" w:date="2026-10-13T13:02:00Z" w16du:dateUtc="2026-10-13T07:17:00Z">
           <w:pPr>
             <w:ind w:left="360"/>
             <w:jc w:val="both"/>
@@ -5356,16 +5421,16 @@
         </w:numPr>
         <w:jc w:val="both"/>
         <w:rPr>
-          <w:ins w:id="501" w:author="Arun Rai" w:date="2026-10-11T16:04:00Z" w16du:dateUtc="2026-10-11T10:19:00Z"/>
-          <w:rFonts w:ascii="Times New Roman" w:hAnsi="Times New Roman" w:cs="Times New Roman"/>
-        </w:rPr>
-      </w:pPr>
-      <w:bookmarkStart w:id="502" w:name="_Toc242080248"/>
-      <w:ins w:id="503" w:author="Arun Rai" w:date="2026-09-24T14:41:00Z" w16du:dateUtc="2026-09-24T08:56:00Z">
-        <w:r>
-          <w:rPr>
-            <w:rFonts w:ascii="Times New Roman" w:hAnsi="Times New Roman" w:cs="Times New Roman"/>
-            <w:rPrChange w:id="504" w:author="Arun Rai" w:date="2026-10-13T13:02:00Z" w16du:dateUtc="2026-10-13T07:17:00Z">
+          <w:ins w:id="506" w:author="Arun Rai" w:date="2026-10-11T16:04:00Z" w16du:dateUtc="2026-10-11T10:19:00Z"/>
+          <w:rFonts w:ascii="Times New Roman" w:hAnsi="Times New Roman" w:cs="Times New Roman"/>
+        </w:rPr>
+      </w:pPr>
+      <w:bookmarkStart w:id="507" w:name="_Toc242080248"/>
+      <w:ins w:id="508" w:author="Arun Rai" w:date="2026-09-24T14:41:00Z" w16du:dateUtc="2026-09-24T08:56:00Z">
+        <w:r>
+          <w:rPr>
+            <w:rFonts w:ascii="Times New Roman" w:hAnsi="Times New Roman" w:cs="Times New Roman"/>
+            <w:rPrChange w:id="509" w:author="Arun Rai" w:date="2026-10-13T13:02:00Z" w16du:dateUtc="2026-10-13T07:17:00Z">
               <w:rPr>
                 <w:rFonts w:asciiTheme="minorHAnsi" w:eastAsiaTheme="minorHAnsi" w:hAnsiTheme="minorHAnsi" w:cstheme="minorBidi"/>
                 <w:color w:val="auto"/>
@@ -5378,7 +5443,7 @@
           <w:t>R</w:t>
         </w:r>
       </w:ins>
-      <w:ins w:id="505" w:author="Arun Rai" w:date="2026-10-05T08:04:00Z" w16du:dateUtc="2026-10-05T02:19:00Z">
+      <w:ins w:id="510" w:author="Arun Rai" w:date="2026-10-05T08:04:00Z" w16du:dateUtc="2026-10-05T02:19:00Z">
         <w:r>
           <w:rPr>
             <w:rFonts w:ascii="Times New Roman" w:hAnsi="Times New Roman" w:cs="Times New Roman"/>
@@ -5386,7 +5451,7 @@
           <w:t>eflection on the</w:t>
         </w:r>
       </w:ins>
-      <w:ins w:id="506" w:author="Arun Rai" w:date="2026-10-05T08:05:00Z" w16du:dateUtc="2026-10-05T02:20:00Z">
+      <w:ins w:id="511" w:author="Arun Rai" w:date="2026-10-05T08:05:00Z" w16du:dateUtc="2026-10-05T02:20:00Z">
         <w:r>
           <w:rPr>
             <w:rFonts w:ascii="Times New Roman" w:hAnsi="Times New Roman" w:cs="Times New Roman"/>
@@ -5394,253 +5459,241 @@
           <w:t xml:space="preserve"> experience</w:t>
         </w:r>
       </w:ins>
-      <w:bookmarkEnd w:id="502"/>
-    </w:p>
-    <w:p>
-      <w:pPr>
-        <w:jc w:val="both"/>
-        <w:rPr>
-          <w:ins w:id="507" w:author="Arun Rai" w:date="2026-10-13T11:23:00Z" w16du:dateUtc="2026-10-13T05:38:00Z"/>
-          <w:rFonts w:ascii="Times New Roman" w:hAnsi="Times New Roman" w:cs="Times New Roman"/>
-        </w:rPr>
-        <w:pPrChange w:id="508" w:author="Arun Rai" w:date="2026-10-13T13:02:00Z" w16du:dateUtc="2026-10-13T07:17:00Z">
-          <w:pPr/>
-        </w:pPrChange>
-      </w:pPr>
-      <w:ins w:id="509" w:author="Arun Rai" w:date="2026-10-13T11:21:00Z" w16du:dateUtc="2026-10-13T05:36:00Z">
-        <w:r>
-          <w:rPr>
-            <w:rFonts w:ascii="Times New Roman" w:hAnsi="Times New Roman" w:cs="Times New Roman"/>
-          </w:rPr>
-          <w:t xml:space="preserve">I knew that a Flutter UI is easy to develop. However, the same cannot be said regarding my knowledge of Android services and </w:t>
-        </w:r>
-      </w:ins>
-      <w:ins w:id="510" w:author="Arun Rai" w:date="2026-10-13T11:22:00Z" w16du:dateUtc="2026-10-13T05:37:00Z">
-        <w:r>
-          <w:rPr>
-            <w:rFonts w:ascii="Times New Roman" w:hAnsi="Times New Roman" w:cs="Times New Roman"/>
-          </w:rPr>
-          <w:t xml:space="preserve">background execution, I started troubleshooting major issues with my commands due to different types of configurations. </w:t>
-        </w:r>
-        <w:proofErr w:type="gramStart"/>
-        <w:r>
-          <w:rPr>
-            <w:rFonts w:ascii="Times New Roman" w:hAnsi="Times New Roman" w:cs="Times New Roman"/>
-          </w:rPr>
-          <w:t>Later on</w:t>
-        </w:r>
-        <w:proofErr w:type="gramEnd"/>
-        <w:r>
-          <w:rPr>
-            <w:rFonts w:ascii="Times New Roman" w:hAnsi="Times New Roman" w:cs="Times New Roman"/>
-          </w:rPr>
-          <w:t>, I adopted a sys</w:t>
-        </w:r>
-      </w:ins>
-      <w:ins w:id="511" w:author="Arun Rai" w:date="2026-10-13T11:23:00Z" w16du:dateUtc="2026-10-13T05:38:00Z">
-        <w:r>
-          <w:rPr>
-            <w:rFonts w:ascii="Times New Roman" w:hAnsi="Times New Roman" w:cs="Times New Roman"/>
-          </w:rPr>
-          <w:t>tematic approach-having researched every project’s root, dependencies, and logs.</w:t>
-        </w:r>
-      </w:ins>
-    </w:p>
-    <w:p>
-      <w:pPr>
-        <w:jc w:val="both"/>
-        <w:rPr>
-          <w:ins w:id="512" w:author="Arun Rai" w:date="2026-10-13T11:30:00Z" w16du:dateUtc="2026-10-13T05:45:00Z"/>
+      <w:bookmarkEnd w:id="507"/>
+    </w:p>
+    <w:p>
+      <w:pPr>
+        <w:jc w:val="both"/>
+        <w:rPr>
+          <w:ins w:id="512" w:author="Arun Rai" w:date="2026-10-13T11:23:00Z" w16du:dateUtc="2026-10-13T05:38:00Z"/>
           <w:rFonts w:ascii="Times New Roman" w:hAnsi="Times New Roman" w:cs="Times New Roman"/>
         </w:rPr>
         <w:pPrChange w:id="513" w:author="Arun Rai" w:date="2026-10-13T13:02:00Z" w16du:dateUtc="2026-10-13T07:17:00Z">
           <w:pPr/>
         </w:pPrChange>
       </w:pPr>
-      <w:ins w:id="514" w:author="Arun Rai" w:date="2026-10-13T11:23:00Z" w16du:dateUtc="2026-10-13T05:38:00Z">
-        <w:r>
-          <w:rPr>
-            <w:rFonts w:ascii="Times New Roman" w:hAnsi="Times New Roman" w:cs="Times New Roman"/>
-          </w:rPr>
-          <w:t>The most pleasant news for me was that all different services</w:t>
-        </w:r>
-      </w:ins>
-      <w:ins w:id="515" w:author="Arun Rai" w:date="2026-10-13T11:24:00Z" w16du:dateUtc="2026-10-13T05:39:00Z">
-        <w:r>
-          <w:rPr>
-            <w:rFonts w:ascii="Times New Roman" w:hAnsi="Times New Roman" w:cs="Times New Roman"/>
-          </w:rPr>
-          <w:t xml:space="preserve"> could be </w:t>
+      <w:ins w:id="514" w:author="Arun Rai" w:date="2026-10-13T11:21:00Z" w16du:dateUtc="2026-10-13T05:36:00Z">
+        <w:r>
+          <w:rPr>
+            <w:rFonts w:ascii="Times New Roman" w:hAnsi="Times New Roman" w:cs="Times New Roman"/>
+          </w:rPr>
+          <w:t xml:space="preserve">I knew that a Flutter UI is easy to develop. However, the same cannot be said regarding my knowledge of Android services and </w:t>
+        </w:r>
+      </w:ins>
+      <w:ins w:id="515" w:author="Arun Rai" w:date="2026-10-13T11:22:00Z" w16du:dateUtc="2026-10-13T05:37:00Z">
+        <w:r>
+          <w:rPr>
+            <w:rFonts w:ascii="Times New Roman" w:hAnsi="Times New Roman" w:cs="Times New Roman"/>
+          </w:rPr>
+          <w:t xml:space="preserve">background execution, I started troubleshooting major issues with my commands due to different types of configurations. </w:t>
         </w:r>
         <w:proofErr w:type="gramStart"/>
         <w:r>
           <w:rPr>
             <w:rFonts w:ascii="Times New Roman" w:hAnsi="Times New Roman" w:cs="Times New Roman"/>
           </w:rPr>
-          <w:t>connected together</w:t>
+          <w:t>Later on</w:t>
         </w:r>
         <w:proofErr w:type="gramEnd"/>
         <w:r>
           <w:rPr>
             <w:rFonts w:ascii="Times New Roman" w:hAnsi="Times New Roman" w:cs="Times New Roman"/>
           </w:rPr>
-          <w:t xml:space="preserve"> in a single emergenc</w:t>
-        </w:r>
-      </w:ins>
-      <w:ins w:id="516" w:author="Arun Rai" w:date="2026-10-13T11:25:00Z" w16du:dateUtc="2026-10-13T05:40:00Z">
-        <w:r>
-          <w:rPr>
-            <w:rFonts w:ascii="Times New Roman" w:hAnsi="Times New Roman" w:cs="Times New Roman"/>
-          </w:rPr>
-          <w:t>y workflow. The worst part was that the term “run in the background” does not descri</w:t>
-        </w:r>
-      </w:ins>
-      <w:ins w:id="517" w:author="Arun Rai" w:date="2026-10-13T11:26:00Z" w16du:dateUtc="2026-10-13T05:41:00Z">
-        <w:r>
-          <w:rPr>
-            <w:rFonts w:ascii="Times New Roman" w:hAnsi="Times New Roman" w:cs="Times New Roman"/>
-          </w:rPr>
-          <w:t xml:space="preserve">be any trivial characteristic of Flutter. Android prohibits </w:t>
-        </w:r>
-      </w:ins>
-      <w:ins w:id="518" w:author="Arun Rai" w:date="2026-10-13T11:27:00Z" w16du:dateUtc="2026-10-13T05:42:00Z">
-        <w:r>
-          <w:rPr>
-            <w:rFonts w:ascii="Times New Roman" w:hAnsi="Times New Roman" w:cs="Times New Roman"/>
-          </w:rPr>
-          <w:t>any access to such features as location, microphone, a</w:t>
-        </w:r>
-      </w:ins>
-      <w:ins w:id="519" w:author="Arun Rai" w:date="2026-10-13T11:28:00Z" w16du:dateUtc="2026-10-13T05:43:00Z">
-        <w:r>
-          <w:rPr>
-            <w:rFonts w:ascii="Times New Roman" w:hAnsi="Times New Roman" w:cs="Times New Roman"/>
-          </w:rPr>
-          <w:t xml:space="preserve">nd background services. Hence, I realized that </w:t>
-        </w:r>
-        <w:proofErr w:type="gramStart"/>
-        <w:r>
-          <w:rPr>
-            <w:rFonts w:ascii="Times New Roman" w:hAnsi="Times New Roman" w:cs="Times New Roman"/>
-          </w:rPr>
-          <w:t>in order to</w:t>
-        </w:r>
-        <w:proofErr w:type="gramEnd"/>
-        <w:r>
-          <w:rPr>
-            <w:rFonts w:ascii="Times New Roman" w:hAnsi="Times New Roman" w:cs="Times New Roman"/>
-          </w:rPr>
-          <w:t xml:space="preserve"> understand why </w:t>
-        </w:r>
-      </w:ins>
-      <w:ins w:id="520" w:author="Arun Rai" w:date="2026-10-13T11:29:00Z" w16du:dateUtc="2026-10-13T05:44:00Z">
-        <w:r>
-          <w:rPr>
-            <w:rFonts w:ascii="Times New Roman" w:hAnsi="Times New Roman" w:cs="Times New Roman"/>
-          </w:rPr>
-          <w:t>something was not functioning, I needed to check what the problem was in the platform and not merely consider that everything could be a result of c</w:t>
-        </w:r>
-      </w:ins>
-      <w:ins w:id="521" w:author="Arun Rai" w:date="2026-10-13T11:30:00Z" w16du:dateUtc="2026-10-13T05:45:00Z">
-        <w:r>
-          <w:rPr>
-            <w:rFonts w:ascii="Times New Roman" w:hAnsi="Times New Roman" w:cs="Times New Roman"/>
-          </w:rPr>
-          <w:t>ode bug.</w:t>
-        </w:r>
-      </w:ins>
-    </w:p>
-    <w:p>
-      <w:pPr>
-        <w:jc w:val="both"/>
-        <w:rPr>
-          <w:ins w:id="522" w:author="Arun Rai" w:date="2026-10-13T11:33:00Z" w16du:dateUtc="2026-10-13T05:48:00Z"/>
-          <w:rFonts w:ascii="Times New Roman" w:hAnsi="Times New Roman" w:cs="Times New Roman"/>
-        </w:rPr>
-      </w:pPr>
-      <w:ins w:id="523" w:author="Arun Rai" w:date="2026-10-13T11:30:00Z" w16du:dateUtc="2026-10-13T05:45:00Z">
-        <w:r>
-          <w:rPr>
-            <w:rFonts w:ascii="Times New Roman" w:hAnsi="Times New Roman" w:cs="Times New Roman"/>
-          </w:rPr>
-          <w:t>Additionally, I changed the approach to my documentation. I used my previous writing to demonstra</w:t>
-        </w:r>
-      </w:ins>
-      <w:ins w:id="524" w:author="Arun Rai" w:date="2026-10-13T11:31:00Z" w16du:dateUtc="2026-10-13T05:46:00Z">
-        <w:r>
-          <w:rPr>
-            <w:rFonts w:ascii="Times New Roman" w:hAnsi="Times New Roman" w:cs="Times New Roman"/>
-          </w:rPr>
-          <w:t xml:space="preserve">te my development. </w:t>
-        </w:r>
-        <w:proofErr w:type="gramStart"/>
-        <w:r>
-          <w:rPr>
-            <w:rFonts w:ascii="Times New Roman" w:hAnsi="Times New Roman" w:cs="Times New Roman"/>
-          </w:rPr>
-          <w:t>Later on</w:t>
-        </w:r>
-        <w:proofErr w:type="gramEnd"/>
-        <w:r>
-          <w:rPr>
-            <w:rFonts w:ascii="Times New Roman" w:hAnsi="Times New Roman" w:cs="Times New Roman"/>
-          </w:rPr>
-          <w:t>, understood that technical documentation should focu</w:t>
-        </w:r>
-      </w:ins>
-      <w:ins w:id="525" w:author="Arun Rai" w:date="2026-10-13T11:32:00Z" w16du:dateUtc="2026-10-13T05:47:00Z">
-        <w:r>
-          <w:rPr>
-            <w:rFonts w:ascii="Times New Roman" w:hAnsi="Times New Roman" w:cs="Times New Roman"/>
-          </w:rPr>
-          <w:t>s on linking specifications, decisions, evidence</w:t>
-        </w:r>
-      </w:ins>
-      <w:ins w:id="526" w:author="Arun Rai" w:date="2026-10-13T11:33:00Z" w16du:dateUtc="2026-10-13T05:48:00Z">
-        <w:r>
-          <w:rPr>
-            <w:rFonts w:ascii="Times New Roman" w:hAnsi="Times New Roman" w:cs="Times New Roman"/>
-          </w:rPr>
-          <w:t>,</w:t>
-        </w:r>
-      </w:ins>
-      <w:ins w:id="527" w:author="Arun Rai" w:date="2026-10-13T11:32:00Z" w16du:dateUtc="2026-10-13T05:47:00Z">
-        <w:r>
-          <w:rPr>
-            <w:rFonts w:ascii="Times New Roman" w:hAnsi="Times New Roman" w:cs="Times New Roman"/>
-          </w:rPr>
-          <w:t xml:space="preserve"> </w:t>
-        </w:r>
-      </w:ins>
-      <w:ins w:id="528" w:author="Arun Rai" w:date="2026-10-13T11:33:00Z" w16du:dateUtc="2026-10-13T05:48:00Z">
-        <w:r>
-          <w:rPr>
-            <w:rFonts w:ascii="Times New Roman" w:hAnsi="Times New Roman" w:cs="Times New Roman"/>
-          </w:rPr>
-          <w:t>and limitations.</w:t>
-        </w:r>
-      </w:ins>
-    </w:p>
-    <w:p>
-      <w:pPr>
-        <w:jc w:val="both"/>
-        <w:rPr>
-          <w:ins w:id="529" w:author="Arun Rai" w:date="2026-10-11T16:05:00Z" w16du:dateUtc="2026-10-11T10:20:00Z"/>
-          <w:rFonts w:ascii="Times New Roman" w:hAnsi="Times New Roman" w:cs="Times New Roman"/>
-        </w:rPr>
-        <w:pPrChange w:id="530" w:author="Arun Rai" w:date="2026-10-13T13:02:00Z" w16du:dateUtc="2026-10-13T07:17:00Z">
+          <w:t>, I adopted a sys</w:t>
+        </w:r>
+      </w:ins>
+      <w:ins w:id="516" w:author="Arun Rai" w:date="2026-10-13T11:23:00Z" w16du:dateUtc="2026-10-13T05:38:00Z">
+        <w:r>
+          <w:rPr>
+            <w:rFonts w:ascii="Times New Roman" w:hAnsi="Times New Roman" w:cs="Times New Roman"/>
+          </w:rPr>
+          <w:t>tematic approach-having researched every project’s root, dependencies, and logs.</w:t>
+        </w:r>
+      </w:ins>
+    </w:p>
+    <w:p>
+      <w:pPr>
+        <w:jc w:val="both"/>
+        <w:rPr>
+          <w:ins w:id="517" w:author="Arun Rai" w:date="2026-10-13T11:30:00Z" w16du:dateUtc="2026-10-13T05:45:00Z"/>
+          <w:rFonts w:ascii="Times New Roman" w:hAnsi="Times New Roman" w:cs="Times New Roman"/>
+        </w:rPr>
+        <w:pPrChange w:id="518" w:author="Arun Rai" w:date="2026-10-13T13:02:00Z" w16du:dateUtc="2026-10-13T07:17:00Z">
           <w:pPr/>
         </w:pPrChange>
       </w:pPr>
-    </w:p>
-    <w:p>
-      <w:pPr>
-        <w:jc w:val="both"/>
-        <w:rPr>
-          <w:ins w:id="531" w:author="Arun Rai" w:date="2026-10-11T16:05:00Z" w16du:dateUtc="2026-10-11T10:20:00Z"/>
-          <w:rFonts w:ascii="Times New Roman" w:hAnsi="Times New Roman" w:cs="Times New Roman"/>
-        </w:rPr>
-        <w:pPrChange w:id="532" w:author="Arun Rai" w:date="2026-10-13T13:02:00Z" w16du:dateUtc="2026-10-13T07:17:00Z">
+      <w:ins w:id="519" w:author="Arun Rai" w:date="2026-10-13T11:23:00Z" w16du:dateUtc="2026-10-13T05:38:00Z">
+        <w:r>
+          <w:rPr>
+            <w:rFonts w:ascii="Times New Roman" w:hAnsi="Times New Roman" w:cs="Times New Roman"/>
+          </w:rPr>
+          <w:t>The most pleasant news for me was that all different services</w:t>
+        </w:r>
+      </w:ins>
+      <w:ins w:id="520" w:author="Arun Rai" w:date="2026-10-13T11:24:00Z" w16du:dateUtc="2026-10-13T05:39:00Z">
+        <w:r>
+          <w:rPr>
+            <w:rFonts w:ascii="Times New Roman" w:hAnsi="Times New Roman" w:cs="Times New Roman"/>
+          </w:rPr>
+          <w:t xml:space="preserve"> could be </w:t>
+        </w:r>
+        <w:proofErr w:type="gramStart"/>
+        <w:r>
+          <w:rPr>
+            <w:rFonts w:ascii="Times New Roman" w:hAnsi="Times New Roman" w:cs="Times New Roman"/>
+          </w:rPr>
+          <w:t>connected together</w:t>
+        </w:r>
+        <w:proofErr w:type="gramEnd"/>
+        <w:r>
+          <w:rPr>
+            <w:rFonts w:ascii="Times New Roman" w:hAnsi="Times New Roman" w:cs="Times New Roman"/>
+          </w:rPr>
+          <w:t xml:space="preserve"> in a single emergenc</w:t>
+        </w:r>
+      </w:ins>
+      <w:ins w:id="521" w:author="Arun Rai" w:date="2026-10-13T11:25:00Z" w16du:dateUtc="2026-10-13T05:40:00Z">
+        <w:r>
+          <w:rPr>
+            <w:rFonts w:ascii="Times New Roman" w:hAnsi="Times New Roman" w:cs="Times New Roman"/>
+          </w:rPr>
+          <w:t>y workflow. The worst part was that the term “run in the background” does not descri</w:t>
+        </w:r>
+      </w:ins>
+      <w:ins w:id="522" w:author="Arun Rai" w:date="2026-10-13T11:26:00Z" w16du:dateUtc="2026-10-13T05:41:00Z">
+        <w:r>
+          <w:rPr>
+            <w:rFonts w:ascii="Times New Roman" w:hAnsi="Times New Roman" w:cs="Times New Roman"/>
+          </w:rPr>
+          <w:t xml:space="preserve">be any trivial characteristic of Flutter. Android prohibits </w:t>
+        </w:r>
+      </w:ins>
+      <w:ins w:id="523" w:author="Arun Rai" w:date="2026-10-13T11:27:00Z" w16du:dateUtc="2026-10-13T05:42:00Z">
+        <w:r>
+          <w:rPr>
+            <w:rFonts w:ascii="Times New Roman" w:hAnsi="Times New Roman" w:cs="Times New Roman"/>
+          </w:rPr>
+          <w:t>any access to such features as location, microphone, a</w:t>
+        </w:r>
+      </w:ins>
+      <w:ins w:id="524" w:author="Arun Rai" w:date="2026-10-13T11:28:00Z" w16du:dateUtc="2026-10-13T05:43:00Z">
+        <w:r>
+          <w:rPr>
+            <w:rFonts w:ascii="Times New Roman" w:hAnsi="Times New Roman" w:cs="Times New Roman"/>
+          </w:rPr>
+          <w:t xml:space="preserve">nd background services. Hence, I realized that </w:t>
+        </w:r>
+        <w:proofErr w:type="gramStart"/>
+        <w:r>
+          <w:rPr>
+            <w:rFonts w:ascii="Times New Roman" w:hAnsi="Times New Roman" w:cs="Times New Roman"/>
+          </w:rPr>
+          <w:t>in order to</w:t>
+        </w:r>
+        <w:proofErr w:type="gramEnd"/>
+        <w:r>
+          <w:rPr>
+            <w:rFonts w:ascii="Times New Roman" w:hAnsi="Times New Roman" w:cs="Times New Roman"/>
+          </w:rPr>
+          <w:t xml:space="preserve"> understand why </w:t>
+        </w:r>
+      </w:ins>
+      <w:ins w:id="525" w:author="Arun Rai" w:date="2026-10-13T11:29:00Z" w16du:dateUtc="2026-10-13T05:44:00Z">
+        <w:r>
+          <w:rPr>
+            <w:rFonts w:ascii="Times New Roman" w:hAnsi="Times New Roman" w:cs="Times New Roman"/>
+          </w:rPr>
+          <w:t>something was not functioning, I needed to check what the problem was in the platform and not merely consider that everything could be a result of c</w:t>
+        </w:r>
+      </w:ins>
+      <w:ins w:id="526" w:author="Arun Rai" w:date="2026-10-13T11:30:00Z" w16du:dateUtc="2026-10-13T05:45:00Z">
+        <w:r>
+          <w:rPr>
+            <w:rFonts w:ascii="Times New Roman" w:hAnsi="Times New Roman" w:cs="Times New Roman"/>
+          </w:rPr>
+          <w:t>ode bug.</w:t>
+        </w:r>
+      </w:ins>
+    </w:p>
+    <w:p>
+      <w:pPr>
+        <w:jc w:val="both"/>
+        <w:rPr>
+          <w:ins w:id="527" w:author="Arun Rai" w:date="2026-10-13T11:33:00Z" w16du:dateUtc="2026-10-13T05:48:00Z"/>
+          <w:rFonts w:ascii="Times New Roman" w:hAnsi="Times New Roman" w:cs="Times New Roman"/>
+        </w:rPr>
+      </w:pPr>
+      <w:ins w:id="528" w:author="Arun Rai" w:date="2026-10-13T11:30:00Z" w16du:dateUtc="2026-10-13T05:45:00Z">
+        <w:r>
+          <w:rPr>
+            <w:rFonts w:ascii="Times New Roman" w:hAnsi="Times New Roman" w:cs="Times New Roman"/>
+          </w:rPr>
+          <w:t>Additionally, I changed the approach to my documentation. I used my previous writing to demonstra</w:t>
+        </w:r>
+      </w:ins>
+      <w:ins w:id="529" w:author="Arun Rai" w:date="2026-10-13T11:31:00Z" w16du:dateUtc="2026-10-13T05:46:00Z">
+        <w:r>
+          <w:rPr>
+            <w:rFonts w:ascii="Times New Roman" w:hAnsi="Times New Roman" w:cs="Times New Roman"/>
+          </w:rPr>
+          <w:t xml:space="preserve">te my development. </w:t>
+        </w:r>
+        <w:proofErr w:type="gramStart"/>
+        <w:r>
+          <w:rPr>
+            <w:rFonts w:ascii="Times New Roman" w:hAnsi="Times New Roman" w:cs="Times New Roman"/>
+          </w:rPr>
+          <w:t>Later on</w:t>
+        </w:r>
+        <w:proofErr w:type="gramEnd"/>
+        <w:r>
+          <w:rPr>
+            <w:rFonts w:ascii="Times New Roman" w:hAnsi="Times New Roman" w:cs="Times New Roman"/>
+          </w:rPr>
+          <w:t>, understood that technical documentation should focu</w:t>
+        </w:r>
+      </w:ins>
+      <w:ins w:id="530" w:author="Arun Rai" w:date="2026-10-13T11:32:00Z" w16du:dateUtc="2026-10-13T05:47:00Z">
+        <w:r>
+          <w:rPr>
+            <w:rFonts w:ascii="Times New Roman" w:hAnsi="Times New Roman" w:cs="Times New Roman"/>
+          </w:rPr>
+          <w:t>s on linking specifications, decisions, evidence</w:t>
+        </w:r>
+      </w:ins>
+      <w:ins w:id="531" w:author="Arun Rai" w:date="2026-10-13T11:33:00Z" w16du:dateUtc="2026-10-13T05:48:00Z">
+        <w:r>
+          <w:rPr>
+            <w:rFonts w:ascii="Times New Roman" w:hAnsi="Times New Roman" w:cs="Times New Roman"/>
+          </w:rPr>
+          <w:t>,</w:t>
+        </w:r>
+      </w:ins>
+      <w:ins w:id="532" w:author="Arun Rai" w:date="2026-10-13T11:32:00Z" w16du:dateUtc="2026-10-13T05:47:00Z">
+        <w:r>
+          <w:rPr>
+            <w:rFonts w:ascii="Times New Roman" w:hAnsi="Times New Roman" w:cs="Times New Roman"/>
+          </w:rPr>
+          <w:t xml:space="preserve"> </w:t>
+        </w:r>
+      </w:ins>
+      <w:ins w:id="533" w:author="Arun Rai" w:date="2026-10-13T11:33:00Z" w16du:dateUtc="2026-10-13T05:48:00Z">
+        <w:r>
+          <w:rPr>
+            <w:rFonts w:ascii="Times New Roman" w:hAnsi="Times New Roman" w:cs="Times New Roman"/>
+          </w:rPr>
+          <w:t>and limitations.</w:t>
+        </w:r>
+      </w:ins>
+    </w:p>
+    <w:p>
+      <w:pPr>
+        <w:jc w:val="both"/>
+        <w:rPr>
+          <w:ins w:id="534" w:author="Arun Rai" w:date="2026-10-11T16:05:00Z" w16du:dateUtc="2026-10-11T10:20:00Z"/>
+          <w:rFonts w:ascii="Times New Roman" w:hAnsi="Times New Roman" w:cs="Times New Roman"/>
+        </w:rPr>
+        <w:pPrChange w:id="535" w:author="Arun Rai" w:date="2026-10-13T13:02:00Z" w16du:dateUtc="2026-10-13T07:17:00Z">
           <w:pPr/>
         </w:pPrChange>
       </w:pPr>
@@ -5649,10 +5702,10 @@
       <w:pPr>
         <w:jc w:val="both"/>
         <w:rPr>
-          <w:ins w:id="533" w:author="Arun Rai" w:date="2026-10-11T16:05:00Z" w16du:dateUtc="2026-10-11T10:20:00Z"/>
-          <w:rFonts w:ascii="Times New Roman" w:hAnsi="Times New Roman" w:cs="Times New Roman"/>
-        </w:rPr>
-        <w:pPrChange w:id="534" w:author="Arun Rai" w:date="2026-10-13T13:02:00Z" w16du:dateUtc="2026-10-13T07:17:00Z">
+          <w:ins w:id="536" w:author="Arun Rai" w:date="2026-10-11T16:05:00Z" w16du:dateUtc="2026-10-11T10:20:00Z"/>
+          <w:rFonts w:ascii="Times New Roman" w:hAnsi="Times New Roman" w:cs="Times New Roman"/>
+        </w:rPr>
+        <w:pPrChange w:id="537" w:author="Arun Rai" w:date="2026-10-13T13:02:00Z" w16du:dateUtc="2026-10-13T07:17:00Z">
           <w:pPr/>
         </w:pPrChange>
       </w:pPr>
@@ -5661,10 +5714,10 @@
       <w:pPr>
         <w:jc w:val="both"/>
         <w:rPr>
-          <w:ins w:id="535" w:author="Arun Rai" w:date="2026-10-11T16:05:00Z" w16du:dateUtc="2026-10-11T10:20:00Z"/>
-          <w:rFonts w:ascii="Times New Roman" w:hAnsi="Times New Roman" w:cs="Times New Roman"/>
-        </w:rPr>
-        <w:pPrChange w:id="536" w:author="Arun Rai" w:date="2026-10-13T13:02:00Z" w16du:dateUtc="2026-10-13T07:17:00Z">
+          <w:ins w:id="538" w:author="Arun Rai" w:date="2026-10-11T16:05:00Z" w16du:dateUtc="2026-10-11T10:20:00Z"/>
+          <w:rFonts w:ascii="Times New Roman" w:hAnsi="Times New Roman" w:cs="Times New Roman"/>
+        </w:rPr>
+        <w:pPrChange w:id="539" w:author="Arun Rai" w:date="2026-10-13T13:02:00Z" w16du:dateUtc="2026-10-13T07:17:00Z">
           <w:pPr/>
         </w:pPrChange>
       </w:pPr>
@@ -5673,10 +5726,10 @@
       <w:pPr>
         <w:jc w:val="both"/>
         <w:rPr>
-          <w:ins w:id="537" w:author="Arun Rai" w:date="2026-10-11T16:05:00Z" w16du:dateUtc="2026-10-11T10:20:00Z"/>
-          <w:rFonts w:ascii="Times New Roman" w:hAnsi="Times New Roman" w:cs="Times New Roman"/>
-        </w:rPr>
-        <w:pPrChange w:id="538" w:author="Arun Rai" w:date="2026-10-13T13:02:00Z" w16du:dateUtc="2026-10-13T07:17:00Z">
+          <w:ins w:id="540" w:author="Arun Rai" w:date="2026-10-11T16:05:00Z" w16du:dateUtc="2026-10-11T10:20:00Z"/>
+          <w:rFonts w:ascii="Times New Roman" w:hAnsi="Times New Roman" w:cs="Times New Roman"/>
+        </w:rPr>
+        <w:pPrChange w:id="541" w:author="Arun Rai" w:date="2026-10-13T13:02:00Z" w16du:dateUtc="2026-10-13T07:17:00Z">
           <w:pPr/>
         </w:pPrChange>
       </w:pPr>
@@ -5685,10 +5738,10 @@
       <w:pPr>
         <w:jc w:val="both"/>
         <w:rPr>
-          <w:ins w:id="539" w:author="Arun Rai" w:date="2026-10-11T16:05:00Z" w16du:dateUtc="2026-10-11T10:20:00Z"/>
-          <w:rFonts w:ascii="Times New Roman" w:hAnsi="Times New Roman" w:cs="Times New Roman"/>
-        </w:rPr>
-        <w:pPrChange w:id="540" w:author="Arun Rai" w:date="2026-10-13T13:02:00Z" w16du:dateUtc="2026-10-13T07:17:00Z">
+          <w:ins w:id="542" w:author="Arun Rai" w:date="2026-10-11T16:05:00Z" w16du:dateUtc="2026-10-11T10:20:00Z"/>
+          <w:rFonts w:ascii="Times New Roman" w:hAnsi="Times New Roman" w:cs="Times New Roman"/>
+        </w:rPr>
+        <w:pPrChange w:id="543" w:author="Arun Rai" w:date="2026-10-13T13:02:00Z" w16du:dateUtc="2026-10-13T07:17:00Z">
           <w:pPr/>
         </w:pPrChange>
       </w:pPr>
@@ -5697,10 +5750,10 @@
       <w:pPr>
         <w:jc w:val="both"/>
         <w:rPr>
-          <w:ins w:id="541" w:author="Arun Rai" w:date="2026-10-11T16:05:00Z" w16du:dateUtc="2026-10-11T10:20:00Z"/>
-          <w:rFonts w:ascii="Times New Roman" w:hAnsi="Times New Roman" w:cs="Times New Roman"/>
-        </w:rPr>
-        <w:pPrChange w:id="542" w:author="Arun Rai" w:date="2026-10-13T13:02:00Z" w16du:dateUtc="2026-10-13T07:17:00Z">
+          <w:ins w:id="544" w:author="Arun Rai" w:date="2026-10-11T16:05:00Z" w16du:dateUtc="2026-10-11T10:20:00Z"/>
+          <w:rFonts w:ascii="Times New Roman" w:hAnsi="Times New Roman" w:cs="Times New Roman"/>
+        </w:rPr>
+        <w:pPrChange w:id="545" w:author="Arun Rai" w:date="2026-10-13T13:02:00Z" w16du:dateUtc="2026-10-13T07:17:00Z">
           <w:pPr/>
         </w:pPrChange>
       </w:pPr>
@@ -5709,15 +5762,27 @@
       <w:pPr>
         <w:jc w:val="both"/>
         <w:rPr>
-          <w:ins w:id="543" w:author="Arun Rai" w:date="2026-09-24T14:41:00Z" w16du:dateUtc="2026-09-24T08:56:00Z"/>
-          <w:rFonts w:ascii="Times New Roman" w:hAnsi="Times New Roman" w:cs="Times New Roman"/>
-          <w:rPrChange w:id="544" w:author="Arun Rai" w:date="2026-10-13T13:02:00Z" w16du:dateUtc="2026-10-13T07:17:00Z">
+          <w:ins w:id="546" w:author="Arun Rai" w:date="2026-10-11T16:05:00Z" w16du:dateUtc="2026-10-11T10:20:00Z"/>
+          <w:rFonts w:ascii="Times New Roman" w:hAnsi="Times New Roman" w:cs="Times New Roman"/>
+        </w:rPr>
+        <w:pPrChange w:id="547" w:author="Arun Rai" w:date="2026-10-13T13:02:00Z" w16du:dateUtc="2026-10-13T07:17:00Z">
+          <w:pPr/>
+        </w:pPrChange>
+      </w:pPr>
+    </w:p>
+    <w:p>
+      <w:pPr>
+        <w:jc w:val="both"/>
+        <w:rPr>
+          <w:ins w:id="548" w:author="Arun Rai" w:date="2026-09-24T14:41:00Z" w16du:dateUtc="2026-09-24T08:56:00Z"/>
+          <w:rFonts w:ascii="Times New Roman" w:hAnsi="Times New Roman" w:cs="Times New Roman"/>
+          <w:rPrChange w:id="549" w:author="Arun Rai" w:date="2026-10-13T13:02:00Z" w16du:dateUtc="2026-10-13T07:17:00Z">
             <w:rPr>
-              <w:ins w:id="545" w:author="Arun Rai" w:date="2026-09-24T14:41:00Z" w16du:dateUtc="2026-09-24T08:56:00Z"/>
+              <w:ins w:id="550" w:author="Arun Rai" w:date="2026-09-24T14:41:00Z" w16du:dateUtc="2026-09-24T08:56:00Z"/>
             </w:rPr>
           </w:rPrChange>
         </w:rPr>
-        <w:pPrChange w:id="546" w:author="Arun Rai" w:date="2026-10-13T13:02:00Z" w16du:dateUtc="2026-10-13T07:17:00Z">
+        <w:pPrChange w:id="551" w:author="Arun Rai" w:date="2026-10-13T13:02:00Z" w16du:dateUtc="2026-10-13T07:17:00Z">
           <w:pPr>
             <w:pStyle w:val="ListParagraph"/>
             <w:numPr>
@@ -5734,7 +5799,7 @@
         <w:pStyle w:val="ListParagraph"/>
         <w:jc w:val="both"/>
         <w:rPr>
-          <w:ins w:id="547" w:author="Arun Rai" w:date="2026-09-24T14:41:00Z" w16du:dateUtc="2026-09-24T08:56:00Z"/>
+          <w:ins w:id="552" w:author="Arun Rai" w:date="2026-09-24T14:41:00Z" w16du:dateUtc="2026-09-24T08:56:00Z"/>
           <w:rFonts w:ascii="Times New Roman" w:hAnsi="Times New Roman" w:cs="Times New Roman"/>
         </w:rPr>
       </w:pPr>
@@ -5744,7 +5809,7 @@
         <w:pStyle w:val="ListParagraph"/>
         <w:jc w:val="both"/>
         <w:rPr>
-          <w:ins w:id="548" w:author="Arun Rai" w:date="2026-09-24T14:41:00Z" w16du:dateUtc="2026-09-24T08:56:00Z"/>
+          <w:ins w:id="553" w:author="Arun Rai" w:date="2026-09-24T14:41:00Z" w16du:dateUtc="2026-09-24T08:56:00Z"/>
           <w:rFonts w:ascii="Times New Roman" w:hAnsi="Times New Roman" w:cs="Times New Roman"/>
         </w:rPr>
       </w:pPr>
@@ -5754,7 +5819,7 @@
         <w:pStyle w:val="ListParagraph"/>
         <w:jc w:val="both"/>
         <w:rPr>
-          <w:ins w:id="549" w:author="Arun Rai" w:date="2026-09-24T14:41:00Z" w16du:dateUtc="2026-09-24T08:56:00Z"/>
+          <w:ins w:id="554" w:author="Arun Rai" w:date="2026-09-24T14:41:00Z" w16du:dateUtc="2026-09-24T08:56:00Z"/>
           <w:rFonts w:ascii="Times New Roman" w:hAnsi="Times New Roman" w:cs="Times New Roman"/>
         </w:rPr>
       </w:pPr>
@@ -5764,7 +5829,7 @@
         <w:pStyle w:val="ListParagraph"/>
         <w:jc w:val="both"/>
         <w:rPr>
-          <w:ins w:id="550" w:author="Arun Rai" w:date="2026-09-24T14:41:00Z" w16du:dateUtc="2026-09-24T08:56:00Z"/>
+          <w:ins w:id="555" w:author="Arun Rai" w:date="2026-09-24T14:41:00Z" w16du:dateUtc="2026-09-24T08:56:00Z"/>
           <w:rFonts w:ascii="Times New Roman" w:hAnsi="Times New Roman" w:cs="Times New Roman"/>
         </w:rPr>
       </w:pPr>
@@ -5774,7 +5839,7 @@
         <w:pStyle w:val="ListParagraph"/>
         <w:jc w:val="both"/>
         <w:rPr>
-          <w:ins w:id="551" w:author="Arun Rai" w:date="2026-09-24T14:41:00Z" w16du:dateUtc="2026-09-24T08:56:00Z"/>
+          <w:ins w:id="556" w:author="Arun Rai" w:date="2026-09-24T14:41:00Z" w16du:dateUtc="2026-09-24T08:56:00Z"/>
           <w:rFonts w:ascii="Times New Roman" w:hAnsi="Times New Roman" w:cs="Times New Roman"/>
         </w:rPr>
       </w:pPr>
@@ -5784,7 +5849,7 @@
         <w:pStyle w:val="ListParagraph"/>
         <w:jc w:val="both"/>
         <w:rPr>
-          <w:ins w:id="552" w:author="Arun Rai" w:date="2026-09-24T14:41:00Z" w16du:dateUtc="2026-09-24T08:56:00Z"/>
+          <w:ins w:id="557" w:author="Arun Rai" w:date="2026-09-24T14:41:00Z" w16du:dateUtc="2026-09-24T08:56:00Z"/>
           <w:rFonts w:ascii="Times New Roman" w:hAnsi="Times New Roman" w:cs="Times New Roman"/>
         </w:rPr>
       </w:pPr>
@@ -5794,7 +5859,7 @@
         <w:pStyle w:val="ListParagraph"/>
         <w:jc w:val="both"/>
         <w:rPr>
-          <w:ins w:id="553" w:author="Arun Rai" w:date="2026-09-24T14:41:00Z" w16du:dateUtc="2026-09-24T08:56:00Z"/>
+          <w:ins w:id="558" w:author="Arun Rai" w:date="2026-09-24T14:41:00Z" w16du:dateUtc="2026-09-24T08:56:00Z"/>
           <w:rFonts w:ascii="Times New Roman" w:hAnsi="Times New Roman" w:cs="Times New Roman"/>
         </w:rPr>
       </w:pPr>
@@ -5804,7 +5869,7 @@
         <w:pStyle w:val="ListParagraph"/>
         <w:jc w:val="both"/>
         <w:rPr>
-          <w:ins w:id="554" w:author="Arun Rai" w:date="2026-09-24T14:41:00Z" w16du:dateUtc="2026-09-24T08:56:00Z"/>
+          <w:ins w:id="559" w:author="Arun Rai" w:date="2026-09-24T14:41:00Z" w16du:dateUtc="2026-09-24T08:56:00Z"/>
           <w:rFonts w:ascii="Times New Roman" w:hAnsi="Times New Roman" w:cs="Times New Roman"/>
         </w:rPr>
       </w:pPr>
@@ -5814,7 +5879,7 @@
         <w:pStyle w:val="ListParagraph"/>
         <w:jc w:val="both"/>
         <w:rPr>
-          <w:ins w:id="555" w:author="Arun Rai" w:date="2026-09-24T14:41:00Z" w16du:dateUtc="2026-09-24T08:56:00Z"/>
+          <w:ins w:id="560" w:author="Arun Rai" w:date="2026-09-24T14:41:00Z" w16du:dateUtc="2026-09-24T08:56:00Z"/>
           <w:rFonts w:ascii="Times New Roman" w:hAnsi="Times New Roman" w:cs="Times New Roman"/>
         </w:rPr>
       </w:pPr>
@@ -5824,7 +5889,7 @@
         <w:pStyle w:val="ListParagraph"/>
         <w:jc w:val="both"/>
         <w:rPr>
-          <w:ins w:id="556" w:author="Arun Rai" w:date="2026-09-24T14:41:00Z" w16du:dateUtc="2026-09-24T08:56:00Z"/>
+          <w:ins w:id="561" w:author="Arun Rai" w:date="2026-09-24T14:41:00Z" w16du:dateUtc="2026-09-24T08:56:00Z"/>
           <w:rFonts w:ascii="Times New Roman" w:hAnsi="Times New Roman" w:cs="Times New Roman"/>
         </w:rPr>
       </w:pPr>
@@ -5834,7 +5899,7 @@
         <w:pStyle w:val="ListParagraph"/>
         <w:jc w:val="both"/>
         <w:rPr>
-          <w:ins w:id="557" w:author="Arun Rai" w:date="2026-09-24T14:41:00Z" w16du:dateUtc="2026-09-24T08:56:00Z"/>
+          <w:ins w:id="562" w:author="Arun Rai" w:date="2026-09-24T14:41:00Z" w16du:dateUtc="2026-09-24T08:56:00Z"/>
           <w:rFonts w:ascii="Times New Roman" w:hAnsi="Times New Roman" w:cs="Times New Roman"/>
         </w:rPr>
       </w:pPr>
@@ -5844,7 +5909,7 @@
         <w:pStyle w:val="ListParagraph"/>
         <w:jc w:val="both"/>
         <w:rPr>
-          <w:ins w:id="558" w:author="Arun Rai" w:date="2026-09-24T14:41:00Z" w16du:dateUtc="2026-09-24T08:56:00Z"/>
+          <w:ins w:id="563" w:author="Arun Rai" w:date="2026-09-24T14:41:00Z" w16du:dateUtc="2026-09-24T08:56:00Z"/>
           <w:rFonts w:ascii="Times New Roman" w:hAnsi="Times New Roman" w:cs="Times New Roman"/>
         </w:rPr>
       </w:pPr>
@@ -5854,7 +5919,7 @@
         <w:pStyle w:val="ListParagraph"/>
         <w:jc w:val="both"/>
         <w:rPr>
-          <w:ins w:id="559" w:author="Arun Rai" w:date="2026-09-24T14:41:00Z" w16du:dateUtc="2026-09-24T08:56:00Z"/>
+          <w:ins w:id="564" w:author="Arun Rai" w:date="2026-09-24T14:41:00Z" w16du:dateUtc="2026-09-24T08:56:00Z"/>
           <w:rFonts w:ascii="Times New Roman" w:hAnsi="Times New Roman" w:cs="Times New Roman"/>
         </w:rPr>
       </w:pPr>
@@ -5864,7 +5929,7 @@
         <w:pStyle w:val="ListParagraph"/>
         <w:jc w:val="both"/>
         <w:rPr>
-          <w:ins w:id="560" w:author="Arun Rai" w:date="2026-09-24T14:42:00Z" w16du:dateUtc="2026-09-24T08:57:00Z"/>
+          <w:ins w:id="565" w:author="Arun Rai" w:date="2026-09-24T14:42:00Z" w16du:dateUtc="2026-09-24T08:57:00Z"/>
           <w:rFonts w:ascii="Times New Roman" w:hAnsi="Times New Roman" w:cs="Times New Roman"/>
         </w:rPr>
       </w:pPr>
@@ -5878,15 +5943,15 @@
         </w:numPr>
         <w:jc w:val="both"/>
         <w:rPr>
-          <w:ins w:id="561" w:author="Arun Rai" w:date="2026-09-24T14:42:00Z" w16du:dateUtc="2026-09-24T08:57:00Z"/>
-          <w:rFonts w:ascii="Times New Roman" w:hAnsi="Times New Roman" w:cs="Times New Roman"/>
-          <w:rPrChange w:id="562" w:author="Arun Rai" w:date="2026-10-13T13:02:00Z" w16du:dateUtc="2026-10-13T07:17:00Z">
+          <w:ins w:id="566" w:author="Arun Rai" w:date="2026-09-24T14:42:00Z" w16du:dateUtc="2026-09-24T08:57:00Z"/>
+          <w:rFonts w:ascii="Times New Roman" w:hAnsi="Times New Roman" w:cs="Times New Roman"/>
+          <w:rPrChange w:id="567" w:author="Arun Rai" w:date="2026-10-13T13:02:00Z" w16du:dateUtc="2026-10-13T07:17:00Z">
             <w:rPr>
-              <w:ins w:id="563" w:author="Arun Rai" w:date="2026-09-24T14:42:00Z" w16du:dateUtc="2026-09-24T08:57:00Z"/>
+              <w:ins w:id="568" w:author="Arun Rai" w:date="2026-09-24T14:42:00Z" w16du:dateUtc="2026-09-24T08:57:00Z"/>
             </w:rPr>
           </w:rPrChange>
         </w:rPr>
-        <w:pPrChange w:id="564" w:author="Arun Rai" w:date="2026-10-13T13:02:00Z" w16du:dateUtc="2026-10-13T07:17:00Z">
+        <w:pPrChange w:id="569" w:author="Arun Rai" w:date="2026-10-13T13:02:00Z" w16du:dateUtc="2026-10-13T07:17:00Z">
           <w:pPr>
             <w:pStyle w:val="ListParagraph"/>
             <w:numPr>
@@ -5897,9 +5962,9 @@
           </w:pPr>
         </w:pPrChange>
       </w:pPr>
-      <w:bookmarkStart w:id="565" w:name="_Toc242080249"/>
+      <w:bookmarkStart w:id="570" w:name="_Toc242080249"/>
       <w:proofErr w:type="spellStart"/>
-      <w:ins w:id="566" w:author="Arun Rai" w:date="2026-10-05T08:05:00Z" w16du:dateUtc="2026-10-05T02:20:00Z">
+      <w:ins w:id="571" w:author="Arun Rai" w:date="2026-10-05T08:05:00Z" w16du:dateUtc="2026-10-05T02:20:00Z">
         <w:r>
           <w:rPr>
             <w:rFonts w:ascii="Times New Roman" w:hAnsi="Times New Roman" w:cs="Times New Roman"/>
@@ -5915,18 +5980,18 @@
           <w:t xml:space="preserve"> analysis</w:t>
         </w:r>
       </w:ins>
-      <w:bookmarkEnd w:id="565"/>
+      <w:bookmarkEnd w:id="570"/>
     </w:p>
     <w:p>
       <w:pPr>
         <w:pStyle w:val="ListParagraph"/>
         <w:jc w:val="both"/>
         <w:rPr>
-          <w:ins w:id="567" w:author="Arun Rai" w:date="2026-10-13T11:50:00Z" w16du:dateUtc="2026-10-13T06:05:00Z"/>
-          <w:rFonts w:ascii="Times New Roman" w:hAnsi="Times New Roman" w:cs="Times New Roman"/>
-        </w:rPr>
-      </w:pPr>
-      <w:ins w:id="568" w:author="Arun Rai" w:date="2026-10-13T11:41:00Z" w16du:dateUtc="2026-10-13T05:56:00Z">
+          <w:ins w:id="572" w:author="Arun Rai" w:date="2026-10-13T11:50:00Z" w16du:dateUtc="2026-10-13T06:05:00Z"/>
+          <w:rFonts w:ascii="Times New Roman" w:hAnsi="Times New Roman" w:cs="Times New Roman"/>
+        </w:rPr>
+      </w:pPr>
+      <w:ins w:id="573" w:author="Arun Rai" w:date="2026-10-13T11:41:00Z" w16du:dateUtc="2026-10-13T05:56:00Z">
         <w:r>
           <w:rPr>
             <w:rFonts w:ascii="Times New Roman" w:hAnsi="Times New Roman" w:cs="Times New Roman"/>
@@ -5934,7 +5999,7 @@
           <w:t>The primary issue was the clash between ambition an</w:t>
         </w:r>
       </w:ins>
-      <w:ins w:id="569" w:author="Arun Rai" w:date="2026-10-13T11:42:00Z" w16du:dateUtc="2026-10-13T05:57:00Z">
+      <w:ins w:id="574" w:author="Arun Rai" w:date="2026-10-13T11:42:00Z" w16du:dateUtc="2026-10-13T05:57:00Z">
         <w:r>
           <w:rPr>
             <w:rFonts w:ascii="Times New Roman" w:hAnsi="Times New Roman" w:cs="Times New Roman"/>
@@ -5943,7 +6008,7 @@
         </w:r>
       </w:ins>
       <w:proofErr w:type="spellStart"/>
-      <w:ins w:id="570" w:author="Arun Rai" w:date="2026-10-13T11:43:00Z" w16du:dateUtc="2026-10-13T05:58:00Z">
+      <w:ins w:id="575" w:author="Arun Rai" w:date="2026-10-13T11:43:00Z" w16du:dateUtc="2026-10-13T05:58:00Z">
         <w:r>
           <w:rPr>
             <w:rFonts w:ascii="Times New Roman" w:hAnsi="Times New Roman" w:cs="Times New Roman"/>
@@ -5972,7 +6037,7 @@
           <w:t>, backgr</w:t>
         </w:r>
       </w:ins>
-      <w:ins w:id="571" w:author="Arun Rai" w:date="2026-10-13T11:44:00Z" w16du:dateUtc="2026-10-13T05:59:00Z">
+      <w:ins w:id="576" w:author="Arun Rai" w:date="2026-10-13T11:44:00Z" w16du:dateUtc="2026-10-13T05:59:00Z">
         <w:r>
           <w:rPr>
             <w:rFonts w:ascii="Times New Roman" w:hAnsi="Times New Roman" w:cs="Times New Roman"/>
@@ -5994,7 +6059,7 @@
           <w:t xml:space="preserve">, hidden SOS alert, messenger, etc. Even though each function is </w:t>
         </w:r>
       </w:ins>
-      <w:ins w:id="572" w:author="Arun Rai" w:date="2026-10-13T11:45:00Z" w16du:dateUtc="2026-10-13T06:00:00Z">
+      <w:ins w:id="577" w:author="Arun Rai" w:date="2026-10-13T11:45:00Z" w16du:dateUtc="2026-10-13T06:00:00Z">
         <w:r>
           <w:rPr>
             <w:rFonts w:ascii="Times New Roman" w:hAnsi="Times New Roman" w:cs="Times New Roman"/>
@@ -6002,7 +6067,7 @@
           <w:t xml:space="preserve">implementable separately, their implementation together leads </w:t>
         </w:r>
       </w:ins>
-      <w:ins w:id="573" w:author="Arun Rai" w:date="2026-10-13T11:46:00Z" w16du:dateUtc="2026-10-13T06:01:00Z">
+      <w:ins w:id="578" w:author="Arun Rai" w:date="2026-10-13T11:46:00Z" w16du:dateUtc="2026-10-13T06:01:00Z">
         <w:r>
           <w:rPr>
             <w:rFonts w:ascii="Times New Roman" w:hAnsi="Times New Roman" w:cs="Times New Roman"/>
@@ -6010,7 +6075,7 @@
           <w:t>to several demands related to the policies o</w:t>
         </w:r>
       </w:ins>
-      <w:ins w:id="574" w:author="Arun Rai" w:date="2026-10-13T11:47:00Z" w16du:dateUtc="2026-10-13T06:02:00Z">
+      <w:ins w:id="579" w:author="Arun Rai" w:date="2026-10-13T11:47:00Z" w16du:dateUtc="2026-10-13T06:02:00Z">
         <w:r>
           <w:rPr>
             <w:rFonts w:ascii="Times New Roman" w:hAnsi="Times New Roman" w:cs="Times New Roman"/>
@@ -6018,7 +6083,7 @@
           <w:t>f</w:t>
         </w:r>
       </w:ins>
-      <w:ins w:id="575" w:author="Arun Rai" w:date="2026-10-13T11:46:00Z" w16du:dateUtc="2026-10-13T06:01:00Z">
+      <w:ins w:id="580" w:author="Arun Rai" w:date="2026-10-13T11:46:00Z" w16du:dateUtc="2026-10-13T06:01:00Z">
         <w:r>
           <w:rPr>
             <w:rFonts w:ascii="Times New Roman" w:hAnsi="Times New Roman" w:cs="Times New Roman"/>
@@ -6026,7 +6091,7 @@
           <w:t xml:space="preserve"> th</w:t>
         </w:r>
       </w:ins>
-      <w:ins w:id="576" w:author="Arun Rai" w:date="2026-10-13T11:47:00Z" w16du:dateUtc="2026-10-13T06:02:00Z">
+      <w:ins w:id="581" w:author="Arun Rai" w:date="2026-10-13T11:47:00Z" w16du:dateUtc="2026-10-13T06:02:00Z">
         <w:r>
           <w:rPr>
             <w:rFonts w:ascii="Times New Roman" w:hAnsi="Times New Roman" w:cs="Times New Roman"/>
@@ -6048,7 +6113,7 @@
           <w:t xml:space="preserve"> of the system in re</w:t>
         </w:r>
       </w:ins>
-      <w:ins w:id="577" w:author="Arun Rai" w:date="2026-10-13T11:48:00Z" w16du:dateUtc="2026-10-13T06:03:00Z">
+      <w:ins w:id="582" w:author="Arun Rai" w:date="2026-10-13T11:48:00Z" w16du:dateUtc="2026-10-13T06:03:00Z">
         <w:r>
           <w:rPr>
             <w:rFonts w:ascii="Times New Roman" w:hAnsi="Times New Roman" w:cs="Times New Roman"/>
@@ -6062,11 +6127,11 @@
         <w:pStyle w:val="ListParagraph"/>
         <w:jc w:val="both"/>
         <w:rPr>
-          <w:ins w:id="578" w:author="Arun Rai" w:date="2026-10-13T11:48:00Z" w16du:dateUtc="2026-10-13T06:03:00Z"/>
-          <w:rFonts w:ascii="Times New Roman" w:hAnsi="Times New Roman" w:cs="Times New Roman"/>
-        </w:rPr>
-      </w:pPr>
-      <w:ins w:id="579" w:author="Arun Rai" w:date="2026-10-13T11:50:00Z" w16du:dateUtc="2026-10-13T06:05:00Z">
+          <w:ins w:id="583" w:author="Arun Rai" w:date="2026-10-13T11:48:00Z" w16du:dateUtc="2026-10-13T06:03:00Z"/>
+          <w:rFonts w:ascii="Times New Roman" w:hAnsi="Times New Roman" w:cs="Times New Roman"/>
+        </w:rPr>
+      </w:pPr>
+      <w:ins w:id="584" w:author="Arun Rai" w:date="2026-10-13T11:50:00Z" w16du:dateUtc="2026-10-13T06:05:00Z">
         <w:r>
           <w:rPr>
             <w:rFonts w:ascii="Times New Roman" w:hAnsi="Times New Roman" w:cs="Times New Roman"/>
@@ -6074,7 +6139,7 @@
           <w:t xml:space="preserve">The change is exemplified by the performance of background </w:t>
         </w:r>
       </w:ins>
-      <w:ins w:id="580" w:author="Arun Rai" w:date="2026-10-13T11:51:00Z" w16du:dateUtc="2026-10-13T06:06:00Z">
+      <w:ins w:id="585" w:author="Arun Rai" w:date="2026-10-13T11:51:00Z" w16du:dateUtc="2026-10-13T06:06:00Z">
         <w:r>
           <w:rPr>
             <w:rFonts w:ascii="Times New Roman" w:hAnsi="Times New Roman" w:cs="Times New Roman"/>
@@ -6082,7 +6147,7 @@
           <w:t>processes. Android restricts what happens in the background for privacy, performan</w:t>
         </w:r>
       </w:ins>
-      <w:ins w:id="581" w:author="Arun Rai" w:date="2026-10-13T12:08:00Z" w16du:dateUtc="2026-10-13T06:23:00Z">
+      <w:ins w:id="586" w:author="Arun Rai" w:date="2026-10-13T12:08:00Z" w16du:dateUtc="2026-10-13T06:23:00Z">
         <w:r>
           <w:rPr>
             <w:rFonts w:ascii="Times New Roman" w:hAnsi="Times New Roman" w:cs="Times New Roman"/>
@@ -6090,7 +6155,7 @@
           <w:t>ce, and battery life. Moreover, new API levels force further rest</w:t>
         </w:r>
       </w:ins>
-      <w:ins w:id="582" w:author="Arun Rai" w:date="2026-10-13T12:09:00Z" w16du:dateUtc="2026-10-13T06:24:00Z">
+      <w:ins w:id="587" w:author="Arun Rai" w:date="2026-10-13T12:09:00Z" w16du:dateUtc="2026-10-13T06:24:00Z">
         <w:r>
           <w:rPr>
             <w:rFonts w:ascii="Times New Roman" w:hAnsi="Times New Roman" w:cs="Times New Roman"/>
@@ -6126,7 +6191,7 @@
           <w:t xml:space="preserve"> f</w:t>
         </w:r>
       </w:ins>
-      <w:ins w:id="583" w:author="Arun Rai" w:date="2026-10-13T12:10:00Z" w16du:dateUtc="2026-10-13T06:25:00Z">
+      <w:ins w:id="588" w:author="Arun Rai" w:date="2026-10-13T12:10:00Z" w16du:dateUtc="2026-10-13T06:25:00Z">
         <w:r>
           <w:rPr>
             <w:rFonts w:ascii="Times New Roman" w:hAnsi="Times New Roman" w:cs="Times New Roman"/>
@@ -6148,7 +6213,7 @@
           <w:t xml:space="preserve">. A solid design should design should define the cases when the service is applicable, use permitted foreground </w:t>
         </w:r>
       </w:ins>
-      <w:ins w:id="584" w:author="Arun Rai" w:date="2026-10-13T12:11:00Z" w16du:dateUtc="2026-10-13T06:26:00Z">
+      <w:ins w:id="589" w:author="Arun Rai" w:date="2026-10-13T12:11:00Z" w16du:dateUtc="2026-10-13T06:26:00Z">
         <w:r>
           <w:rPr>
             <w:rFonts w:ascii="Times New Roman" w:hAnsi="Times New Roman" w:cs="Times New Roman"/>
@@ -6162,11 +6227,11 @@
         <w:pStyle w:val="ListParagraph"/>
         <w:jc w:val="both"/>
         <w:rPr>
-          <w:ins w:id="585" w:author="Arun Rai" w:date="2026-10-13T12:16:00Z" w16du:dateUtc="2026-10-13T06:31:00Z"/>
-          <w:rFonts w:ascii="Times New Roman" w:hAnsi="Times New Roman" w:cs="Times New Roman"/>
-        </w:rPr>
-      </w:pPr>
-      <w:ins w:id="586" w:author="Arun Rai" w:date="2026-10-13T11:49:00Z" w16du:dateUtc="2026-10-13T06:04:00Z">
+          <w:ins w:id="590" w:author="Arun Rai" w:date="2026-10-13T12:16:00Z" w16du:dateUtc="2026-10-13T06:31:00Z"/>
+          <w:rFonts w:ascii="Times New Roman" w:hAnsi="Times New Roman" w:cs="Times New Roman"/>
+        </w:rPr>
+      </w:pPr>
+      <w:ins w:id="591" w:author="Arun Rai" w:date="2026-10-13T11:49:00Z" w16du:dateUtc="2026-10-13T06:04:00Z">
         <w:r>
           <w:rPr>
             <w:rFonts w:ascii="Times New Roman" w:hAnsi="Times New Roman" w:cs="Times New Roman"/>
@@ -6174,7 +6239,7 @@
           <w:t xml:space="preserve">Another important lesson learned was related to the issue of security. At the beginning, </w:t>
         </w:r>
       </w:ins>
-      <w:ins w:id="587" w:author="Arun Rai" w:date="2026-10-13T11:50:00Z" w16du:dateUtc="2026-10-13T06:05:00Z">
+      <w:ins w:id="592" w:author="Arun Rai" w:date="2026-10-13T11:50:00Z" w16du:dateUtc="2026-10-13T06:05:00Z">
         <w:r>
           <w:rPr>
             <w:rFonts w:ascii="Times New Roman" w:hAnsi="Times New Roman" w:cs="Times New Roman"/>
@@ -6189,7 +6254,7 @@
           <w:t xml:space="preserve">a </w:t>
         </w:r>
       </w:ins>
-      <w:ins w:id="588" w:author="Arun Rai" w:date="2026-10-13T11:47:00Z" w16du:dateUtc="2026-10-13T06:02:00Z">
+      <w:ins w:id="593" w:author="Arun Rai" w:date="2026-10-13T11:47:00Z" w16du:dateUtc="2026-10-13T06:02:00Z">
         <w:r>
           <w:rPr>
             <w:rFonts w:ascii="Times New Roman" w:hAnsi="Times New Roman" w:cs="Times New Roman"/>
@@ -6197,7 +6262,7 @@
           <w:t xml:space="preserve"> </w:t>
         </w:r>
       </w:ins>
-      <w:ins w:id="589" w:author="Arun Rai" w:date="2026-10-13T12:12:00Z" w16du:dateUtc="2026-10-13T06:27:00Z">
+      <w:ins w:id="594" w:author="Arun Rai" w:date="2026-10-13T12:12:00Z" w16du:dateUtc="2026-10-13T06:27:00Z">
         <w:r>
           <w:rPr>
             <w:rFonts w:ascii="Times New Roman" w:hAnsi="Times New Roman" w:cs="Times New Roman"/>
@@ -6240,7 +6305,7 @@
           <w:t xml:space="preserve"> should </w:t>
         </w:r>
       </w:ins>
-      <w:ins w:id="590" w:author="Arun Rai" w:date="2026-10-13T12:13:00Z" w16du:dateUtc="2026-10-13T06:28:00Z">
+      <w:ins w:id="595" w:author="Arun Rai" w:date="2026-10-13T12:13:00Z" w16du:dateUtc="2026-10-13T06:28:00Z">
         <w:r>
           <w:rPr>
             <w:rFonts w:ascii="Times New Roman" w:hAnsi="Times New Roman" w:cs="Times New Roman"/>
@@ -6248,7 +6313,7 @@
           <w:t>not substitute authorization process. Firebase warns against loose production p</w:t>
         </w:r>
       </w:ins>
-      <w:ins w:id="591" w:author="Arun Rai" w:date="2026-10-13T12:14:00Z" w16du:dateUtc="2026-10-13T06:29:00Z">
+      <w:ins w:id="596" w:author="Arun Rai" w:date="2026-10-13T12:14:00Z" w16du:dateUtc="2026-10-13T06:29:00Z">
         <w:r>
           <w:rPr>
             <w:rFonts w:ascii="Times New Roman" w:hAnsi="Times New Roman" w:cs="Times New Roman"/>
@@ -6256,7 +6321,7 @@
           <w:t>olicies and advises implementing authorization due to security concerns. Absence of strict access control mechani</w:t>
         </w:r>
       </w:ins>
-      <w:ins w:id="592" w:author="Arun Rai" w:date="2026-10-13T12:15:00Z" w16du:dateUtc="2026-10-13T06:30:00Z">
+      <w:ins w:id="597" w:author="Arun Rai" w:date="2026-10-13T12:15:00Z" w16du:dateUtc="2026-10-13T06:30:00Z">
         <w:r>
           <w:rPr>
             <w:rFonts w:ascii="Times New Roman" w:hAnsi="Times New Roman" w:cs="Times New Roman"/>
@@ -6306,7 +6371,7 @@
           <w:t xml:space="preserve"> data. Therefore, security sh</w:t>
         </w:r>
       </w:ins>
-      <w:ins w:id="593" w:author="Arun Rai" w:date="2026-10-13T12:16:00Z" w16du:dateUtc="2026-10-13T06:31:00Z">
+      <w:ins w:id="598" w:author="Arun Rai" w:date="2026-10-13T12:16:00Z" w16du:dateUtc="2026-10-13T06:31:00Z">
         <w:r>
           <w:rPr>
             <w:rFonts w:ascii="Times New Roman" w:hAnsi="Times New Roman" w:cs="Times New Roman"/>
@@ -6320,11 +6385,11 @@
         <w:pStyle w:val="ListParagraph"/>
         <w:jc w:val="both"/>
         <w:rPr>
-          <w:ins w:id="594" w:author="Arun Rai" w:date="2026-10-13T12:21:00Z" w16du:dateUtc="2026-10-13T06:36:00Z"/>
-          <w:rFonts w:ascii="Times New Roman" w:hAnsi="Times New Roman" w:cs="Times New Roman"/>
-        </w:rPr>
-      </w:pPr>
-      <w:ins w:id="595" w:author="Arun Rai" w:date="2026-10-13T12:16:00Z" w16du:dateUtc="2026-10-13T06:31:00Z">
+          <w:ins w:id="599" w:author="Arun Rai" w:date="2026-10-13T12:21:00Z" w16du:dateUtc="2026-10-13T06:36:00Z"/>
+          <w:rFonts w:ascii="Times New Roman" w:hAnsi="Times New Roman" w:cs="Times New Roman"/>
+        </w:rPr>
+      </w:pPr>
+      <w:ins w:id="600" w:author="Arun Rai" w:date="2026-10-13T12:16:00Z" w16du:dateUtc="2026-10-13T06:31:00Z">
         <w:r>
           <w:rPr>
             <w:rFonts w:ascii="Times New Roman" w:hAnsi="Times New Roman" w:cs="Times New Roman"/>
@@ -6346,7 +6411,7 @@
           <w:t xml:space="preserve"> the skill of choosing technology based on measurable require</w:t>
         </w:r>
       </w:ins>
-      <w:ins w:id="596" w:author="Arun Rai" w:date="2026-10-13T12:17:00Z" w16du:dateUtc="2026-10-13T06:32:00Z">
+      <w:ins w:id="601" w:author="Arun Rai" w:date="2026-10-13T12:17:00Z" w16du:dateUtc="2026-10-13T06:32:00Z">
         <w:r>
           <w:rPr>
             <w:rFonts w:ascii="Times New Roman" w:hAnsi="Times New Roman" w:cs="Times New Roman"/>
@@ -6361,7 +6426,7 @@
           <w:t xml:space="preserve">concerning </w:t>
         </w:r>
       </w:ins>
-      <w:ins w:id="597" w:author="Arun Rai" w:date="2026-10-13T12:12:00Z" w16du:dateUtc="2026-10-13T06:27:00Z">
+      <w:ins w:id="602" w:author="Arun Rai" w:date="2026-10-13T12:12:00Z" w16du:dateUtc="2026-10-13T06:27:00Z">
         <w:r>
           <w:rPr>
             <w:rFonts w:ascii="Times New Roman" w:hAnsi="Times New Roman" w:cs="Times New Roman"/>
@@ -6369,7 +6434,7 @@
           <w:t xml:space="preserve"> </w:t>
         </w:r>
       </w:ins>
-      <w:ins w:id="598" w:author="Arun Rai" w:date="2026-10-13T12:18:00Z" w16du:dateUtc="2026-10-13T06:33:00Z">
+      <w:ins w:id="603" w:author="Arun Rai" w:date="2026-10-13T12:18:00Z" w16du:dateUtc="2026-10-13T06:33:00Z">
         <w:r>
           <w:rPr>
             <w:rFonts w:ascii="Times New Roman" w:hAnsi="Times New Roman" w:cs="Times New Roman"/>
@@ -6384,7 +6449,7 @@
           <w:t xml:space="preserve"> generation or comprehension, while voice reco</w:t>
         </w:r>
       </w:ins>
-      <w:ins w:id="599" w:author="Arun Rai" w:date="2026-10-13T12:19:00Z" w16du:dateUtc="2026-10-13T06:34:00Z">
+      <w:ins w:id="604" w:author="Arun Rai" w:date="2026-10-13T12:19:00Z" w16du:dateUtc="2026-10-13T06:34:00Z">
         <w:r>
           <w:rPr>
             <w:rFonts w:ascii="Times New Roman" w:hAnsi="Times New Roman" w:cs="Times New Roman"/>
@@ -6393,7 +6458,7 @@
         </w:r>
       </w:ins>
       <w:proofErr w:type="spellStart"/>
-      <w:ins w:id="600" w:author="Arun Rai" w:date="2026-10-13T12:20:00Z" w16du:dateUtc="2026-10-13T06:35:00Z">
+      <w:ins w:id="605" w:author="Arun Rai" w:date="2026-10-13T12:20:00Z" w16du:dateUtc="2026-10-13T06:35:00Z">
         <w:r>
           <w:rPr>
             <w:rFonts w:ascii="Times New Roman" w:hAnsi="Times New Roman" w:cs="Times New Roman"/>
@@ -6422,7 +6487,7 @@
           <w:t>, or concerns about privacy. Therefore, it would be more appropriate to use a s</w:t>
         </w:r>
       </w:ins>
-      <w:ins w:id="601" w:author="Arun Rai" w:date="2026-10-13T12:21:00Z" w16du:dateUtc="2026-10-13T06:36:00Z">
+      <w:ins w:id="606" w:author="Arun Rai" w:date="2026-10-13T12:21:00Z" w16du:dateUtc="2026-10-13T06:36:00Z">
         <w:r>
           <w:rPr>
             <w:rFonts w:ascii="Times New Roman" w:hAnsi="Times New Roman" w:cs="Times New Roman"/>
@@ -6436,11 +6501,11 @@
         <w:pStyle w:val="ListParagraph"/>
         <w:jc w:val="both"/>
         <w:rPr>
-          <w:ins w:id="602" w:author="Arun Rai" w:date="2026-10-13T12:26:00Z" w16du:dateUtc="2026-10-13T06:41:00Z"/>
-          <w:rFonts w:ascii="Times New Roman" w:hAnsi="Times New Roman" w:cs="Times New Roman"/>
-        </w:rPr>
-      </w:pPr>
-      <w:ins w:id="603" w:author="Arun Rai" w:date="2026-10-13T12:21:00Z" w16du:dateUtc="2026-10-13T06:36:00Z">
+          <w:ins w:id="607" w:author="Arun Rai" w:date="2026-10-13T12:26:00Z" w16du:dateUtc="2026-10-13T06:41:00Z"/>
+          <w:rFonts w:ascii="Times New Roman" w:hAnsi="Times New Roman" w:cs="Times New Roman"/>
+        </w:rPr>
+      </w:pPr>
+      <w:ins w:id="608" w:author="Arun Rai" w:date="2026-10-13T12:21:00Z" w16du:dateUtc="2026-10-13T06:36:00Z">
         <w:r>
           <w:rPr>
             <w:rFonts w:ascii="Times New Roman" w:hAnsi="Times New Roman" w:cs="Times New Roman"/>
@@ -6448,7 +6513,7 @@
           <w:t>Also, the usage of Flutter has provided a lot of useful insights on cross-</w:t>
         </w:r>
       </w:ins>
-      <w:ins w:id="604" w:author="Arun Rai" w:date="2026-10-13T12:22:00Z" w16du:dateUtc="2026-10-13T06:37:00Z">
+      <w:ins w:id="609" w:author="Arun Rai" w:date="2026-10-13T12:22:00Z" w16du:dateUtc="2026-10-13T06:37:00Z">
         <w:r>
           <w:rPr>
             <w:rFonts w:ascii="Times New Roman" w:hAnsi="Times New Roman" w:cs="Times New Roman"/>
@@ -6470,7 +6535,7 @@
           <w:t xml:space="preserve"> Swift and </w:t>
         </w:r>
       </w:ins>
-      <w:ins w:id="605" w:author="Arun Rai" w:date="2026-10-13T12:23:00Z" w16du:dateUtc="2026-10-13T06:38:00Z">
+      <w:ins w:id="610" w:author="Arun Rai" w:date="2026-10-13T12:23:00Z" w16du:dateUtc="2026-10-13T06:38:00Z">
         <w:r>
           <w:rPr>
             <w:rFonts w:ascii="Times New Roman" w:hAnsi="Times New Roman" w:cs="Times New Roman"/>
@@ -6486,7 +6551,7 @@
         </w:r>
       </w:ins>
       <w:proofErr w:type="spellEnd"/>
-      <w:ins w:id="606" w:author="Arun Rai" w:date="2026-10-13T12:24:00Z" w16du:dateUtc="2026-10-13T06:39:00Z">
+      <w:ins w:id="611" w:author="Arun Rai" w:date="2026-10-13T12:24:00Z" w16du:dateUtc="2026-10-13T06:39:00Z">
         <w:r>
           <w:rPr>
             <w:rFonts w:ascii="Times New Roman" w:hAnsi="Times New Roman" w:cs="Times New Roman"/>
@@ -6509,7 +6574,7 @@
         </w:r>
       </w:ins>
       <w:proofErr w:type="spellStart"/>
-      <w:ins w:id="607" w:author="Arun Rai" w:date="2026-10-13T12:25:00Z" w16du:dateUtc="2026-10-13T06:40:00Z">
+      <w:ins w:id="612" w:author="Arun Rai" w:date="2026-10-13T12:25:00Z" w16du:dateUtc="2026-10-13T06:40:00Z">
         <w:r>
           <w:rPr>
             <w:rFonts w:ascii="Times New Roman" w:hAnsi="Times New Roman" w:cs="Times New Roman"/>
@@ -6538,7 +6603,7 @@
           <w:t xml:space="preserve">, permission, and voice usage separately instead of assuming that Android </w:t>
         </w:r>
       </w:ins>
-      <w:ins w:id="608" w:author="Arun Rai" w:date="2026-10-13T12:26:00Z" w16du:dateUtc="2026-10-13T06:41:00Z">
+      <w:ins w:id="613" w:author="Arun Rai" w:date="2026-10-13T12:26:00Z" w16du:dateUtc="2026-10-13T06:41:00Z">
         <w:r>
           <w:rPr>
             <w:rFonts w:ascii="Times New Roman" w:hAnsi="Times New Roman" w:cs="Times New Roman"/>
@@ -6552,11 +6617,11 @@
         <w:pStyle w:val="ListParagraph"/>
         <w:jc w:val="both"/>
         <w:rPr>
-          <w:ins w:id="609" w:author="Arun Rai" w:date="2026-09-24T14:42:00Z" w16du:dateUtc="2026-09-24T08:57:00Z"/>
-          <w:rFonts w:ascii="Times New Roman" w:hAnsi="Times New Roman" w:cs="Times New Roman"/>
-        </w:rPr>
-      </w:pPr>
-      <w:ins w:id="610" w:author="Arun Rai" w:date="2026-10-13T12:26:00Z" w16du:dateUtc="2026-10-13T06:41:00Z">
+          <w:ins w:id="614" w:author="Arun Rai" w:date="2026-09-24T14:42:00Z" w16du:dateUtc="2026-09-24T08:57:00Z"/>
+          <w:rFonts w:ascii="Times New Roman" w:hAnsi="Times New Roman" w:cs="Times New Roman"/>
+        </w:rPr>
+      </w:pPr>
+      <w:ins w:id="615" w:author="Arun Rai" w:date="2026-10-13T12:26:00Z" w16du:dateUtc="2026-10-13T06:41:00Z">
         <w:r>
           <w:rPr>
             <w:rFonts w:ascii="Times New Roman" w:hAnsi="Times New Roman" w:cs="Times New Roman"/>
@@ -6570,7 +6635,7 @@
           <w:t xml:space="preserve">I critically </w:t>
         </w:r>
       </w:ins>
-      <w:ins w:id="611" w:author="Arun Rai" w:date="2026-10-13T12:27:00Z" w16du:dateUtc="2026-10-13T06:42:00Z">
+      <w:ins w:id="616" w:author="Arun Rai" w:date="2026-10-13T12:27:00Z" w16du:dateUtc="2026-10-13T06:42:00Z">
         <w:r>
           <w:rPr>
             <w:rFonts w:ascii="Times New Roman" w:hAnsi="Times New Roman" w:cs="Times New Roman"/>
@@ -6578,7 +6643,7 @@
           <w:t>evaluated my references and sources. Once I had separated personal experience from external technical proof</w:t>
         </w:r>
       </w:ins>
-      <w:ins w:id="612" w:author="Arun Rai" w:date="2026-10-13T12:28:00Z" w16du:dateUtc="2026-10-13T06:43:00Z">
+      <w:ins w:id="617" w:author="Arun Rai" w:date="2026-10-13T12:28:00Z" w16du:dateUtc="2026-10-13T06:43:00Z">
         <w:r>
           <w:rPr>
             <w:rFonts w:ascii="Times New Roman" w:hAnsi="Times New Roman" w:cs="Times New Roman"/>
@@ -6586,7 +6651,7 @@
           <w:t>, I noticed impro</w:t>
         </w:r>
       </w:ins>
-      <w:ins w:id="613" w:author="Arun Rai" w:date="2026-10-13T12:29:00Z" w16du:dateUtc="2026-10-13T06:44:00Z">
+      <w:ins w:id="618" w:author="Arun Rai" w:date="2026-10-13T12:29:00Z" w16du:dateUtc="2026-10-13T06:44:00Z">
         <w:r>
           <w:rPr>
             <w:rFonts w:ascii="Times New Roman" w:hAnsi="Times New Roman" w:cs="Times New Roman"/>
@@ -6594,7 +6659,7 @@
           <w:t xml:space="preserve">vement in my paper. In accordance with the guidance by the University of Bedfordshire, Cite </w:t>
         </w:r>
       </w:ins>
-      <w:ins w:id="614" w:author="Arun Rai" w:date="2026-10-13T12:30:00Z" w16du:dateUtc="2026-10-13T06:45:00Z">
+      <w:ins w:id="619" w:author="Arun Rai" w:date="2026-10-13T12:30:00Z" w16du:dateUtc="2026-10-13T06:45:00Z">
         <w:r>
           <w:rPr>
             <w:rFonts w:ascii="Times New Roman" w:hAnsi="Times New Roman" w:cs="Times New Roman"/>
@@ -6602,7 +6667,7 @@
           <w:t xml:space="preserve">Them Right is the official service provided by the university </w:t>
         </w:r>
       </w:ins>
-      <w:ins w:id="615" w:author="Arun Rai" w:date="2026-10-13T12:31:00Z" w16du:dateUtc="2026-10-13T06:46:00Z">
+      <w:ins w:id="620" w:author="Arun Rai" w:date="2026-10-13T12:31:00Z" w16du:dateUtc="2026-10-13T06:46:00Z">
         <w:r>
           <w:rPr>
             <w:rFonts w:ascii="Times New Roman" w:hAnsi="Times New Roman" w:cs="Times New Roman"/>
@@ -6610,7 +6675,7 @@
           <w:t>for referencing and therefore highlights the nature of citations borrowed and verifying sources. When I r</w:t>
         </w:r>
       </w:ins>
-      <w:ins w:id="616" w:author="Arun Rai" w:date="2026-10-13T12:32:00Z" w16du:dateUtc="2026-10-13T06:47:00Z">
+      <w:ins w:id="621" w:author="Arun Rai" w:date="2026-10-13T12:32:00Z" w16du:dateUtc="2026-10-13T06:47:00Z">
         <w:r>
           <w:rPr>
             <w:rFonts w:ascii="Times New Roman" w:hAnsi="Times New Roman" w:cs="Times New Roman"/>
@@ -6625,7 +6690,7 @@
           <w:t xml:space="preserve">borrowed from the basic documents concerning Java, Flutter, and Firebase, I managed to eliminate unsupported technical </w:t>
         </w:r>
       </w:ins>
-      <w:ins w:id="617" w:author="Arun Rai" w:date="2026-10-13T12:33:00Z" w16du:dateUtc="2026-10-13T06:48:00Z">
+      <w:ins w:id="622" w:author="Arun Rai" w:date="2026-10-13T12:33:00Z" w16du:dateUtc="2026-10-13T06:48:00Z">
         <w:r>
           <w:rPr>
             <w:rFonts w:ascii="Times New Roman" w:hAnsi="Times New Roman" w:cs="Times New Roman"/>
@@ -6633,7 +6698,7 @@
           <w:t>assertions.</w:t>
         </w:r>
       </w:ins>
-      <w:ins w:id="618" w:author="Arun Rai" w:date="2026-10-13T12:27:00Z" w16du:dateUtc="2026-10-13T06:42:00Z">
+      <w:ins w:id="623" w:author="Arun Rai" w:date="2026-10-13T12:27:00Z" w16du:dateUtc="2026-10-13T06:42:00Z">
         <w:r>
           <w:rPr>
             <w:rFonts w:ascii="Times New Roman" w:hAnsi="Times New Roman" w:cs="Times New Roman"/>
@@ -6647,7 +6712,7 @@
         <w:pStyle w:val="ListParagraph"/>
         <w:jc w:val="both"/>
         <w:rPr>
-          <w:ins w:id="619" w:author="Arun Rai" w:date="2026-09-24T14:42:00Z" w16du:dateUtc="2026-09-24T08:57:00Z"/>
+          <w:ins w:id="624" w:author="Arun Rai" w:date="2026-09-24T14:42:00Z" w16du:dateUtc="2026-09-24T08:57:00Z"/>
           <w:rFonts w:ascii="Times New Roman" w:hAnsi="Times New Roman" w:cs="Times New Roman"/>
         </w:rPr>
       </w:pPr>
@@ -6657,7 +6722,7 @@
         <w:pStyle w:val="ListParagraph"/>
         <w:jc w:val="both"/>
         <w:rPr>
-          <w:ins w:id="620" w:author="Arun Rai" w:date="2026-09-24T14:42:00Z" w16du:dateUtc="2026-09-24T08:57:00Z"/>
+          <w:ins w:id="625" w:author="Arun Rai" w:date="2026-09-24T14:42:00Z" w16du:dateUtc="2026-09-24T08:57:00Z"/>
           <w:rFonts w:ascii="Times New Roman" w:hAnsi="Times New Roman" w:cs="Times New Roman"/>
         </w:rPr>
       </w:pPr>
@@ -6667,7 +6732,7 @@
         <w:pStyle w:val="ListParagraph"/>
         <w:jc w:val="both"/>
         <w:rPr>
-          <w:ins w:id="621" w:author="Arun Rai" w:date="2026-09-24T14:42:00Z" w16du:dateUtc="2026-09-24T08:57:00Z"/>
+          <w:ins w:id="626" w:author="Arun Rai" w:date="2026-09-24T14:42:00Z" w16du:dateUtc="2026-09-24T08:57:00Z"/>
           <w:rFonts w:ascii="Times New Roman" w:hAnsi="Times New Roman" w:cs="Times New Roman"/>
         </w:rPr>
       </w:pPr>
@@ -6677,7 +6742,7 @@
         <w:pStyle w:val="ListParagraph"/>
         <w:jc w:val="both"/>
         <w:rPr>
-          <w:ins w:id="622" w:author="Arun Rai" w:date="2026-09-24T14:42:00Z" w16du:dateUtc="2026-09-24T08:57:00Z"/>
+          <w:ins w:id="627" w:author="Arun Rai" w:date="2026-09-24T14:42:00Z" w16du:dateUtc="2026-09-24T08:57:00Z"/>
           <w:rFonts w:ascii="Times New Roman" w:hAnsi="Times New Roman" w:cs="Times New Roman"/>
         </w:rPr>
       </w:pPr>
@@ -6687,7 +6752,7 @@
         <w:pStyle w:val="ListParagraph"/>
         <w:jc w:val="both"/>
         <w:rPr>
-          <w:ins w:id="623" w:author="Arun Rai" w:date="2026-09-24T14:42:00Z" w16du:dateUtc="2026-09-24T08:57:00Z"/>
+          <w:ins w:id="628" w:author="Arun Rai" w:date="2026-09-24T14:42:00Z" w16du:dateUtc="2026-09-24T08:57:00Z"/>
           <w:rFonts w:ascii="Times New Roman" w:hAnsi="Times New Roman" w:cs="Times New Roman"/>
         </w:rPr>
       </w:pPr>
@@ -6697,7 +6762,7 @@
         <w:pStyle w:val="ListParagraph"/>
         <w:jc w:val="both"/>
         <w:rPr>
-          <w:ins w:id="624" w:author="Arun Rai" w:date="2026-09-24T14:42:00Z" w16du:dateUtc="2026-09-24T08:57:00Z"/>
+          <w:ins w:id="629" w:author="Arun Rai" w:date="2026-09-24T14:42:00Z" w16du:dateUtc="2026-09-24T08:57:00Z"/>
           <w:rFonts w:ascii="Times New Roman" w:hAnsi="Times New Roman" w:cs="Times New Roman"/>
         </w:rPr>
       </w:pPr>
@@ -6707,7 +6772,7 @@
         <w:pStyle w:val="ListParagraph"/>
         <w:jc w:val="both"/>
         <w:rPr>
-          <w:ins w:id="625" w:author="Arun Rai" w:date="2026-09-24T14:42:00Z" w16du:dateUtc="2026-09-24T08:57:00Z"/>
+          <w:ins w:id="630" w:author="Arun Rai" w:date="2026-09-24T14:42:00Z" w16du:dateUtc="2026-09-24T08:57:00Z"/>
           <w:rFonts w:ascii="Times New Roman" w:hAnsi="Times New Roman" w:cs="Times New Roman"/>
         </w:rPr>
       </w:pPr>
@@ -6717,7 +6782,7 @@
         <w:pStyle w:val="ListParagraph"/>
         <w:jc w:val="both"/>
         <w:rPr>
-          <w:ins w:id="626" w:author="Arun Rai" w:date="2026-09-24T14:42:00Z" w16du:dateUtc="2026-09-24T08:57:00Z"/>
+          <w:ins w:id="631" w:author="Arun Rai" w:date="2026-09-24T14:42:00Z" w16du:dateUtc="2026-09-24T08:57:00Z"/>
           <w:rFonts w:ascii="Times New Roman" w:hAnsi="Times New Roman" w:cs="Times New Roman"/>
         </w:rPr>
       </w:pPr>
@@ -6727,7 +6792,7 @@
         <w:pStyle w:val="ListParagraph"/>
         <w:jc w:val="both"/>
         <w:rPr>
-          <w:ins w:id="627" w:author="Arun Rai" w:date="2026-09-24T14:42:00Z" w16du:dateUtc="2026-09-24T08:57:00Z"/>
+          <w:ins w:id="632" w:author="Arun Rai" w:date="2026-09-24T14:42:00Z" w16du:dateUtc="2026-09-24T08:57:00Z"/>
           <w:rFonts w:ascii="Times New Roman" w:hAnsi="Times New Roman" w:cs="Times New Roman"/>
         </w:rPr>
       </w:pPr>
@@ -6737,7 +6802,7 @@
         <w:pStyle w:val="ListParagraph"/>
         <w:jc w:val="both"/>
         <w:rPr>
-          <w:ins w:id="628" w:author="Arun Rai" w:date="2026-09-24T14:42:00Z" w16du:dateUtc="2026-09-24T08:57:00Z"/>
+          <w:ins w:id="633" w:author="Arun Rai" w:date="2026-09-24T14:42:00Z" w16du:dateUtc="2026-09-24T08:57:00Z"/>
           <w:rFonts w:ascii="Times New Roman" w:hAnsi="Times New Roman" w:cs="Times New Roman"/>
         </w:rPr>
       </w:pPr>
@@ -6747,7 +6812,7 @@
         <w:pStyle w:val="ListParagraph"/>
         <w:jc w:val="both"/>
         <w:rPr>
-          <w:ins w:id="629" w:author="Arun Rai" w:date="2026-09-24T14:42:00Z" w16du:dateUtc="2026-09-24T08:57:00Z"/>
+          <w:ins w:id="634" w:author="Arun Rai" w:date="2026-09-24T14:42:00Z" w16du:dateUtc="2026-09-24T08:57:00Z"/>
           <w:rFonts w:ascii="Times New Roman" w:hAnsi="Times New Roman" w:cs="Times New Roman"/>
         </w:rPr>
       </w:pPr>
@@ -6757,7 +6822,7 @@
         <w:pStyle w:val="ListParagraph"/>
         <w:jc w:val="both"/>
         <w:rPr>
-          <w:ins w:id="630" w:author="Arun Rai" w:date="2026-09-24T14:42:00Z" w16du:dateUtc="2026-09-24T08:57:00Z"/>
+          <w:ins w:id="635" w:author="Arun Rai" w:date="2026-09-24T14:42:00Z" w16du:dateUtc="2026-09-24T08:57:00Z"/>
           <w:rFonts w:ascii="Times New Roman" w:hAnsi="Times New Roman" w:cs="Times New Roman"/>
         </w:rPr>
       </w:pPr>
@@ -6767,7 +6832,7 @@
         <w:pStyle w:val="ListParagraph"/>
         <w:jc w:val="both"/>
         <w:rPr>
-          <w:ins w:id="631" w:author="Arun Rai" w:date="2026-09-24T14:42:00Z" w16du:dateUtc="2026-09-24T08:57:00Z"/>
+          <w:ins w:id="636" w:author="Arun Rai" w:date="2026-09-24T14:42:00Z" w16du:dateUtc="2026-09-24T08:57:00Z"/>
           <w:rFonts w:ascii="Times New Roman" w:hAnsi="Times New Roman" w:cs="Times New Roman"/>
         </w:rPr>
       </w:pPr>
@@ -6777,7 +6842,7 @@
         <w:pStyle w:val="ListParagraph"/>
         <w:jc w:val="both"/>
         <w:rPr>
-          <w:ins w:id="632" w:author="Arun Rai" w:date="2026-09-24T14:42:00Z" w16du:dateUtc="2026-09-24T08:57:00Z"/>
+          <w:ins w:id="637" w:author="Arun Rai" w:date="2026-09-24T14:42:00Z" w16du:dateUtc="2026-09-24T08:57:00Z"/>
           <w:rFonts w:ascii="Times New Roman" w:hAnsi="Times New Roman" w:cs="Times New Roman"/>
         </w:rPr>
       </w:pPr>
@@ -6787,7 +6852,7 @@
         <w:pStyle w:val="ListParagraph"/>
         <w:jc w:val="both"/>
         <w:rPr>
-          <w:ins w:id="633" w:author="Arun Rai" w:date="2026-09-24T14:42:00Z" w16du:dateUtc="2026-09-24T08:57:00Z"/>
+          <w:ins w:id="638" w:author="Arun Rai" w:date="2026-09-24T14:42:00Z" w16du:dateUtc="2026-09-24T08:57:00Z"/>
           <w:rFonts w:ascii="Times New Roman" w:hAnsi="Times New Roman" w:cs="Times New Roman"/>
         </w:rPr>
       </w:pPr>
@@ -6797,7 +6862,7 @@
         <w:pStyle w:val="ListParagraph"/>
         <w:jc w:val="both"/>
         <w:rPr>
-          <w:ins w:id="634" w:author="Arun Rai" w:date="2026-09-24T14:42:00Z" w16du:dateUtc="2026-09-24T08:57:00Z"/>
+          <w:ins w:id="639" w:author="Arun Rai" w:date="2026-09-24T14:42:00Z" w16du:dateUtc="2026-09-24T08:57:00Z"/>
           <w:rFonts w:ascii="Times New Roman" w:hAnsi="Times New Roman" w:cs="Times New Roman"/>
         </w:rPr>
       </w:pPr>
@@ -6807,7 +6872,7 @@
         <w:pStyle w:val="ListParagraph"/>
         <w:jc w:val="both"/>
         <w:rPr>
-          <w:ins w:id="635" w:author="Arun Rai" w:date="2026-09-24T14:42:00Z" w16du:dateUtc="2026-09-24T08:57:00Z"/>
+          <w:ins w:id="640" w:author="Arun Rai" w:date="2026-09-24T14:42:00Z" w16du:dateUtc="2026-09-24T08:57:00Z"/>
           <w:rFonts w:ascii="Times New Roman" w:hAnsi="Times New Roman" w:cs="Times New Roman"/>
         </w:rPr>
       </w:pPr>
@@ -6817,7 +6882,7 @@
         <w:pStyle w:val="ListParagraph"/>
         <w:jc w:val="both"/>
         <w:rPr>
-          <w:ins w:id="636" w:author="Arun Rai" w:date="2026-09-24T14:42:00Z" w16du:dateUtc="2026-09-24T08:57:00Z"/>
+          <w:ins w:id="641" w:author="Arun Rai" w:date="2026-09-24T14:42:00Z" w16du:dateUtc="2026-09-24T08:57:00Z"/>
           <w:rFonts w:ascii="Times New Roman" w:hAnsi="Times New Roman" w:cs="Times New Roman"/>
         </w:rPr>
       </w:pPr>
@@ -6827,7 +6892,7 @@
         <w:pStyle w:val="ListParagraph"/>
         <w:jc w:val="both"/>
         <w:rPr>
-          <w:ins w:id="637" w:author="Arun Rai" w:date="2026-09-24T14:42:00Z" w16du:dateUtc="2026-09-24T08:57:00Z"/>
+          <w:ins w:id="642" w:author="Arun Rai" w:date="2026-09-24T14:42:00Z" w16du:dateUtc="2026-09-24T08:57:00Z"/>
           <w:rFonts w:ascii="Times New Roman" w:hAnsi="Times New Roman" w:cs="Times New Roman"/>
         </w:rPr>
       </w:pPr>
@@ -6837,7 +6902,7 @@
         <w:pStyle w:val="ListParagraph"/>
         <w:jc w:val="both"/>
         <w:rPr>
-          <w:ins w:id="638" w:author="Arun Rai" w:date="2026-09-24T14:42:00Z" w16du:dateUtc="2026-09-24T08:57:00Z"/>
+          <w:ins w:id="643" w:author="Arun Rai" w:date="2026-09-24T14:42:00Z" w16du:dateUtc="2026-09-24T08:57:00Z"/>
           <w:rFonts w:ascii="Times New Roman" w:hAnsi="Times New Roman" w:cs="Times New Roman"/>
         </w:rPr>
       </w:pPr>
@@ -6847,7 +6912,7 @@
         <w:pStyle w:val="ListParagraph"/>
         <w:jc w:val="both"/>
         <w:rPr>
-          <w:ins w:id="639" w:author="Arun Rai" w:date="2026-09-24T14:42:00Z" w16du:dateUtc="2026-09-24T08:57:00Z"/>
+          <w:ins w:id="644" w:author="Arun Rai" w:date="2026-09-24T14:42:00Z" w16du:dateUtc="2026-09-24T08:57:00Z"/>
           <w:rFonts w:ascii="Times New Roman" w:hAnsi="Times New Roman" w:cs="Times New Roman"/>
         </w:rPr>
       </w:pPr>
@@ -6857,7 +6922,7 @@
         <w:pStyle w:val="ListParagraph"/>
         <w:jc w:val="both"/>
         <w:rPr>
-          <w:ins w:id="640" w:author="Arun Rai" w:date="2026-09-24T14:42:00Z" w16du:dateUtc="2026-09-24T08:57:00Z"/>
+          <w:ins w:id="645" w:author="Arun Rai" w:date="2026-09-24T14:42:00Z" w16du:dateUtc="2026-09-24T08:57:00Z"/>
           <w:rFonts w:ascii="Times New Roman" w:hAnsi="Times New Roman" w:cs="Times New Roman"/>
         </w:rPr>
       </w:pPr>
@@ -6867,7 +6932,7 @@
         <w:pStyle w:val="ListParagraph"/>
         <w:jc w:val="both"/>
         <w:rPr>
-          <w:ins w:id="641" w:author="Arun Rai" w:date="2026-09-24T14:42:00Z" w16du:dateUtc="2026-09-24T08:57:00Z"/>
+          <w:ins w:id="646" w:author="Arun Rai" w:date="2026-09-24T14:42:00Z" w16du:dateUtc="2026-09-24T08:57:00Z"/>
           <w:rFonts w:ascii="Times New Roman" w:hAnsi="Times New Roman" w:cs="Times New Roman"/>
         </w:rPr>
       </w:pPr>
@@ -6877,7 +6942,7 @@
         <w:pStyle w:val="ListParagraph"/>
         <w:jc w:val="both"/>
         <w:rPr>
-          <w:ins w:id="642" w:author="Arun Rai" w:date="2026-09-24T14:42:00Z" w16du:dateUtc="2026-09-24T08:57:00Z"/>
+          <w:ins w:id="647" w:author="Arun Rai" w:date="2026-09-24T14:42:00Z" w16du:dateUtc="2026-09-24T08:57:00Z"/>
           <w:rFonts w:ascii="Times New Roman" w:hAnsi="Times New Roman" w:cs="Times New Roman"/>
         </w:rPr>
       </w:pPr>
@@ -6887,7 +6952,7 @@
         <w:pStyle w:val="ListParagraph"/>
         <w:jc w:val="both"/>
         <w:rPr>
-          <w:ins w:id="643" w:author="Arun Rai" w:date="2026-09-24T14:42:00Z" w16du:dateUtc="2026-09-24T08:57:00Z"/>
+          <w:ins w:id="648" w:author="Arun Rai" w:date="2026-09-24T14:42:00Z" w16du:dateUtc="2026-09-24T08:57:00Z"/>
           <w:rFonts w:ascii="Times New Roman" w:hAnsi="Times New Roman" w:cs="Times New Roman"/>
         </w:rPr>
       </w:pPr>
@@ -6897,7 +6962,7 @@
         <w:pStyle w:val="ListParagraph"/>
         <w:jc w:val="both"/>
         <w:rPr>
-          <w:ins w:id="644" w:author="Arun Rai" w:date="2026-09-24T14:42:00Z" w16du:dateUtc="2026-09-24T08:57:00Z"/>
+          <w:ins w:id="649" w:author="Arun Rai" w:date="2026-09-24T14:42:00Z" w16du:dateUtc="2026-09-24T08:57:00Z"/>
           <w:rFonts w:ascii="Times New Roman" w:hAnsi="Times New Roman" w:cs="Times New Roman"/>
         </w:rPr>
       </w:pPr>
@@ -6907,7 +6972,7 @@
         <w:pStyle w:val="ListParagraph"/>
         <w:jc w:val="both"/>
         <w:rPr>
-          <w:ins w:id="645" w:author="Arun Rai" w:date="2026-09-24T14:42:00Z" w16du:dateUtc="2026-09-24T08:57:00Z"/>
+          <w:ins w:id="650" w:author="Arun Rai" w:date="2026-09-24T14:42:00Z" w16du:dateUtc="2026-09-24T08:57:00Z"/>
           <w:rFonts w:ascii="Times New Roman" w:hAnsi="Times New Roman" w:cs="Times New Roman"/>
         </w:rPr>
       </w:pPr>
@@ -6917,7 +6982,7 @@
         <w:pStyle w:val="ListParagraph"/>
         <w:jc w:val="both"/>
         <w:rPr>
-          <w:ins w:id="646" w:author="Arun Rai" w:date="2026-09-24T14:42:00Z" w16du:dateUtc="2026-09-24T08:57:00Z"/>
+          <w:ins w:id="651" w:author="Arun Rai" w:date="2026-09-24T14:42:00Z" w16du:dateUtc="2026-09-24T08:57:00Z"/>
           <w:rFonts w:ascii="Times New Roman" w:hAnsi="Times New Roman" w:cs="Times New Roman"/>
         </w:rPr>
       </w:pPr>
@@ -6927,7 +6992,7 @@
         <w:pStyle w:val="ListParagraph"/>
         <w:jc w:val="both"/>
         <w:rPr>
-          <w:ins w:id="647" w:author="Arun Rai" w:date="2026-09-24T14:42:00Z" w16du:dateUtc="2026-09-24T08:57:00Z"/>
+          <w:ins w:id="652" w:author="Arun Rai" w:date="2026-09-24T14:42:00Z" w16du:dateUtc="2026-09-24T08:57:00Z"/>
           <w:rFonts w:ascii="Times New Roman" w:hAnsi="Times New Roman" w:cs="Times New Roman"/>
         </w:rPr>
       </w:pPr>
@@ -6937,7 +7002,7 @@
         <w:pStyle w:val="ListParagraph"/>
         <w:jc w:val="both"/>
         <w:rPr>
-          <w:ins w:id="648" w:author="Arun Rai" w:date="2026-09-24T14:42:00Z" w16du:dateUtc="2026-09-24T08:57:00Z"/>
+          <w:ins w:id="653" w:author="Arun Rai" w:date="2026-09-24T14:42:00Z" w16du:dateUtc="2026-09-24T08:57:00Z"/>
           <w:rFonts w:ascii="Times New Roman" w:hAnsi="Times New Roman" w:cs="Times New Roman"/>
         </w:rPr>
       </w:pPr>
@@ -6947,7 +7012,7 @@
         <w:pStyle w:val="ListParagraph"/>
         <w:jc w:val="both"/>
         <w:rPr>
-          <w:ins w:id="649" w:author="Arun Rai" w:date="2026-09-24T14:42:00Z" w16du:dateUtc="2026-09-24T08:57:00Z"/>
+          <w:ins w:id="654" w:author="Arun Rai" w:date="2026-09-24T14:42:00Z" w16du:dateUtc="2026-09-24T08:57:00Z"/>
           <w:rFonts w:ascii="Times New Roman" w:hAnsi="Times New Roman" w:cs="Times New Roman"/>
         </w:rPr>
       </w:pPr>
@@ -6957,7 +7022,7 @@
         <w:pStyle w:val="ListParagraph"/>
         <w:jc w:val="both"/>
         <w:rPr>
-          <w:ins w:id="650" w:author="Arun Rai" w:date="2026-09-24T14:42:00Z" w16du:dateUtc="2026-09-24T08:57:00Z"/>
+          <w:ins w:id="655" w:author="Arun Rai" w:date="2026-09-24T14:42:00Z" w16du:dateUtc="2026-09-24T08:57:00Z"/>
           <w:rFonts w:ascii="Times New Roman" w:hAnsi="Times New Roman" w:cs="Times New Roman"/>
         </w:rPr>
       </w:pPr>
@@ -6967,7 +7032,7 @@
         <w:pStyle w:val="ListParagraph"/>
         <w:jc w:val="both"/>
         <w:rPr>
-          <w:ins w:id="651" w:author="Arun Rai" w:date="2026-09-24T14:42:00Z" w16du:dateUtc="2026-09-24T08:57:00Z"/>
+          <w:ins w:id="656" w:author="Arun Rai" w:date="2026-09-24T14:42:00Z" w16du:dateUtc="2026-09-24T08:57:00Z"/>
           <w:rFonts w:ascii="Times New Roman" w:hAnsi="Times New Roman" w:cs="Times New Roman"/>
         </w:rPr>
       </w:pPr>
@@ -6977,7 +7042,7 @@
         <w:pStyle w:val="ListParagraph"/>
         <w:jc w:val="both"/>
         <w:rPr>
-          <w:ins w:id="652" w:author="Arun Rai" w:date="2026-09-24T14:42:00Z" w16du:dateUtc="2026-09-24T08:57:00Z"/>
+          <w:ins w:id="657" w:author="Arun Rai" w:date="2026-09-24T14:42:00Z" w16du:dateUtc="2026-09-24T08:57:00Z"/>
           <w:rFonts w:ascii="Times New Roman" w:hAnsi="Times New Roman" w:cs="Times New Roman"/>
         </w:rPr>
       </w:pPr>
@@ -6987,7 +7052,7 @@
         <w:pStyle w:val="ListParagraph"/>
         <w:jc w:val="both"/>
         <w:rPr>
-          <w:ins w:id="653" w:author="Arun Rai" w:date="2026-09-24T14:42:00Z" w16du:dateUtc="2026-09-24T08:57:00Z"/>
+          <w:ins w:id="658" w:author="Arun Rai" w:date="2026-09-24T14:42:00Z" w16du:dateUtc="2026-09-24T08:57:00Z"/>
           <w:rFonts w:ascii="Times New Roman" w:hAnsi="Times New Roman" w:cs="Times New Roman"/>
         </w:rPr>
       </w:pPr>
@@ -6997,7 +7062,7 @@
         <w:pStyle w:val="ListParagraph"/>
         <w:jc w:val="both"/>
         <w:rPr>
-          <w:ins w:id="654" w:author="Arun Rai" w:date="2026-09-24T14:42:00Z" w16du:dateUtc="2026-09-24T08:57:00Z"/>
+          <w:ins w:id="659" w:author="Arun Rai" w:date="2026-09-24T14:42:00Z" w16du:dateUtc="2026-09-24T08:57:00Z"/>
           <w:rFonts w:ascii="Times New Roman" w:hAnsi="Times New Roman" w:cs="Times New Roman"/>
         </w:rPr>
       </w:pPr>
@@ -7007,24 +7072,24 @@
         <w:pStyle w:val="ListParagraph"/>
         <w:jc w:val="both"/>
         <w:rPr>
-          <w:ins w:id="655" w:author="Arun Rai" w:date="2026-09-24T14:42:00Z" w16du:dateUtc="2026-09-24T08:57:00Z"/>
-          <w:rFonts w:ascii="Times New Roman" w:hAnsi="Times New Roman" w:cs="Times New Roman"/>
-        </w:rPr>
-      </w:pPr>
-    </w:p>
-    <w:p>
-      <w:pPr>
-        <w:jc w:val="both"/>
-        <w:rPr>
-          <w:ins w:id="656" w:author="Arun Rai" w:date="2026-09-24T14:42:00Z" w16du:dateUtc="2026-09-24T08:57:00Z"/>
-          <w:rFonts w:ascii="Times New Roman" w:hAnsi="Times New Roman" w:cs="Times New Roman"/>
-          <w:rPrChange w:id="657" w:author="Arun Rai" w:date="2026-10-13T13:02:00Z" w16du:dateUtc="2026-10-13T07:17:00Z">
+          <w:ins w:id="660" w:author="Arun Rai" w:date="2026-09-24T14:42:00Z" w16du:dateUtc="2026-09-24T08:57:00Z"/>
+          <w:rFonts w:ascii="Times New Roman" w:hAnsi="Times New Roman" w:cs="Times New Roman"/>
+        </w:rPr>
+      </w:pPr>
+    </w:p>
+    <w:p>
+      <w:pPr>
+        <w:jc w:val="both"/>
+        <w:rPr>
+          <w:ins w:id="661" w:author="Arun Rai" w:date="2026-09-24T14:42:00Z" w16du:dateUtc="2026-09-24T08:57:00Z"/>
+          <w:rFonts w:ascii="Times New Roman" w:hAnsi="Times New Roman" w:cs="Times New Roman"/>
+          <w:rPrChange w:id="662" w:author="Arun Rai" w:date="2026-10-13T13:02:00Z" w16du:dateUtc="2026-10-13T07:17:00Z">
             <w:rPr>
-              <w:ins w:id="658" w:author="Arun Rai" w:date="2026-09-24T14:42:00Z" w16du:dateUtc="2026-09-24T08:57:00Z"/>
+              <w:ins w:id="663" w:author="Arun Rai" w:date="2026-09-24T14:42:00Z" w16du:dateUtc="2026-09-24T08:57:00Z"/>
             </w:rPr>
           </w:rPrChange>
         </w:rPr>
-        <w:pPrChange w:id="659" w:author="Arun Rai" w:date="2026-10-13T13:02:00Z" w16du:dateUtc="2026-10-13T07:17:00Z">
+        <w:pPrChange w:id="664" w:author="Arun Rai" w:date="2026-10-13T13:02:00Z" w16du:dateUtc="2026-10-13T07:17:00Z">
           <w:pPr>
             <w:pStyle w:val="ListParagraph"/>
             <w:jc w:val="both"/>
@@ -7041,15 +7106,15 @@
         </w:numPr>
         <w:jc w:val="both"/>
         <w:rPr>
-          <w:ins w:id="660" w:author="Arun Rai" w:date="2026-09-24T14:43:00Z" w16du:dateUtc="2026-09-24T08:58:00Z"/>
-          <w:rFonts w:ascii="Times New Roman" w:hAnsi="Times New Roman" w:cs="Times New Roman"/>
-          <w:rPrChange w:id="661" w:author="Arun Rai" w:date="2026-10-13T13:02:00Z" w16du:dateUtc="2026-10-13T07:17:00Z">
+          <w:ins w:id="665" w:author="Arun Rai" w:date="2026-09-24T14:43:00Z" w16du:dateUtc="2026-09-24T08:58:00Z"/>
+          <w:rFonts w:ascii="Times New Roman" w:hAnsi="Times New Roman" w:cs="Times New Roman"/>
+          <w:rPrChange w:id="666" w:author="Arun Rai" w:date="2026-10-13T13:02:00Z" w16du:dateUtc="2026-10-13T07:17:00Z">
             <w:rPr>
-              <w:ins w:id="662" w:author="Arun Rai" w:date="2026-09-24T14:43:00Z" w16du:dateUtc="2026-09-24T08:58:00Z"/>
+              <w:ins w:id="667" w:author="Arun Rai" w:date="2026-09-24T14:43:00Z" w16du:dateUtc="2026-09-24T08:58:00Z"/>
             </w:rPr>
           </w:rPrChange>
         </w:rPr>
-        <w:pPrChange w:id="663" w:author="Arun Rai" w:date="2026-10-13T13:02:00Z" w16du:dateUtc="2026-10-13T07:17:00Z">
+        <w:pPrChange w:id="668" w:author="Arun Rai" w:date="2026-10-13T13:02:00Z" w16du:dateUtc="2026-10-13T07:17:00Z">
           <w:pPr>
             <w:pStyle w:val="ListParagraph"/>
             <w:numPr>
@@ -7060,8 +7125,8 @@
           </w:pPr>
         </w:pPrChange>
       </w:pPr>
-      <w:bookmarkStart w:id="664" w:name="_Toc242080250"/>
-      <w:ins w:id="665" w:author="Arun Rai" w:date="2026-10-05T08:05:00Z" w16du:dateUtc="2026-10-05T02:20:00Z">
+      <w:bookmarkStart w:id="669" w:name="_Toc242080250"/>
+      <w:ins w:id="670" w:author="Arun Rai" w:date="2026-10-05T08:05:00Z" w16du:dateUtc="2026-10-05T02:20:00Z">
         <w:r>
           <w:rPr>
             <w:rFonts w:ascii="Times New Roman" w:hAnsi="Times New Roman" w:cs="Times New Roman"/>
@@ -7070,7 +7135,7 @@
           <w:t>Learning and deve</w:t>
         </w:r>
       </w:ins>
-      <w:ins w:id="666" w:author="Arun Rai" w:date="2026-10-05T08:06:00Z" w16du:dateUtc="2026-10-05T02:21:00Z">
+      <w:ins w:id="671" w:author="Arun Rai" w:date="2026-10-05T08:06:00Z" w16du:dateUtc="2026-10-05T02:21:00Z">
         <w:r>
           <w:rPr>
             <w:rFonts w:ascii="Times New Roman" w:hAnsi="Times New Roman" w:cs="Times New Roman"/>
@@ -7078,18 +7143,18 @@
           <w:t>lopment</w:t>
         </w:r>
       </w:ins>
-      <w:bookmarkEnd w:id="664"/>
+      <w:bookmarkEnd w:id="669"/>
     </w:p>
     <w:p>
       <w:pPr>
         <w:pStyle w:val="ListParagraph"/>
         <w:jc w:val="both"/>
         <w:rPr>
-          <w:ins w:id="667" w:author="Arun Rai" w:date="2026-10-13T12:40:00Z" w16du:dateUtc="2026-10-13T06:55:00Z"/>
-          <w:rFonts w:ascii="Times New Roman" w:hAnsi="Times New Roman" w:cs="Times New Roman"/>
-        </w:rPr>
-      </w:pPr>
-      <w:ins w:id="668" w:author="Arun Rai" w:date="2026-10-13T12:33:00Z" w16du:dateUtc="2026-10-13T06:48:00Z">
+          <w:ins w:id="672" w:author="Arun Rai" w:date="2026-10-13T12:40:00Z" w16du:dateUtc="2026-10-13T06:55:00Z"/>
+          <w:rFonts w:ascii="Times New Roman" w:hAnsi="Times New Roman" w:cs="Times New Roman"/>
+        </w:rPr>
+      </w:pPr>
+      <w:ins w:id="673" w:author="Arun Rai" w:date="2026-10-13T12:33:00Z" w16du:dateUtc="2026-10-13T06:48:00Z">
         <w:r>
           <w:rPr>
             <w:rFonts w:ascii="Times New Roman" w:hAnsi="Times New Roman" w:cs="Times New Roman"/>
@@ -7097,7 +7162,7 @@
           <w:t>I have acquired many new skills.</w:t>
         </w:r>
       </w:ins>
-      <w:ins w:id="669" w:author="Arun Rai" w:date="2026-10-13T12:34:00Z" w16du:dateUtc="2026-10-13T06:49:00Z">
+      <w:ins w:id="674" w:author="Arun Rai" w:date="2026-10-13T12:34:00Z" w16du:dateUtc="2026-10-13T06:49:00Z">
         <w:r>
           <w:rPr>
             <w:rFonts w:ascii="Times New Roman" w:hAnsi="Times New Roman" w:cs="Times New Roman"/>
@@ -7113,7 +7178,7 @@
         </w:r>
       </w:ins>
       <w:proofErr w:type="spellEnd"/>
-      <w:ins w:id="670" w:author="Arun Rai" w:date="2026-10-13T12:35:00Z" w16du:dateUtc="2026-10-13T06:50:00Z">
+      <w:ins w:id="675" w:author="Arun Rai" w:date="2026-10-13T12:35:00Z" w16du:dateUtc="2026-10-13T06:50:00Z">
         <w:r>
           <w:rPr>
             <w:rFonts w:ascii="Times New Roman" w:hAnsi="Times New Roman" w:cs="Times New Roman"/>
@@ -7121,7 +7186,7 @@
           <w:t xml:space="preserve"> Flutter and Dart skills of mine. Flutter architecture guidance gives special attention to maintainability and separation of </w:t>
         </w:r>
       </w:ins>
-      <w:ins w:id="671" w:author="Arun Rai" w:date="2026-10-13T12:36:00Z" w16du:dateUtc="2026-10-13T06:51:00Z">
+      <w:ins w:id="676" w:author="Arun Rai" w:date="2026-10-13T12:36:00Z" w16du:dateUtc="2026-10-13T06:51:00Z">
         <w:r>
           <w:rPr>
             <w:rFonts w:ascii="Times New Roman" w:hAnsi="Times New Roman" w:cs="Times New Roman"/>
@@ -7129,7 +7194,7 @@
           <w:t>concerns. Second, important facts about foreground</w:t>
         </w:r>
       </w:ins>
-      <w:ins w:id="672" w:author="Arun Rai" w:date="2026-10-13T12:38:00Z" w16du:dateUtc="2026-10-13T06:53:00Z">
+      <w:ins w:id="677" w:author="Arun Rai" w:date="2026-10-13T12:38:00Z" w16du:dateUtc="2026-10-13T06:53:00Z">
         <w:r>
           <w:rPr>
             <w:rFonts w:ascii="Times New Roman" w:hAnsi="Times New Roman" w:cs="Times New Roman"/>
@@ -7143,7 +7208,7 @@
           <w:t>of permissions for Android development</w:t>
         </w:r>
       </w:ins>
-      <w:ins w:id="673" w:author="Arun Rai" w:date="2026-10-13T12:39:00Z" w16du:dateUtc="2026-10-13T06:54:00Z">
+      <w:ins w:id="678" w:author="Arun Rai" w:date="2026-10-13T12:39:00Z" w16du:dateUtc="2026-10-13T06:54:00Z">
         <w:r>
           <w:rPr>
             <w:rFonts w:ascii="Times New Roman" w:hAnsi="Times New Roman" w:cs="Times New Roman"/>
@@ -7151,7 +7216,7 @@
           <w:t xml:space="preserve"> became clear to me. Third, I have acquired new knowledge concerning Firebase Authentication</w:t>
         </w:r>
       </w:ins>
-      <w:ins w:id="674" w:author="Arun Rai" w:date="2026-10-13T12:40:00Z" w16du:dateUtc="2026-10-13T06:55:00Z">
+      <w:ins w:id="679" w:author="Arun Rai" w:date="2026-10-13T12:40:00Z" w16du:dateUtc="2026-10-13T06:55:00Z">
         <w:r>
           <w:rPr>
             <w:rFonts w:ascii="Times New Roman" w:hAnsi="Times New Roman" w:cs="Times New Roman"/>
@@ -7179,11 +7244,11 @@
         <w:pStyle w:val="ListParagraph"/>
         <w:jc w:val="both"/>
         <w:rPr>
-          <w:ins w:id="675" w:author="Arun Rai" w:date="2026-09-24T14:43:00Z" w16du:dateUtc="2026-09-24T08:58:00Z"/>
-          <w:rFonts w:ascii="Times New Roman" w:hAnsi="Times New Roman" w:cs="Times New Roman"/>
-        </w:rPr>
-      </w:pPr>
-      <w:ins w:id="676" w:author="Arun Rai" w:date="2026-10-13T12:40:00Z" w16du:dateUtc="2026-10-13T06:55:00Z">
+          <w:ins w:id="680" w:author="Arun Rai" w:date="2026-09-24T14:43:00Z" w16du:dateUtc="2026-09-24T08:58:00Z"/>
+          <w:rFonts w:ascii="Times New Roman" w:hAnsi="Times New Roman" w:cs="Times New Roman"/>
+        </w:rPr>
+      </w:pPr>
+      <w:ins w:id="681" w:author="Arun Rai" w:date="2026-10-13T12:40:00Z" w16du:dateUtc="2026-10-13T06:55:00Z">
         <w:r>
           <w:rPr>
             <w:rFonts w:ascii="Times New Roman" w:hAnsi="Times New Roman" w:cs="Times New Roman"/>
@@ -7191,7 +7256,7 @@
           <w:t>Thus, rather than just modif</w:t>
         </w:r>
       </w:ins>
-      <w:ins w:id="677" w:author="Arun Rai" w:date="2026-10-13T12:41:00Z" w16du:dateUtc="2026-10-13T06:56:00Z">
+      <w:ins w:id="682" w:author="Arun Rai" w:date="2026-10-13T12:41:00Z" w16du:dateUtc="2026-10-13T06:56:00Z">
         <w:r>
           <w:rPr>
             <w:rFonts w:ascii="Times New Roman" w:hAnsi="Times New Roman" w:cs="Times New Roman"/>
@@ -7213,7 +7278,7 @@
           <w:t xml:space="preserve"> the fact that my proficiency in busi</w:t>
         </w:r>
       </w:ins>
-      <w:ins w:id="678" w:author="Arun Rai" w:date="2026-10-13T12:42:00Z" w16du:dateUtc="2026-10-13T06:57:00Z">
+      <w:ins w:id="683" w:author="Arun Rai" w:date="2026-10-13T12:42:00Z" w16du:dateUtc="2026-10-13T06:57:00Z">
         <w:r>
           <w:rPr>
             <w:rFonts w:ascii="Times New Roman" w:hAnsi="Times New Roman" w:cs="Times New Roman"/>
@@ -7235,7 +7300,7 @@
           <w:t xml:space="preserve"> limit</w:t>
         </w:r>
       </w:ins>
-      <w:ins w:id="679" w:author="Arun Rai" w:date="2026-10-13T12:43:00Z" w16du:dateUtc="2026-10-13T06:58:00Z">
+      <w:ins w:id="684" w:author="Arun Rai" w:date="2026-10-13T12:43:00Z" w16du:dateUtc="2026-10-13T06:58:00Z">
         <w:r>
           <w:rPr>
             <w:rFonts w:ascii="Times New Roman" w:hAnsi="Times New Roman" w:cs="Times New Roman"/>
@@ -7263,7 +7328,7 @@
         <w:pStyle w:val="ListParagraph"/>
         <w:jc w:val="both"/>
         <w:rPr>
-          <w:ins w:id="680" w:author="Arun Rai" w:date="2026-09-24T14:44:00Z" w16du:dateUtc="2026-09-24T08:59:00Z"/>
+          <w:ins w:id="685" w:author="Arun Rai" w:date="2026-09-24T14:44:00Z" w16du:dateUtc="2026-09-24T08:59:00Z"/>
           <w:rFonts w:ascii="Times New Roman" w:hAnsi="Times New Roman" w:cs="Times New Roman"/>
         </w:rPr>
       </w:pPr>
@@ -7273,7 +7338,7 @@
         <w:pStyle w:val="ListParagraph"/>
         <w:jc w:val="both"/>
         <w:rPr>
-          <w:ins w:id="681" w:author="Arun Rai" w:date="2026-09-24T14:44:00Z" w16du:dateUtc="2026-09-24T08:59:00Z"/>
+          <w:ins w:id="686" w:author="Arun Rai" w:date="2026-09-24T14:44:00Z" w16du:dateUtc="2026-09-24T08:59:00Z"/>
           <w:rFonts w:ascii="Times New Roman" w:hAnsi="Times New Roman" w:cs="Times New Roman"/>
         </w:rPr>
       </w:pPr>
@@ -7283,7 +7348,7 @@
         <w:pStyle w:val="ListParagraph"/>
         <w:jc w:val="both"/>
         <w:rPr>
-          <w:ins w:id="682" w:author="Arun Rai" w:date="2026-09-24T14:44:00Z" w16du:dateUtc="2026-09-24T08:59:00Z"/>
+          <w:ins w:id="687" w:author="Arun Rai" w:date="2026-09-24T14:44:00Z" w16du:dateUtc="2026-09-24T08:59:00Z"/>
           <w:rFonts w:ascii="Times New Roman" w:hAnsi="Times New Roman" w:cs="Times New Roman"/>
         </w:rPr>
       </w:pPr>
@@ -7293,7 +7358,7 @@
         <w:pStyle w:val="ListParagraph"/>
         <w:jc w:val="both"/>
         <w:rPr>
-          <w:ins w:id="683" w:author="Arun Rai" w:date="2026-09-24T14:44:00Z" w16du:dateUtc="2026-09-24T08:59:00Z"/>
+          <w:ins w:id="688" w:author="Arun Rai" w:date="2026-09-24T14:44:00Z" w16du:dateUtc="2026-09-24T08:59:00Z"/>
           <w:rFonts w:ascii="Times New Roman" w:hAnsi="Times New Roman" w:cs="Times New Roman"/>
         </w:rPr>
       </w:pPr>
@@ -7303,7 +7368,7 @@
         <w:pStyle w:val="ListParagraph"/>
         <w:jc w:val="both"/>
         <w:rPr>
-          <w:ins w:id="684" w:author="Arun Rai" w:date="2026-09-24T14:44:00Z" w16du:dateUtc="2026-09-24T08:59:00Z"/>
+          <w:ins w:id="689" w:author="Arun Rai" w:date="2026-09-24T14:44:00Z" w16du:dateUtc="2026-09-24T08:59:00Z"/>
           <w:rFonts w:ascii="Times New Roman" w:hAnsi="Times New Roman" w:cs="Times New Roman"/>
         </w:rPr>
       </w:pPr>
@@ -7313,7 +7378,7 @@
         <w:pStyle w:val="ListParagraph"/>
         <w:jc w:val="both"/>
         <w:rPr>
-          <w:ins w:id="685" w:author="Arun Rai" w:date="2026-09-24T14:44:00Z" w16du:dateUtc="2026-09-24T08:59:00Z"/>
+          <w:ins w:id="690" w:author="Arun Rai" w:date="2026-09-24T14:44:00Z" w16du:dateUtc="2026-09-24T08:59:00Z"/>
           <w:rFonts w:ascii="Times New Roman" w:hAnsi="Times New Roman" w:cs="Times New Roman"/>
         </w:rPr>
       </w:pPr>
@@ -7323,7 +7388,7 @@
         <w:pStyle w:val="ListParagraph"/>
         <w:jc w:val="both"/>
         <w:rPr>
-          <w:ins w:id="686" w:author="Arun Rai" w:date="2026-09-24T14:44:00Z" w16du:dateUtc="2026-09-24T08:59:00Z"/>
+          <w:ins w:id="691" w:author="Arun Rai" w:date="2026-09-24T14:44:00Z" w16du:dateUtc="2026-09-24T08:59:00Z"/>
           <w:rFonts w:ascii="Times New Roman" w:hAnsi="Times New Roman" w:cs="Times New Roman"/>
         </w:rPr>
       </w:pPr>
@@ -7333,7 +7398,7 @@
         <w:pStyle w:val="ListParagraph"/>
         <w:jc w:val="both"/>
         <w:rPr>
-          <w:ins w:id="687" w:author="Arun Rai" w:date="2026-09-24T14:44:00Z" w16du:dateUtc="2026-09-24T08:59:00Z"/>
+          <w:ins w:id="692" w:author="Arun Rai" w:date="2026-09-24T14:44:00Z" w16du:dateUtc="2026-09-24T08:59:00Z"/>
           <w:rFonts w:ascii="Times New Roman" w:hAnsi="Times New Roman" w:cs="Times New Roman"/>
         </w:rPr>
       </w:pPr>
@@ -7343,7 +7408,7 @@
         <w:pStyle w:val="ListParagraph"/>
         <w:jc w:val="both"/>
         <w:rPr>
-          <w:ins w:id="688" w:author="Arun Rai" w:date="2026-09-24T14:44:00Z" w16du:dateUtc="2026-09-24T08:59:00Z"/>
+          <w:ins w:id="693" w:author="Arun Rai" w:date="2026-09-24T14:44:00Z" w16du:dateUtc="2026-09-24T08:59:00Z"/>
           <w:rFonts w:ascii="Times New Roman" w:hAnsi="Times New Roman" w:cs="Times New Roman"/>
         </w:rPr>
       </w:pPr>
@@ -7353,7 +7418,7 @@
         <w:pStyle w:val="ListParagraph"/>
         <w:jc w:val="both"/>
         <w:rPr>
-          <w:ins w:id="689" w:author="Arun Rai" w:date="2026-09-24T14:44:00Z" w16du:dateUtc="2026-09-24T08:59:00Z"/>
+          <w:ins w:id="694" w:author="Arun Rai" w:date="2026-09-24T14:44:00Z" w16du:dateUtc="2026-09-24T08:59:00Z"/>
           <w:rFonts w:ascii="Times New Roman" w:hAnsi="Times New Roman" w:cs="Times New Roman"/>
         </w:rPr>
       </w:pPr>
@@ -7363,7 +7428,7 @@
         <w:pStyle w:val="ListParagraph"/>
         <w:jc w:val="both"/>
         <w:rPr>
-          <w:ins w:id="690" w:author="Arun Rai" w:date="2026-09-24T14:44:00Z" w16du:dateUtc="2026-09-24T08:59:00Z"/>
+          <w:ins w:id="695" w:author="Arun Rai" w:date="2026-09-24T14:44:00Z" w16du:dateUtc="2026-09-24T08:59:00Z"/>
           <w:rFonts w:ascii="Times New Roman" w:hAnsi="Times New Roman" w:cs="Times New Roman"/>
         </w:rPr>
       </w:pPr>
@@ -7373,7 +7438,7 @@
         <w:pStyle w:val="ListParagraph"/>
         <w:jc w:val="both"/>
         <w:rPr>
-          <w:ins w:id="691" w:author="Arun Rai" w:date="2026-09-24T14:44:00Z" w16du:dateUtc="2026-09-24T08:59:00Z"/>
+          <w:ins w:id="696" w:author="Arun Rai" w:date="2026-09-24T14:44:00Z" w16du:dateUtc="2026-09-24T08:59:00Z"/>
           <w:rFonts w:ascii="Times New Roman" w:hAnsi="Times New Roman" w:cs="Times New Roman"/>
         </w:rPr>
       </w:pPr>
@@ -7383,7 +7448,7 @@
         <w:pStyle w:val="ListParagraph"/>
         <w:jc w:val="both"/>
         <w:rPr>
-          <w:ins w:id="692" w:author="Arun Rai" w:date="2026-09-24T14:44:00Z" w16du:dateUtc="2026-09-24T08:59:00Z"/>
+          <w:ins w:id="697" w:author="Arun Rai" w:date="2026-09-24T14:44:00Z" w16du:dateUtc="2026-09-24T08:59:00Z"/>
           <w:rFonts w:ascii="Times New Roman" w:hAnsi="Times New Roman" w:cs="Times New Roman"/>
         </w:rPr>
       </w:pPr>
@@ -7393,7 +7458,7 @@
         <w:pStyle w:val="ListParagraph"/>
         <w:jc w:val="both"/>
         <w:rPr>
-          <w:ins w:id="693" w:author="Arun Rai" w:date="2026-09-24T14:44:00Z" w16du:dateUtc="2026-09-24T08:59:00Z"/>
+          <w:ins w:id="698" w:author="Arun Rai" w:date="2026-09-24T14:44:00Z" w16du:dateUtc="2026-09-24T08:59:00Z"/>
           <w:rFonts w:ascii="Times New Roman" w:hAnsi="Times New Roman" w:cs="Times New Roman"/>
         </w:rPr>
       </w:pPr>
@@ -7403,7 +7468,7 @@
         <w:pStyle w:val="ListParagraph"/>
         <w:jc w:val="both"/>
         <w:rPr>
-          <w:ins w:id="694" w:author="Arun Rai" w:date="2026-09-24T14:44:00Z" w16du:dateUtc="2026-09-24T08:59:00Z"/>
+          <w:ins w:id="699" w:author="Arun Rai" w:date="2026-09-24T14:44:00Z" w16du:dateUtc="2026-09-24T08:59:00Z"/>
           <w:rFonts w:ascii="Times New Roman" w:hAnsi="Times New Roman" w:cs="Times New Roman"/>
         </w:rPr>
       </w:pPr>
@@ -7413,7 +7478,7 @@
         <w:pStyle w:val="ListParagraph"/>
         <w:jc w:val="both"/>
         <w:rPr>
-          <w:ins w:id="695" w:author="Arun Rai" w:date="2026-09-24T14:44:00Z" w16du:dateUtc="2026-09-24T08:59:00Z"/>
+          <w:ins w:id="700" w:author="Arun Rai" w:date="2026-09-24T14:44:00Z" w16du:dateUtc="2026-09-24T08:59:00Z"/>
           <w:rFonts w:ascii="Times New Roman" w:hAnsi="Times New Roman" w:cs="Times New Roman"/>
         </w:rPr>
       </w:pPr>
@@ -7423,7 +7488,7 @@
         <w:pStyle w:val="ListParagraph"/>
         <w:jc w:val="both"/>
         <w:rPr>
-          <w:ins w:id="696" w:author="Arun Rai" w:date="2026-09-24T14:44:00Z" w16du:dateUtc="2026-09-24T08:59:00Z"/>
+          <w:ins w:id="701" w:author="Arun Rai" w:date="2026-09-24T14:44:00Z" w16du:dateUtc="2026-09-24T08:59:00Z"/>
           <w:rFonts w:ascii="Times New Roman" w:hAnsi="Times New Roman" w:cs="Times New Roman"/>
         </w:rPr>
       </w:pPr>
@@ -7433,7 +7498,7 @@
         <w:pStyle w:val="ListParagraph"/>
         <w:jc w:val="both"/>
         <w:rPr>
-          <w:ins w:id="697" w:author="Arun Rai" w:date="2026-09-24T14:44:00Z" w16du:dateUtc="2026-09-24T08:59:00Z"/>
+          <w:ins w:id="702" w:author="Arun Rai" w:date="2026-09-24T14:44:00Z" w16du:dateUtc="2026-09-24T08:59:00Z"/>
           <w:rFonts w:ascii="Times New Roman" w:hAnsi="Times New Roman" w:cs="Times New Roman"/>
         </w:rPr>
       </w:pPr>
@@ -7443,7 +7508,7 @@
         <w:pStyle w:val="ListParagraph"/>
         <w:jc w:val="both"/>
         <w:rPr>
-          <w:ins w:id="698" w:author="Arun Rai" w:date="2026-09-24T14:44:00Z" w16du:dateUtc="2026-09-24T08:59:00Z"/>
+          <w:ins w:id="703" w:author="Arun Rai" w:date="2026-09-24T14:44:00Z" w16du:dateUtc="2026-09-24T08:59:00Z"/>
           <w:rFonts w:ascii="Times New Roman" w:hAnsi="Times New Roman" w:cs="Times New Roman"/>
         </w:rPr>
       </w:pPr>
@@ -7453,7 +7518,7 @@
         <w:pStyle w:val="ListParagraph"/>
         <w:jc w:val="both"/>
         <w:rPr>
-          <w:ins w:id="699" w:author="Arun Rai" w:date="2026-09-24T14:44:00Z" w16du:dateUtc="2026-09-24T08:59:00Z"/>
+          <w:ins w:id="704" w:author="Arun Rai" w:date="2026-09-24T14:44:00Z" w16du:dateUtc="2026-09-24T08:59:00Z"/>
           <w:rFonts w:ascii="Times New Roman" w:hAnsi="Times New Roman" w:cs="Times New Roman"/>
         </w:rPr>
       </w:pPr>
@@ -7463,7 +7528,7 @@
         <w:pStyle w:val="ListParagraph"/>
         <w:jc w:val="both"/>
         <w:rPr>
-          <w:ins w:id="700" w:author="Arun Rai" w:date="2026-09-24T14:44:00Z" w16du:dateUtc="2026-09-24T08:59:00Z"/>
+          <w:ins w:id="705" w:author="Arun Rai" w:date="2026-09-24T14:44:00Z" w16du:dateUtc="2026-09-24T08:59:00Z"/>
           <w:rFonts w:ascii="Times New Roman" w:hAnsi="Times New Roman" w:cs="Times New Roman"/>
         </w:rPr>
       </w:pPr>
@@ -7473,7 +7538,7 @@
         <w:pStyle w:val="ListParagraph"/>
         <w:jc w:val="both"/>
         <w:rPr>
-          <w:ins w:id="701" w:author="Arun Rai" w:date="2026-09-24T14:44:00Z" w16du:dateUtc="2026-09-24T08:59:00Z"/>
+          <w:ins w:id="706" w:author="Arun Rai" w:date="2026-09-24T14:44:00Z" w16du:dateUtc="2026-09-24T08:59:00Z"/>
           <w:rFonts w:ascii="Times New Roman" w:hAnsi="Times New Roman" w:cs="Times New Roman"/>
         </w:rPr>
       </w:pPr>
@@ -7483,7 +7548,7 @@
         <w:pStyle w:val="ListParagraph"/>
         <w:jc w:val="both"/>
         <w:rPr>
-          <w:ins w:id="702" w:author="Arun Rai" w:date="2026-09-24T14:44:00Z" w16du:dateUtc="2026-09-24T08:59:00Z"/>
+          <w:ins w:id="707" w:author="Arun Rai" w:date="2026-09-24T14:44:00Z" w16du:dateUtc="2026-09-24T08:59:00Z"/>
           <w:rFonts w:ascii="Times New Roman" w:hAnsi="Times New Roman" w:cs="Times New Roman"/>
         </w:rPr>
       </w:pPr>
@@ -7493,7 +7558,7 @@
         <w:pStyle w:val="ListParagraph"/>
         <w:jc w:val="both"/>
         <w:rPr>
-          <w:ins w:id="703" w:author="Arun Rai" w:date="2026-09-24T14:44:00Z" w16du:dateUtc="2026-09-24T08:59:00Z"/>
+          <w:ins w:id="708" w:author="Arun Rai" w:date="2026-09-24T14:44:00Z" w16du:dateUtc="2026-09-24T08:59:00Z"/>
           <w:rFonts w:ascii="Times New Roman" w:hAnsi="Times New Roman" w:cs="Times New Roman"/>
         </w:rPr>
       </w:pPr>
@@ -7503,7 +7568,7 @@
         <w:pStyle w:val="ListParagraph"/>
         <w:jc w:val="both"/>
         <w:rPr>
-          <w:ins w:id="704" w:author="Arun Rai" w:date="2026-09-24T14:44:00Z" w16du:dateUtc="2026-09-24T08:59:00Z"/>
+          <w:ins w:id="709" w:author="Arun Rai" w:date="2026-09-24T14:44:00Z" w16du:dateUtc="2026-09-24T08:59:00Z"/>
           <w:rFonts w:ascii="Times New Roman" w:hAnsi="Times New Roman" w:cs="Times New Roman"/>
         </w:rPr>
       </w:pPr>
@@ -7513,7 +7578,7 @@
         <w:pStyle w:val="ListParagraph"/>
         <w:jc w:val="both"/>
         <w:rPr>
-          <w:ins w:id="705" w:author="Arun Rai" w:date="2026-09-24T14:44:00Z" w16du:dateUtc="2026-09-24T08:59:00Z"/>
+          <w:ins w:id="710" w:author="Arun Rai" w:date="2026-09-24T14:44:00Z" w16du:dateUtc="2026-09-24T08:59:00Z"/>
           <w:rFonts w:ascii="Times New Roman" w:hAnsi="Times New Roman" w:cs="Times New Roman"/>
         </w:rPr>
       </w:pPr>
@@ -7523,7 +7588,7 @@
         <w:pStyle w:val="ListParagraph"/>
         <w:jc w:val="both"/>
         <w:rPr>
-          <w:ins w:id="706" w:author="Arun Rai" w:date="2026-09-24T14:44:00Z" w16du:dateUtc="2026-09-24T08:59:00Z"/>
+          <w:ins w:id="711" w:author="Arun Rai" w:date="2026-09-24T14:44:00Z" w16du:dateUtc="2026-09-24T08:59:00Z"/>
           <w:rFonts w:ascii="Times New Roman" w:hAnsi="Times New Roman" w:cs="Times New Roman"/>
         </w:rPr>
       </w:pPr>
@@ -7533,7 +7598,7 @@
         <w:pStyle w:val="ListParagraph"/>
         <w:jc w:val="both"/>
         <w:rPr>
-          <w:ins w:id="707" w:author="Arun Rai" w:date="2026-09-24T14:44:00Z" w16du:dateUtc="2026-09-24T08:59:00Z"/>
+          <w:ins w:id="712" w:author="Arun Rai" w:date="2026-09-24T14:44:00Z" w16du:dateUtc="2026-09-24T08:59:00Z"/>
           <w:rFonts w:ascii="Times New Roman" w:hAnsi="Times New Roman" w:cs="Times New Roman"/>
         </w:rPr>
       </w:pPr>
@@ -7543,7 +7608,7 @@
         <w:pStyle w:val="ListParagraph"/>
         <w:jc w:val="both"/>
         <w:rPr>
-          <w:ins w:id="708" w:author="Arun Rai" w:date="2026-09-24T14:44:00Z" w16du:dateUtc="2026-09-24T08:59:00Z"/>
+          <w:ins w:id="713" w:author="Arun Rai" w:date="2026-09-24T14:44:00Z" w16du:dateUtc="2026-09-24T08:59:00Z"/>
           <w:rFonts w:ascii="Times New Roman" w:hAnsi="Times New Roman" w:cs="Times New Roman"/>
         </w:rPr>
       </w:pPr>
@@ -7553,24 +7618,24 @@
         <w:pStyle w:val="ListParagraph"/>
         <w:jc w:val="both"/>
         <w:rPr>
-          <w:ins w:id="709" w:author="Arun Rai" w:date="2026-09-24T14:44:00Z" w16du:dateUtc="2026-09-24T08:59:00Z"/>
-          <w:rFonts w:ascii="Times New Roman" w:hAnsi="Times New Roman" w:cs="Times New Roman"/>
-        </w:rPr>
-      </w:pPr>
-    </w:p>
-    <w:p>
-      <w:pPr>
-        <w:jc w:val="both"/>
-        <w:rPr>
-          <w:ins w:id="710" w:author="Arun Rai" w:date="2026-09-24T14:44:00Z" w16du:dateUtc="2026-09-24T08:59:00Z"/>
-          <w:rFonts w:ascii="Times New Roman" w:hAnsi="Times New Roman" w:cs="Times New Roman"/>
-          <w:rPrChange w:id="711" w:author="Arun Rai" w:date="2026-10-13T13:02:00Z" w16du:dateUtc="2026-10-13T07:17:00Z">
+          <w:ins w:id="714" w:author="Arun Rai" w:date="2026-09-24T14:44:00Z" w16du:dateUtc="2026-09-24T08:59:00Z"/>
+          <w:rFonts w:ascii="Times New Roman" w:hAnsi="Times New Roman" w:cs="Times New Roman"/>
+        </w:rPr>
+      </w:pPr>
+    </w:p>
+    <w:p>
+      <w:pPr>
+        <w:jc w:val="both"/>
+        <w:rPr>
+          <w:ins w:id="715" w:author="Arun Rai" w:date="2026-09-24T14:44:00Z" w16du:dateUtc="2026-09-24T08:59:00Z"/>
+          <w:rFonts w:ascii="Times New Roman" w:hAnsi="Times New Roman" w:cs="Times New Roman"/>
+          <w:rPrChange w:id="716" w:author="Arun Rai" w:date="2026-10-13T13:02:00Z" w16du:dateUtc="2026-10-13T07:17:00Z">
             <w:rPr>
-              <w:ins w:id="712" w:author="Arun Rai" w:date="2026-09-24T14:44:00Z" w16du:dateUtc="2026-09-24T08:59:00Z"/>
+              <w:ins w:id="717" w:author="Arun Rai" w:date="2026-09-24T14:44:00Z" w16du:dateUtc="2026-09-24T08:59:00Z"/>
             </w:rPr>
           </w:rPrChange>
         </w:rPr>
-        <w:pPrChange w:id="713" w:author="Arun Rai" w:date="2026-10-13T13:02:00Z" w16du:dateUtc="2026-10-13T07:17:00Z">
+        <w:pPrChange w:id="718" w:author="Arun Rai" w:date="2026-10-13T13:02:00Z" w16du:dateUtc="2026-10-13T07:17:00Z">
           <w:pPr>
             <w:pStyle w:val="ListParagraph"/>
             <w:jc w:val="both"/>
@@ -7587,15 +7652,15 @@
         </w:numPr>
         <w:jc w:val="both"/>
         <w:rPr>
-          <w:ins w:id="714" w:author="Arun Rai" w:date="2026-09-24T14:44:00Z" w16du:dateUtc="2026-09-24T08:59:00Z"/>
-          <w:rFonts w:ascii="Times New Roman" w:hAnsi="Times New Roman" w:cs="Times New Roman"/>
-          <w:rPrChange w:id="715" w:author="Arun Rai" w:date="2026-10-13T13:02:00Z" w16du:dateUtc="2026-10-13T07:17:00Z">
+          <w:ins w:id="719" w:author="Arun Rai" w:date="2026-09-24T14:44:00Z" w16du:dateUtc="2026-09-24T08:59:00Z"/>
+          <w:rFonts w:ascii="Times New Roman" w:hAnsi="Times New Roman" w:cs="Times New Roman"/>
+          <w:rPrChange w:id="720" w:author="Arun Rai" w:date="2026-10-13T13:02:00Z" w16du:dateUtc="2026-10-13T07:17:00Z">
             <w:rPr>
-              <w:ins w:id="716" w:author="Arun Rai" w:date="2026-09-24T14:44:00Z" w16du:dateUtc="2026-09-24T08:59:00Z"/>
+              <w:ins w:id="721" w:author="Arun Rai" w:date="2026-09-24T14:44:00Z" w16du:dateUtc="2026-09-24T08:59:00Z"/>
             </w:rPr>
           </w:rPrChange>
         </w:rPr>
-        <w:pPrChange w:id="717" w:author="Arun Rai" w:date="2026-10-13T13:02:00Z" w16du:dateUtc="2026-10-13T07:17:00Z">
+        <w:pPrChange w:id="722" w:author="Arun Rai" w:date="2026-10-13T13:02:00Z" w16du:dateUtc="2026-10-13T07:17:00Z">
           <w:pPr>
             <w:pStyle w:val="ListParagraph"/>
             <w:numPr>
@@ -7606,12 +7671,12 @@
           </w:pPr>
         </w:pPrChange>
       </w:pPr>
-      <w:bookmarkStart w:id="718" w:name="_Toc242080251"/>
-      <w:ins w:id="719" w:author="Arun Rai" w:date="2026-09-24T14:44:00Z" w16du:dateUtc="2026-09-24T08:59:00Z">
-        <w:r>
-          <w:rPr>
-            <w:rFonts w:ascii="Times New Roman" w:hAnsi="Times New Roman" w:cs="Times New Roman"/>
-            <w:rPrChange w:id="720" w:author="Arun Rai" w:date="2026-10-13T13:02:00Z" w16du:dateUtc="2026-10-13T07:17:00Z">
+      <w:bookmarkStart w:id="723" w:name="_Toc242080251"/>
+      <w:ins w:id="724" w:author="Arun Rai" w:date="2026-09-24T14:44:00Z" w16du:dateUtc="2026-09-24T08:59:00Z">
+        <w:r>
+          <w:rPr>
+            <w:rFonts w:ascii="Times New Roman" w:hAnsi="Times New Roman" w:cs="Times New Roman"/>
+            <w:rPrChange w:id="725" w:author="Arun Rai" w:date="2026-10-13T13:02:00Z" w16du:dateUtc="2026-10-13T07:17:00Z">
               <w:rPr/>
             </w:rPrChange>
           </w:rPr>
@@ -7619,7 +7684,7 @@
           <w:t>A</w:t>
         </w:r>
       </w:ins>
-      <w:ins w:id="721" w:author="Arun Rai" w:date="2026-10-05T08:06:00Z" w16du:dateUtc="2026-10-05T02:21:00Z">
+      <w:ins w:id="726" w:author="Arun Rai" w:date="2026-10-05T08:06:00Z" w16du:dateUtc="2026-10-05T02:21:00Z">
         <w:r>
           <w:rPr>
             <w:rFonts w:ascii="Times New Roman" w:hAnsi="Times New Roman" w:cs="Times New Roman"/>
@@ -7627,18 +7692,18 @@
           <w:t>ction plan</w:t>
         </w:r>
       </w:ins>
-      <w:bookmarkEnd w:id="718"/>
+      <w:bookmarkEnd w:id="723"/>
     </w:p>
     <w:p>
       <w:pPr>
         <w:pStyle w:val="ListParagraph"/>
         <w:jc w:val="both"/>
         <w:rPr>
-          <w:ins w:id="722" w:author="Arun Rai" w:date="2026-09-24T14:44:00Z" w16du:dateUtc="2026-09-24T08:59:00Z"/>
-          <w:rFonts w:ascii="Times New Roman" w:hAnsi="Times New Roman" w:cs="Times New Roman"/>
-        </w:rPr>
-      </w:pPr>
-      <w:ins w:id="723" w:author="Arun Rai" w:date="2026-10-13T12:48:00Z" w16du:dateUtc="2026-10-13T07:03:00Z">
+          <w:ins w:id="727" w:author="Arun Rai" w:date="2026-09-24T14:44:00Z" w16du:dateUtc="2026-09-24T08:59:00Z"/>
+          <w:rFonts w:ascii="Times New Roman" w:hAnsi="Times New Roman" w:cs="Times New Roman"/>
+        </w:rPr>
+      </w:pPr>
+      <w:ins w:id="728" w:author="Arun Rai" w:date="2026-10-13T12:48:00Z" w16du:dateUtc="2026-10-13T07:03:00Z">
         <w:r>
           <w:rPr>
             <w:rFonts w:ascii="Times New Roman" w:hAnsi="Times New Roman" w:cs="Times New Roman"/>
@@ -7646,7 +7711,7 @@
           <w:t>My next step will be to act. As for the network connection problems, my next s</w:t>
         </w:r>
       </w:ins>
-      <w:ins w:id="724" w:author="Arun Rai" w:date="2026-10-13T12:49:00Z" w16du:dateUtc="2026-10-13T07:04:00Z">
+      <w:ins w:id="729" w:author="Arun Rai" w:date="2026-10-13T12:49:00Z" w16du:dateUtc="2026-10-13T07:04:00Z">
         <w:r>
           <w:rPr>
             <w:rFonts w:ascii="Times New Roman" w:hAnsi="Times New Roman" w:cs="Times New Roman"/>
@@ -7655,7 +7720,7 @@
         </w:r>
       </w:ins>
       <w:proofErr w:type="gramStart"/>
-      <w:ins w:id="725" w:author="Arun Rai" w:date="2026-10-13T12:50:00Z" w16du:dateUtc="2026-10-13T07:05:00Z">
+      <w:ins w:id="730" w:author="Arun Rai" w:date="2026-10-13T12:50:00Z" w16du:dateUtc="2026-10-13T07:05:00Z">
         <w:r>
           <w:rPr>
             <w:rFonts w:ascii="Times New Roman" w:hAnsi="Times New Roman" w:cs="Times New Roman"/>
@@ -7670,7 +7735,7 @@
           <w:t xml:space="preserve"> Firebase Security Rules, I will </w:t>
         </w:r>
       </w:ins>
-      <w:ins w:id="726" w:author="Arun Rai" w:date="2026-10-13T12:51:00Z" w16du:dateUtc="2026-10-13T07:06:00Z">
+      <w:ins w:id="731" w:author="Arun Rai" w:date="2026-10-13T12:51:00Z" w16du:dateUtc="2026-10-13T07:06:00Z">
         <w:r>
           <w:rPr>
             <w:rFonts w:ascii="Times New Roman" w:hAnsi="Times New Roman" w:cs="Times New Roman"/>
@@ -7692,7 +7757,7 @@
           <w:t xml:space="preserve"> a</w:t>
         </w:r>
       </w:ins>
-      <w:ins w:id="727" w:author="Arun Rai" w:date="2026-10-13T12:52:00Z" w16du:dateUtc="2026-10-13T07:07:00Z">
+      <w:ins w:id="732" w:author="Arun Rai" w:date="2026-10-13T12:52:00Z" w16du:dateUtc="2026-10-13T07:07:00Z">
         <w:r>
           <w:rPr>
             <w:rFonts w:ascii="Times New Roman" w:hAnsi="Times New Roman" w:cs="Times New Roman"/>
@@ -7714,7 +7779,7 @@
           <w:t xml:space="preserve"> projects. Finally, I will not only identify the voice recognition </w:t>
         </w:r>
       </w:ins>
-      <w:ins w:id="728" w:author="Arun Rai" w:date="2026-10-13T12:53:00Z" w16du:dateUtc="2026-10-13T07:08:00Z">
+      <w:ins w:id="733" w:author="Arun Rai" w:date="2026-10-13T12:53:00Z" w16du:dateUtc="2026-10-13T07:08:00Z">
         <w:r>
           <w:rPr>
             <w:rFonts w:ascii="Times New Roman" w:hAnsi="Times New Roman" w:cs="Times New Roman"/>
@@ -7742,7 +7807,7 @@
         <w:pStyle w:val="ListParagraph"/>
         <w:jc w:val="both"/>
         <w:rPr>
-          <w:ins w:id="729" w:author="Arun Rai" w:date="2026-09-24T14:44:00Z" w16du:dateUtc="2026-09-24T08:59:00Z"/>
+          <w:ins w:id="734" w:author="Arun Rai" w:date="2026-09-24T14:44:00Z" w16du:dateUtc="2026-09-24T08:59:00Z"/>
           <w:rFonts w:ascii="Times New Roman" w:hAnsi="Times New Roman" w:cs="Times New Roman"/>
         </w:rPr>
       </w:pPr>
@@ -7752,7 +7817,7 @@
         <w:pStyle w:val="ListParagraph"/>
         <w:jc w:val="both"/>
         <w:rPr>
-          <w:ins w:id="730" w:author="Arun Rai" w:date="2026-09-24T14:44:00Z" w16du:dateUtc="2026-09-24T08:59:00Z"/>
+          <w:ins w:id="735" w:author="Arun Rai" w:date="2026-09-24T14:44:00Z" w16du:dateUtc="2026-09-24T08:59:00Z"/>
           <w:rFonts w:ascii="Times New Roman" w:hAnsi="Times New Roman" w:cs="Times New Roman"/>
         </w:rPr>
       </w:pPr>
@@ -7762,7 +7827,7 @@
         <w:pStyle w:val="ListParagraph"/>
         <w:jc w:val="both"/>
         <w:rPr>
-          <w:ins w:id="731" w:author="Arun Rai" w:date="2026-09-24T14:44:00Z" w16du:dateUtc="2026-09-24T08:59:00Z"/>
+          <w:ins w:id="736" w:author="Arun Rai" w:date="2026-09-24T14:44:00Z" w16du:dateUtc="2026-09-24T08:59:00Z"/>
           <w:rFonts w:ascii="Times New Roman" w:hAnsi="Times New Roman" w:cs="Times New Roman"/>
         </w:rPr>
       </w:pPr>
@@ -7772,7 +7837,7 @@
         <w:pStyle w:val="ListParagraph"/>
         <w:jc w:val="both"/>
         <w:rPr>
-          <w:ins w:id="732" w:author="Arun Rai" w:date="2026-09-24T14:44:00Z" w16du:dateUtc="2026-09-24T08:59:00Z"/>
+          <w:ins w:id="737" w:author="Arun Rai" w:date="2026-09-24T14:44:00Z" w16du:dateUtc="2026-09-24T08:59:00Z"/>
           <w:rFonts w:ascii="Times New Roman" w:hAnsi="Times New Roman" w:cs="Times New Roman"/>
         </w:rPr>
       </w:pPr>
@@ -7782,7 +7847,7 @@
         <w:pStyle w:val="ListParagraph"/>
         <w:jc w:val="both"/>
         <w:rPr>
-          <w:ins w:id="733" w:author="Arun Rai" w:date="2026-09-24T14:44:00Z" w16du:dateUtc="2026-09-24T08:59:00Z"/>
+          <w:ins w:id="738" w:author="Arun Rai" w:date="2026-09-24T14:44:00Z" w16du:dateUtc="2026-09-24T08:59:00Z"/>
           <w:rFonts w:ascii="Times New Roman" w:hAnsi="Times New Roman" w:cs="Times New Roman"/>
         </w:rPr>
       </w:pPr>
@@ -7792,7 +7857,7 @@
         <w:pStyle w:val="ListParagraph"/>
         <w:jc w:val="both"/>
         <w:rPr>
-          <w:ins w:id="734" w:author="Arun Rai" w:date="2026-09-24T14:44:00Z" w16du:dateUtc="2026-09-24T08:59:00Z"/>
+          <w:ins w:id="739" w:author="Arun Rai" w:date="2026-09-24T14:44:00Z" w16du:dateUtc="2026-09-24T08:59:00Z"/>
           <w:rFonts w:ascii="Times New Roman" w:hAnsi="Times New Roman" w:cs="Times New Roman"/>
         </w:rPr>
       </w:pPr>
@@ -7802,7 +7867,7 @@
         <w:pStyle w:val="ListParagraph"/>
         <w:jc w:val="both"/>
         <w:rPr>
-          <w:ins w:id="735" w:author="Arun Rai" w:date="2026-09-24T14:44:00Z" w16du:dateUtc="2026-09-24T08:59:00Z"/>
+          <w:ins w:id="740" w:author="Arun Rai" w:date="2026-09-24T14:44:00Z" w16du:dateUtc="2026-09-24T08:59:00Z"/>
           <w:rFonts w:ascii="Times New Roman" w:hAnsi="Times New Roman" w:cs="Times New Roman"/>
         </w:rPr>
       </w:pPr>
@@ -7812,7 +7877,7 @@
         <w:pStyle w:val="ListParagraph"/>
         <w:jc w:val="both"/>
         <w:rPr>
-          <w:ins w:id="736" w:author="Arun Rai" w:date="2026-09-24T14:44:00Z" w16du:dateUtc="2026-09-24T08:59:00Z"/>
+          <w:ins w:id="741" w:author="Arun Rai" w:date="2026-09-24T14:44:00Z" w16du:dateUtc="2026-09-24T08:59:00Z"/>
           <w:rFonts w:ascii="Times New Roman" w:hAnsi="Times New Roman" w:cs="Times New Roman"/>
         </w:rPr>
       </w:pPr>
@@ -7822,7 +7887,7 @@
         <w:pStyle w:val="ListParagraph"/>
         <w:jc w:val="both"/>
         <w:rPr>
-          <w:ins w:id="737" w:author="Arun Rai" w:date="2026-09-24T14:44:00Z" w16du:dateUtc="2026-09-24T08:59:00Z"/>
+          <w:ins w:id="742" w:author="Arun Rai" w:date="2026-09-24T14:44:00Z" w16du:dateUtc="2026-09-24T08:59:00Z"/>
           <w:rFonts w:ascii="Times New Roman" w:hAnsi="Times New Roman" w:cs="Times New Roman"/>
         </w:rPr>
       </w:pPr>
@@ -7832,7 +7897,7 @@
         <w:pStyle w:val="ListParagraph"/>
         <w:jc w:val="both"/>
         <w:rPr>
-          <w:ins w:id="738" w:author="Arun Rai" w:date="2026-09-24T14:44:00Z" w16du:dateUtc="2026-09-24T08:59:00Z"/>
+          <w:ins w:id="743" w:author="Arun Rai" w:date="2026-09-24T14:44:00Z" w16du:dateUtc="2026-09-24T08:59:00Z"/>
           <w:rFonts w:ascii="Times New Roman" w:hAnsi="Times New Roman" w:cs="Times New Roman"/>
         </w:rPr>
       </w:pPr>
@@ -7842,7 +7907,7 @@
         <w:pStyle w:val="ListParagraph"/>
         <w:jc w:val="both"/>
         <w:rPr>
-          <w:ins w:id="739" w:author="Arun Rai" w:date="2026-09-24T14:44:00Z" w16du:dateUtc="2026-09-24T08:59:00Z"/>
+          <w:ins w:id="744" w:author="Arun Rai" w:date="2026-09-24T14:44:00Z" w16du:dateUtc="2026-09-24T08:59:00Z"/>
           <w:rFonts w:ascii="Times New Roman" w:hAnsi="Times New Roman" w:cs="Times New Roman"/>
         </w:rPr>
       </w:pPr>
@@ -7852,7 +7917,7 @@
         <w:pStyle w:val="ListParagraph"/>
         <w:jc w:val="both"/>
         <w:rPr>
-          <w:ins w:id="740" w:author="Arun Rai" w:date="2026-09-24T14:44:00Z" w16du:dateUtc="2026-09-24T08:59:00Z"/>
+          <w:ins w:id="745" w:author="Arun Rai" w:date="2026-09-24T14:44:00Z" w16du:dateUtc="2026-09-24T08:59:00Z"/>
           <w:rFonts w:ascii="Times New Roman" w:hAnsi="Times New Roman" w:cs="Times New Roman"/>
         </w:rPr>
       </w:pPr>
@@ -7862,7 +7927,7 @@
         <w:pStyle w:val="ListParagraph"/>
         <w:jc w:val="both"/>
         <w:rPr>
-          <w:ins w:id="741" w:author="Arun Rai" w:date="2026-09-24T14:44:00Z" w16du:dateUtc="2026-09-24T08:59:00Z"/>
+          <w:ins w:id="746" w:author="Arun Rai" w:date="2026-09-24T14:44:00Z" w16du:dateUtc="2026-09-24T08:59:00Z"/>
           <w:rFonts w:ascii="Times New Roman" w:hAnsi="Times New Roman" w:cs="Times New Roman"/>
         </w:rPr>
       </w:pPr>
@@ -7872,7 +7937,7 @@
         <w:pStyle w:val="ListParagraph"/>
         <w:jc w:val="both"/>
         <w:rPr>
-          <w:ins w:id="742" w:author="Arun Rai" w:date="2026-09-24T14:44:00Z" w16du:dateUtc="2026-09-24T08:59:00Z"/>
+          <w:ins w:id="747" w:author="Arun Rai" w:date="2026-09-24T14:44:00Z" w16du:dateUtc="2026-09-24T08:59:00Z"/>
           <w:rFonts w:ascii="Times New Roman" w:hAnsi="Times New Roman" w:cs="Times New Roman"/>
         </w:rPr>
       </w:pPr>
@@ -7882,7 +7947,7 @@
         <w:pStyle w:val="ListParagraph"/>
         <w:jc w:val="both"/>
         <w:rPr>
-          <w:ins w:id="743" w:author="Arun Rai" w:date="2026-09-24T14:44:00Z" w16du:dateUtc="2026-09-24T08:59:00Z"/>
+          <w:ins w:id="748" w:author="Arun Rai" w:date="2026-09-24T14:44:00Z" w16du:dateUtc="2026-09-24T08:59:00Z"/>
           <w:rFonts w:ascii="Times New Roman" w:hAnsi="Times New Roman" w:cs="Times New Roman"/>
         </w:rPr>
       </w:pPr>
@@ -7892,7 +7957,7 @@
         <w:pStyle w:val="ListParagraph"/>
         <w:jc w:val="both"/>
         <w:rPr>
-          <w:ins w:id="744" w:author="Arun Rai" w:date="2026-09-24T14:44:00Z" w16du:dateUtc="2026-09-24T08:59:00Z"/>
+          <w:ins w:id="749" w:author="Arun Rai" w:date="2026-09-24T14:44:00Z" w16du:dateUtc="2026-09-24T08:59:00Z"/>
           <w:rFonts w:ascii="Times New Roman" w:hAnsi="Times New Roman" w:cs="Times New Roman"/>
         </w:rPr>
       </w:pPr>
@@ -7902,7 +7967,7 @@
         <w:pStyle w:val="ListParagraph"/>
         <w:jc w:val="both"/>
         <w:rPr>
-          <w:ins w:id="745" w:author="Arun Rai" w:date="2026-09-24T14:44:00Z" w16du:dateUtc="2026-09-24T08:59:00Z"/>
+          <w:ins w:id="750" w:author="Arun Rai" w:date="2026-09-24T14:44:00Z" w16du:dateUtc="2026-09-24T08:59:00Z"/>
           <w:rFonts w:ascii="Times New Roman" w:hAnsi="Times New Roman" w:cs="Times New Roman"/>
         </w:rPr>
       </w:pPr>
@@ -7912,7 +7977,7 @@
         <w:pStyle w:val="ListParagraph"/>
         <w:jc w:val="both"/>
         <w:rPr>
-          <w:ins w:id="746" w:author="Arun Rai" w:date="2026-09-24T14:44:00Z" w16du:dateUtc="2026-09-24T08:59:00Z"/>
+          <w:ins w:id="751" w:author="Arun Rai" w:date="2026-09-24T14:44:00Z" w16du:dateUtc="2026-09-24T08:59:00Z"/>
           <w:rFonts w:ascii="Times New Roman" w:hAnsi="Times New Roman" w:cs="Times New Roman"/>
         </w:rPr>
       </w:pPr>
@@ -7922,7 +7987,7 @@
         <w:pStyle w:val="ListParagraph"/>
         <w:jc w:val="both"/>
         <w:rPr>
-          <w:ins w:id="747" w:author="Arun Rai" w:date="2026-09-24T14:44:00Z" w16du:dateUtc="2026-09-24T08:59:00Z"/>
+          <w:ins w:id="752" w:author="Arun Rai" w:date="2026-09-24T14:44:00Z" w16du:dateUtc="2026-09-24T08:59:00Z"/>
           <w:rFonts w:ascii="Times New Roman" w:hAnsi="Times New Roman" w:cs="Times New Roman"/>
         </w:rPr>
       </w:pPr>
@@ -7932,7 +7997,7 @@
         <w:pStyle w:val="ListParagraph"/>
         <w:jc w:val="both"/>
         <w:rPr>
-          <w:ins w:id="748" w:author="Arun Rai" w:date="2026-09-24T14:44:00Z" w16du:dateUtc="2026-09-24T08:59:00Z"/>
+          <w:ins w:id="753" w:author="Arun Rai" w:date="2026-09-24T14:44:00Z" w16du:dateUtc="2026-09-24T08:59:00Z"/>
           <w:rFonts w:ascii="Times New Roman" w:hAnsi="Times New Roman" w:cs="Times New Roman"/>
         </w:rPr>
       </w:pPr>
@@ -7942,7 +8007,7 @@
         <w:pStyle w:val="ListParagraph"/>
         <w:jc w:val="both"/>
         <w:rPr>
-          <w:ins w:id="749" w:author="Arun Rai" w:date="2026-09-24T14:44:00Z" w16du:dateUtc="2026-09-24T08:59:00Z"/>
+          <w:ins w:id="754" w:author="Arun Rai" w:date="2026-09-24T14:44:00Z" w16du:dateUtc="2026-09-24T08:59:00Z"/>
           <w:rFonts w:ascii="Times New Roman" w:hAnsi="Times New Roman" w:cs="Times New Roman"/>
         </w:rPr>
       </w:pPr>
@@ -7952,7 +8017,7 @@
         <w:pStyle w:val="ListParagraph"/>
         <w:jc w:val="both"/>
         <w:rPr>
-          <w:ins w:id="750" w:author="Arun Rai" w:date="2026-09-24T14:44:00Z" w16du:dateUtc="2026-09-24T08:59:00Z"/>
+          <w:ins w:id="755" w:author="Arun Rai" w:date="2026-09-24T14:44:00Z" w16du:dateUtc="2026-09-24T08:59:00Z"/>
           <w:rFonts w:ascii="Times New Roman" w:hAnsi="Times New Roman" w:cs="Times New Roman"/>
         </w:rPr>
       </w:pPr>
@@ -7962,7 +8027,7 @@
         <w:pStyle w:val="ListParagraph"/>
         <w:jc w:val="both"/>
         <w:rPr>
-          <w:ins w:id="751" w:author="Arun Rai" w:date="2026-09-24T14:44:00Z" w16du:dateUtc="2026-09-24T08:59:00Z"/>
+          <w:ins w:id="756" w:author="Arun Rai" w:date="2026-09-24T14:44:00Z" w16du:dateUtc="2026-09-24T08:59:00Z"/>
           <w:rFonts w:ascii="Times New Roman" w:hAnsi="Times New Roman" w:cs="Times New Roman"/>
         </w:rPr>
       </w:pPr>
@@ -7972,7 +8037,7 @@
         <w:pStyle w:val="ListParagraph"/>
         <w:jc w:val="both"/>
         <w:rPr>
-          <w:ins w:id="752" w:author="Arun Rai" w:date="2026-09-24T14:44:00Z" w16du:dateUtc="2026-09-24T08:59:00Z"/>
+          <w:ins w:id="757" w:author="Arun Rai" w:date="2026-09-24T14:44:00Z" w16du:dateUtc="2026-09-24T08:59:00Z"/>
           <w:rFonts w:ascii="Times New Roman" w:hAnsi="Times New Roman" w:cs="Times New Roman"/>
         </w:rPr>
       </w:pPr>
@@ -7982,7 +8047,7 @@
         <w:pStyle w:val="ListParagraph"/>
         <w:jc w:val="both"/>
         <w:rPr>
-          <w:ins w:id="753" w:author="Arun Rai" w:date="2026-09-24T14:44:00Z" w16du:dateUtc="2026-09-24T08:59:00Z"/>
+          <w:ins w:id="758" w:author="Arun Rai" w:date="2026-09-24T14:44:00Z" w16du:dateUtc="2026-09-24T08:59:00Z"/>
           <w:rFonts w:ascii="Times New Roman" w:hAnsi="Times New Roman" w:cs="Times New Roman"/>
         </w:rPr>
       </w:pPr>
@@ -7992,7 +8057,7 @@
         <w:pStyle w:val="ListParagraph"/>
         <w:jc w:val="both"/>
         <w:rPr>
-          <w:ins w:id="754" w:author="Arun Rai" w:date="2026-09-24T14:44:00Z" w16du:dateUtc="2026-09-24T08:59:00Z"/>
+          <w:ins w:id="759" w:author="Arun Rai" w:date="2026-09-24T14:44:00Z" w16du:dateUtc="2026-09-24T08:59:00Z"/>
           <w:rFonts w:ascii="Times New Roman" w:hAnsi="Times New Roman" w:cs="Times New Roman"/>
         </w:rPr>
       </w:pPr>
@@ -8002,7 +8067,7 @@
         <w:pStyle w:val="ListParagraph"/>
         <w:jc w:val="both"/>
         <w:rPr>
-          <w:ins w:id="755" w:author="Arun Rai" w:date="2026-09-24T14:44:00Z" w16du:dateUtc="2026-09-24T08:59:00Z"/>
+          <w:ins w:id="760" w:author="Arun Rai" w:date="2026-09-24T14:44:00Z" w16du:dateUtc="2026-09-24T08:59:00Z"/>
           <w:rFonts w:ascii="Times New Roman" w:hAnsi="Times New Roman" w:cs="Times New Roman"/>
         </w:rPr>
       </w:pPr>
@@ -8012,7 +8077,7 @@
         <w:pStyle w:val="ListParagraph"/>
         <w:jc w:val="both"/>
         <w:rPr>
-          <w:ins w:id="756" w:author="Arun Rai" w:date="2026-09-24T14:44:00Z" w16du:dateUtc="2026-09-24T08:59:00Z"/>
+          <w:ins w:id="761" w:author="Arun Rai" w:date="2026-09-24T14:44:00Z" w16du:dateUtc="2026-09-24T08:59:00Z"/>
           <w:rFonts w:ascii="Times New Roman" w:hAnsi="Times New Roman" w:cs="Times New Roman"/>
         </w:rPr>
       </w:pPr>
@@ -8022,7 +8087,7 @@
         <w:pStyle w:val="ListParagraph"/>
         <w:jc w:val="both"/>
         <w:rPr>
-          <w:ins w:id="757" w:author="Arun Rai" w:date="2026-09-24T14:44:00Z" w16du:dateUtc="2026-09-24T08:59:00Z"/>
+          <w:ins w:id="762" w:author="Arun Rai" w:date="2026-09-24T14:44:00Z" w16du:dateUtc="2026-09-24T08:59:00Z"/>
           <w:rFonts w:ascii="Times New Roman" w:hAnsi="Times New Roman" w:cs="Times New Roman"/>
         </w:rPr>
       </w:pPr>
@@ -8032,7 +8097,7 @@
         <w:pStyle w:val="ListParagraph"/>
         <w:jc w:val="both"/>
         <w:rPr>
-          <w:ins w:id="758" w:author="Arun Rai" w:date="2026-09-24T14:44:00Z" w16du:dateUtc="2026-09-24T08:59:00Z"/>
+          <w:ins w:id="763" w:author="Arun Rai" w:date="2026-09-24T14:44:00Z" w16du:dateUtc="2026-09-24T08:59:00Z"/>
           <w:rFonts w:ascii="Times New Roman" w:hAnsi="Times New Roman" w:cs="Times New Roman"/>
         </w:rPr>
       </w:pPr>
@@ -8042,7 +8107,7 @@
         <w:pStyle w:val="ListParagraph"/>
         <w:jc w:val="both"/>
         <w:rPr>
-          <w:ins w:id="759" w:author="Arun Rai" w:date="2026-09-24T14:44:00Z" w16du:dateUtc="2026-09-24T08:59:00Z"/>
+          <w:ins w:id="764" w:author="Arun Rai" w:date="2026-09-24T14:44:00Z" w16du:dateUtc="2026-09-24T08:59:00Z"/>
           <w:rFonts w:ascii="Times New Roman" w:hAnsi="Times New Roman" w:cs="Times New Roman"/>
         </w:rPr>
       </w:pPr>
@@ -8052,7 +8117,7 @@
         <w:pStyle w:val="ListParagraph"/>
         <w:jc w:val="both"/>
         <w:rPr>
-          <w:ins w:id="760" w:author="Arun Rai" w:date="2026-09-24T14:44:00Z" w16du:dateUtc="2026-09-24T08:59:00Z"/>
+          <w:ins w:id="765" w:author="Arun Rai" w:date="2026-09-24T14:44:00Z" w16du:dateUtc="2026-09-24T08:59:00Z"/>
           <w:rFonts w:ascii="Times New Roman" w:hAnsi="Times New Roman" w:cs="Times New Roman"/>
         </w:rPr>
       </w:pPr>
@@ -8062,24 +8127,24 @@
         <w:pStyle w:val="ListParagraph"/>
         <w:jc w:val="both"/>
         <w:rPr>
-          <w:ins w:id="761" w:author="Arun Rai" w:date="2026-09-24T14:44:00Z" w16du:dateUtc="2026-09-24T08:59:00Z"/>
-          <w:rFonts w:ascii="Times New Roman" w:hAnsi="Times New Roman" w:cs="Times New Roman"/>
-        </w:rPr>
-      </w:pPr>
-    </w:p>
-    <w:p>
-      <w:pPr>
-        <w:jc w:val="both"/>
-        <w:rPr>
-          <w:ins w:id="762" w:author="Arun Rai" w:date="2026-09-24T14:44:00Z" w16du:dateUtc="2026-09-24T08:59:00Z"/>
-          <w:rFonts w:ascii="Times New Roman" w:hAnsi="Times New Roman" w:cs="Times New Roman"/>
-          <w:rPrChange w:id="763" w:author="Arun Rai" w:date="2026-10-13T13:02:00Z" w16du:dateUtc="2026-10-13T07:17:00Z">
+          <w:ins w:id="766" w:author="Arun Rai" w:date="2026-09-24T14:44:00Z" w16du:dateUtc="2026-09-24T08:59:00Z"/>
+          <w:rFonts w:ascii="Times New Roman" w:hAnsi="Times New Roman" w:cs="Times New Roman"/>
+        </w:rPr>
+      </w:pPr>
+    </w:p>
+    <w:p>
+      <w:pPr>
+        <w:jc w:val="both"/>
+        <w:rPr>
+          <w:ins w:id="767" w:author="Arun Rai" w:date="2026-09-24T14:44:00Z" w16du:dateUtc="2026-09-24T08:59:00Z"/>
+          <w:rFonts w:ascii="Times New Roman" w:hAnsi="Times New Roman" w:cs="Times New Roman"/>
+          <w:rPrChange w:id="768" w:author="Arun Rai" w:date="2026-10-13T13:02:00Z" w16du:dateUtc="2026-10-13T07:17:00Z">
             <w:rPr>
-              <w:ins w:id="764" w:author="Arun Rai" w:date="2026-09-24T14:44:00Z" w16du:dateUtc="2026-09-24T08:59:00Z"/>
+              <w:ins w:id="769" w:author="Arun Rai" w:date="2026-09-24T14:44:00Z" w16du:dateUtc="2026-09-24T08:59:00Z"/>
             </w:rPr>
           </w:rPrChange>
         </w:rPr>
-        <w:pPrChange w:id="765" w:author="Arun Rai" w:date="2026-10-13T13:02:00Z" w16du:dateUtc="2026-10-13T07:17:00Z">
+        <w:pPrChange w:id="770" w:author="Arun Rai" w:date="2026-10-13T13:02:00Z" w16du:dateUtc="2026-10-13T07:17:00Z">
           <w:pPr>
             <w:pStyle w:val="ListParagraph"/>
             <w:jc w:val="both"/>
@@ -8096,15 +8161,15 @@
         </w:numPr>
         <w:jc w:val="both"/>
         <w:rPr>
-          <w:ins w:id="766" w:author="Arun Rai" w:date="2026-09-24T14:50:00Z" w16du:dateUtc="2026-09-24T09:05:00Z"/>
-          <w:rFonts w:ascii="Times New Roman" w:hAnsi="Times New Roman" w:cs="Times New Roman"/>
-          <w:rPrChange w:id="767" w:author="Arun Rai" w:date="2026-10-13T13:02:00Z" w16du:dateUtc="2026-10-13T07:17:00Z">
+          <w:ins w:id="771" w:author="Arun Rai" w:date="2026-09-24T14:50:00Z" w16du:dateUtc="2026-09-24T09:05:00Z"/>
+          <w:rFonts w:ascii="Times New Roman" w:hAnsi="Times New Roman" w:cs="Times New Roman"/>
+          <w:rPrChange w:id="772" w:author="Arun Rai" w:date="2026-10-13T13:02:00Z" w16du:dateUtc="2026-10-13T07:17:00Z">
             <w:rPr>
-              <w:ins w:id="768" w:author="Arun Rai" w:date="2026-09-24T14:50:00Z" w16du:dateUtc="2026-09-24T09:05:00Z"/>
+              <w:ins w:id="773" w:author="Arun Rai" w:date="2026-09-24T14:50:00Z" w16du:dateUtc="2026-09-24T09:05:00Z"/>
             </w:rPr>
           </w:rPrChange>
         </w:rPr>
-        <w:pPrChange w:id="769" w:author="Arun Rai" w:date="2026-10-13T13:02:00Z" w16du:dateUtc="2026-10-13T07:17:00Z">
+        <w:pPrChange w:id="774" w:author="Arun Rai" w:date="2026-10-13T13:02:00Z" w16du:dateUtc="2026-10-13T07:17:00Z">
           <w:pPr>
             <w:pStyle w:val="Heading1"/>
             <w:numPr>
@@ -8114,8 +8179,8 @@
           </w:pPr>
         </w:pPrChange>
       </w:pPr>
-      <w:bookmarkStart w:id="770" w:name="_Toc242080252"/>
-      <w:ins w:id="771" w:author="Arun Rai" w:date="2026-10-05T08:06:00Z" w16du:dateUtc="2026-10-05T02:21:00Z">
+      <w:bookmarkStart w:id="775" w:name="_Toc242080252"/>
+      <w:ins w:id="776" w:author="Arun Rai" w:date="2026-10-05T08:06:00Z" w16du:dateUtc="2026-10-05T02:21:00Z">
         <w:r>
           <w:rPr>
             <w:rFonts w:ascii="Times New Roman" w:hAnsi="Times New Roman" w:cs="Times New Roman"/>
@@ -8124,7 +8189,7 @@
           <w:t>Structure</w:t>
         </w:r>
       </w:ins>
-      <w:ins w:id="772" w:author="Arun Rai" w:date="2026-10-05T08:07:00Z" w16du:dateUtc="2026-10-05T02:22:00Z">
+      <w:ins w:id="777" w:author="Arun Rai" w:date="2026-10-05T08:07:00Z" w16du:dateUtc="2026-10-05T02:22:00Z">
         <w:r>
           <w:rPr>
             <w:rFonts w:ascii="Times New Roman" w:hAnsi="Times New Roman" w:cs="Times New Roman"/>
@@ -8132,25 +8197,25 @@
           <w:t xml:space="preserve"> of final thesis</w:t>
         </w:r>
       </w:ins>
-      <w:bookmarkEnd w:id="770"/>
-    </w:p>
-    <w:p>
-      <w:pPr>
-        <w:jc w:val="both"/>
-        <w:rPr>
-          <w:ins w:id="773" w:author="Arun Rai" w:date="2026-09-24T14:50:00Z" w16du:dateUtc="2026-09-24T09:05:00Z"/>
-          <w:rFonts w:ascii="Times New Roman" w:hAnsi="Times New Roman" w:cs="Times New Roman"/>
-          <w:rPrChange w:id="774" w:author="Arun Rai" w:date="2026-10-13T13:02:00Z" w16du:dateUtc="2026-10-13T07:17:00Z">
+      <w:bookmarkEnd w:id="775"/>
+    </w:p>
+    <w:p>
+      <w:pPr>
+        <w:jc w:val="both"/>
+        <w:rPr>
+          <w:ins w:id="778" w:author="Arun Rai" w:date="2026-09-24T14:50:00Z" w16du:dateUtc="2026-09-24T09:05:00Z"/>
+          <w:rFonts w:ascii="Times New Roman" w:hAnsi="Times New Roman" w:cs="Times New Roman"/>
+          <w:rPrChange w:id="779" w:author="Arun Rai" w:date="2026-10-13T13:02:00Z" w16du:dateUtc="2026-10-13T07:17:00Z">
             <w:rPr>
-              <w:ins w:id="775" w:author="Arun Rai" w:date="2026-09-24T14:50:00Z" w16du:dateUtc="2026-09-24T09:05:00Z"/>
+              <w:ins w:id="780" w:author="Arun Rai" w:date="2026-09-24T14:50:00Z" w16du:dateUtc="2026-09-24T09:05:00Z"/>
             </w:rPr>
           </w:rPrChange>
         </w:rPr>
-        <w:pPrChange w:id="776" w:author="Arun Rai" w:date="2026-10-13T13:02:00Z" w16du:dateUtc="2026-10-13T07:17:00Z">
+        <w:pPrChange w:id="781" w:author="Arun Rai" w:date="2026-10-13T13:02:00Z" w16du:dateUtc="2026-10-13T07:17:00Z">
           <w:pPr/>
         </w:pPrChange>
       </w:pPr>
-      <w:ins w:id="777" w:author="Arun Rai" w:date="2026-10-13T12:53:00Z" w16du:dateUtc="2026-10-13T07:08:00Z">
+      <w:ins w:id="782" w:author="Arun Rai" w:date="2026-10-13T12:53:00Z" w16du:dateUtc="2026-10-13T07:08:00Z">
         <w:r>
           <w:rPr>
             <w:rFonts w:ascii="Times New Roman" w:hAnsi="Times New Roman" w:cs="Times New Roman"/>
@@ -8164,7 +8229,7 @@
           <w:t>tation,</w:t>
         </w:r>
       </w:ins>
-      <w:ins w:id="778" w:author="Arun Rai" w:date="2026-10-13T12:54:00Z" w16du:dateUtc="2026-10-13T07:09:00Z">
+      <w:ins w:id="783" w:author="Arun Rai" w:date="2026-10-13T12:54:00Z" w16du:dateUtc="2026-10-13T07:09:00Z">
         <w:r>
           <w:rPr>
             <w:rFonts w:ascii="Times New Roman" w:hAnsi="Times New Roman" w:cs="Times New Roman"/>
@@ -8186,7 +8251,7 @@
           <w:t xml:space="preserve"> from an engineering perspective. I will s</w:t>
         </w:r>
       </w:ins>
-      <w:ins w:id="779" w:author="Arun Rai" w:date="2026-10-13T12:55:00Z" w16du:dateUtc="2026-10-13T07:10:00Z">
+      <w:ins w:id="784" w:author="Arun Rai" w:date="2026-10-13T12:55:00Z" w16du:dateUtc="2026-10-13T07:10:00Z">
         <w:r>
           <w:rPr>
             <w:rFonts w:ascii="Times New Roman" w:hAnsi="Times New Roman" w:cs="Times New Roman"/>
@@ -8199,15 +8264,15 @@
       <w:pPr>
         <w:jc w:val="both"/>
         <w:rPr>
-          <w:ins w:id="780" w:author="Arun Rai" w:date="2026-09-24T14:50:00Z" w16du:dateUtc="2026-09-24T09:05:00Z"/>
-          <w:rFonts w:ascii="Times New Roman" w:hAnsi="Times New Roman" w:cs="Times New Roman"/>
-          <w:rPrChange w:id="781" w:author="Arun Rai" w:date="2026-10-13T13:02:00Z" w16du:dateUtc="2026-10-13T07:17:00Z">
+          <w:ins w:id="785" w:author="Arun Rai" w:date="2026-09-24T14:50:00Z" w16du:dateUtc="2026-09-24T09:05:00Z"/>
+          <w:rFonts w:ascii="Times New Roman" w:hAnsi="Times New Roman" w:cs="Times New Roman"/>
+          <w:rPrChange w:id="786" w:author="Arun Rai" w:date="2026-10-13T13:02:00Z" w16du:dateUtc="2026-10-13T07:17:00Z">
             <w:rPr>
-              <w:ins w:id="782" w:author="Arun Rai" w:date="2026-09-24T14:50:00Z" w16du:dateUtc="2026-09-24T09:05:00Z"/>
+              <w:ins w:id="787" w:author="Arun Rai" w:date="2026-09-24T14:50:00Z" w16du:dateUtc="2026-09-24T09:05:00Z"/>
             </w:rPr>
           </w:rPrChange>
         </w:rPr>
-        <w:pPrChange w:id="783" w:author="Arun Rai" w:date="2026-10-13T13:02:00Z" w16du:dateUtc="2026-10-13T07:17:00Z">
+        <w:pPrChange w:id="788" w:author="Arun Rai" w:date="2026-10-13T13:02:00Z" w16du:dateUtc="2026-10-13T07:17:00Z">
           <w:pPr/>
         </w:pPrChange>
       </w:pPr>
@@ -8216,15 +8281,15 @@
       <w:pPr>
         <w:jc w:val="both"/>
         <w:rPr>
-          <w:ins w:id="784" w:author="Arun Rai" w:date="2026-09-24T14:50:00Z" w16du:dateUtc="2026-09-24T09:05:00Z"/>
-          <w:rFonts w:ascii="Times New Roman" w:hAnsi="Times New Roman" w:cs="Times New Roman"/>
-          <w:rPrChange w:id="785" w:author="Arun Rai" w:date="2026-10-13T13:02:00Z" w16du:dateUtc="2026-10-13T07:17:00Z">
+          <w:ins w:id="789" w:author="Arun Rai" w:date="2026-09-24T14:50:00Z" w16du:dateUtc="2026-09-24T09:05:00Z"/>
+          <w:rFonts w:ascii="Times New Roman" w:hAnsi="Times New Roman" w:cs="Times New Roman"/>
+          <w:rPrChange w:id="790" w:author="Arun Rai" w:date="2026-10-13T13:02:00Z" w16du:dateUtc="2026-10-13T07:17:00Z">
             <w:rPr>
-              <w:ins w:id="786" w:author="Arun Rai" w:date="2026-09-24T14:50:00Z" w16du:dateUtc="2026-09-24T09:05:00Z"/>
+              <w:ins w:id="791" w:author="Arun Rai" w:date="2026-09-24T14:50:00Z" w16du:dateUtc="2026-09-24T09:05:00Z"/>
             </w:rPr>
           </w:rPrChange>
         </w:rPr>
-        <w:pPrChange w:id="787" w:author="Arun Rai" w:date="2026-10-13T13:02:00Z" w16du:dateUtc="2026-10-13T07:17:00Z">
+        <w:pPrChange w:id="792" w:author="Arun Rai" w:date="2026-10-13T13:02:00Z" w16du:dateUtc="2026-10-13T07:17:00Z">
           <w:pPr/>
         </w:pPrChange>
       </w:pPr>
@@ -8233,15 +8298,15 @@
       <w:pPr>
         <w:jc w:val="both"/>
         <w:rPr>
-          <w:ins w:id="788" w:author="Arun Rai" w:date="2026-09-24T14:50:00Z" w16du:dateUtc="2026-09-24T09:05:00Z"/>
-          <w:rFonts w:ascii="Times New Roman" w:hAnsi="Times New Roman" w:cs="Times New Roman"/>
-          <w:rPrChange w:id="789" w:author="Arun Rai" w:date="2026-10-13T13:02:00Z" w16du:dateUtc="2026-10-13T07:17:00Z">
+          <w:ins w:id="793" w:author="Arun Rai" w:date="2026-09-24T14:50:00Z" w16du:dateUtc="2026-09-24T09:05:00Z"/>
+          <w:rFonts w:ascii="Times New Roman" w:hAnsi="Times New Roman" w:cs="Times New Roman"/>
+          <w:rPrChange w:id="794" w:author="Arun Rai" w:date="2026-10-13T13:02:00Z" w16du:dateUtc="2026-10-13T07:17:00Z">
             <w:rPr>
-              <w:ins w:id="790" w:author="Arun Rai" w:date="2026-09-24T14:50:00Z" w16du:dateUtc="2026-09-24T09:05:00Z"/>
+              <w:ins w:id="795" w:author="Arun Rai" w:date="2026-09-24T14:50:00Z" w16du:dateUtc="2026-09-24T09:05:00Z"/>
             </w:rPr>
           </w:rPrChange>
         </w:rPr>
-        <w:pPrChange w:id="791" w:author="Arun Rai" w:date="2026-10-13T13:02:00Z" w16du:dateUtc="2026-10-13T07:17:00Z">
+        <w:pPrChange w:id="796" w:author="Arun Rai" w:date="2026-10-13T13:02:00Z" w16du:dateUtc="2026-10-13T07:17:00Z">
           <w:pPr/>
         </w:pPrChange>
       </w:pPr>
@@ -8250,15 +8315,15 @@
       <w:pPr>
         <w:jc w:val="both"/>
         <w:rPr>
-          <w:ins w:id="792" w:author="Arun Rai" w:date="2026-09-24T14:50:00Z" w16du:dateUtc="2026-09-24T09:05:00Z"/>
-          <w:rFonts w:ascii="Times New Roman" w:hAnsi="Times New Roman" w:cs="Times New Roman"/>
-          <w:rPrChange w:id="793" w:author="Arun Rai" w:date="2026-10-13T13:02:00Z" w16du:dateUtc="2026-10-13T07:17:00Z">
+          <w:ins w:id="797" w:author="Arun Rai" w:date="2026-09-24T14:50:00Z" w16du:dateUtc="2026-09-24T09:05:00Z"/>
+          <w:rFonts w:ascii="Times New Roman" w:hAnsi="Times New Roman" w:cs="Times New Roman"/>
+          <w:rPrChange w:id="798" w:author="Arun Rai" w:date="2026-10-13T13:02:00Z" w16du:dateUtc="2026-10-13T07:17:00Z">
             <w:rPr>
-              <w:ins w:id="794" w:author="Arun Rai" w:date="2026-09-24T14:50:00Z" w16du:dateUtc="2026-09-24T09:05:00Z"/>
+              <w:ins w:id="799" w:author="Arun Rai" w:date="2026-09-24T14:50:00Z" w16du:dateUtc="2026-09-24T09:05:00Z"/>
             </w:rPr>
           </w:rPrChange>
         </w:rPr>
-        <w:pPrChange w:id="795" w:author="Arun Rai" w:date="2026-10-13T13:02:00Z" w16du:dateUtc="2026-10-13T07:17:00Z">
+        <w:pPrChange w:id="800" w:author="Arun Rai" w:date="2026-10-13T13:02:00Z" w16du:dateUtc="2026-10-13T07:17:00Z">
           <w:pPr/>
         </w:pPrChange>
       </w:pPr>
@@ -8267,15 +8332,15 @@
       <w:pPr>
         <w:jc w:val="both"/>
         <w:rPr>
-          <w:ins w:id="796" w:author="Arun Rai" w:date="2026-09-24T14:50:00Z" w16du:dateUtc="2026-09-24T09:05:00Z"/>
-          <w:rFonts w:ascii="Times New Roman" w:hAnsi="Times New Roman" w:cs="Times New Roman"/>
-          <w:rPrChange w:id="797" w:author="Arun Rai" w:date="2026-10-13T13:02:00Z" w16du:dateUtc="2026-10-13T07:17:00Z">
+          <w:ins w:id="801" w:author="Arun Rai" w:date="2026-09-24T14:50:00Z" w16du:dateUtc="2026-09-24T09:05:00Z"/>
+          <w:rFonts w:ascii="Times New Roman" w:hAnsi="Times New Roman" w:cs="Times New Roman"/>
+          <w:rPrChange w:id="802" w:author="Arun Rai" w:date="2026-10-13T13:02:00Z" w16du:dateUtc="2026-10-13T07:17:00Z">
             <w:rPr>
-              <w:ins w:id="798" w:author="Arun Rai" w:date="2026-09-24T14:50:00Z" w16du:dateUtc="2026-09-24T09:05:00Z"/>
+              <w:ins w:id="803" w:author="Arun Rai" w:date="2026-09-24T14:50:00Z" w16du:dateUtc="2026-09-24T09:05:00Z"/>
             </w:rPr>
           </w:rPrChange>
         </w:rPr>
-        <w:pPrChange w:id="799" w:author="Arun Rai" w:date="2026-10-13T13:02:00Z" w16du:dateUtc="2026-10-13T07:17:00Z">
+        <w:pPrChange w:id="804" w:author="Arun Rai" w:date="2026-10-13T13:02:00Z" w16du:dateUtc="2026-10-13T07:17:00Z">
           <w:pPr/>
         </w:pPrChange>
       </w:pPr>
@@ -8284,15 +8349,15 @@
       <w:pPr>
         <w:jc w:val="both"/>
         <w:rPr>
-          <w:ins w:id="800" w:author="Arun Rai" w:date="2026-09-24T14:50:00Z" w16du:dateUtc="2026-09-24T09:05:00Z"/>
-          <w:rFonts w:ascii="Times New Roman" w:hAnsi="Times New Roman" w:cs="Times New Roman"/>
-          <w:rPrChange w:id="801" w:author="Arun Rai" w:date="2026-10-13T13:02:00Z" w16du:dateUtc="2026-10-13T07:17:00Z">
+          <w:ins w:id="805" w:author="Arun Rai" w:date="2026-09-24T14:50:00Z" w16du:dateUtc="2026-09-24T09:05:00Z"/>
+          <w:rFonts w:ascii="Times New Roman" w:hAnsi="Times New Roman" w:cs="Times New Roman"/>
+          <w:rPrChange w:id="806" w:author="Arun Rai" w:date="2026-10-13T13:02:00Z" w16du:dateUtc="2026-10-13T07:17:00Z">
             <w:rPr>
-              <w:ins w:id="802" w:author="Arun Rai" w:date="2026-09-24T14:50:00Z" w16du:dateUtc="2026-09-24T09:05:00Z"/>
+              <w:ins w:id="807" w:author="Arun Rai" w:date="2026-09-24T14:50:00Z" w16du:dateUtc="2026-09-24T09:05:00Z"/>
             </w:rPr>
           </w:rPrChange>
         </w:rPr>
-        <w:pPrChange w:id="803" w:author="Arun Rai" w:date="2026-10-13T13:02:00Z" w16du:dateUtc="2026-10-13T07:17:00Z">
+        <w:pPrChange w:id="808" w:author="Arun Rai" w:date="2026-10-13T13:02:00Z" w16du:dateUtc="2026-10-13T07:17:00Z">
           <w:pPr/>
         </w:pPrChange>
       </w:pPr>
@@ -8301,15 +8366,15 @@
       <w:pPr>
         <w:jc w:val="both"/>
         <w:rPr>
-          <w:ins w:id="804" w:author="Arun Rai" w:date="2026-09-24T14:50:00Z" w16du:dateUtc="2026-09-24T09:05:00Z"/>
-          <w:rFonts w:ascii="Times New Roman" w:hAnsi="Times New Roman" w:cs="Times New Roman"/>
-          <w:rPrChange w:id="805" w:author="Arun Rai" w:date="2026-10-13T13:02:00Z" w16du:dateUtc="2026-10-13T07:17:00Z">
+          <w:ins w:id="809" w:author="Arun Rai" w:date="2026-09-24T14:50:00Z" w16du:dateUtc="2026-09-24T09:05:00Z"/>
+          <w:rFonts w:ascii="Times New Roman" w:hAnsi="Times New Roman" w:cs="Times New Roman"/>
+          <w:rPrChange w:id="810" w:author="Arun Rai" w:date="2026-10-13T13:02:00Z" w16du:dateUtc="2026-10-13T07:17:00Z">
             <w:rPr>
-              <w:ins w:id="806" w:author="Arun Rai" w:date="2026-09-24T14:50:00Z" w16du:dateUtc="2026-09-24T09:05:00Z"/>
+              <w:ins w:id="811" w:author="Arun Rai" w:date="2026-09-24T14:50:00Z" w16du:dateUtc="2026-09-24T09:05:00Z"/>
             </w:rPr>
           </w:rPrChange>
         </w:rPr>
-        <w:pPrChange w:id="807" w:author="Arun Rai" w:date="2026-10-13T13:02:00Z" w16du:dateUtc="2026-10-13T07:17:00Z">
+        <w:pPrChange w:id="812" w:author="Arun Rai" w:date="2026-10-13T13:02:00Z" w16du:dateUtc="2026-10-13T07:17:00Z">
           <w:pPr/>
         </w:pPrChange>
       </w:pPr>
@@ -8318,15 +8383,15 @@
       <w:pPr>
         <w:jc w:val="both"/>
         <w:rPr>
-          <w:ins w:id="808" w:author="Arun Rai" w:date="2026-09-24T14:50:00Z" w16du:dateUtc="2026-09-24T09:05:00Z"/>
-          <w:rFonts w:ascii="Times New Roman" w:hAnsi="Times New Roman" w:cs="Times New Roman"/>
-          <w:rPrChange w:id="809" w:author="Arun Rai" w:date="2026-10-13T13:02:00Z" w16du:dateUtc="2026-10-13T07:17:00Z">
+          <w:ins w:id="813" w:author="Arun Rai" w:date="2026-09-24T14:50:00Z" w16du:dateUtc="2026-09-24T09:05:00Z"/>
+          <w:rFonts w:ascii="Times New Roman" w:hAnsi="Times New Roman" w:cs="Times New Roman"/>
+          <w:rPrChange w:id="814" w:author="Arun Rai" w:date="2026-10-13T13:02:00Z" w16du:dateUtc="2026-10-13T07:17:00Z">
             <w:rPr>
-              <w:ins w:id="810" w:author="Arun Rai" w:date="2026-09-24T14:50:00Z" w16du:dateUtc="2026-09-24T09:05:00Z"/>
+              <w:ins w:id="815" w:author="Arun Rai" w:date="2026-09-24T14:50:00Z" w16du:dateUtc="2026-09-24T09:05:00Z"/>
             </w:rPr>
           </w:rPrChange>
         </w:rPr>
-        <w:pPrChange w:id="811" w:author="Arun Rai" w:date="2026-10-13T13:02:00Z" w16du:dateUtc="2026-10-13T07:17:00Z">
+        <w:pPrChange w:id="816" w:author="Arun Rai" w:date="2026-10-13T13:02:00Z" w16du:dateUtc="2026-10-13T07:17:00Z">
           <w:pPr/>
         </w:pPrChange>
       </w:pPr>
@@ -8335,15 +8400,15 @@
       <w:pPr>
         <w:jc w:val="both"/>
         <w:rPr>
-          <w:ins w:id="812" w:author="Arun Rai" w:date="2026-09-24T14:50:00Z" w16du:dateUtc="2026-09-24T09:05:00Z"/>
-          <w:rFonts w:ascii="Times New Roman" w:hAnsi="Times New Roman" w:cs="Times New Roman"/>
-          <w:rPrChange w:id="813" w:author="Arun Rai" w:date="2026-10-13T13:02:00Z" w16du:dateUtc="2026-10-13T07:17:00Z">
+          <w:ins w:id="817" w:author="Arun Rai" w:date="2026-09-24T14:50:00Z" w16du:dateUtc="2026-09-24T09:05:00Z"/>
+          <w:rFonts w:ascii="Times New Roman" w:hAnsi="Times New Roman" w:cs="Times New Roman"/>
+          <w:rPrChange w:id="818" w:author="Arun Rai" w:date="2026-10-13T13:02:00Z" w16du:dateUtc="2026-10-13T07:17:00Z">
             <w:rPr>
-              <w:ins w:id="814" w:author="Arun Rai" w:date="2026-09-24T14:50:00Z" w16du:dateUtc="2026-09-24T09:05:00Z"/>
+              <w:ins w:id="819" w:author="Arun Rai" w:date="2026-09-24T14:50:00Z" w16du:dateUtc="2026-09-24T09:05:00Z"/>
             </w:rPr>
           </w:rPrChange>
         </w:rPr>
-        <w:pPrChange w:id="815" w:author="Arun Rai" w:date="2026-10-13T13:02:00Z" w16du:dateUtc="2026-10-13T07:17:00Z">
+        <w:pPrChange w:id="820" w:author="Arun Rai" w:date="2026-10-13T13:02:00Z" w16du:dateUtc="2026-10-13T07:17:00Z">
           <w:pPr/>
         </w:pPrChange>
       </w:pPr>
@@ -8352,15 +8417,15 @@
       <w:pPr>
         <w:jc w:val="both"/>
         <w:rPr>
-          <w:ins w:id="816" w:author="Arun Rai" w:date="2026-09-24T14:50:00Z" w16du:dateUtc="2026-09-24T09:05:00Z"/>
-          <w:rFonts w:ascii="Times New Roman" w:hAnsi="Times New Roman" w:cs="Times New Roman"/>
-          <w:rPrChange w:id="817" w:author="Arun Rai" w:date="2026-10-13T13:02:00Z" w16du:dateUtc="2026-10-13T07:17:00Z">
+          <w:ins w:id="821" w:author="Arun Rai" w:date="2026-09-24T14:50:00Z" w16du:dateUtc="2026-09-24T09:05:00Z"/>
+          <w:rFonts w:ascii="Times New Roman" w:hAnsi="Times New Roman" w:cs="Times New Roman"/>
+          <w:rPrChange w:id="822" w:author="Arun Rai" w:date="2026-10-13T13:02:00Z" w16du:dateUtc="2026-10-13T07:17:00Z">
             <w:rPr>
-              <w:ins w:id="818" w:author="Arun Rai" w:date="2026-09-24T14:50:00Z" w16du:dateUtc="2026-09-24T09:05:00Z"/>
+              <w:ins w:id="823" w:author="Arun Rai" w:date="2026-09-24T14:50:00Z" w16du:dateUtc="2026-09-24T09:05:00Z"/>
             </w:rPr>
           </w:rPrChange>
         </w:rPr>
-        <w:pPrChange w:id="819" w:author="Arun Rai" w:date="2026-10-13T13:02:00Z" w16du:dateUtc="2026-10-13T07:17:00Z">
+        <w:pPrChange w:id="824" w:author="Arun Rai" w:date="2026-10-13T13:02:00Z" w16du:dateUtc="2026-10-13T07:17:00Z">
           <w:pPr/>
         </w:pPrChange>
       </w:pPr>
@@ -8369,15 +8434,15 @@
       <w:pPr>
         <w:jc w:val="both"/>
         <w:rPr>
-          <w:ins w:id="820" w:author="Arun Rai" w:date="2026-09-24T14:50:00Z" w16du:dateUtc="2026-09-24T09:05:00Z"/>
-          <w:rFonts w:ascii="Times New Roman" w:hAnsi="Times New Roman" w:cs="Times New Roman"/>
-          <w:rPrChange w:id="821" w:author="Arun Rai" w:date="2026-10-13T13:02:00Z" w16du:dateUtc="2026-10-13T07:17:00Z">
+          <w:ins w:id="825" w:author="Arun Rai" w:date="2026-09-24T14:50:00Z" w16du:dateUtc="2026-09-24T09:05:00Z"/>
+          <w:rFonts w:ascii="Times New Roman" w:hAnsi="Times New Roman" w:cs="Times New Roman"/>
+          <w:rPrChange w:id="826" w:author="Arun Rai" w:date="2026-10-13T13:02:00Z" w16du:dateUtc="2026-10-13T07:17:00Z">
             <w:rPr>
-              <w:ins w:id="822" w:author="Arun Rai" w:date="2026-09-24T14:50:00Z" w16du:dateUtc="2026-09-24T09:05:00Z"/>
+              <w:ins w:id="827" w:author="Arun Rai" w:date="2026-09-24T14:50:00Z" w16du:dateUtc="2026-09-24T09:05:00Z"/>
             </w:rPr>
           </w:rPrChange>
         </w:rPr>
-        <w:pPrChange w:id="823" w:author="Arun Rai" w:date="2026-10-13T13:02:00Z" w16du:dateUtc="2026-10-13T07:17:00Z">
+        <w:pPrChange w:id="828" w:author="Arun Rai" w:date="2026-10-13T13:02:00Z" w16du:dateUtc="2026-10-13T07:17:00Z">
           <w:pPr/>
         </w:pPrChange>
       </w:pPr>
@@ -8386,15 +8451,15 @@
       <w:pPr>
         <w:jc w:val="both"/>
         <w:rPr>
-          <w:ins w:id="824" w:author="Arun Rai" w:date="2026-09-24T14:50:00Z" w16du:dateUtc="2026-09-24T09:05:00Z"/>
-          <w:rFonts w:ascii="Times New Roman" w:hAnsi="Times New Roman" w:cs="Times New Roman"/>
-          <w:rPrChange w:id="825" w:author="Arun Rai" w:date="2026-10-13T13:02:00Z" w16du:dateUtc="2026-10-13T07:17:00Z">
+          <w:ins w:id="829" w:author="Arun Rai" w:date="2026-09-24T14:50:00Z" w16du:dateUtc="2026-09-24T09:05:00Z"/>
+          <w:rFonts w:ascii="Times New Roman" w:hAnsi="Times New Roman" w:cs="Times New Roman"/>
+          <w:rPrChange w:id="830" w:author="Arun Rai" w:date="2026-10-13T13:02:00Z" w16du:dateUtc="2026-10-13T07:17:00Z">
             <w:rPr>
-              <w:ins w:id="826" w:author="Arun Rai" w:date="2026-09-24T14:50:00Z" w16du:dateUtc="2026-09-24T09:05:00Z"/>
+              <w:ins w:id="831" w:author="Arun Rai" w:date="2026-09-24T14:50:00Z" w16du:dateUtc="2026-09-24T09:05:00Z"/>
             </w:rPr>
           </w:rPrChange>
         </w:rPr>
-        <w:pPrChange w:id="827" w:author="Arun Rai" w:date="2026-10-13T13:02:00Z" w16du:dateUtc="2026-10-13T07:17:00Z">
+        <w:pPrChange w:id="832" w:author="Arun Rai" w:date="2026-10-13T13:02:00Z" w16du:dateUtc="2026-10-13T07:17:00Z">
           <w:pPr/>
         </w:pPrChange>
       </w:pPr>
@@ -8403,15 +8468,15 @@
       <w:pPr>
         <w:jc w:val="both"/>
         <w:rPr>
-          <w:ins w:id="828" w:author="Arun Rai" w:date="2026-09-24T14:50:00Z" w16du:dateUtc="2026-09-24T09:05:00Z"/>
-          <w:rFonts w:ascii="Times New Roman" w:hAnsi="Times New Roman" w:cs="Times New Roman"/>
-          <w:rPrChange w:id="829" w:author="Arun Rai" w:date="2026-10-13T13:02:00Z" w16du:dateUtc="2026-10-13T07:17:00Z">
+          <w:ins w:id="833" w:author="Arun Rai" w:date="2026-09-24T14:50:00Z" w16du:dateUtc="2026-09-24T09:05:00Z"/>
+          <w:rFonts w:ascii="Times New Roman" w:hAnsi="Times New Roman" w:cs="Times New Roman"/>
+          <w:rPrChange w:id="834" w:author="Arun Rai" w:date="2026-10-13T13:02:00Z" w16du:dateUtc="2026-10-13T07:17:00Z">
             <w:rPr>
-              <w:ins w:id="830" w:author="Arun Rai" w:date="2026-09-24T14:50:00Z" w16du:dateUtc="2026-09-24T09:05:00Z"/>
+              <w:ins w:id="835" w:author="Arun Rai" w:date="2026-09-24T14:50:00Z" w16du:dateUtc="2026-09-24T09:05:00Z"/>
             </w:rPr>
           </w:rPrChange>
         </w:rPr>
-        <w:pPrChange w:id="831" w:author="Arun Rai" w:date="2026-10-13T13:02:00Z" w16du:dateUtc="2026-10-13T07:17:00Z">
+        <w:pPrChange w:id="836" w:author="Arun Rai" w:date="2026-10-13T13:02:00Z" w16du:dateUtc="2026-10-13T07:17:00Z">
           <w:pPr/>
         </w:pPrChange>
       </w:pPr>
@@ -8420,15 +8485,15 @@
       <w:pPr>
         <w:jc w:val="both"/>
         <w:rPr>
-          <w:ins w:id="832" w:author="Arun Rai" w:date="2026-09-24T14:50:00Z" w16du:dateUtc="2026-09-24T09:05:00Z"/>
-          <w:rFonts w:ascii="Times New Roman" w:hAnsi="Times New Roman" w:cs="Times New Roman"/>
-          <w:rPrChange w:id="833" w:author="Arun Rai" w:date="2026-10-13T13:02:00Z" w16du:dateUtc="2026-10-13T07:17:00Z">
+          <w:ins w:id="837" w:author="Arun Rai" w:date="2026-09-24T14:50:00Z" w16du:dateUtc="2026-09-24T09:05:00Z"/>
+          <w:rFonts w:ascii="Times New Roman" w:hAnsi="Times New Roman" w:cs="Times New Roman"/>
+          <w:rPrChange w:id="838" w:author="Arun Rai" w:date="2026-10-13T13:02:00Z" w16du:dateUtc="2026-10-13T07:17:00Z">
             <w:rPr>
-              <w:ins w:id="834" w:author="Arun Rai" w:date="2026-09-24T14:50:00Z" w16du:dateUtc="2026-09-24T09:05:00Z"/>
+              <w:ins w:id="839" w:author="Arun Rai" w:date="2026-09-24T14:50:00Z" w16du:dateUtc="2026-09-24T09:05:00Z"/>
             </w:rPr>
           </w:rPrChange>
         </w:rPr>
-        <w:pPrChange w:id="835" w:author="Arun Rai" w:date="2026-10-13T13:02:00Z" w16du:dateUtc="2026-10-13T07:17:00Z">
+        <w:pPrChange w:id="840" w:author="Arun Rai" w:date="2026-10-13T13:02:00Z" w16du:dateUtc="2026-10-13T07:17:00Z">
           <w:pPr/>
         </w:pPrChange>
       </w:pPr>
@@ -8437,15 +8502,15 @@
       <w:pPr>
         <w:jc w:val="both"/>
         <w:rPr>
-          <w:ins w:id="836" w:author="Arun Rai" w:date="2026-09-24T14:50:00Z" w16du:dateUtc="2026-09-24T09:05:00Z"/>
-          <w:rFonts w:ascii="Times New Roman" w:hAnsi="Times New Roman" w:cs="Times New Roman"/>
-          <w:rPrChange w:id="837" w:author="Arun Rai" w:date="2026-10-13T13:02:00Z" w16du:dateUtc="2026-10-13T07:17:00Z">
+          <w:ins w:id="841" w:author="Arun Rai" w:date="2026-09-24T14:50:00Z" w16du:dateUtc="2026-09-24T09:05:00Z"/>
+          <w:rFonts w:ascii="Times New Roman" w:hAnsi="Times New Roman" w:cs="Times New Roman"/>
+          <w:rPrChange w:id="842" w:author="Arun Rai" w:date="2026-10-13T13:02:00Z" w16du:dateUtc="2026-10-13T07:17:00Z">
             <w:rPr>
-              <w:ins w:id="838" w:author="Arun Rai" w:date="2026-09-24T14:50:00Z" w16du:dateUtc="2026-09-24T09:05:00Z"/>
+              <w:ins w:id="843" w:author="Arun Rai" w:date="2026-09-24T14:50:00Z" w16du:dateUtc="2026-09-24T09:05:00Z"/>
             </w:rPr>
           </w:rPrChange>
         </w:rPr>
-        <w:pPrChange w:id="839" w:author="Arun Rai" w:date="2026-10-13T13:02:00Z" w16du:dateUtc="2026-10-13T07:17:00Z">
+        <w:pPrChange w:id="844" w:author="Arun Rai" w:date="2026-10-13T13:02:00Z" w16du:dateUtc="2026-10-13T07:17:00Z">
           <w:pPr/>
         </w:pPrChange>
       </w:pPr>
@@ -8454,15 +8519,15 @@
       <w:pPr>
         <w:jc w:val="both"/>
         <w:rPr>
-          <w:ins w:id="840" w:author="Arun Rai" w:date="2026-09-24T14:50:00Z" w16du:dateUtc="2026-09-24T09:05:00Z"/>
-          <w:rFonts w:ascii="Times New Roman" w:hAnsi="Times New Roman" w:cs="Times New Roman"/>
-          <w:rPrChange w:id="841" w:author="Arun Rai" w:date="2026-10-13T13:02:00Z" w16du:dateUtc="2026-10-13T07:17:00Z">
+          <w:ins w:id="845" w:author="Arun Rai" w:date="2026-09-24T14:50:00Z" w16du:dateUtc="2026-09-24T09:05:00Z"/>
+          <w:rFonts w:ascii="Times New Roman" w:hAnsi="Times New Roman" w:cs="Times New Roman"/>
+          <w:rPrChange w:id="846" w:author="Arun Rai" w:date="2026-10-13T13:02:00Z" w16du:dateUtc="2026-10-13T07:17:00Z">
             <w:rPr>
-              <w:ins w:id="842" w:author="Arun Rai" w:date="2026-09-24T14:50:00Z" w16du:dateUtc="2026-09-24T09:05:00Z"/>
+              <w:ins w:id="847" w:author="Arun Rai" w:date="2026-09-24T14:50:00Z" w16du:dateUtc="2026-09-24T09:05:00Z"/>
             </w:rPr>
           </w:rPrChange>
         </w:rPr>
-        <w:pPrChange w:id="843" w:author="Arun Rai" w:date="2026-10-13T13:02:00Z" w16du:dateUtc="2026-10-13T07:17:00Z">
+        <w:pPrChange w:id="848" w:author="Arun Rai" w:date="2026-10-13T13:02:00Z" w16du:dateUtc="2026-10-13T07:17:00Z">
           <w:pPr/>
         </w:pPrChange>
       </w:pPr>
@@ -8471,15 +8536,15 @@
       <w:pPr>
         <w:jc w:val="both"/>
         <w:rPr>
-          <w:ins w:id="844" w:author="Arun Rai" w:date="2026-09-24T14:50:00Z" w16du:dateUtc="2026-09-24T09:05:00Z"/>
-          <w:rFonts w:ascii="Times New Roman" w:hAnsi="Times New Roman" w:cs="Times New Roman"/>
-          <w:rPrChange w:id="845" w:author="Arun Rai" w:date="2026-10-13T13:02:00Z" w16du:dateUtc="2026-10-13T07:17:00Z">
+          <w:ins w:id="849" w:author="Arun Rai" w:date="2026-09-24T14:50:00Z" w16du:dateUtc="2026-09-24T09:05:00Z"/>
+          <w:rFonts w:ascii="Times New Roman" w:hAnsi="Times New Roman" w:cs="Times New Roman"/>
+          <w:rPrChange w:id="850" w:author="Arun Rai" w:date="2026-10-13T13:02:00Z" w16du:dateUtc="2026-10-13T07:17:00Z">
             <w:rPr>
-              <w:ins w:id="846" w:author="Arun Rai" w:date="2026-09-24T14:50:00Z" w16du:dateUtc="2026-09-24T09:05:00Z"/>
+              <w:ins w:id="851" w:author="Arun Rai" w:date="2026-09-24T14:50:00Z" w16du:dateUtc="2026-09-24T09:05:00Z"/>
             </w:rPr>
           </w:rPrChange>
         </w:rPr>
-        <w:pPrChange w:id="847" w:author="Arun Rai" w:date="2026-10-13T13:02:00Z" w16du:dateUtc="2026-10-13T07:17:00Z">
+        <w:pPrChange w:id="852" w:author="Arun Rai" w:date="2026-10-13T13:02:00Z" w16du:dateUtc="2026-10-13T07:17:00Z">
           <w:pPr/>
         </w:pPrChange>
       </w:pPr>
@@ -8488,15 +8553,15 @@
       <w:pPr>
         <w:jc w:val="both"/>
         <w:rPr>
-          <w:ins w:id="848" w:author="Arun Rai" w:date="2026-09-24T14:50:00Z" w16du:dateUtc="2026-09-24T09:05:00Z"/>
-          <w:rFonts w:ascii="Times New Roman" w:hAnsi="Times New Roman" w:cs="Times New Roman"/>
-          <w:rPrChange w:id="849" w:author="Arun Rai" w:date="2026-10-13T13:02:00Z" w16du:dateUtc="2026-10-13T07:17:00Z">
+          <w:ins w:id="853" w:author="Arun Rai" w:date="2026-09-24T14:50:00Z" w16du:dateUtc="2026-09-24T09:05:00Z"/>
+          <w:rFonts w:ascii="Times New Roman" w:hAnsi="Times New Roman" w:cs="Times New Roman"/>
+          <w:rPrChange w:id="854" w:author="Arun Rai" w:date="2026-10-13T13:02:00Z" w16du:dateUtc="2026-10-13T07:17:00Z">
             <w:rPr>
-              <w:ins w:id="850" w:author="Arun Rai" w:date="2026-09-24T14:50:00Z" w16du:dateUtc="2026-09-24T09:05:00Z"/>
+              <w:ins w:id="855" w:author="Arun Rai" w:date="2026-09-24T14:50:00Z" w16du:dateUtc="2026-09-24T09:05:00Z"/>
             </w:rPr>
           </w:rPrChange>
         </w:rPr>
-        <w:pPrChange w:id="851" w:author="Arun Rai" w:date="2026-10-13T13:02:00Z" w16du:dateUtc="2026-10-13T07:17:00Z">
+        <w:pPrChange w:id="856" w:author="Arun Rai" w:date="2026-10-13T13:02:00Z" w16du:dateUtc="2026-10-13T07:17:00Z">
           <w:pPr/>
         </w:pPrChange>
       </w:pPr>
@@ -8505,10 +8570,10 @@
       <w:pPr>
         <w:jc w:val="both"/>
         <w:rPr>
-          <w:ins w:id="852" w:author="Arun Rai" w:date="2026-09-24T14:51:00Z" w16du:dateUtc="2026-09-24T09:06:00Z"/>
-          <w:rFonts w:ascii="Times New Roman" w:hAnsi="Times New Roman" w:cs="Times New Roman"/>
-        </w:rPr>
-        <w:pPrChange w:id="853" w:author="Arun Rai" w:date="2026-10-13T13:02:00Z" w16du:dateUtc="2026-10-13T07:17:00Z">
+          <w:ins w:id="857" w:author="Arun Rai" w:date="2026-09-24T14:51:00Z" w16du:dateUtc="2026-09-24T09:06:00Z"/>
+          <w:rFonts w:ascii="Times New Roman" w:hAnsi="Times New Roman" w:cs="Times New Roman"/>
+        </w:rPr>
+        <w:pPrChange w:id="858" w:author="Arun Rai" w:date="2026-10-13T13:02:00Z" w16du:dateUtc="2026-10-13T07:17:00Z">
           <w:pPr/>
         </w:pPrChange>
       </w:pPr>
@@ -8517,10 +8582,10 @@
       <w:pPr>
         <w:jc w:val="both"/>
         <w:rPr>
-          <w:ins w:id="854" w:author="Arun Rai" w:date="2026-10-05T08:07:00Z" w16du:dateUtc="2026-10-05T02:22:00Z"/>
-          <w:rFonts w:ascii="Times New Roman" w:hAnsi="Times New Roman" w:cs="Times New Roman"/>
-        </w:rPr>
-        <w:pPrChange w:id="855" w:author="Arun Rai" w:date="2026-10-13T13:02:00Z" w16du:dateUtc="2026-10-13T07:17:00Z">
+          <w:ins w:id="859" w:author="Arun Rai" w:date="2026-10-05T08:07:00Z" w16du:dateUtc="2026-10-05T02:22:00Z"/>
+          <w:rFonts w:ascii="Times New Roman" w:hAnsi="Times New Roman" w:cs="Times New Roman"/>
+        </w:rPr>
+        <w:pPrChange w:id="860" w:author="Arun Rai" w:date="2026-10-13T13:02:00Z" w16du:dateUtc="2026-10-13T07:17:00Z">
           <w:pPr/>
         </w:pPrChange>
       </w:pPr>
@@ -8529,10 +8594,10 @@
       <w:pPr>
         <w:jc w:val="both"/>
         <w:rPr>
-          <w:ins w:id="856" w:author="Arun Rai" w:date="2026-10-05T08:07:00Z" w16du:dateUtc="2026-10-05T02:22:00Z"/>
-          <w:rFonts w:ascii="Times New Roman" w:hAnsi="Times New Roman" w:cs="Times New Roman"/>
-        </w:rPr>
-        <w:pPrChange w:id="857" w:author="Arun Rai" w:date="2026-10-13T13:02:00Z" w16du:dateUtc="2026-10-13T07:17:00Z">
+          <w:ins w:id="861" w:author="Arun Rai" w:date="2026-10-05T08:07:00Z" w16du:dateUtc="2026-10-05T02:22:00Z"/>
+          <w:rFonts w:ascii="Times New Roman" w:hAnsi="Times New Roman" w:cs="Times New Roman"/>
+        </w:rPr>
+        <w:pPrChange w:id="862" w:author="Arun Rai" w:date="2026-10-13T13:02:00Z" w16du:dateUtc="2026-10-13T07:17:00Z">
           <w:pPr/>
         </w:pPrChange>
       </w:pPr>
@@ -8541,10 +8606,10 @@
       <w:pPr>
         <w:jc w:val="both"/>
         <w:rPr>
-          <w:ins w:id="858" w:author="Arun Rai" w:date="2026-10-05T08:07:00Z" w16du:dateUtc="2026-10-05T02:22:00Z"/>
-          <w:rFonts w:ascii="Times New Roman" w:hAnsi="Times New Roman" w:cs="Times New Roman"/>
-        </w:rPr>
-        <w:pPrChange w:id="859" w:author="Arun Rai" w:date="2026-10-13T13:02:00Z" w16du:dateUtc="2026-10-13T07:17:00Z">
+          <w:ins w:id="863" w:author="Arun Rai" w:date="2026-10-05T08:07:00Z" w16du:dateUtc="2026-10-05T02:22:00Z"/>
+          <w:rFonts w:ascii="Times New Roman" w:hAnsi="Times New Roman" w:cs="Times New Roman"/>
+        </w:rPr>
+        <w:pPrChange w:id="864" w:author="Arun Rai" w:date="2026-10-13T13:02:00Z" w16du:dateUtc="2026-10-13T07:17:00Z">
           <w:pPr/>
         </w:pPrChange>
       </w:pPr>
@@ -8553,10 +8618,10 @@
       <w:pPr>
         <w:jc w:val="both"/>
         <w:rPr>
-          <w:ins w:id="860" w:author="Arun Rai" w:date="2026-10-05T08:07:00Z" w16du:dateUtc="2026-10-05T02:22:00Z"/>
-          <w:rFonts w:ascii="Times New Roman" w:hAnsi="Times New Roman" w:cs="Times New Roman"/>
-        </w:rPr>
-        <w:pPrChange w:id="861" w:author="Arun Rai" w:date="2026-10-13T13:02:00Z" w16du:dateUtc="2026-10-13T07:17:00Z">
+          <w:ins w:id="865" w:author="Arun Rai" w:date="2026-10-05T08:07:00Z" w16du:dateUtc="2026-10-05T02:22:00Z"/>
+          <w:rFonts w:ascii="Times New Roman" w:hAnsi="Times New Roman" w:cs="Times New Roman"/>
+        </w:rPr>
+        <w:pPrChange w:id="866" w:author="Arun Rai" w:date="2026-10-13T13:02:00Z" w16du:dateUtc="2026-10-13T07:17:00Z">
           <w:pPr/>
         </w:pPrChange>
       </w:pPr>
@@ -8565,10 +8630,10 @@
       <w:pPr>
         <w:jc w:val="both"/>
         <w:rPr>
-          <w:ins w:id="862" w:author="Arun Rai" w:date="2026-10-05T08:07:00Z" w16du:dateUtc="2026-10-05T02:22:00Z"/>
-          <w:rFonts w:ascii="Times New Roman" w:hAnsi="Times New Roman" w:cs="Times New Roman"/>
-        </w:rPr>
-        <w:pPrChange w:id="863" w:author="Arun Rai" w:date="2026-10-13T13:02:00Z" w16du:dateUtc="2026-10-13T07:17:00Z">
+          <w:ins w:id="867" w:author="Arun Rai" w:date="2026-10-05T08:07:00Z" w16du:dateUtc="2026-10-05T02:22:00Z"/>
+          <w:rFonts w:ascii="Times New Roman" w:hAnsi="Times New Roman" w:cs="Times New Roman"/>
+        </w:rPr>
+        <w:pPrChange w:id="868" w:author="Arun Rai" w:date="2026-10-13T13:02:00Z" w16du:dateUtc="2026-10-13T07:17:00Z">
           <w:pPr/>
         </w:pPrChange>
       </w:pPr>
@@ -8577,15 +8642,15 @@
       <w:pPr>
         <w:jc w:val="both"/>
         <w:rPr>
-          <w:ins w:id="864" w:author="Arun Rai" w:date="2026-09-24T14:45:00Z" w16du:dateUtc="2026-09-24T09:00:00Z"/>
-          <w:rFonts w:ascii="Times New Roman" w:hAnsi="Times New Roman" w:cs="Times New Roman"/>
-          <w:rPrChange w:id="865" w:author="Arun Rai" w:date="2026-10-13T13:02:00Z" w16du:dateUtc="2026-10-13T07:17:00Z">
+          <w:ins w:id="869" w:author="Arun Rai" w:date="2026-09-24T14:45:00Z" w16du:dateUtc="2026-09-24T09:00:00Z"/>
+          <w:rFonts w:ascii="Times New Roman" w:hAnsi="Times New Roman" w:cs="Times New Roman"/>
+          <w:rPrChange w:id="870" w:author="Arun Rai" w:date="2026-10-13T13:02:00Z" w16du:dateUtc="2026-10-13T07:17:00Z">
             <w:rPr>
-              <w:ins w:id="866" w:author="Arun Rai" w:date="2026-09-24T14:45:00Z" w16du:dateUtc="2026-09-24T09:00:00Z"/>
+              <w:ins w:id="871" w:author="Arun Rai" w:date="2026-09-24T14:45:00Z" w16du:dateUtc="2026-09-24T09:00:00Z"/>
             </w:rPr>
           </w:rPrChange>
         </w:rPr>
-        <w:pPrChange w:id="867" w:author="Arun Rai" w:date="2026-10-13T13:02:00Z" w16du:dateUtc="2026-10-13T07:17:00Z">
+        <w:pPrChange w:id="872" w:author="Arun Rai" w:date="2026-10-13T13:02:00Z" w16du:dateUtc="2026-10-13T07:17:00Z">
           <w:pPr>
             <w:pStyle w:val="ListParagraph"/>
             <w:numPr>
@@ -8606,15 +8671,15 @@
         </w:numPr>
         <w:jc w:val="both"/>
         <w:rPr>
-          <w:ins w:id="868" w:author="Arun Rai" w:date="2026-09-24T14:50:00Z" w16du:dateUtc="2026-09-24T09:05:00Z"/>
-          <w:rFonts w:ascii="Times New Roman" w:hAnsi="Times New Roman" w:cs="Times New Roman"/>
-          <w:rPrChange w:id="869" w:author="Arun Rai" w:date="2026-10-13T13:02:00Z" w16du:dateUtc="2026-10-13T07:17:00Z">
+          <w:ins w:id="873" w:author="Arun Rai" w:date="2026-09-24T14:50:00Z" w16du:dateUtc="2026-09-24T09:05:00Z"/>
+          <w:rFonts w:ascii="Times New Roman" w:hAnsi="Times New Roman" w:cs="Times New Roman"/>
+          <w:rPrChange w:id="874" w:author="Arun Rai" w:date="2026-10-13T13:02:00Z" w16du:dateUtc="2026-10-13T07:17:00Z">
             <w:rPr>
-              <w:ins w:id="870" w:author="Arun Rai" w:date="2026-09-24T14:50:00Z" w16du:dateUtc="2026-09-24T09:05:00Z"/>
+              <w:ins w:id="875" w:author="Arun Rai" w:date="2026-09-24T14:50:00Z" w16du:dateUtc="2026-09-24T09:05:00Z"/>
             </w:rPr>
           </w:rPrChange>
         </w:rPr>
-        <w:pPrChange w:id="871" w:author="Arun Rai" w:date="2026-10-13T13:02:00Z" w16du:dateUtc="2026-10-13T07:17:00Z">
+        <w:pPrChange w:id="876" w:author="Arun Rai" w:date="2026-10-13T13:02:00Z" w16du:dateUtc="2026-10-13T07:17:00Z">
           <w:pPr>
             <w:pStyle w:val="Heading1"/>
             <w:numPr>
@@ -8624,8 +8689,8 @@
           </w:pPr>
         </w:pPrChange>
       </w:pPr>
-      <w:bookmarkStart w:id="872" w:name="_Toc242080253"/>
-      <w:ins w:id="873" w:author="Arun Rai" w:date="2026-10-05T08:07:00Z" w16du:dateUtc="2026-10-05T02:22:00Z">
+      <w:bookmarkStart w:id="877" w:name="_Toc242080253"/>
+      <w:ins w:id="878" w:author="Arun Rai" w:date="2026-10-05T08:07:00Z" w16du:dateUtc="2026-10-05T02:22:00Z">
         <w:r>
           <w:rPr>
             <w:rFonts w:ascii="Times New Roman" w:hAnsi="Times New Roman" w:cs="Times New Roman"/>
@@ -8634,25 +8699,25 @@
           <w:t>Conclusion</w:t>
         </w:r>
       </w:ins>
-      <w:bookmarkEnd w:id="872"/>
-    </w:p>
-    <w:p>
-      <w:pPr>
-        <w:jc w:val="both"/>
-        <w:rPr>
-          <w:ins w:id="874" w:author="Arun Rai" w:date="2026-09-24T14:50:00Z" w16du:dateUtc="2026-09-24T09:05:00Z"/>
-          <w:rFonts w:ascii="Times New Roman" w:hAnsi="Times New Roman" w:cs="Times New Roman"/>
-          <w:rPrChange w:id="875" w:author="Arun Rai" w:date="2026-10-13T13:02:00Z" w16du:dateUtc="2026-10-13T07:17:00Z">
+      <w:bookmarkEnd w:id="877"/>
+    </w:p>
+    <w:p>
+      <w:pPr>
+        <w:jc w:val="both"/>
+        <w:rPr>
+          <w:ins w:id="879" w:author="Arun Rai" w:date="2026-09-24T14:50:00Z" w16du:dateUtc="2026-09-24T09:05:00Z"/>
+          <w:rFonts w:ascii="Times New Roman" w:hAnsi="Times New Roman" w:cs="Times New Roman"/>
+          <w:rPrChange w:id="880" w:author="Arun Rai" w:date="2026-10-13T13:02:00Z" w16du:dateUtc="2026-10-13T07:17:00Z">
             <w:rPr>
-              <w:ins w:id="876" w:author="Arun Rai" w:date="2026-09-24T14:50:00Z" w16du:dateUtc="2026-09-24T09:05:00Z"/>
+              <w:ins w:id="881" w:author="Arun Rai" w:date="2026-09-24T14:50:00Z" w16du:dateUtc="2026-09-24T09:05:00Z"/>
             </w:rPr>
           </w:rPrChange>
         </w:rPr>
-        <w:pPrChange w:id="877" w:author="Arun Rai" w:date="2026-10-13T13:02:00Z" w16du:dateUtc="2026-10-13T07:17:00Z">
+        <w:pPrChange w:id="882" w:author="Arun Rai" w:date="2026-10-13T13:02:00Z" w16du:dateUtc="2026-10-13T07:17:00Z">
           <w:pPr/>
         </w:pPrChange>
       </w:pPr>
-      <w:ins w:id="878" w:author="Arun Rai" w:date="2026-10-13T12:56:00Z" w16du:dateUtc="2026-10-13T07:11:00Z">
+      <w:ins w:id="883" w:author="Arun Rai" w:date="2026-10-13T12:56:00Z" w16du:dateUtc="2026-10-13T07:11:00Z">
         <w:r>
           <w:rPr>
             <w:rFonts w:ascii="Times New Roman" w:hAnsi="Times New Roman" w:cs="Times New Roman"/>
@@ -8674,7 +8739,7 @@
           <w:t xml:space="preserve"> project has changed my view of software engin</w:t>
         </w:r>
       </w:ins>
-      <w:ins w:id="879" w:author="Arun Rai" w:date="2026-10-13T12:57:00Z" w16du:dateUtc="2026-10-13T07:12:00Z">
+      <w:ins w:id="884" w:author="Arun Rai" w:date="2026-10-13T12:57:00Z" w16du:dateUtc="2026-10-13T07:12:00Z">
         <w:r>
           <w:rPr>
             <w:rFonts w:ascii="Times New Roman" w:hAnsi="Times New Roman" w:cs="Times New Roman"/>
@@ -8688,7 +8753,7 @@
           <w:t xml:space="preserve"> While I used to feel confident about the app development using Flutter, this project taught me about </w:t>
         </w:r>
       </w:ins>
-      <w:ins w:id="880" w:author="Arun Rai" w:date="2026-10-13T12:58:00Z" w16du:dateUtc="2026-10-13T07:13:00Z">
+      <w:ins w:id="885" w:author="Arun Rai" w:date="2026-10-13T12:58:00Z" w16du:dateUtc="2026-10-13T07:13:00Z">
         <w:r>
           <w:rPr>
             <w:rFonts w:ascii="Times New Roman" w:hAnsi="Times New Roman" w:cs="Times New Roman"/>
@@ -8696,7 +8761,7 @@
           <w:t xml:space="preserve">the </w:t>
         </w:r>
       </w:ins>
-      <w:ins w:id="881" w:author="Arun Rai" w:date="2026-10-13T12:59:00Z" w16du:dateUtc="2026-10-13T07:14:00Z">
+      <w:ins w:id="886" w:author="Arun Rai" w:date="2026-10-13T12:59:00Z" w16du:dateUtc="2026-10-13T07:14:00Z">
         <w:r>
           <w:rPr>
             <w:rFonts w:ascii="Times New Roman" w:hAnsi="Times New Roman" w:cs="Times New Roman"/>
@@ -8704,7 +8769,7 @@
           <w:t xml:space="preserve">current challenges of the platform regarding privacy, security, </w:t>
         </w:r>
       </w:ins>
-      <w:ins w:id="882" w:author="Arun Rai" w:date="2026-10-13T13:00:00Z" w16du:dateUtc="2026-10-13T07:15:00Z">
+      <w:ins w:id="887" w:author="Arun Rai" w:date="2026-10-13T13:00:00Z" w16du:dateUtc="2026-10-13T07:15:00Z">
         <w:r>
           <w:rPr>
             <w:rFonts w:ascii="Times New Roman" w:hAnsi="Times New Roman" w:cs="Times New Roman"/>
@@ -8712,7 +8777,7 @@
           <w:t xml:space="preserve">connectivity, configuration, and testing. I learned that to develop a good product engineers need to make difficult decisions fast and make the right choice </w:t>
         </w:r>
       </w:ins>
-      <w:ins w:id="883" w:author="Arun Rai" w:date="2026-10-13T13:01:00Z" w16du:dateUtc="2026-10-13T07:16:00Z">
+      <w:ins w:id="888" w:author="Arun Rai" w:date="2026-10-13T13:01:00Z" w16du:dateUtc="2026-10-13T07:16:00Z">
         <w:r>
           <w:rPr>
             <w:rFonts w:ascii="Times New Roman" w:hAnsi="Times New Roman" w:cs="Times New Roman"/>
@@ -8725,15 +8790,15 @@
       <w:pPr>
         <w:jc w:val="both"/>
         <w:rPr>
-          <w:ins w:id="884" w:author="Arun Rai" w:date="2026-09-24T14:50:00Z" w16du:dateUtc="2026-09-24T09:05:00Z"/>
-          <w:rFonts w:ascii="Times New Roman" w:hAnsi="Times New Roman" w:cs="Times New Roman"/>
-          <w:rPrChange w:id="885" w:author="Arun Rai" w:date="2026-10-13T13:02:00Z" w16du:dateUtc="2026-10-13T07:17:00Z">
+          <w:ins w:id="889" w:author="Arun Rai" w:date="2026-09-24T14:50:00Z" w16du:dateUtc="2026-09-24T09:05:00Z"/>
+          <w:rFonts w:ascii="Times New Roman" w:hAnsi="Times New Roman" w:cs="Times New Roman"/>
+          <w:rPrChange w:id="890" w:author="Arun Rai" w:date="2026-10-13T13:02:00Z" w16du:dateUtc="2026-10-13T07:17:00Z">
             <w:rPr>
-              <w:ins w:id="886" w:author="Arun Rai" w:date="2026-09-24T14:50:00Z" w16du:dateUtc="2026-09-24T09:05:00Z"/>
+              <w:ins w:id="891" w:author="Arun Rai" w:date="2026-09-24T14:50:00Z" w16du:dateUtc="2026-09-24T09:05:00Z"/>
             </w:rPr>
           </w:rPrChange>
         </w:rPr>
-        <w:pPrChange w:id="887" w:author="Arun Rai" w:date="2026-10-13T13:02:00Z" w16du:dateUtc="2026-10-13T07:17:00Z">
+        <w:pPrChange w:id="892" w:author="Arun Rai" w:date="2026-10-13T13:02:00Z" w16du:dateUtc="2026-10-13T07:17:00Z">
           <w:pPr/>
         </w:pPrChange>
       </w:pPr>
@@ -8742,15 +8807,15 @@
       <w:pPr>
         <w:jc w:val="both"/>
         <w:rPr>
-          <w:ins w:id="888" w:author="Arun Rai" w:date="2026-09-24T14:50:00Z" w16du:dateUtc="2026-09-24T09:05:00Z"/>
-          <w:rFonts w:ascii="Times New Roman" w:hAnsi="Times New Roman" w:cs="Times New Roman"/>
-          <w:rPrChange w:id="889" w:author="Arun Rai" w:date="2026-10-13T13:02:00Z" w16du:dateUtc="2026-10-13T07:17:00Z">
+          <w:ins w:id="893" w:author="Arun Rai" w:date="2026-09-24T14:50:00Z" w16du:dateUtc="2026-09-24T09:05:00Z"/>
+          <w:rFonts w:ascii="Times New Roman" w:hAnsi="Times New Roman" w:cs="Times New Roman"/>
+          <w:rPrChange w:id="894" w:author="Arun Rai" w:date="2026-10-13T13:02:00Z" w16du:dateUtc="2026-10-13T07:17:00Z">
             <w:rPr>
-              <w:ins w:id="890" w:author="Arun Rai" w:date="2026-09-24T14:50:00Z" w16du:dateUtc="2026-09-24T09:05:00Z"/>
+              <w:ins w:id="895" w:author="Arun Rai" w:date="2026-09-24T14:50:00Z" w16du:dateUtc="2026-09-24T09:05:00Z"/>
             </w:rPr>
           </w:rPrChange>
         </w:rPr>
-        <w:pPrChange w:id="891" w:author="Arun Rai" w:date="2026-10-13T13:02:00Z" w16du:dateUtc="2026-10-13T07:17:00Z">
+        <w:pPrChange w:id="896" w:author="Arun Rai" w:date="2026-10-13T13:02:00Z" w16du:dateUtc="2026-10-13T07:17:00Z">
           <w:pPr/>
         </w:pPrChange>
       </w:pPr>
@@ -8759,15 +8824,15 @@
       <w:pPr>
         <w:jc w:val="both"/>
         <w:rPr>
-          <w:ins w:id="892" w:author="Arun Rai" w:date="2026-09-24T14:50:00Z" w16du:dateUtc="2026-09-24T09:05:00Z"/>
-          <w:rFonts w:ascii="Times New Roman" w:hAnsi="Times New Roman" w:cs="Times New Roman"/>
-          <w:rPrChange w:id="893" w:author="Arun Rai" w:date="2026-10-13T13:02:00Z" w16du:dateUtc="2026-10-13T07:17:00Z">
+          <w:ins w:id="897" w:author="Arun Rai" w:date="2026-09-24T14:50:00Z" w16du:dateUtc="2026-09-24T09:05:00Z"/>
+          <w:rFonts w:ascii="Times New Roman" w:hAnsi="Times New Roman" w:cs="Times New Roman"/>
+          <w:rPrChange w:id="898" w:author="Arun Rai" w:date="2026-10-13T13:02:00Z" w16du:dateUtc="2026-10-13T07:17:00Z">
             <w:rPr>
-              <w:ins w:id="894" w:author="Arun Rai" w:date="2026-09-24T14:50:00Z" w16du:dateUtc="2026-09-24T09:05:00Z"/>
+              <w:ins w:id="899" w:author="Arun Rai" w:date="2026-09-24T14:50:00Z" w16du:dateUtc="2026-09-24T09:05:00Z"/>
             </w:rPr>
           </w:rPrChange>
         </w:rPr>
-        <w:pPrChange w:id="895" w:author="Arun Rai" w:date="2026-10-13T13:02:00Z" w16du:dateUtc="2026-10-13T07:17:00Z">
+        <w:pPrChange w:id="900" w:author="Arun Rai" w:date="2026-10-13T13:02:00Z" w16du:dateUtc="2026-10-13T07:17:00Z">
           <w:pPr/>
         </w:pPrChange>
       </w:pPr>
@@ -8776,15 +8841,15 @@
       <w:pPr>
         <w:jc w:val="both"/>
         <w:rPr>
-          <w:ins w:id="896" w:author="Arun Rai" w:date="2026-09-24T14:50:00Z" w16du:dateUtc="2026-09-24T09:05:00Z"/>
-          <w:rFonts w:ascii="Times New Roman" w:hAnsi="Times New Roman" w:cs="Times New Roman"/>
-          <w:rPrChange w:id="897" w:author="Arun Rai" w:date="2026-10-13T13:02:00Z" w16du:dateUtc="2026-10-13T07:17:00Z">
+          <w:ins w:id="901" w:author="Arun Rai" w:date="2026-09-24T14:50:00Z" w16du:dateUtc="2026-09-24T09:05:00Z"/>
+          <w:rFonts w:ascii="Times New Roman" w:hAnsi="Times New Roman" w:cs="Times New Roman"/>
+          <w:rPrChange w:id="902" w:author="Arun Rai" w:date="2026-10-13T13:02:00Z" w16du:dateUtc="2026-10-13T07:17:00Z">
             <w:rPr>
-              <w:ins w:id="898" w:author="Arun Rai" w:date="2026-09-24T14:50:00Z" w16du:dateUtc="2026-09-24T09:05:00Z"/>
+              <w:ins w:id="903" w:author="Arun Rai" w:date="2026-09-24T14:50:00Z" w16du:dateUtc="2026-09-24T09:05:00Z"/>
             </w:rPr>
           </w:rPrChange>
         </w:rPr>
-        <w:pPrChange w:id="899" w:author="Arun Rai" w:date="2026-10-13T13:02:00Z" w16du:dateUtc="2026-10-13T07:17:00Z">
+        <w:pPrChange w:id="904" w:author="Arun Rai" w:date="2026-10-13T13:02:00Z" w16du:dateUtc="2026-10-13T07:17:00Z">
           <w:pPr/>
         </w:pPrChange>
       </w:pPr>
@@ -8793,15 +8858,15 @@
       <w:pPr>
         <w:jc w:val="both"/>
         <w:rPr>
-          <w:ins w:id="900" w:author="Arun Rai" w:date="2026-09-24T14:50:00Z" w16du:dateUtc="2026-09-24T09:05:00Z"/>
-          <w:rFonts w:ascii="Times New Roman" w:hAnsi="Times New Roman" w:cs="Times New Roman"/>
-          <w:rPrChange w:id="901" w:author="Arun Rai" w:date="2026-10-13T13:02:00Z" w16du:dateUtc="2026-10-13T07:17:00Z">
+          <w:ins w:id="905" w:author="Arun Rai" w:date="2026-09-24T14:50:00Z" w16du:dateUtc="2026-09-24T09:05:00Z"/>
+          <w:rFonts w:ascii="Times New Roman" w:hAnsi="Times New Roman" w:cs="Times New Roman"/>
+          <w:rPrChange w:id="906" w:author="Arun Rai" w:date="2026-10-13T13:02:00Z" w16du:dateUtc="2026-10-13T07:17:00Z">
             <w:rPr>
-              <w:ins w:id="902" w:author="Arun Rai" w:date="2026-09-24T14:50:00Z" w16du:dateUtc="2026-09-24T09:05:00Z"/>
+              <w:ins w:id="907" w:author="Arun Rai" w:date="2026-09-24T14:50:00Z" w16du:dateUtc="2026-09-24T09:05:00Z"/>
             </w:rPr>
           </w:rPrChange>
         </w:rPr>
-        <w:pPrChange w:id="903" w:author="Arun Rai" w:date="2026-10-13T13:02:00Z" w16du:dateUtc="2026-10-13T07:17:00Z">
+        <w:pPrChange w:id="908" w:author="Arun Rai" w:date="2026-10-13T13:02:00Z" w16du:dateUtc="2026-10-13T07:17:00Z">
           <w:pPr/>
         </w:pPrChange>
       </w:pPr>
@@ -8810,15 +8875,15 @@
       <w:pPr>
         <w:jc w:val="both"/>
         <w:rPr>
-          <w:ins w:id="904" w:author="Arun Rai" w:date="2026-09-24T14:50:00Z" w16du:dateUtc="2026-09-24T09:05:00Z"/>
-          <w:rFonts w:ascii="Times New Roman" w:hAnsi="Times New Roman" w:cs="Times New Roman"/>
-          <w:rPrChange w:id="905" w:author="Arun Rai" w:date="2026-10-13T13:02:00Z" w16du:dateUtc="2026-10-13T07:17:00Z">
+          <w:ins w:id="909" w:author="Arun Rai" w:date="2026-09-24T14:50:00Z" w16du:dateUtc="2026-09-24T09:05:00Z"/>
+          <w:rFonts w:ascii="Times New Roman" w:hAnsi="Times New Roman" w:cs="Times New Roman"/>
+          <w:rPrChange w:id="910" w:author="Arun Rai" w:date="2026-10-13T13:02:00Z" w16du:dateUtc="2026-10-13T07:17:00Z">
             <w:rPr>
-              <w:ins w:id="906" w:author="Arun Rai" w:date="2026-09-24T14:50:00Z" w16du:dateUtc="2026-09-24T09:05:00Z"/>
+              <w:ins w:id="911" w:author="Arun Rai" w:date="2026-09-24T14:50:00Z" w16du:dateUtc="2026-09-24T09:05:00Z"/>
             </w:rPr>
           </w:rPrChange>
         </w:rPr>
-        <w:pPrChange w:id="907" w:author="Arun Rai" w:date="2026-10-13T13:02:00Z" w16du:dateUtc="2026-10-13T07:17:00Z">
+        <w:pPrChange w:id="912" w:author="Arun Rai" w:date="2026-10-13T13:02:00Z" w16du:dateUtc="2026-10-13T07:17:00Z">
           <w:pPr/>
         </w:pPrChange>
       </w:pPr>
@@ -8827,15 +8892,15 @@
       <w:pPr>
         <w:jc w:val="both"/>
         <w:rPr>
-          <w:ins w:id="908" w:author="Arun Rai" w:date="2026-09-24T14:50:00Z" w16du:dateUtc="2026-09-24T09:05:00Z"/>
-          <w:rFonts w:ascii="Times New Roman" w:hAnsi="Times New Roman" w:cs="Times New Roman"/>
-          <w:rPrChange w:id="909" w:author="Arun Rai" w:date="2026-10-13T13:02:00Z" w16du:dateUtc="2026-10-13T07:17:00Z">
+          <w:ins w:id="913" w:author="Arun Rai" w:date="2026-09-24T14:50:00Z" w16du:dateUtc="2026-09-24T09:05:00Z"/>
+          <w:rFonts w:ascii="Times New Roman" w:hAnsi="Times New Roman" w:cs="Times New Roman"/>
+          <w:rPrChange w:id="914" w:author="Arun Rai" w:date="2026-10-13T13:02:00Z" w16du:dateUtc="2026-10-13T07:17:00Z">
             <w:rPr>
-              <w:ins w:id="910" w:author="Arun Rai" w:date="2026-09-24T14:50:00Z" w16du:dateUtc="2026-09-24T09:05:00Z"/>
+              <w:ins w:id="915" w:author="Arun Rai" w:date="2026-09-24T14:50:00Z" w16du:dateUtc="2026-09-24T09:05:00Z"/>
             </w:rPr>
           </w:rPrChange>
         </w:rPr>
-        <w:pPrChange w:id="911" w:author="Arun Rai" w:date="2026-10-13T13:02:00Z" w16du:dateUtc="2026-10-13T07:17:00Z">
+        <w:pPrChange w:id="916" w:author="Arun Rai" w:date="2026-10-13T13:02:00Z" w16du:dateUtc="2026-10-13T07:17:00Z">
           <w:pPr/>
         </w:pPrChange>
       </w:pPr>
@@ -8844,15 +8909,15 @@
       <w:pPr>
         <w:jc w:val="both"/>
         <w:rPr>
-          <w:ins w:id="912" w:author="Arun Rai" w:date="2026-09-24T14:50:00Z" w16du:dateUtc="2026-09-24T09:05:00Z"/>
-          <w:rFonts w:ascii="Times New Roman" w:hAnsi="Times New Roman" w:cs="Times New Roman"/>
-          <w:rPrChange w:id="913" w:author="Arun Rai" w:date="2026-10-13T13:02:00Z" w16du:dateUtc="2026-10-13T07:17:00Z">
+          <w:ins w:id="917" w:author="Arun Rai" w:date="2026-09-24T14:50:00Z" w16du:dateUtc="2026-09-24T09:05:00Z"/>
+          <w:rFonts w:ascii="Times New Roman" w:hAnsi="Times New Roman" w:cs="Times New Roman"/>
+          <w:rPrChange w:id="918" w:author="Arun Rai" w:date="2026-10-13T13:02:00Z" w16du:dateUtc="2026-10-13T07:17:00Z">
             <w:rPr>
-              <w:ins w:id="914" w:author="Arun Rai" w:date="2026-09-24T14:50:00Z" w16du:dateUtc="2026-09-24T09:05:00Z"/>
+              <w:ins w:id="919" w:author="Arun Rai" w:date="2026-09-24T14:50:00Z" w16du:dateUtc="2026-09-24T09:05:00Z"/>
             </w:rPr>
           </w:rPrChange>
         </w:rPr>
-        <w:pPrChange w:id="915" w:author="Arun Rai" w:date="2026-10-13T13:02:00Z" w16du:dateUtc="2026-10-13T07:17:00Z">
+        <w:pPrChange w:id="920" w:author="Arun Rai" w:date="2026-10-13T13:02:00Z" w16du:dateUtc="2026-10-13T07:17:00Z">
           <w:pPr/>
         </w:pPrChange>
       </w:pPr>
@@ -8861,15 +8926,15 @@
       <w:pPr>
         <w:jc w:val="both"/>
         <w:rPr>
-          <w:ins w:id="916" w:author="Arun Rai" w:date="2026-09-24T14:50:00Z" w16du:dateUtc="2026-09-24T09:05:00Z"/>
-          <w:rFonts w:ascii="Times New Roman" w:hAnsi="Times New Roman" w:cs="Times New Roman"/>
-          <w:rPrChange w:id="917" w:author="Arun Rai" w:date="2026-10-13T13:02:00Z" w16du:dateUtc="2026-10-13T07:17:00Z">
+          <w:ins w:id="921" w:author="Arun Rai" w:date="2026-09-24T14:50:00Z" w16du:dateUtc="2026-09-24T09:05:00Z"/>
+          <w:rFonts w:ascii="Times New Roman" w:hAnsi="Times New Roman" w:cs="Times New Roman"/>
+          <w:rPrChange w:id="922" w:author="Arun Rai" w:date="2026-10-13T13:02:00Z" w16du:dateUtc="2026-10-13T07:17:00Z">
             <w:rPr>
-              <w:ins w:id="918" w:author="Arun Rai" w:date="2026-09-24T14:50:00Z" w16du:dateUtc="2026-09-24T09:05:00Z"/>
+              <w:ins w:id="923" w:author="Arun Rai" w:date="2026-09-24T14:50:00Z" w16du:dateUtc="2026-09-24T09:05:00Z"/>
             </w:rPr>
           </w:rPrChange>
         </w:rPr>
-        <w:pPrChange w:id="919" w:author="Arun Rai" w:date="2026-10-13T13:02:00Z" w16du:dateUtc="2026-10-13T07:17:00Z">
+        <w:pPrChange w:id="924" w:author="Arun Rai" w:date="2026-10-13T13:02:00Z" w16du:dateUtc="2026-10-13T07:17:00Z">
           <w:pPr/>
         </w:pPrChange>
       </w:pPr>
@@ -8878,15 +8943,15 @@
       <w:pPr>
         <w:jc w:val="both"/>
         <w:rPr>
-          <w:ins w:id="920" w:author="Arun Rai" w:date="2026-09-24T14:50:00Z" w16du:dateUtc="2026-09-24T09:05:00Z"/>
-          <w:rFonts w:ascii="Times New Roman" w:hAnsi="Times New Roman" w:cs="Times New Roman"/>
-          <w:rPrChange w:id="921" w:author="Arun Rai" w:date="2026-10-13T13:02:00Z" w16du:dateUtc="2026-10-13T07:17:00Z">
+          <w:ins w:id="925" w:author="Arun Rai" w:date="2026-09-24T14:50:00Z" w16du:dateUtc="2026-09-24T09:05:00Z"/>
+          <w:rFonts w:ascii="Times New Roman" w:hAnsi="Times New Roman" w:cs="Times New Roman"/>
+          <w:rPrChange w:id="926" w:author="Arun Rai" w:date="2026-10-13T13:02:00Z" w16du:dateUtc="2026-10-13T07:17:00Z">
             <w:rPr>
-              <w:ins w:id="922" w:author="Arun Rai" w:date="2026-09-24T14:50:00Z" w16du:dateUtc="2026-09-24T09:05:00Z"/>
+              <w:ins w:id="927" w:author="Arun Rai" w:date="2026-09-24T14:50:00Z" w16du:dateUtc="2026-09-24T09:05:00Z"/>
             </w:rPr>
           </w:rPrChange>
         </w:rPr>
-        <w:pPrChange w:id="923" w:author="Arun Rai" w:date="2026-10-13T13:02:00Z" w16du:dateUtc="2026-10-13T07:17:00Z">
+        <w:pPrChange w:id="928" w:author="Arun Rai" w:date="2026-10-13T13:02:00Z" w16du:dateUtc="2026-10-13T07:17:00Z">
           <w:pPr/>
         </w:pPrChange>
       </w:pPr>
@@ -8895,15 +8960,15 @@
       <w:pPr>
         <w:jc w:val="both"/>
         <w:rPr>
-          <w:ins w:id="924" w:author="Arun Rai" w:date="2026-09-24T14:50:00Z" w16du:dateUtc="2026-09-24T09:05:00Z"/>
-          <w:rFonts w:ascii="Times New Roman" w:hAnsi="Times New Roman" w:cs="Times New Roman"/>
-          <w:rPrChange w:id="925" w:author="Arun Rai" w:date="2026-10-13T13:02:00Z" w16du:dateUtc="2026-10-13T07:17:00Z">
+          <w:ins w:id="929" w:author="Arun Rai" w:date="2026-09-24T14:50:00Z" w16du:dateUtc="2026-09-24T09:05:00Z"/>
+          <w:rFonts w:ascii="Times New Roman" w:hAnsi="Times New Roman" w:cs="Times New Roman"/>
+          <w:rPrChange w:id="930" w:author="Arun Rai" w:date="2026-10-13T13:02:00Z" w16du:dateUtc="2026-10-13T07:17:00Z">
             <w:rPr>
-              <w:ins w:id="926" w:author="Arun Rai" w:date="2026-09-24T14:50:00Z" w16du:dateUtc="2026-09-24T09:05:00Z"/>
+              <w:ins w:id="931" w:author="Arun Rai" w:date="2026-09-24T14:50:00Z" w16du:dateUtc="2026-09-24T09:05:00Z"/>
             </w:rPr>
           </w:rPrChange>
         </w:rPr>
-        <w:pPrChange w:id="927" w:author="Arun Rai" w:date="2026-10-13T13:02:00Z" w16du:dateUtc="2026-10-13T07:17:00Z">
+        <w:pPrChange w:id="932" w:author="Arun Rai" w:date="2026-10-13T13:02:00Z" w16du:dateUtc="2026-10-13T07:17:00Z">
           <w:pPr/>
         </w:pPrChange>
       </w:pPr>
@@ -8912,15 +8977,15 @@
       <w:pPr>
         <w:jc w:val="both"/>
         <w:rPr>
-          <w:ins w:id="928" w:author="Arun Rai" w:date="2026-09-24T14:50:00Z" w16du:dateUtc="2026-09-24T09:05:00Z"/>
-          <w:rFonts w:ascii="Times New Roman" w:hAnsi="Times New Roman" w:cs="Times New Roman"/>
-          <w:rPrChange w:id="929" w:author="Arun Rai" w:date="2026-10-13T13:02:00Z" w16du:dateUtc="2026-10-13T07:17:00Z">
+          <w:ins w:id="933" w:author="Arun Rai" w:date="2026-09-24T14:50:00Z" w16du:dateUtc="2026-09-24T09:05:00Z"/>
+          <w:rFonts w:ascii="Times New Roman" w:hAnsi="Times New Roman" w:cs="Times New Roman"/>
+          <w:rPrChange w:id="934" w:author="Arun Rai" w:date="2026-10-13T13:02:00Z" w16du:dateUtc="2026-10-13T07:17:00Z">
             <w:rPr>
-              <w:ins w:id="930" w:author="Arun Rai" w:date="2026-09-24T14:50:00Z" w16du:dateUtc="2026-09-24T09:05:00Z"/>
+              <w:ins w:id="935" w:author="Arun Rai" w:date="2026-09-24T14:50:00Z" w16du:dateUtc="2026-09-24T09:05:00Z"/>
             </w:rPr>
           </w:rPrChange>
         </w:rPr>
-        <w:pPrChange w:id="931" w:author="Arun Rai" w:date="2026-10-13T13:02:00Z" w16du:dateUtc="2026-10-13T07:17:00Z">
+        <w:pPrChange w:id="936" w:author="Arun Rai" w:date="2026-10-13T13:02:00Z" w16du:dateUtc="2026-10-13T07:17:00Z">
           <w:pPr/>
         </w:pPrChange>
       </w:pPr>
@@ -8929,15 +8994,15 @@
       <w:pPr>
         <w:jc w:val="both"/>
         <w:rPr>
-          <w:ins w:id="932" w:author="Arun Rai" w:date="2026-09-24T14:50:00Z" w16du:dateUtc="2026-09-24T09:05:00Z"/>
-          <w:rFonts w:ascii="Times New Roman" w:hAnsi="Times New Roman" w:cs="Times New Roman"/>
-          <w:rPrChange w:id="933" w:author="Arun Rai" w:date="2026-10-13T13:02:00Z" w16du:dateUtc="2026-10-13T07:17:00Z">
+          <w:ins w:id="937" w:author="Arun Rai" w:date="2026-09-24T14:50:00Z" w16du:dateUtc="2026-09-24T09:05:00Z"/>
+          <w:rFonts w:ascii="Times New Roman" w:hAnsi="Times New Roman" w:cs="Times New Roman"/>
+          <w:rPrChange w:id="938" w:author="Arun Rai" w:date="2026-10-13T13:02:00Z" w16du:dateUtc="2026-10-13T07:17:00Z">
             <w:rPr>
-              <w:ins w:id="934" w:author="Arun Rai" w:date="2026-09-24T14:50:00Z" w16du:dateUtc="2026-09-24T09:05:00Z"/>
+              <w:ins w:id="939" w:author="Arun Rai" w:date="2026-09-24T14:50:00Z" w16du:dateUtc="2026-09-24T09:05:00Z"/>
             </w:rPr>
           </w:rPrChange>
         </w:rPr>
-        <w:pPrChange w:id="935" w:author="Arun Rai" w:date="2026-10-13T13:02:00Z" w16du:dateUtc="2026-10-13T07:17:00Z">
+        <w:pPrChange w:id="940" w:author="Arun Rai" w:date="2026-10-13T13:02:00Z" w16du:dateUtc="2026-10-13T07:17:00Z">
           <w:pPr/>
         </w:pPrChange>
       </w:pPr>
@@ -8946,15 +9011,15 @@
       <w:pPr>
         <w:jc w:val="both"/>
         <w:rPr>
-          <w:ins w:id="936" w:author="Arun Rai" w:date="2026-09-24T14:50:00Z" w16du:dateUtc="2026-09-24T09:05:00Z"/>
-          <w:rFonts w:ascii="Times New Roman" w:hAnsi="Times New Roman" w:cs="Times New Roman"/>
-          <w:rPrChange w:id="937" w:author="Arun Rai" w:date="2026-10-13T13:02:00Z" w16du:dateUtc="2026-10-13T07:17:00Z">
+          <w:ins w:id="941" w:author="Arun Rai" w:date="2026-09-24T14:50:00Z" w16du:dateUtc="2026-09-24T09:05:00Z"/>
+          <w:rFonts w:ascii="Times New Roman" w:hAnsi="Times New Roman" w:cs="Times New Roman"/>
+          <w:rPrChange w:id="942" w:author="Arun Rai" w:date="2026-10-13T13:02:00Z" w16du:dateUtc="2026-10-13T07:17:00Z">
             <w:rPr>
-              <w:ins w:id="938" w:author="Arun Rai" w:date="2026-09-24T14:50:00Z" w16du:dateUtc="2026-09-24T09:05:00Z"/>
+              <w:ins w:id="943" w:author="Arun Rai" w:date="2026-09-24T14:50:00Z" w16du:dateUtc="2026-09-24T09:05:00Z"/>
             </w:rPr>
           </w:rPrChange>
         </w:rPr>
-        <w:pPrChange w:id="939" w:author="Arun Rai" w:date="2026-10-13T13:02:00Z" w16du:dateUtc="2026-10-13T07:17:00Z">
+        <w:pPrChange w:id="944" w:author="Arun Rai" w:date="2026-10-13T13:02:00Z" w16du:dateUtc="2026-10-13T07:17:00Z">
           <w:pPr/>
         </w:pPrChange>
       </w:pPr>
@@ -8963,15 +9028,15 @@
       <w:pPr>
         <w:jc w:val="both"/>
         <w:rPr>
-          <w:ins w:id="940" w:author="Arun Rai" w:date="2026-09-24T14:50:00Z" w16du:dateUtc="2026-09-24T09:05:00Z"/>
-          <w:rFonts w:ascii="Times New Roman" w:hAnsi="Times New Roman" w:cs="Times New Roman"/>
-          <w:rPrChange w:id="941" w:author="Arun Rai" w:date="2026-10-13T13:02:00Z" w16du:dateUtc="2026-10-13T07:17:00Z">
+          <w:ins w:id="945" w:author="Arun Rai" w:date="2026-09-24T14:50:00Z" w16du:dateUtc="2026-09-24T09:05:00Z"/>
+          <w:rFonts w:ascii="Times New Roman" w:hAnsi="Times New Roman" w:cs="Times New Roman"/>
+          <w:rPrChange w:id="946" w:author="Arun Rai" w:date="2026-10-13T13:02:00Z" w16du:dateUtc="2026-10-13T07:17:00Z">
             <w:rPr>
-              <w:ins w:id="942" w:author="Arun Rai" w:date="2026-09-24T14:50:00Z" w16du:dateUtc="2026-09-24T09:05:00Z"/>
+              <w:ins w:id="947" w:author="Arun Rai" w:date="2026-09-24T14:50:00Z" w16du:dateUtc="2026-09-24T09:05:00Z"/>
             </w:rPr>
           </w:rPrChange>
         </w:rPr>
-        <w:pPrChange w:id="943" w:author="Arun Rai" w:date="2026-10-13T13:02:00Z" w16du:dateUtc="2026-10-13T07:17:00Z">
+        <w:pPrChange w:id="948" w:author="Arun Rai" w:date="2026-10-13T13:02:00Z" w16du:dateUtc="2026-10-13T07:17:00Z">
           <w:pPr/>
         </w:pPrChange>
       </w:pPr>
@@ -8980,15 +9045,15 @@
       <w:pPr>
         <w:jc w:val="both"/>
         <w:rPr>
-          <w:ins w:id="944" w:author="Arun Rai" w:date="2026-09-24T14:51:00Z" w16du:dateUtc="2026-09-24T09:06:00Z"/>
-          <w:rFonts w:ascii="Times New Roman" w:hAnsi="Times New Roman" w:cs="Times New Roman"/>
-          <w:rPrChange w:id="945" w:author="Arun Rai" w:date="2026-10-13T13:02:00Z" w16du:dateUtc="2026-10-13T07:17:00Z">
+          <w:ins w:id="949" w:author="Arun Rai" w:date="2026-09-24T14:51:00Z" w16du:dateUtc="2026-09-24T09:06:00Z"/>
+          <w:rFonts w:ascii="Times New Roman" w:hAnsi="Times New Roman" w:cs="Times New Roman"/>
+          <w:rPrChange w:id="950" w:author="Arun Rai" w:date="2026-10-13T13:02:00Z" w16du:dateUtc="2026-10-13T07:17:00Z">
             <w:rPr>
-              <w:ins w:id="946" w:author="Arun Rai" w:date="2026-09-24T14:51:00Z" w16du:dateUtc="2026-09-24T09:06:00Z"/>
+              <w:ins w:id="951" w:author="Arun Rai" w:date="2026-09-24T14:51:00Z" w16du:dateUtc="2026-09-24T09:06:00Z"/>
             </w:rPr>
           </w:rPrChange>
         </w:rPr>
-        <w:pPrChange w:id="947" w:author="Arun Rai" w:date="2026-10-13T13:02:00Z" w16du:dateUtc="2026-10-13T07:17:00Z">
+        <w:pPrChange w:id="952" w:author="Arun Rai" w:date="2026-10-13T13:02:00Z" w16du:dateUtc="2026-10-13T07:17:00Z">
           <w:pPr/>
         </w:pPrChange>
       </w:pPr>
@@ -8997,32 +9062,173 @@
       <w:pPr>
         <w:jc w:val="both"/>
         <w:rPr>
-          <w:ins w:id="948" w:author="Arun Rai" w:date="2026-09-24T14:51:00Z" w16du:dateUtc="2026-09-24T09:06:00Z"/>
-          <w:rFonts w:ascii="Times New Roman" w:hAnsi="Times New Roman" w:cs="Times New Roman"/>
-          <w:rPrChange w:id="949" w:author="Arun Rai" w:date="2026-10-13T13:02:00Z" w16du:dateUtc="2026-10-13T07:17:00Z">
+          <w:ins w:id="953" w:author="Arun Rai" w:date="2026-09-24T14:51:00Z" w16du:dateUtc="2026-09-24T09:06:00Z"/>
+          <w:rFonts w:ascii="Times New Roman" w:hAnsi="Times New Roman" w:cs="Times New Roman"/>
+          <w:rPrChange w:id="954" w:author="Arun Rai" w:date="2026-10-13T13:02:00Z" w16du:dateUtc="2026-10-13T07:17:00Z">
             <w:rPr>
-              <w:ins w:id="950" w:author="Arun Rai" w:date="2026-09-24T14:51:00Z" w16du:dateUtc="2026-09-24T09:06:00Z"/>
+              <w:ins w:id="955" w:author="Arun Rai" w:date="2026-09-24T14:51:00Z" w16du:dateUtc="2026-09-24T09:06:00Z"/>
             </w:rPr>
           </w:rPrChange>
         </w:rPr>
-        <w:pPrChange w:id="951" w:author="Arun Rai" w:date="2026-10-13T13:02:00Z" w16du:dateUtc="2026-10-13T07:17:00Z">
+        <w:pPrChange w:id="956" w:author="Arun Rai" w:date="2026-10-13T13:02:00Z" w16du:dateUtc="2026-10-13T07:17:00Z">
           <w:pPr/>
         </w:pPrChange>
       </w:pPr>
     </w:p>
     <w:p>
       <w:pPr>
-        <w:jc w:val="both"/>
-        <w:rPr>
-          <w:ins w:id="952" w:author="Arun Rai" w:date="2026-09-24T14:51:00Z" w16du:dateUtc="2026-09-24T09:06:00Z"/>
-          <w:rFonts w:ascii="Times New Roman" w:hAnsi="Times New Roman" w:cs="Times New Roman"/>
-          <w:rPrChange w:id="953" w:author="Arun Rai" w:date="2026-10-13T13:02:00Z" w16du:dateUtc="2026-10-13T07:17:00Z">
+        <w:pStyle w:val="Heading1"/>
+        <w:jc w:val="both"/>
+        <w:rPr>
+          <w:ins w:id="957" w:author="Arun Rai" w:date="2026-10-29T14:44:00Z" w16du:dateUtc="2026-10-29T08:59:00Z"/>
+          <w:rFonts w:ascii="Times New Roman" w:hAnsi="Times New Roman" w:cs="Times New Roman"/>
+        </w:rPr>
+      </w:pPr>
+    </w:p>
+    <w:p>
+      <w:pPr>
+        <w:rPr>
+          <w:ins w:id="958" w:author="Arun Rai" w:date="2026-10-29T14:44:00Z" w16du:dateUtc="2026-10-29T08:59:00Z"/>
+        </w:rPr>
+      </w:pPr>
+    </w:p>
+    <w:p>
+      <w:pPr>
+        <w:rPr>
+          <w:ins w:id="959" w:author="Arun Rai" w:date="2026-10-29T14:44:00Z" w16du:dateUtc="2026-10-29T08:59:00Z"/>
+        </w:rPr>
+      </w:pPr>
+    </w:p>
+    <w:p>
+      <w:pPr>
+        <w:rPr>
+          <w:ins w:id="960" w:author="Arun Rai" w:date="2026-09-24T14:51:00Z" w16du:dateUtc="2026-09-24T09:06:00Z"/>
+        </w:rPr>
+        <w:pPrChange w:id="961" w:author="Arun Rai" w:date="2026-10-29T14:44:00Z" w16du:dateUtc="2026-10-29T08:59:00Z">
+          <w:pPr>
+            <w:pStyle w:val="Heading1"/>
+            <w:numPr>
+              <w:numId w:val="2"/>
+            </w:numPr>
+            <w:ind w:left="720" w:hanging="360"/>
+          </w:pPr>
+        </w:pPrChange>
+      </w:pPr>
+    </w:p>
+    <w:customXmlInsRangeStart w:id="962" w:author="Arun Rai" w:date="2026-10-29T14:44:00Z"/>
+    <w:sdt>
+      <w:sdtPr>
+        <w:id w:val="-114764155"/>
+        <w:docPartObj>
+          <w:docPartGallery w:val="Bibliographies"/>
+          <w:docPartUnique/>
+        </w:docPartObj>
+      </w:sdtPr>
+      <w:sdtEndPr>
+        <w:rPr>
+          <w:rFonts w:asciiTheme="minorHAnsi" w:eastAsiaTheme="minorHAnsi" w:hAnsiTheme="minorHAnsi" w:cstheme="minorBidi"/>
+          <w:color w:val="auto"/>
+          <w:sz w:val="24"/>
+          <w:szCs w:val="24"/>
+        </w:rPr>
+      </w:sdtEndPr>
+      <w:sdtContent>
+        <w:customXmlInsRangeEnd w:id="962"/>
+        <w:p>
+          <w:pPr>
+            <w:pStyle w:val="Heading1"/>
+            <w:numPr>
+              <w:ilvl w:val="0"/>
+              <w:numId w:val="2"/>
+            </w:numPr>
             <w:rPr>
-              <w:ins w:id="954" w:author="Arun Rai" w:date="2026-09-24T14:51:00Z" w16du:dateUtc="2026-09-24T09:06:00Z"/>
+              <w:ins w:id="963" w:author="Arun Rai" w:date="2026-10-29T14:44:00Z" w16du:dateUtc="2026-10-29T08:59:00Z"/>
+            </w:rPr>
+            <w:pPrChange w:id="964" w:author="Arun Rai" w:date="2026-10-29T14:45:00Z" w16du:dateUtc="2026-10-29T09:00:00Z">
+              <w:pPr>
+                <w:pStyle w:val="Heading1"/>
+              </w:pPr>
+            </w:pPrChange>
+          </w:pPr>
+          <w:ins w:id="965" w:author="Arun Rai" w:date="2026-10-29T14:44:00Z" w16du:dateUtc="2026-10-29T08:59:00Z">
+            <w:r>
+              <w:t>References</w:t>
+            </w:r>
+          </w:ins>
+        </w:p>
+        <w:customXmlInsRangeStart w:id="966" w:author="Arun Rai" w:date="2026-10-29T14:44:00Z"/>
+        <w:sdt>
+          <w:sdtPr>
+            <w:id w:val="-573587230"/>
+            <w:bibliography/>
+          </w:sdtPr>
+          <w:sdtContent>
+            <w:customXmlInsRangeEnd w:id="966"/>
+            <w:p>
+              <w:pPr>
+                <w:pStyle w:val="Bibliography"/>
+                <w:rPr>
+                  <w:noProof/>
+                  <w:kern w:val="0"/>
+                  <w14:ligatures w14:val="none"/>
+                </w:rPr>
+              </w:pPr>
+              <w:ins w:id="967" w:author="Arun Rai" w:date="2026-10-29T14:44:00Z" w16du:dateUtc="2026-10-29T08:59:00Z">
+                <w:r>
+                  <w:fldChar w:fldCharType="begin"/>
+                </w:r>
+                <w:r>
+                  <w:instrText xml:space="preserve"> BIBLIOGRAPHY </w:instrText>
+                </w:r>
+                <w:r>
+                  <w:fldChar w:fldCharType="separate"/>
+                </w:r>
+              </w:ins>
+              <w:r>
+                <w:rPr>
+                  <w:noProof/>
+                </w:rPr>
+                <w:t>Sibson, L., 2008. An introduction to reflective practice. 1 December .1(3).</w:t>
+              </w:r>
+            </w:p>
+            <w:p>
+              <w:pPr>
+                <w:rPr>
+                  <w:ins w:id="968" w:author="Arun Rai" w:date="2026-10-29T14:44:00Z" w16du:dateUtc="2026-10-29T08:59:00Z"/>
+                </w:rPr>
+              </w:pPr>
+              <w:ins w:id="969" w:author="Arun Rai" w:date="2026-10-29T14:44:00Z" w16du:dateUtc="2026-10-29T08:59:00Z">
+                <w:r>
+                  <w:rPr>
+                    <w:b/>
+                    <w:bCs/>
+                    <w:noProof/>
+                  </w:rPr>
+                  <w:fldChar w:fldCharType="end"/>
+                </w:r>
+              </w:ins>
+            </w:p>
+            <w:customXmlInsRangeStart w:id="970" w:author="Arun Rai" w:date="2026-10-29T14:44:00Z"/>
+          </w:sdtContent>
+        </w:sdt>
+        <w:customXmlInsRangeEnd w:id="970"/>
+        <w:customXmlInsRangeStart w:id="971" w:author="Arun Rai" w:date="2026-10-29T14:44:00Z"/>
+      </w:sdtContent>
+    </w:sdt>
+    <w:customXmlInsRangeEnd w:id="971"/>
+    <w:p>
+      <w:pPr>
+        <w:jc w:val="both"/>
+        <w:rPr>
+          <w:ins w:id="972" w:author="Arun Rai" w:date="2026-09-24T14:51:00Z" w16du:dateUtc="2026-09-24T09:06:00Z"/>
+          <w:rFonts w:ascii="Times New Roman" w:hAnsi="Times New Roman" w:cs="Times New Roman"/>
+          <w:rPrChange w:id="973" w:author="Arun Rai" w:date="2026-10-13T13:02:00Z" w16du:dateUtc="2026-10-13T07:17:00Z">
+            <w:rPr>
+              <w:ins w:id="974" w:author="Arun Rai" w:date="2026-09-24T14:51:00Z" w16du:dateUtc="2026-09-24T09:06:00Z"/>
             </w:rPr>
           </w:rPrChange>
         </w:rPr>
-        <w:pPrChange w:id="955" w:author="Arun Rai" w:date="2026-10-13T13:02:00Z" w16du:dateUtc="2026-10-13T07:17:00Z">
+        <w:pPrChange w:id="975" w:author="Arun Rai" w:date="2026-10-13T13:02:00Z" w16du:dateUtc="2026-10-13T07:17:00Z">
           <w:pPr/>
         </w:pPrChange>
       </w:pPr>
@@ -9031,15 +9237,15 @@
       <w:pPr>
         <w:jc w:val="both"/>
         <w:rPr>
-          <w:ins w:id="956" w:author="Arun Rai" w:date="2026-09-24T14:51:00Z" w16du:dateUtc="2026-09-24T09:06:00Z"/>
-          <w:rFonts w:ascii="Times New Roman" w:hAnsi="Times New Roman" w:cs="Times New Roman"/>
-          <w:rPrChange w:id="957" w:author="Arun Rai" w:date="2026-10-13T13:02:00Z" w16du:dateUtc="2026-10-13T07:17:00Z">
+          <w:ins w:id="976" w:author="Arun Rai" w:date="2026-09-24T14:51:00Z" w16du:dateUtc="2026-09-24T09:06:00Z"/>
+          <w:rFonts w:ascii="Times New Roman" w:hAnsi="Times New Roman" w:cs="Times New Roman"/>
+          <w:rPrChange w:id="977" w:author="Arun Rai" w:date="2026-10-13T13:02:00Z" w16du:dateUtc="2026-10-13T07:17:00Z">
             <w:rPr>
-              <w:ins w:id="958" w:author="Arun Rai" w:date="2026-09-24T14:51:00Z" w16du:dateUtc="2026-09-24T09:06:00Z"/>
+              <w:ins w:id="978" w:author="Arun Rai" w:date="2026-09-24T14:51:00Z" w16du:dateUtc="2026-09-24T09:06:00Z"/>
             </w:rPr>
           </w:rPrChange>
         </w:rPr>
-        <w:pPrChange w:id="959" w:author="Arun Rai" w:date="2026-10-13T13:02:00Z" w16du:dateUtc="2026-10-13T07:17:00Z">
+        <w:pPrChange w:id="979" w:author="Arun Rai" w:date="2026-10-13T13:02:00Z" w16du:dateUtc="2026-10-13T07:17:00Z">
           <w:pPr/>
         </w:pPrChange>
       </w:pPr>
@@ -9048,15 +9254,15 @@
       <w:pPr>
         <w:jc w:val="both"/>
         <w:rPr>
-          <w:ins w:id="960" w:author="Arun Rai" w:date="2026-09-24T14:51:00Z" w16du:dateUtc="2026-09-24T09:06:00Z"/>
-          <w:rFonts w:ascii="Times New Roman" w:hAnsi="Times New Roman" w:cs="Times New Roman"/>
-          <w:rPrChange w:id="961" w:author="Arun Rai" w:date="2026-10-13T13:02:00Z" w16du:dateUtc="2026-10-13T07:17:00Z">
+          <w:ins w:id="980" w:author="Arun Rai" w:date="2026-09-24T14:51:00Z" w16du:dateUtc="2026-09-24T09:06:00Z"/>
+          <w:rFonts w:ascii="Times New Roman" w:hAnsi="Times New Roman" w:cs="Times New Roman"/>
+          <w:rPrChange w:id="981" w:author="Arun Rai" w:date="2026-10-13T13:02:00Z" w16du:dateUtc="2026-10-13T07:17:00Z">
             <w:rPr>
-              <w:ins w:id="962" w:author="Arun Rai" w:date="2026-09-24T14:51:00Z" w16du:dateUtc="2026-09-24T09:06:00Z"/>
+              <w:ins w:id="982" w:author="Arun Rai" w:date="2026-09-24T14:51:00Z" w16du:dateUtc="2026-09-24T09:06:00Z"/>
             </w:rPr>
           </w:rPrChange>
         </w:rPr>
-        <w:pPrChange w:id="963" w:author="Arun Rai" w:date="2026-10-13T13:02:00Z" w16du:dateUtc="2026-10-13T07:17:00Z">
+        <w:pPrChange w:id="983" w:author="Arun Rai" w:date="2026-10-13T13:02:00Z" w16du:dateUtc="2026-10-13T07:17:00Z">
           <w:pPr/>
         </w:pPrChange>
       </w:pPr>
@@ -9065,15 +9271,15 @@
       <w:pPr>
         <w:jc w:val="both"/>
         <w:rPr>
-          <w:ins w:id="964" w:author="Arun Rai" w:date="2026-09-24T14:51:00Z" w16du:dateUtc="2026-09-24T09:06:00Z"/>
-          <w:rFonts w:ascii="Times New Roman" w:hAnsi="Times New Roman" w:cs="Times New Roman"/>
-          <w:rPrChange w:id="965" w:author="Arun Rai" w:date="2026-10-13T13:02:00Z" w16du:dateUtc="2026-10-13T07:17:00Z">
+          <w:ins w:id="984" w:author="Arun Rai" w:date="2026-09-24T14:51:00Z" w16du:dateUtc="2026-09-24T09:06:00Z"/>
+          <w:rFonts w:ascii="Times New Roman" w:hAnsi="Times New Roman" w:cs="Times New Roman"/>
+          <w:rPrChange w:id="985" w:author="Arun Rai" w:date="2026-10-13T13:02:00Z" w16du:dateUtc="2026-10-13T07:17:00Z">
             <w:rPr>
-              <w:ins w:id="966" w:author="Arun Rai" w:date="2026-09-24T14:51:00Z" w16du:dateUtc="2026-09-24T09:06:00Z"/>
+              <w:ins w:id="986" w:author="Arun Rai" w:date="2026-09-24T14:51:00Z" w16du:dateUtc="2026-09-24T09:06:00Z"/>
             </w:rPr>
           </w:rPrChange>
         </w:rPr>
-        <w:pPrChange w:id="967" w:author="Arun Rai" w:date="2026-10-13T13:02:00Z" w16du:dateUtc="2026-10-13T07:17:00Z">
+        <w:pPrChange w:id="987" w:author="Arun Rai" w:date="2026-10-13T13:02:00Z" w16du:dateUtc="2026-10-13T07:17:00Z">
           <w:pPr/>
         </w:pPrChange>
       </w:pPr>
@@ -9082,15 +9288,15 @@
       <w:pPr>
         <w:jc w:val="both"/>
         <w:rPr>
-          <w:ins w:id="968" w:author="Arun Rai" w:date="2026-09-24T14:51:00Z" w16du:dateUtc="2026-09-24T09:06:00Z"/>
-          <w:rFonts w:ascii="Times New Roman" w:hAnsi="Times New Roman" w:cs="Times New Roman"/>
-          <w:rPrChange w:id="969" w:author="Arun Rai" w:date="2026-10-13T13:02:00Z" w16du:dateUtc="2026-10-13T07:17:00Z">
+          <w:ins w:id="988" w:author="Arun Rai" w:date="2026-09-24T14:51:00Z" w16du:dateUtc="2026-09-24T09:06:00Z"/>
+          <w:rFonts w:ascii="Times New Roman" w:hAnsi="Times New Roman" w:cs="Times New Roman"/>
+          <w:rPrChange w:id="989" w:author="Arun Rai" w:date="2026-10-13T13:02:00Z" w16du:dateUtc="2026-10-13T07:17:00Z">
             <w:rPr>
-              <w:ins w:id="970" w:author="Arun Rai" w:date="2026-09-24T14:51:00Z" w16du:dateUtc="2026-09-24T09:06:00Z"/>
+              <w:ins w:id="990" w:author="Arun Rai" w:date="2026-09-24T14:51:00Z" w16du:dateUtc="2026-09-24T09:06:00Z"/>
             </w:rPr>
           </w:rPrChange>
         </w:rPr>
-        <w:pPrChange w:id="971" w:author="Arun Rai" w:date="2026-10-13T13:02:00Z" w16du:dateUtc="2026-10-13T07:17:00Z">
+        <w:pPrChange w:id="991" w:author="Arun Rai" w:date="2026-10-13T13:02:00Z" w16du:dateUtc="2026-10-13T07:17:00Z">
           <w:pPr/>
         </w:pPrChange>
       </w:pPr>
@@ -9099,10 +9305,15 @@
       <w:pPr>
         <w:jc w:val="both"/>
         <w:rPr>
-          <w:ins w:id="972" w:author="Arun Rai" w:date="2026-09-24T14:51:00Z" w16du:dateUtc="2026-09-24T09:06:00Z"/>
-          <w:rFonts w:ascii="Times New Roman" w:hAnsi="Times New Roman" w:cs="Times New Roman"/>
-        </w:rPr>
-        <w:pPrChange w:id="973" w:author="Arun Rai" w:date="2026-10-13T13:02:00Z" w16du:dateUtc="2026-10-13T07:17:00Z">
+          <w:ins w:id="992" w:author="Arun Rai" w:date="2026-09-24T14:51:00Z" w16du:dateUtc="2026-09-24T09:06:00Z"/>
+          <w:rFonts w:ascii="Times New Roman" w:hAnsi="Times New Roman" w:cs="Times New Roman"/>
+          <w:rPrChange w:id="993" w:author="Arun Rai" w:date="2026-10-13T13:02:00Z" w16du:dateUtc="2026-10-13T07:17:00Z">
+            <w:rPr>
+              <w:ins w:id="994" w:author="Arun Rai" w:date="2026-09-24T14:51:00Z" w16du:dateUtc="2026-09-24T09:06:00Z"/>
+            </w:rPr>
+          </w:rPrChange>
+        </w:rPr>
+        <w:pPrChange w:id="995" w:author="Arun Rai" w:date="2026-10-13T13:02:00Z" w16du:dateUtc="2026-10-13T07:17:00Z">
           <w:pPr/>
         </w:pPrChange>
       </w:pPr>
@@ -9111,15 +9322,357 @@
       <w:pPr>
         <w:jc w:val="both"/>
         <w:rPr>
-          <w:ins w:id="974" w:author="Arun Rai" w:date="2026-09-24T14:45:00Z" w16du:dateUtc="2026-09-24T09:00:00Z"/>
-          <w:rFonts w:ascii="Times New Roman" w:hAnsi="Times New Roman" w:cs="Times New Roman"/>
-          <w:rPrChange w:id="975" w:author="Arun Rai" w:date="2026-10-13T13:02:00Z" w16du:dateUtc="2026-10-13T07:17:00Z">
+          <w:ins w:id="996" w:author="Arun Rai" w:date="2026-09-24T14:51:00Z" w16du:dateUtc="2026-09-24T09:06:00Z"/>
+          <w:rFonts w:ascii="Times New Roman" w:hAnsi="Times New Roman" w:cs="Times New Roman"/>
+          <w:rPrChange w:id="997" w:author="Arun Rai" w:date="2026-10-13T13:02:00Z" w16du:dateUtc="2026-10-13T07:17:00Z">
             <w:rPr>
-              <w:ins w:id="976" w:author="Arun Rai" w:date="2026-09-24T14:45:00Z" w16du:dateUtc="2026-09-24T09:00:00Z"/>
+              <w:ins w:id="998" w:author="Arun Rai" w:date="2026-09-24T14:51:00Z" w16du:dateUtc="2026-09-24T09:06:00Z"/>
             </w:rPr>
           </w:rPrChange>
         </w:rPr>
-        <w:pPrChange w:id="977" w:author="Arun Rai" w:date="2026-10-13T13:02:00Z" w16du:dateUtc="2026-10-13T07:17:00Z">
+        <w:pPrChange w:id="999" w:author="Arun Rai" w:date="2026-10-13T13:02:00Z" w16du:dateUtc="2026-10-13T07:17:00Z">
+          <w:pPr/>
+        </w:pPrChange>
+      </w:pPr>
+    </w:p>
+    <w:p>
+      <w:pPr>
+        <w:jc w:val="both"/>
+        <w:rPr>
+          <w:ins w:id="1000" w:author="Arun Rai" w:date="2026-09-24T14:51:00Z" w16du:dateUtc="2026-09-24T09:06:00Z"/>
+          <w:rFonts w:ascii="Times New Roman" w:hAnsi="Times New Roman" w:cs="Times New Roman"/>
+          <w:rPrChange w:id="1001" w:author="Arun Rai" w:date="2026-10-13T13:02:00Z" w16du:dateUtc="2026-10-13T07:17:00Z">
+            <w:rPr>
+              <w:ins w:id="1002" w:author="Arun Rai" w:date="2026-09-24T14:51:00Z" w16du:dateUtc="2026-09-24T09:06:00Z"/>
+            </w:rPr>
+          </w:rPrChange>
+        </w:rPr>
+        <w:pPrChange w:id="1003" w:author="Arun Rai" w:date="2026-10-13T13:02:00Z" w16du:dateUtc="2026-10-13T07:17:00Z">
+          <w:pPr/>
+        </w:pPrChange>
+      </w:pPr>
+    </w:p>
+    <w:p>
+      <w:pPr>
+        <w:jc w:val="both"/>
+        <w:rPr>
+          <w:ins w:id="1004" w:author="Arun Rai" w:date="2026-09-24T14:51:00Z" w16du:dateUtc="2026-09-24T09:06:00Z"/>
+          <w:rFonts w:ascii="Times New Roman" w:hAnsi="Times New Roman" w:cs="Times New Roman"/>
+          <w:rPrChange w:id="1005" w:author="Arun Rai" w:date="2026-10-13T13:02:00Z" w16du:dateUtc="2026-10-13T07:17:00Z">
+            <w:rPr>
+              <w:ins w:id="1006" w:author="Arun Rai" w:date="2026-09-24T14:51:00Z" w16du:dateUtc="2026-09-24T09:06:00Z"/>
+            </w:rPr>
+          </w:rPrChange>
+        </w:rPr>
+        <w:pPrChange w:id="1007" w:author="Arun Rai" w:date="2026-10-13T13:02:00Z" w16du:dateUtc="2026-10-13T07:17:00Z">
+          <w:pPr/>
+        </w:pPrChange>
+      </w:pPr>
+    </w:p>
+    <w:p>
+      <w:pPr>
+        <w:jc w:val="both"/>
+        <w:rPr>
+          <w:ins w:id="1008" w:author="Arun Rai" w:date="2026-09-24T14:51:00Z" w16du:dateUtc="2026-09-24T09:06:00Z"/>
+          <w:rFonts w:ascii="Times New Roman" w:hAnsi="Times New Roman" w:cs="Times New Roman"/>
+          <w:rPrChange w:id="1009" w:author="Arun Rai" w:date="2026-10-13T13:02:00Z" w16du:dateUtc="2026-10-13T07:17:00Z">
+            <w:rPr>
+              <w:ins w:id="1010" w:author="Arun Rai" w:date="2026-09-24T14:51:00Z" w16du:dateUtc="2026-09-24T09:06:00Z"/>
+            </w:rPr>
+          </w:rPrChange>
+        </w:rPr>
+        <w:pPrChange w:id="1011" w:author="Arun Rai" w:date="2026-10-13T13:02:00Z" w16du:dateUtc="2026-10-13T07:17:00Z">
+          <w:pPr/>
+        </w:pPrChange>
+      </w:pPr>
+    </w:p>
+    <w:p>
+      <w:pPr>
+        <w:jc w:val="both"/>
+        <w:rPr>
+          <w:ins w:id="1012" w:author="Arun Rai" w:date="2026-09-24T14:51:00Z" w16du:dateUtc="2026-09-24T09:06:00Z"/>
+          <w:rFonts w:ascii="Times New Roman" w:hAnsi="Times New Roman" w:cs="Times New Roman"/>
+          <w:rPrChange w:id="1013" w:author="Arun Rai" w:date="2026-10-13T13:02:00Z" w16du:dateUtc="2026-10-13T07:17:00Z">
+            <w:rPr>
+              <w:ins w:id="1014" w:author="Arun Rai" w:date="2026-09-24T14:51:00Z" w16du:dateUtc="2026-09-24T09:06:00Z"/>
+            </w:rPr>
+          </w:rPrChange>
+        </w:rPr>
+        <w:pPrChange w:id="1015" w:author="Arun Rai" w:date="2026-10-13T13:02:00Z" w16du:dateUtc="2026-10-13T07:17:00Z">
+          <w:pPr/>
+        </w:pPrChange>
+      </w:pPr>
+    </w:p>
+    <w:p>
+      <w:pPr>
+        <w:jc w:val="both"/>
+        <w:rPr>
+          <w:ins w:id="1016" w:author="Arun Rai" w:date="2026-09-24T14:51:00Z" w16du:dateUtc="2026-09-24T09:06:00Z"/>
+          <w:rFonts w:ascii="Times New Roman" w:hAnsi="Times New Roman" w:cs="Times New Roman"/>
+          <w:rPrChange w:id="1017" w:author="Arun Rai" w:date="2026-10-13T13:02:00Z" w16du:dateUtc="2026-10-13T07:17:00Z">
+            <w:rPr>
+              <w:ins w:id="1018" w:author="Arun Rai" w:date="2026-09-24T14:51:00Z" w16du:dateUtc="2026-09-24T09:06:00Z"/>
+            </w:rPr>
+          </w:rPrChange>
+        </w:rPr>
+        <w:pPrChange w:id="1019" w:author="Arun Rai" w:date="2026-10-13T13:02:00Z" w16du:dateUtc="2026-10-13T07:17:00Z">
+          <w:pPr/>
+        </w:pPrChange>
+      </w:pPr>
+    </w:p>
+    <w:p>
+      <w:pPr>
+        <w:jc w:val="both"/>
+        <w:rPr>
+          <w:ins w:id="1020" w:author="Arun Rai" w:date="2026-09-24T14:51:00Z" w16du:dateUtc="2026-09-24T09:06:00Z"/>
+          <w:rFonts w:ascii="Times New Roman" w:hAnsi="Times New Roman" w:cs="Times New Roman"/>
+          <w:rPrChange w:id="1021" w:author="Arun Rai" w:date="2026-10-13T13:02:00Z" w16du:dateUtc="2026-10-13T07:17:00Z">
+            <w:rPr>
+              <w:ins w:id="1022" w:author="Arun Rai" w:date="2026-09-24T14:51:00Z" w16du:dateUtc="2026-09-24T09:06:00Z"/>
+            </w:rPr>
+          </w:rPrChange>
+        </w:rPr>
+        <w:pPrChange w:id="1023" w:author="Arun Rai" w:date="2026-10-13T13:02:00Z" w16du:dateUtc="2026-10-13T07:17:00Z">
+          <w:pPr/>
+        </w:pPrChange>
+      </w:pPr>
+    </w:p>
+    <w:p>
+      <w:pPr>
+        <w:jc w:val="both"/>
+        <w:rPr>
+          <w:ins w:id="1024" w:author="Arun Rai" w:date="2026-09-24T14:51:00Z" w16du:dateUtc="2026-09-24T09:06:00Z"/>
+          <w:rFonts w:ascii="Times New Roman" w:hAnsi="Times New Roman" w:cs="Times New Roman"/>
+          <w:rPrChange w:id="1025" w:author="Arun Rai" w:date="2026-10-13T13:02:00Z" w16du:dateUtc="2026-10-13T07:17:00Z">
+            <w:rPr>
+              <w:ins w:id="1026" w:author="Arun Rai" w:date="2026-09-24T14:51:00Z" w16du:dateUtc="2026-09-24T09:06:00Z"/>
+            </w:rPr>
+          </w:rPrChange>
+        </w:rPr>
+        <w:pPrChange w:id="1027" w:author="Arun Rai" w:date="2026-10-13T13:02:00Z" w16du:dateUtc="2026-10-13T07:17:00Z">
+          <w:pPr/>
+        </w:pPrChange>
+      </w:pPr>
+    </w:p>
+    <w:p>
+      <w:pPr>
+        <w:jc w:val="both"/>
+        <w:rPr>
+          <w:ins w:id="1028" w:author="Arun Rai" w:date="2026-09-24T14:51:00Z" w16du:dateUtc="2026-09-24T09:06:00Z"/>
+          <w:rFonts w:ascii="Times New Roman" w:hAnsi="Times New Roman" w:cs="Times New Roman"/>
+          <w:rPrChange w:id="1029" w:author="Arun Rai" w:date="2026-10-13T13:02:00Z" w16du:dateUtc="2026-10-13T07:17:00Z">
+            <w:rPr>
+              <w:ins w:id="1030" w:author="Arun Rai" w:date="2026-09-24T14:51:00Z" w16du:dateUtc="2026-09-24T09:06:00Z"/>
+            </w:rPr>
+          </w:rPrChange>
+        </w:rPr>
+        <w:pPrChange w:id="1031" w:author="Arun Rai" w:date="2026-10-13T13:02:00Z" w16du:dateUtc="2026-10-13T07:17:00Z">
+          <w:pPr/>
+        </w:pPrChange>
+      </w:pPr>
+    </w:p>
+    <w:p>
+      <w:pPr>
+        <w:jc w:val="both"/>
+        <w:rPr>
+          <w:ins w:id="1032" w:author="Arun Rai" w:date="2026-09-24T14:51:00Z" w16du:dateUtc="2026-09-24T09:06:00Z"/>
+          <w:rFonts w:ascii="Times New Roman" w:hAnsi="Times New Roman" w:cs="Times New Roman"/>
+          <w:rPrChange w:id="1033" w:author="Arun Rai" w:date="2026-10-13T13:02:00Z" w16du:dateUtc="2026-10-13T07:17:00Z">
+            <w:rPr>
+              <w:ins w:id="1034" w:author="Arun Rai" w:date="2026-09-24T14:51:00Z" w16du:dateUtc="2026-09-24T09:06:00Z"/>
+            </w:rPr>
+          </w:rPrChange>
+        </w:rPr>
+        <w:pPrChange w:id="1035" w:author="Arun Rai" w:date="2026-10-13T13:02:00Z" w16du:dateUtc="2026-10-13T07:17:00Z">
+          <w:pPr/>
+        </w:pPrChange>
+      </w:pPr>
+    </w:p>
+    <w:p>
+      <w:pPr>
+        <w:jc w:val="both"/>
+        <w:rPr>
+          <w:ins w:id="1036" w:author="Arun Rai" w:date="2026-09-24T14:51:00Z" w16du:dateUtc="2026-09-24T09:06:00Z"/>
+          <w:rFonts w:ascii="Times New Roman" w:hAnsi="Times New Roman" w:cs="Times New Roman"/>
+          <w:rPrChange w:id="1037" w:author="Arun Rai" w:date="2026-10-13T13:02:00Z" w16du:dateUtc="2026-10-13T07:17:00Z">
+            <w:rPr>
+              <w:ins w:id="1038" w:author="Arun Rai" w:date="2026-09-24T14:51:00Z" w16du:dateUtc="2026-09-24T09:06:00Z"/>
+            </w:rPr>
+          </w:rPrChange>
+        </w:rPr>
+        <w:pPrChange w:id="1039" w:author="Arun Rai" w:date="2026-10-13T13:02:00Z" w16du:dateUtc="2026-10-13T07:17:00Z">
+          <w:pPr/>
+        </w:pPrChange>
+      </w:pPr>
+    </w:p>
+    <w:p>
+      <w:pPr>
+        <w:jc w:val="both"/>
+        <w:rPr>
+          <w:ins w:id="1040" w:author="Arun Rai" w:date="2026-09-24T14:51:00Z" w16du:dateUtc="2026-09-24T09:06:00Z"/>
+          <w:rFonts w:ascii="Times New Roman" w:hAnsi="Times New Roman" w:cs="Times New Roman"/>
+          <w:rPrChange w:id="1041" w:author="Arun Rai" w:date="2026-10-13T13:02:00Z" w16du:dateUtc="2026-10-13T07:17:00Z">
+            <w:rPr>
+              <w:ins w:id="1042" w:author="Arun Rai" w:date="2026-09-24T14:51:00Z" w16du:dateUtc="2026-09-24T09:06:00Z"/>
+            </w:rPr>
+          </w:rPrChange>
+        </w:rPr>
+        <w:pPrChange w:id="1043" w:author="Arun Rai" w:date="2026-10-13T13:02:00Z" w16du:dateUtc="2026-10-13T07:17:00Z">
+          <w:pPr/>
+        </w:pPrChange>
+      </w:pPr>
+    </w:p>
+    <w:p>
+      <w:pPr>
+        <w:jc w:val="both"/>
+        <w:rPr>
+          <w:ins w:id="1044" w:author="Arun Rai" w:date="2026-09-24T14:51:00Z" w16du:dateUtc="2026-09-24T09:06:00Z"/>
+          <w:rFonts w:ascii="Times New Roman" w:hAnsi="Times New Roman" w:cs="Times New Roman"/>
+          <w:rPrChange w:id="1045" w:author="Arun Rai" w:date="2026-10-13T13:02:00Z" w16du:dateUtc="2026-10-13T07:17:00Z">
+            <w:rPr>
+              <w:ins w:id="1046" w:author="Arun Rai" w:date="2026-09-24T14:51:00Z" w16du:dateUtc="2026-09-24T09:06:00Z"/>
+            </w:rPr>
+          </w:rPrChange>
+        </w:rPr>
+        <w:pPrChange w:id="1047" w:author="Arun Rai" w:date="2026-10-13T13:02:00Z" w16du:dateUtc="2026-10-13T07:17:00Z">
+          <w:pPr/>
+        </w:pPrChange>
+      </w:pPr>
+    </w:p>
+    <w:p>
+      <w:pPr>
+        <w:jc w:val="both"/>
+        <w:rPr>
+          <w:ins w:id="1048" w:author="Arun Rai" w:date="2026-09-24T14:51:00Z" w16du:dateUtc="2026-09-24T09:06:00Z"/>
+          <w:rFonts w:ascii="Times New Roman" w:hAnsi="Times New Roman" w:cs="Times New Roman"/>
+          <w:rPrChange w:id="1049" w:author="Arun Rai" w:date="2026-10-13T13:02:00Z" w16du:dateUtc="2026-10-13T07:17:00Z">
+            <w:rPr>
+              <w:ins w:id="1050" w:author="Arun Rai" w:date="2026-09-24T14:51:00Z" w16du:dateUtc="2026-09-24T09:06:00Z"/>
+            </w:rPr>
+          </w:rPrChange>
+        </w:rPr>
+        <w:pPrChange w:id="1051" w:author="Arun Rai" w:date="2026-10-13T13:02:00Z" w16du:dateUtc="2026-10-13T07:17:00Z">
+          <w:pPr/>
+        </w:pPrChange>
+      </w:pPr>
+    </w:p>
+    <w:p>
+      <w:pPr>
+        <w:jc w:val="both"/>
+        <w:rPr>
+          <w:ins w:id="1052" w:author="Arun Rai" w:date="2026-09-24T14:51:00Z" w16du:dateUtc="2026-09-24T09:06:00Z"/>
+          <w:rFonts w:ascii="Times New Roman" w:hAnsi="Times New Roman" w:cs="Times New Roman"/>
+          <w:rPrChange w:id="1053" w:author="Arun Rai" w:date="2026-10-13T13:02:00Z" w16du:dateUtc="2026-10-13T07:17:00Z">
+            <w:rPr>
+              <w:ins w:id="1054" w:author="Arun Rai" w:date="2026-09-24T14:51:00Z" w16du:dateUtc="2026-09-24T09:06:00Z"/>
+            </w:rPr>
+          </w:rPrChange>
+        </w:rPr>
+        <w:pPrChange w:id="1055" w:author="Arun Rai" w:date="2026-10-13T13:02:00Z" w16du:dateUtc="2026-10-13T07:17:00Z">
+          <w:pPr/>
+        </w:pPrChange>
+      </w:pPr>
+    </w:p>
+    <w:p>
+      <w:pPr>
+        <w:jc w:val="both"/>
+        <w:rPr>
+          <w:ins w:id="1056" w:author="Arun Rai" w:date="2026-09-24T14:51:00Z" w16du:dateUtc="2026-09-24T09:06:00Z"/>
+          <w:rFonts w:ascii="Times New Roman" w:hAnsi="Times New Roman" w:cs="Times New Roman"/>
+          <w:rPrChange w:id="1057" w:author="Arun Rai" w:date="2026-10-13T13:02:00Z" w16du:dateUtc="2026-10-13T07:17:00Z">
+            <w:rPr>
+              <w:ins w:id="1058" w:author="Arun Rai" w:date="2026-09-24T14:51:00Z" w16du:dateUtc="2026-09-24T09:06:00Z"/>
+            </w:rPr>
+          </w:rPrChange>
+        </w:rPr>
+        <w:pPrChange w:id="1059" w:author="Arun Rai" w:date="2026-10-13T13:02:00Z" w16du:dateUtc="2026-10-13T07:17:00Z">
+          <w:pPr/>
+        </w:pPrChange>
+      </w:pPr>
+    </w:p>
+    <w:p>
+      <w:pPr>
+        <w:jc w:val="both"/>
+        <w:rPr>
+          <w:ins w:id="1060" w:author="Arun Rai" w:date="2026-09-24T14:51:00Z" w16du:dateUtc="2026-09-24T09:06:00Z"/>
+          <w:rFonts w:ascii="Times New Roman" w:hAnsi="Times New Roman" w:cs="Times New Roman"/>
+          <w:rPrChange w:id="1061" w:author="Arun Rai" w:date="2026-10-13T13:02:00Z" w16du:dateUtc="2026-10-13T07:17:00Z">
+            <w:rPr>
+              <w:ins w:id="1062" w:author="Arun Rai" w:date="2026-09-24T14:51:00Z" w16du:dateUtc="2026-09-24T09:06:00Z"/>
+            </w:rPr>
+          </w:rPrChange>
+        </w:rPr>
+        <w:pPrChange w:id="1063" w:author="Arun Rai" w:date="2026-10-13T13:02:00Z" w16du:dateUtc="2026-10-13T07:17:00Z">
+          <w:pPr/>
+        </w:pPrChange>
+      </w:pPr>
+    </w:p>
+    <w:p>
+      <w:pPr>
+        <w:jc w:val="both"/>
+        <w:rPr>
+          <w:ins w:id="1064" w:author="Arun Rai" w:date="2026-09-24T14:51:00Z" w16du:dateUtc="2026-09-24T09:06:00Z"/>
+          <w:rFonts w:ascii="Times New Roman" w:hAnsi="Times New Roman" w:cs="Times New Roman"/>
+          <w:rPrChange w:id="1065" w:author="Arun Rai" w:date="2026-10-13T13:02:00Z" w16du:dateUtc="2026-10-13T07:17:00Z">
+            <w:rPr>
+              <w:ins w:id="1066" w:author="Arun Rai" w:date="2026-09-24T14:51:00Z" w16du:dateUtc="2026-09-24T09:06:00Z"/>
+            </w:rPr>
+          </w:rPrChange>
+        </w:rPr>
+        <w:pPrChange w:id="1067" w:author="Arun Rai" w:date="2026-10-13T13:02:00Z" w16du:dateUtc="2026-10-13T07:17:00Z">
+          <w:pPr/>
+        </w:pPrChange>
+      </w:pPr>
+    </w:p>
+    <w:p>
+      <w:pPr>
+        <w:jc w:val="both"/>
+        <w:rPr>
+          <w:ins w:id="1068" w:author="Arun Rai" w:date="2026-09-24T14:51:00Z" w16du:dateUtc="2026-09-24T09:06:00Z"/>
+          <w:rFonts w:ascii="Times New Roman" w:hAnsi="Times New Roman" w:cs="Times New Roman"/>
+        </w:rPr>
+        <w:pPrChange w:id="1069" w:author="Arun Rai" w:date="2026-10-13T13:02:00Z" w16du:dateUtc="2026-10-13T07:17:00Z">
+          <w:pPr/>
+        </w:pPrChange>
+      </w:pPr>
+    </w:p>
+    <w:p>
+      <w:pPr>
+        <w:jc w:val="both"/>
+        <w:rPr>
+          <w:ins w:id="1070" w:author="Arun Rai" w:date="2026-09-24T14:51:00Z" w16du:dateUtc="2026-09-24T09:06:00Z"/>
+          <w:rFonts w:ascii="Times New Roman" w:hAnsi="Times New Roman" w:cs="Times New Roman"/>
+        </w:rPr>
+        <w:pPrChange w:id="1071" w:author="Arun Rai" w:date="2026-10-13T13:02:00Z" w16du:dateUtc="2026-10-13T07:17:00Z">
+          <w:pPr/>
+        </w:pPrChange>
+      </w:pPr>
+    </w:p>
+    <w:p>
+      <w:pPr>
+        <w:jc w:val="both"/>
+        <w:rPr>
+          <w:ins w:id="1072" w:author="Arun Rai" w:date="2026-09-24T14:51:00Z" w16du:dateUtc="2026-09-24T09:06:00Z"/>
+          <w:rFonts w:ascii="Times New Roman" w:hAnsi="Times New Roman" w:cs="Times New Roman"/>
+        </w:rPr>
+        <w:pPrChange w:id="1073" w:author="Arun Rai" w:date="2026-10-13T13:02:00Z" w16du:dateUtc="2026-10-13T07:17:00Z">
+          <w:pPr/>
+        </w:pPrChange>
+      </w:pPr>
+    </w:p>
+    <w:p>
+      <w:pPr>
+        <w:jc w:val="both"/>
+        <w:rPr>
+          <w:ins w:id="1074" w:author="Arun Rai" w:date="2026-09-24T14:47:00Z" w16du:dateUtc="2026-09-24T09:02:00Z"/>
+          <w:rFonts w:ascii="Times New Roman" w:hAnsi="Times New Roman" w:cs="Times New Roman"/>
+          <w:rPrChange w:id="1075" w:author="Arun Rai" w:date="2026-10-13T13:02:00Z" w16du:dateUtc="2026-10-13T07:17:00Z">
+            <w:rPr>
+              <w:ins w:id="1076" w:author="Arun Rai" w:date="2026-09-24T14:47:00Z" w16du:dateUtc="2026-09-24T09:02:00Z"/>
+            </w:rPr>
+          </w:rPrChange>
+        </w:rPr>
+        <w:pPrChange w:id="1077" w:author="Arun Rai" w:date="2026-10-13T13:02:00Z" w16du:dateUtc="2026-10-13T07:17:00Z">
           <w:pPr>
             <w:pStyle w:val="ListParagraph"/>
             <w:numPr>
@@ -9140,493 +9693,15 @@
         </w:numPr>
         <w:jc w:val="both"/>
         <w:rPr>
-          <w:ins w:id="978" w:author="Arun Rai" w:date="2026-09-24T14:51:00Z" w16du:dateUtc="2026-09-24T09:06:00Z"/>
-          <w:rFonts w:ascii="Times New Roman" w:hAnsi="Times New Roman" w:cs="Times New Roman"/>
-          <w:rPrChange w:id="979" w:author="Arun Rai" w:date="2026-10-13T13:02:00Z" w16du:dateUtc="2026-10-13T07:17:00Z">
+          <w:ins w:id="1078" w:author="Arun Rai" w:date="2026-09-24T14:43:00Z" w16du:dateUtc="2026-09-24T08:58:00Z"/>
+          <w:rFonts w:ascii="Times New Roman" w:hAnsi="Times New Roman" w:cs="Times New Roman"/>
+          <w:rPrChange w:id="1079" w:author="Arun Rai" w:date="2026-10-13T13:02:00Z" w16du:dateUtc="2026-10-13T07:17:00Z">
             <w:rPr>
-              <w:ins w:id="980" w:author="Arun Rai" w:date="2026-09-24T14:51:00Z" w16du:dateUtc="2026-09-24T09:06:00Z"/>
+              <w:ins w:id="1080" w:author="Arun Rai" w:date="2026-09-24T14:43:00Z" w16du:dateUtc="2026-09-24T08:58:00Z"/>
             </w:rPr>
           </w:rPrChange>
         </w:rPr>
-        <w:pPrChange w:id="981" w:author="Arun Rai" w:date="2026-10-13T13:02:00Z" w16du:dateUtc="2026-10-13T07:17:00Z">
-          <w:pPr>
-            <w:pStyle w:val="Heading1"/>
-            <w:numPr>
-              <w:numId w:val="2"/>
-            </w:numPr>
-            <w:ind w:left="720" w:hanging="360"/>
-          </w:pPr>
-        </w:pPrChange>
-      </w:pPr>
-      <w:bookmarkStart w:id="982" w:name="_Toc242080254"/>
-      <w:ins w:id="983" w:author="Arun Rai" w:date="2026-10-05T08:08:00Z" w16du:dateUtc="2026-10-05T02:23:00Z">
-        <w:r>
-          <w:rPr>
-            <w:rFonts w:ascii="Times New Roman" w:hAnsi="Times New Roman" w:cs="Times New Roman"/>
-          </w:rPr>
-          <w:lastRenderedPageBreak/>
-          <w:t>References</w:t>
-        </w:r>
-      </w:ins>
-      <w:bookmarkEnd w:id="982"/>
-    </w:p>
-    <w:p>
-      <w:pPr>
-        <w:jc w:val="both"/>
-        <w:rPr>
-          <w:ins w:id="984" w:author="Arun Rai" w:date="2026-09-24T14:51:00Z" w16du:dateUtc="2026-09-24T09:06:00Z"/>
-          <w:rFonts w:ascii="Times New Roman" w:hAnsi="Times New Roman" w:cs="Times New Roman"/>
-          <w:rPrChange w:id="985" w:author="Arun Rai" w:date="2026-10-13T13:02:00Z" w16du:dateUtc="2026-10-13T07:17:00Z">
-            <w:rPr>
-              <w:ins w:id="986" w:author="Arun Rai" w:date="2026-09-24T14:51:00Z" w16du:dateUtc="2026-09-24T09:06:00Z"/>
-            </w:rPr>
-          </w:rPrChange>
-        </w:rPr>
-        <w:pPrChange w:id="987" w:author="Arun Rai" w:date="2026-10-13T13:02:00Z" w16du:dateUtc="2026-10-13T07:17:00Z">
-          <w:pPr/>
-        </w:pPrChange>
-      </w:pPr>
-    </w:p>
-    <w:p>
-      <w:pPr>
-        <w:jc w:val="both"/>
-        <w:rPr>
-          <w:ins w:id="988" w:author="Arun Rai" w:date="2026-09-24T14:51:00Z" w16du:dateUtc="2026-09-24T09:06:00Z"/>
-          <w:rFonts w:ascii="Times New Roman" w:hAnsi="Times New Roman" w:cs="Times New Roman"/>
-          <w:rPrChange w:id="989" w:author="Arun Rai" w:date="2026-10-13T13:02:00Z" w16du:dateUtc="2026-10-13T07:17:00Z">
-            <w:rPr>
-              <w:ins w:id="990" w:author="Arun Rai" w:date="2026-09-24T14:51:00Z" w16du:dateUtc="2026-09-24T09:06:00Z"/>
-            </w:rPr>
-          </w:rPrChange>
-        </w:rPr>
-        <w:pPrChange w:id="991" w:author="Arun Rai" w:date="2026-10-13T13:02:00Z" w16du:dateUtc="2026-10-13T07:17:00Z">
-          <w:pPr/>
-        </w:pPrChange>
-      </w:pPr>
-    </w:p>
-    <w:p>
-      <w:pPr>
-        <w:jc w:val="both"/>
-        <w:rPr>
-          <w:ins w:id="992" w:author="Arun Rai" w:date="2026-09-24T14:51:00Z" w16du:dateUtc="2026-09-24T09:06:00Z"/>
-          <w:rFonts w:ascii="Times New Roman" w:hAnsi="Times New Roman" w:cs="Times New Roman"/>
-          <w:rPrChange w:id="993" w:author="Arun Rai" w:date="2026-10-13T13:02:00Z" w16du:dateUtc="2026-10-13T07:17:00Z">
-            <w:rPr>
-              <w:ins w:id="994" w:author="Arun Rai" w:date="2026-09-24T14:51:00Z" w16du:dateUtc="2026-09-24T09:06:00Z"/>
-            </w:rPr>
-          </w:rPrChange>
-        </w:rPr>
-        <w:pPrChange w:id="995" w:author="Arun Rai" w:date="2026-10-13T13:02:00Z" w16du:dateUtc="2026-10-13T07:17:00Z">
-          <w:pPr/>
-        </w:pPrChange>
-      </w:pPr>
-    </w:p>
-    <w:p>
-      <w:pPr>
-        <w:jc w:val="both"/>
-        <w:rPr>
-          <w:ins w:id="996" w:author="Arun Rai" w:date="2026-09-24T14:51:00Z" w16du:dateUtc="2026-09-24T09:06:00Z"/>
-          <w:rFonts w:ascii="Times New Roman" w:hAnsi="Times New Roman" w:cs="Times New Roman"/>
-          <w:rPrChange w:id="997" w:author="Arun Rai" w:date="2026-10-13T13:02:00Z" w16du:dateUtc="2026-10-13T07:17:00Z">
-            <w:rPr>
-              <w:ins w:id="998" w:author="Arun Rai" w:date="2026-09-24T14:51:00Z" w16du:dateUtc="2026-09-24T09:06:00Z"/>
-            </w:rPr>
-          </w:rPrChange>
-        </w:rPr>
-        <w:pPrChange w:id="999" w:author="Arun Rai" w:date="2026-10-13T13:02:00Z" w16du:dateUtc="2026-10-13T07:17:00Z">
-          <w:pPr/>
-        </w:pPrChange>
-      </w:pPr>
-    </w:p>
-    <w:p>
-      <w:pPr>
-        <w:jc w:val="both"/>
-        <w:rPr>
-          <w:ins w:id="1000" w:author="Arun Rai" w:date="2026-09-24T14:51:00Z" w16du:dateUtc="2026-09-24T09:06:00Z"/>
-          <w:rFonts w:ascii="Times New Roman" w:hAnsi="Times New Roman" w:cs="Times New Roman"/>
-          <w:rPrChange w:id="1001" w:author="Arun Rai" w:date="2026-10-13T13:02:00Z" w16du:dateUtc="2026-10-13T07:17:00Z">
-            <w:rPr>
-              <w:ins w:id="1002" w:author="Arun Rai" w:date="2026-09-24T14:51:00Z" w16du:dateUtc="2026-09-24T09:06:00Z"/>
-            </w:rPr>
-          </w:rPrChange>
-        </w:rPr>
-        <w:pPrChange w:id="1003" w:author="Arun Rai" w:date="2026-10-13T13:02:00Z" w16du:dateUtc="2026-10-13T07:17:00Z">
-          <w:pPr/>
-        </w:pPrChange>
-      </w:pPr>
-    </w:p>
-    <w:p>
-      <w:pPr>
-        <w:jc w:val="both"/>
-        <w:rPr>
-          <w:ins w:id="1004" w:author="Arun Rai" w:date="2026-09-24T14:51:00Z" w16du:dateUtc="2026-09-24T09:06:00Z"/>
-          <w:rFonts w:ascii="Times New Roman" w:hAnsi="Times New Roman" w:cs="Times New Roman"/>
-          <w:rPrChange w:id="1005" w:author="Arun Rai" w:date="2026-10-13T13:02:00Z" w16du:dateUtc="2026-10-13T07:17:00Z">
-            <w:rPr>
-              <w:ins w:id="1006" w:author="Arun Rai" w:date="2026-09-24T14:51:00Z" w16du:dateUtc="2026-09-24T09:06:00Z"/>
-            </w:rPr>
-          </w:rPrChange>
-        </w:rPr>
-        <w:pPrChange w:id="1007" w:author="Arun Rai" w:date="2026-10-13T13:02:00Z" w16du:dateUtc="2026-10-13T07:17:00Z">
-          <w:pPr/>
-        </w:pPrChange>
-      </w:pPr>
-    </w:p>
-    <w:p>
-      <w:pPr>
-        <w:jc w:val="both"/>
-        <w:rPr>
-          <w:ins w:id="1008" w:author="Arun Rai" w:date="2026-09-24T14:51:00Z" w16du:dateUtc="2026-09-24T09:06:00Z"/>
-          <w:rFonts w:ascii="Times New Roman" w:hAnsi="Times New Roman" w:cs="Times New Roman"/>
-          <w:rPrChange w:id="1009" w:author="Arun Rai" w:date="2026-10-13T13:02:00Z" w16du:dateUtc="2026-10-13T07:17:00Z">
-            <w:rPr>
-              <w:ins w:id="1010" w:author="Arun Rai" w:date="2026-09-24T14:51:00Z" w16du:dateUtc="2026-09-24T09:06:00Z"/>
-            </w:rPr>
-          </w:rPrChange>
-        </w:rPr>
-        <w:pPrChange w:id="1011" w:author="Arun Rai" w:date="2026-10-13T13:02:00Z" w16du:dateUtc="2026-10-13T07:17:00Z">
-          <w:pPr/>
-        </w:pPrChange>
-      </w:pPr>
-    </w:p>
-    <w:p>
-      <w:pPr>
-        <w:jc w:val="both"/>
-        <w:rPr>
-          <w:ins w:id="1012" w:author="Arun Rai" w:date="2026-09-24T14:51:00Z" w16du:dateUtc="2026-09-24T09:06:00Z"/>
-          <w:rFonts w:ascii="Times New Roman" w:hAnsi="Times New Roman" w:cs="Times New Roman"/>
-          <w:rPrChange w:id="1013" w:author="Arun Rai" w:date="2026-10-13T13:02:00Z" w16du:dateUtc="2026-10-13T07:17:00Z">
-            <w:rPr>
-              <w:ins w:id="1014" w:author="Arun Rai" w:date="2026-09-24T14:51:00Z" w16du:dateUtc="2026-09-24T09:06:00Z"/>
-            </w:rPr>
-          </w:rPrChange>
-        </w:rPr>
-        <w:pPrChange w:id="1015" w:author="Arun Rai" w:date="2026-10-13T13:02:00Z" w16du:dateUtc="2026-10-13T07:17:00Z">
-          <w:pPr/>
-        </w:pPrChange>
-      </w:pPr>
-    </w:p>
-    <w:p>
-      <w:pPr>
-        <w:jc w:val="both"/>
-        <w:rPr>
-          <w:ins w:id="1016" w:author="Arun Rai" w:date="2026-09-24T14:51:00Z" w16du:dateUtc="2026-09-24T09:06:00Z"/>
-          <w:rFonts w:ascii="Times New Roman" w:hAnsi="Times New Roman" w:cs="Times New Roman"/>
-          <w:rPrChange w:id="1017" w:author="Arun Rai" w:date="2026-10-13T13:02:00Z" w16du:dateUtc="2026-10-13T07:17:00Z">
-            <w:rPr>
-              <w:ins w:id="1018" w:author="Arun Rai" w:date="2026-09-24T14:51:00Z" w16du:dateUtc="2026-09-24T09:06:00Z"/>
-            </w:rPr>
-          </w:rPrChange>
-        </w:rPr>
-        <w:pPrChange w:id="1019" w:author="Arun Rai" w:date="2026-10-13T13:02:00Z" w16du:dateUtc="2026-10-13T07:17:00Z">
-          <w:pPr/>
-        </w:pPrChange>
-      </w:pPr>
-    </w:p>
-    <w:p>
-      <w:pPr>
-        <w:jc w:val="both"/>
-        <w:rPr>
-          <w:ins w:id="1020" w:author="Arun Rai" w:date="2026-09-24T14:51:00Z" w16du:dateUtc="2026-09-24T09:06:00Z"/>
-          <w:rFonts w:ascii="Times New Roman" w:hAnsi="Times New Roman" w:cs="Times New Roman"/>
-          <w:rPrChange w:id="1021" w:author="Arun Rai" w:date="2026-10-13T13:02:00Z" w16du:dateUtc="2026-10-13T07:17:00Z">
-            <w:rPr>
-              <w:ins w:id="1022" w:author="Arun Rai" w:date="2026-09-24T14:51:00Z" w16du:dateUtc="2026-09-24T09:06:00Z"/>
-            </w:rPr>
-          </w:rPrChange>
-        </w:rPr>
-        <w:pPrChange w:id="1023" w:author="Arun Rai" w:date="2026-10-13T13:02:00Z" w16du:dateUtc="2026-10-13T07:17:00Z">
-          <w:pPr/>
-        </w:pPrChange>
-      </w:pPr>
-    </w:p>
-    <w:p>
-      <w:pPr>
-        <w:jc w:val="both"/>
-        <w:rPr>
-          <w:ins w:id="1024" w:author="Arun Rai" w:date="2026-09-24T14:51:00Z" w16du:dateUtc="2026-09-24T09:06:00Z"/>
-          <w:rFonts w:ascii="Times New Roman" w:hAnsi="Times New Roman" w:cs="Times New Roman"/>
-          <w:rPrChange w:id="1025" w:author="Arun Rai" w:date="2026-10-13T13:02:00Z" w16du:dateUtc="2026-10-13T07:17:00Z">
-            <w:rPr>
-              <w:ins w:id="1026" w:author="Arun Rai" w:date="2026-09-24T14:51:00Z" w16du:dateUtc="2026-09-24T09:06:00Z"/>
-            </w:rPr>
-          </w:rPrChange>
-        </w:rPr>
-        <w:pPrChange w:id="1027" w:author="Arun Rai" w:date="2026-10-13T13:02:00Z" w16du:dateUtc="2026-10-13T07:17:00Z">
-          <w:pPr/>
-        </w:pPrChange>
-      </w:pPr>
-    </w:p>
-    <w:p>
-      <w:pPr>
-        <w:jc w:val="both"/>
-        <w:rPr>
-          <w:ins w:id="1028" w:author="Arun Rai" w:date="2026-09-24T14:51:00Z" w16du:dateUtc="2026-09-24T09:06:00Z"/>
-          <w:rFonts w:ascii="Times New Roman" w:hAnsi="Times New Roman" w:cs="Times New Roman"/>
-          <w:rPrChange w:id="1029" w:author="Arun Rai" w:date="2026-10-13T13:02:00Z" w16du:dateUtc="2026-10-13T07:17:00Z">
-            <w:rPr>
-              <w:ins w:id="1030" w:author="Arun Rai" w:date="2026-09-24T14:51:00Z" w16du:dateUtc="2026-09-24T09:06:00Z"/>
-            </w:rPr>
-          </w:rPrChange>
-        </w:rPr>
-        <w:pPrChange w:id="1031" w:author="Arun Rai" w:date="2026-10-13T13:02:00Z" w16du:dateUtc="2026-10-13T07:17:00Z">
-          <w:pPr/>
-        </w:pPrChange>
-      </w:pPr>
-    </w:p>
-    <w:p>
-      <w:pPr>
-        <w:jc w:val="both"/>
-        <w:rPr>
-          <w:ins w:id="1032" w:author="Arun Rai" w:date="2026-09-24T14:51:00Z" w16du:dateUtc="2026-09-24T09:06:00Z"/>
-          <w:rFonts w:ascii="Times New Roman" w:hAnsi="Times New Roman" w:cs="Times New Roman"/>
-          <w:rPrChange w:id="1033" w:author="Arun Rai" w:date="2026-10-13T13:02:00Z" w16du:dateUtc="2026-10-13T07:17:00Z">
-            <w:rPr>
-              <w:ins w:id="1034" w:author="Arun Rai" w:date="2026-09-24T14:51:00Z" w16du:dateUtc="2026-09-24T09:06:00Z"/>
-            </w:rPr>
-          </w:rPrChange>
-        </w:rPr>
-        <w:pPrChange w:id="1035" w:author="Arun Rai" w:date="2026-10-13T13:02:00Z" w16du:dateUtc="2026-10-13T07:17:00Z">
-          <w:pPr/>
-        </w:pPrChange>
-      </w:pPr>
-    </w:p>
-    <w:p>
-      <w:pPr>
-        <w:jc w:val="both"/>
-        <w:rPr>
-          <w:ins w:id="1036" w:author="Arun Rai" w:date="2026-09-24T14:51:00Z" w16du:dateUtc="2026-09-24T09:06:00Z"/>
-          <w:rFonts w:ascii="Times New Roman" w:hAnsi="Times New Roman" w:cs="Times New Roman"/>
-          <w:rPrChange w:id="1037" w:author="Arun Rai" w:date="2026-10-13T13:02:00Z" w16du:dateUtc="2026-10-13T07:17:00Z">
-            <w:rPr>
-              <w:ins w:id="1038" w:author="Arun Rai" w:date="2026-09-24T14:51:00Z" w16du:dateUtc="2026-09-24T09:06:00Z"/>
-            </w:rPr>
-          </w:rPrChange>
-        </w:rPr>
-        <w:pPrChange w:id="1039" w:author="Arun Rai" w:date="2026-10-13T13:02:00Z" w16du:dateUtc="2026-10-13T07:17:00Z">
-          <w:pPr/>
-        </w:pPrChange>
-      </w:pPr>
-    </w:p>
-    <w:p>
-      <w:pPr>
-        <w:jc w:val="both"/>
-        <w:rPr>
-          <w:ins w:id="1040" w:author="Arun Rai" w:date="2026-09-24T14:51:00Z" w16du:dateUtc="2026-09-24T09:06:00Z"/>
-          <w:rFonts w:ascii="Times New Roman" w:hAnsi="Times New Roman" w:cs="Times New Roman"/>
-          <w:rPrChange w:id="1041" w:author="Arun Rai" w:date="2026-10-13T13:02:00Z" w16du:dateUtc="2026-10-13T07:17:00Z">
-            <w:rPr>
-              <w:ins w:id="1042" w:author="Arun Rai" w:date="2026-09-24T14:51:00Z" w16du:dateUtc="2026-09-24T09:06:00Z"/>
-            </w:rPr>
-          </w:rPrChange>
-        </w:rPr>
-        <w:pPrChange w:id="1043" w:author="Arun Rai" w:date="2026-10-13T13:02:00Z" w16du:dateUtc="2026-10-13T07:17:00Z">
-          <w:pPr/>
-        </w:pPrChange>
-      </w:pPr>
-    </w:p>
-    <w:p>
-      <w:pPr>
-        <w:jc w:val="both"/>
-        <w:rPr>
-          <w:ins w:id="1044" w:author="Arun Rai" w:date="2026-09-24T14:51:00Z" w16du:dateUtc="2026-09-24T09:06:00Z"/>
-          <w:rFonts w:ascii="Times New Roman" w:hAnsi="Times New Roman" w:cs="Times New Roman"/>
-          <w:rPrChange w:id="1045" w:author="Arun Rai" w:date="2026-10-13T13:02:00Z" w16du:dateUtc="2026-10-13T07:17:00Z">
-            <w:rPr>
-              <w:ins w:id="1046" w:author="Arun Rai" w:date="2026-09-24T14:51:00Z" w16du:dateUtc="2026-09-24T09:06:00Z"/>
-            </w:rPr>
-          </w:rPrChange>
-        </w:rPr>
-        <w:pPrChange w:id="1047" w:author="Arun Rai" w:date="2026-10-13T13:02:00Z" w16du:dateUtc="2026-10-13T07:17:00Z">
-          <w:pPr/>
-        </w:pPrChange>
-      </w:pPr>
-    </w:p>
-    <w:p>
-      <w:pPr>
-        <w:jc w:val="both"/>
-        <w:rPr>
-          <w:ins w:id="1048" w:author="Arun Rai" w:date="2026-09-24T14:51:00Z" w16du:dateUtc="2026-09-24T09:06:00Z"/>
-          <w:rFonts w:ascii="Times New Roman" w:hAnsi="Times New Roman" w:cs="Times New Roman"/>
-          <w:rPrChange w:id="1049" w:author="Arun Rai" w:date="2026-10-13T13:02:00Z" w16du:dateUtc="2026-10-13T07:17:00Z">
-            <w:rPr>
-              <w:ins w:id="1050" w:author="Arun Rai" w:date="2026-09-24T14:51:00Z" w16du:dateUtc="2026-09-24T09:06:00Z"/>
-            </w:rPr>
-          </w:rPrChange>
-        </w:rPr>
-        <w:pPrChange w:id="1051" w:author="Arun Rai" w:date="2026-10-13T13:02:00Z" w16du:dateUtc="2026-10-13T07:17:00Z">
-          <w:pPr/>
-        </w:pPrChange>
-      </w:pPr>
-    </w:p>
-    <w:p>
-      <w:pPr>
-        <w:jc w:val="both"/>
-        <w:rPr>
-          <w:ins w:id="1052" w:author="Arun Rai" w:date="2026-09-24T14:51:00Z" w16du:dateUtc="2026-09-24T09:06:00Z"/>
-          <w:rFonts w:ascii="Times New Roman" w:hAnsi="Times New Roman" w:cs="Times New Roman"/>
-          <w:rPrChange w:id="1053" w:author="Arun Rai" w:date="2026-10-13T13:02:00Z" w16du:dateUtc="2026-10-13T07:17:00Z">
-            <w:rPr>
-              <w:ins w:id="1054" w:author="Arun Rai" w:date="2026-09-24T14:51:00Z" w16du:dateUtc="2026-09-24T09:06:00Z"/>
-            </w:rPr>
-          </w:rPrChange>
-        </w:rPr>
-        <w:pPrChange w:id="1055" w:author="Arun Rai" w:date="2026-10-13T13:02:00Z" w16du:dateUtc="2026-10-13T07:17:00Z">
-          <w:pPr/>
-        </w:pPrChange>
-      </w:pPr>
-    </w:p>
-    <w:p>
-      <w:pPr>
-        <w:jc w:val="both"/>
-        <w:rPr>
-          <w:ins w:id="1056" w:author="Arun Rai" w:date="2026-09-24T14:51:00Z" w16du:dateUtc="2026-09-24T09:06:00Z"/>
-          <w:rFonts w:ascii="Times New Roman" w:hAnsi="Times New Roman" w:cs="Times New Roman"/>
-          <w:rPrChange w:id="1057" w:author="Arun Rai" w:date="2026-10-13T13:02:00Z" w16du:dateUtc="2026-10-13T07:17:00Z">
-            <w:rPr>
-              <w:ins w:id="1058" w:author="Arun Rai" w:date="2026-09-24T14:51:00Z" w16du:dateUtc="2026-09-24T09:06:00Z"/>
-            </w:rPr>
-          </w:rPrChange>
-        </w:rPr>
-        <w:pPrChange w:id="1059" w:author="Arun Rai" w:date="2026-10-13T13:02:00Z" w16du:dateUtc="2026-10-13T07:17:00Z">
-          <w:pPr/>
-        </w:pPrChange>
-      </w:pPr>
-    </w:p>
-    <w:p>
-      <w:pPr>
-        <w:jc w:val="both"/>
-        <w:rPr>
-          <w:ins w:id="1060" w:author="Arun Rai" w:date="2026-09-24T14:51:00Z" w16du:dateUtc="2026-09-24T09:06:00Z"/>
-          <w:rFonts w:ascii="Times New Roman" w:hAnsi="Times New Roman" w:cs="Times New Roman"/>
-          <w:rPrChange w:id="1061" w:author="Arun Rai" w:date="2026-10-13T13:02:00Z" w16du:dateUtc="2026-10-13T07:17:00Z">
-            <w:rPr>
-              <w:ins w:id="1062" w:author="Arun Rai" w:date="2026-09-24T14:51:00Z" w16du:dateUtc="2026-09-24T09:06:00Z"/>
-            </w:rPr>
-          </w:rPrChange>
-        </w:rPr>
-        <w:pPrChange w:id="1063" w:author="Arun Rai" w:date="2026-10-13T13:02:00Z" w16du:dateUtc="2026-10-13T07:17:00Z">
-          <w:pPr/>
-        </w:pPrChange>
-      </w:pPr>
-    </w:p>
-    <w:p>
-      <w:pPr>
-        <w:jc w:val="both"/>
-        <w:rPr>
-          <w:ins w:id="1064" w:author="Arun Rai" w:date="2026-09-24T14:51:00Z" w16du:dateUtc="2026-09-24T09:06:00Z"/>
-          <w:rFonts w:ascii="Times New Roman" w:hAnsi="Times New Roman" w:cs="Times New Roman"/>
-          <w:rPrChange w:id="1065" w:author="Arun Rai" w:date="2026-10-13T13:02:00Z" w16du:dateUtc="2026-10-13T07:17:00Z">
-            <w:rPr>
-              <w:ins w:id="1066" w:author="Arun Rai" w:date="2026-09-24T14:51:00Z" w16du:dateUtc="2026-09-24T09:06:00Z"/>
-            </w:rPr>
-          </w:rPrChange>
-        </w:rPr>
-        <w:pPrChange w:id="1067" w:author="Arun Rai" w:date="2026-10-13T13:02:00Z" w16du:dateUtc="2026-10-13T07:17:00Z">
-          <w:pPr/>
-        </w:pPrChange>
-      </w:pPr>
-    </w:p>
-    <w:p>
-      <w:pPr>
-        <w:jc w:val="both"/>
-        <w:rPr>
-          <w:ins w:id="1068" w:author="Arun Rai" w:date="2026-09-24T14:51:00Z" w16du:dateUtc="2026-09-24T09:06:00Z"/>
-          <w:rFonts w:ascii="Times New Roman" w:hAnsi="Times New Roman" w:cs="Times New Roman"/>
-          <w:rPrChange w:id="1069" w:author="Arun Rai" w:date="2026-10-13T13:02:00Z" w16du:dateUtc="2026-10-13T07:17:00Z">
-            <w:rPr>
-              <w:ins w:id="1070" w:author="Arun Rai" w:date="2026-09-24T14:51:00Z" w16du:dateUtc="2026-09-24T09:06:00Z"/>
-            </w:rPr>
-          </w:rPrChange>
-        </w:rPr>
-        <w:pPrChange w:id="1071" w:author="Arun Rai" w:date="2026-10-13T13:02:00Z" w16du:dateUtc="2026-10-13T07:17:00Z">
-          <w:pPr/>
-        </w:pPrChange>
-      </w:pPr>
-    </w:p>
-    <w:p>
-      <w:pPr>
-        <w:jc w:val="both"/>
-        <w:rPr>
-          <w:ins w:id="1072" w:author="Arun Rai" w:date="2026-09-24T14:51:00Z" w16du:dateUtc="2026-09-24T09:06:00Z"/>
-          <w:rFonts w:ascii="Times New Roman" w:hAnsi="Times New Roman" w:cs="Times New Roman"/>
-          <w:rPrChange w:id="1073" w:author="Arun Rai" w:date="2026-10-13T13:02:00Z" w16du:dateUtc="2026-10-13T07:17:00Z">
-            <w:rPr>
-              <w:ins w:id="1074" w:author="Arun Rai" w:date="2026-09-24T14:51:00Z" w16du:dateUtc="2026-09-24T09:06:00Z"/>
-            </w:rPr>
-          </w:rPrChange>
-        </w:rPr>
-        <w:pPrChange w:id="1075" w:author="Arun Rai" w:date="2026-10-13T13:02:00Z" w16du:dateUtc="2026-10-13T07:17:00Z">
-          <w:pPr/>
-        </w:pPrChange>
-      </w:pPr>
-    </w:p>
-    <w:p>
-      <w:pPr>
-        <w:jc w:val="both"/>
-        <w:rPr>
-          <w:ins w:id="1076" w:author="Arun Rai" w:date="2026-09-24T14:51:00Z" w16du:dateUtc="2026-09-24T09:06:00Z"/>
-          <w:rFonts w:ascii="Times New Roman" w:hAnsi="Times New Roman" w:cs="Times New Roman"/>
-          <w:rPrChange w:id="1077" w:author="Arun Rai" w:date="2026-10-13T13:02:00Z" w16du:dateUtc="2026-10-13T07:17:00Z">
-            <w:rPr>
-              <w:ins w:id="1078" w:author="Arun Rai" w:date="2026-09-24T14:51:00Z" w16du:dateUtc="2026-09-24T09:06:00Z"/>
-            </w:rPr>
-          </w:rPrChange>
-        </w:rPr>
-        <w:pPrChange w:id="1079" w:author="Arun Rai" w:date="2026-10-13T13:02:00Z" w16du:dateUtc="2026-10-13T07:17:00Z">
-          <w:pPr/>
-        </w:pPrChange>
-      </w:pPr>
-    </w:p>
-    <w:p>
-      <w:pPr>
-        <w:jc w:val="both"/>
-        <w:rPr>
-          <w:ins w:id="1080" w:author="Arun Rai" w:date="2026-09-24T14:51:00Z" w16du:dateUtc="2026-09-24T09:06:00Z"/>
-          <w:rFonts w:ascii="Times New Roman" w:hAnsi="Times New Roman" w:cs="Times New Roman"/>
-        </w:rPr>
         <w:pPrChange w:id="1081" w:author="Arun Rai" w:date="2026-10-13T13:02:00Z" w16du:dateUtc="2026-10-13T07:17:00Z">
-          <w:pPr/>
-        </w:pPrChange>
-      </w:pPr>
-    </w:p>
-    <w:p>
-      <w:pPr>
-        <w:jc w:val="both"/>
-        <w:rPr>
-          <w:ins w:id="1082" w:author="Arun Rai" w:date="2026-09-24T14:51:00Z" w16du:dateUtc="2026-09-24T09:06:00Z"/>
-          <w:rFonts w:ascii="Times New Roman" w:hAnsi="Times New Roman" w:cs="Times New Roman"/>
-        </w:rPr>
-        <w:pPrChange w:id="1083" w:author="Arun Rai" w:date="2026-10-13T13:02:00Z" w16du:dateUtc="2026-10-13T07:17:00Z">
-          <w:pPr/>
-        </w:pPrChange>
-      </w:pPr>
-    </w:p>
-    <w:p>
-      <w:pPr>
-        <w:jc w:val="both"/>
-        <w:rPr>
-          <w:ins w:id="1084" w:author="Arun Rai" w:date="2026-09-24T14:51:00Z" w16du:dateUtc="2026-09-24T09:06:00Z"/>
-          <w:rFonts w:ascii="Times New Roman" w:hAnsi="Times New Roman" w:cs="Times New Roman"/>
-        </w:rPr>
-        <w:pPrChange w:id="1085" w:author="Arun Rai" w:date="2026-10-13T13:02:00Z" w16du:dateUtc="2026-10-13T07:17:00Z">
-          <w:pPr/>
-        </w:pPrChange>
-      </w:pPr>
-    </w:p>
-    <w:p>
-      <w:pPr>
-        <w:jc w:val="both"/>
-        <w:rPr>
-          <w:ins w:id="1086" w:author="Arun Rai" w:date="2026-09-24T14:47:00Z" w16du:dateUtc="2026-09-24T09:02:00Z"/>
-          <w:rFonts w:ascii="Times New Roman" w:hAnsi="Times New Roman" w:cs="Times New Roman"/>
-          <w:rPrChange w:id="1087" w:author="Arun Rai" w:date="2026-10-13T13:02:00Z" w16du:dateUtc="2026-10-13T07:17:00Z">
-            <w:rPr>
-              <w:ins w:id="1088" w:author="Arun Rai" w:date="2026-09-24T14:47:00Z" w16du:dateUtc="2026-09-24T09:02:00Z"/>
-            </w:rPr>
-          </w:rPrChange>
-        </w:rPr>
-        <w:pPrChange w:id="1089" w:author="Arun Rai" w:date="2026-10-13T13:02:00Z" w16du:dateUtc="2026-10-13T07:17:00Z">
           <w:pPr>
             <w:pStyle w:val="ListParagraph"/>
             <w:numPr>
@@ -9637,6 +9712,281 @@
           </w:pPr>
         </w:pPrChange>
       </w:pPr>
+      <w:bookmarkStart w:id="1082" w:name="_Toc242080255"/>
+      <w:ins w:id="1083" w:author="Arun Rai" w:date="2026-10-05T08:09:00Z" w16du:dateUtc="2026-10-05T02:24:00Z">
+        <w:r>
+          <w:rPr>
+            <w:rFonts w:ascii="Times New Roman" w:hAnsi="Times New Roman" w:cs="Times New Roman"/>
+          </w:rPr>
+          <w:t>Appen</w:t>
+        </w:r>
+      </w:ins>
+      <w:ins w:id="1084" w:author="Arun Rai" w:date="2026-10-05T08:10:00Z" w16du:dateUtc="2026-10-05T02:25:00Z">
+        <w:r>
+          <w:rPr>
+            <w:rFonts w:ascii="Times New Roman" w:hAnsi="Times New Roman" w:cs="Times New Roman"/>
+          </w:rPr>
+          <w:t>dic</w:t>
+        </w:r>
+        <w:r>
+          <w:rPr>
+            <w:rFonts w:ascii="Times New Roman" w:hAnsi="Times New Roman" w:cs="Times New Roman"/>
+          </w:rPr>
+          <w:t>e</w:t>
+        </w:r>
+        <w:r>
+          <w:rPr>
+            <w:rFonts w:ascii="Times New Roman" w:hAnsi="Times New Roman" w:cs="Times New Roman"/>
+          </w:rPr>
+          <w:t>s</w:t>
+        </w:r>
+      </w:ins>
+      <w:bookmarkEnd w:id="1082"/>
+    </w:p>
+    <w:p>
+      <w:pPr>
+        <w:pStyle w:val="ListParagraph"/>
+        <w:jc w:val="both"/>
+        <w:rPr>
+          <w:ins w:id="1085" w:author="Arun Rai" w:date="2026-09-24T08:31:00Z" w16du:dateUtc="2026-09-24T02:46:00Z"/>
+          <w:rFonts w:ascii="Times New Roman" w:hAnsi="Times New Roman" w:cs="Times New Roman"/>
+          <w:rPrChange w:id="1086" w:author="Arun Rai" w:date="2026-10-13T13:02:00Z" w16du:dateUtc="2026-10-13T07:17:00Z">
+            <w:rPr>
+              <w:ins w:id="1087" w:author="Arun Rai" w:date="2026-09-24T08:31:00Z" w16du:dateUtc="2026-09-24T02:46:00Z"/>
+            </w:rPr>
+          </w:rPrChange>
+        </w:rPr>
+        <w:pPrChange w:id="1088" w:author="Arun Rai" w:date="2026-10-13T13:02:00Z" w16du:dateUtc="2026-10-13T07:17:00Z">
+          <w:pPr>
+            <w:jc w:val="both"/>
+          </w:pPr>
+        </w:pPrChange>
+      </w:pPr>
+    </w:p>
+    <w:p>
+      <w:pPr>
+        <w:jc w:val="both"/>
+        <w:rPr>
+          <w:ins w:id="1089" w:author="Arun Rai" w:date="2026-09-24T08:31:00Z" w16du:dateUtc="2026-09-24T02:46:00Z"/>
+          <w:rFonts w:ascii="Times New Roman" w:hAnsi="Times New Roman" w:cs="Times New Roman"/>
+        </w:rPr>
+      </w:pPr>
+    </w:p>
+    <w:p>
+      <w:pPr>
+        <w:jc w:val="both"/>
+        <w:rPr>
+          <w:ins w:id="1090" w:author="Arun Rai" w:date="2026-09-24T08:31:00Z" w16du:dateUtc="2026-09-24T02:46:00Z"/>
+          <w:rFonts w:ascii="Times New Roman" w:hAnsi="Times New Roman" w:cs="Times New Roman"/>
+        </w:rPr>
+      </w:pPr>
+    </w:p>
+    <w:p>
+      <w:pPr>
+        <w:jc w:val="both"/>
+        <w:rPr>
+          <w:ins w:id="1091" w:author="Arun Rai" w:date="2026-09-24T08:31:00Z" w16du:dateUtc="2026-09-24T02:46:00Z"/>
+          <w:rFonts w:ascii="Times New Roman" w:hAnsi="Times New Roman" w:cs="Times New Roman"/>
+        </w:rPr>
+      </w:pPr>
+    </w:p>
+    <w:p>
+      <w:pPr>
+        <w:jc w:val="both"/>
+        <w:rPr>
+          <w:ins w:id="1092" w:author="Arun Rai" w:date="2026-09-24T08:31:00Z" w16du:dateUtc="2026-09-24T02:46:00Z"/>
+          <w:rFonts w:ascii="Times New Roman" w:hAnsi="Times New Roman" w:cs="Times New Roman"/>
+        </w:rPr>
+      </w:pPr>
+    </w:p>
+    <w:p>
+      <w:pPr>
+        <w:jc w:val="both"/>
+        <w:rPr>
+          <w:ins w:id="1093" w:author="Arun Rai" w:date="2026-09-24T08:31:00Z" w16du:dateUtc="2026-09-24T02:46:00Z"/>
+          <w:rFonts w:ascii="Times New Roman" w:hAnsi="Times New Roman" w:cs="Times New Roman"/>
+        </w:rPr>
+      </w:pPr>
+    </w:p>
+    <w:p>
+      <w:pPr>
+        <w:jc w:val="both"/>
+        <w:rPr>
+          <w:ins w:id="1094" w:author="Arun Rai" w:date="2026-09-24T08:31:00Z" w16du:dateUtc="2026-09-24T02:46:00Z"/>
+          <w:rFonts w:ascii="Times New Roman" w:hAnsi="Times New Roman" w:cs="Times New Roman"/>
+        </w:rPr>
+      </w:pPr>
+    </w:p>
+    <w:p>
+      <w:pPr>
+        <w:jc w:val="both"/>
+        <w:rPr>
+          <w:ins w:id="1095" w:author="Arun Rai" w:date="2026-09-24T08:31:00Z" w16du:dateUtc="2026-09-24T02:46:00Z"/>
+          <w:rFonts w:ascii="Times New Roman" w:hAnsi="Times New Roman" w:cs="Times New Roman"/>
+        </w:rPr>
+      </w:pPr>
+    </w:p>
+    <w:p>
+      <w:pPr>
+        <w:jc w:val="both"/>
+        <w:rPr>
+          <w:ins w:id="1096" w:author="Arun Rai" w:date="2026-09-24T08:31:00Z" w16du:dateUtc="2026-09-24T02:46:00Z"/>
+          <w:rFonts w:ascii="Times New Roman" w:hAnsi="Times New Roman" w:cs="Times New Roman"/>
+        </w:rPr>
+      </w:pPr>
+    </w:p>
+    <w:p>
+      <w:pPr>
+        <w:jc w:val="both"/>
+        <w:rPr>
+          <w:ins w:id="1097" w:author="Arun Rai" w:date="2026-09-24T08:31:00Z" w16du:dateUtc="2026-09-24T02:46:00Z"/>
+          <w:rFonts w:ascii="Times New Roman" w:hAnsi="Times New Roman" w:cs="Times New Roman"/>
+        </w:rPr>
+      </w:pPr>
+    </w:p>
+    <w:p>
+      <w:pPr>
+        <w:jc w:val="both"/>
+        <w:rPr>
+          <w:ins w:id="1098" w:author="Arun Rai" w:date="2026-09-24T08:31:00Z" w16du:dateUtc="2026-09-24T02:46:00Z"/>
+          <w:rFonts w:ascii="Times New Roman" w:hAnsi="Times New Roman" w:cs="Times New Roman"/>
+        </w:rPr>
+      </w:pPr>
+    </w:p>
+    <w:p>
+      <w:pPr>
+        <w:jc w:val="both"/>
+        <w:rPr>
+          <w:ins w:id="1099" w:author="Arun Rai" w:date="2026-09-24T08:31:00Z" w16du:dateUtc="2026-09-24T02:46:00Z"/>
+          <w:rFonts w:ascii="Times New Roman" w:hAnsi="Times New Roman" w:cs="Times New Roman"/>
+        </w:rPr>
+      </w:pPr>
+    </w:p>
+    <w:p>
+      <w:pPr>
+        <w:jc w:val="both"/>
+        <w:rPr>
+          <w:ins w:id="1100" w:author="Arun Rai" w:date="2026-09-24T08:31:00Z" w16du:dateUtc="2026-09-24T02:46:00Z"/>
+          <w:rFonts w:ascii="Times New Roman" w:hAnsi="Times New Roman" w:cs="Times New Roman"/>
+        </w:rPr>
+      </w:pPr>
+    </w:p>
+    <w:p>
+      <w:pPr>
+        <w:jc w:val="both"/>
+        <w:rPr>
+          <w:ins w:id="1101" w:author="Arun Rai" w:date="2026-09-24T08:31:00Z" w16du:dateUtc="2026-09-24T02:46:00Z"/>
+          <w:rFonts w:ascii="Times New Roman" w:hAnsi="Times New Roman" w:cs="Times New Roman"/>
+        </w:rPr>
+      </w:pPr>
+    </w:p>
+    <w:p>
+      <w:pPr>
+        <w:jc w:val="both"/>
+        <w:rPr>
+          <w:ins w:id="1102" w:author="Arun Rai" w:date="2026-09-24T08:31:00Z" w16du:dateUtc="2026-09-24T02:46:00Z"/>
+          <w:rFonts w:ascii="Times New Roman" w:hAnsi="Times New Roman" w:cs="Times New Roman"/>
+        </w:rPr>
+      </w:pPr>
+    </w:p>
+    <w:p>
+      <w:pPr>
+        <w:jc w:val="both"/>
+        <w:rPr>
+          <w:ins w:id="1103" w:author="Arun Rai" w:date="2026-09-24T08:31:00Z" w16du:dateUtc="2026-09-24T02:46:00Z"/>
+          <w:rFonts w:ascii="Times New Roman" w:hAnsi="Times New Roman" w:cs="Times New Roman"/>
+        </w:rPr>
+      </w:pPr>
+    </w:p>
+    <w:p>
+      <w:pPr>
+        <w:jc w:val="both"/>
+        <w:rPr>
+          <w:ins w:id="1104" w:author="Arun Rai" w:date="2026-09-24T08:31:00Z" w16du:dateUtc="2026-09-24T02:46:00Z"/>
+          <w:rFonts w:ascii="Times New Roman" w:hAnsi="Times New Roman" w:cs="Times New Roman"/>
+        </w:rPr>
+      </w:pPr>
+    </w:p>
+    <w:p>
+      <w:pPr>
+        <w:jc w:val="both"/>
+        <w:rPr>
+          <w:ins w:id="1105" w:author="Arun Rai" w:date="2026-09-24T08:31:00Z" w16du:dateUtc="2026-09-24T02:46:00Z"/>
+          <w:rFonts w:ascii="Times New Roman" w:hAnsi="Times New Roman" w:cs="Times New Roman"/>
+        </w:rPr>
+      </w:pPr>
+    </w:p>
+    <w:p>
+      <w:pPr>
+        <w:jc w:val="both"/>
+        <w:rPr>
+          <w:ins w:id="1106" w:author="Arun Rai" w:date="2026-09-24T08:31:00Z" w16du:dateUtc="2026-09-24T02:46:00Z"/>
+          <w:rFonts w:ascii="Times New Roman" w:hAnsi="Times New Roman" w:cs="Times New Roman"/>
+        </w:rPr>
+      </w:pPr>
+    </w:p>
+    <w:p>
+      <w:pPr>
+        <w:jc w:val="both"/>
+        <w:rPr>
+          <w:ins w:id="1107" w:author="Arun Rai" w:date="2026-09-24T08:31:00Z" w16du:dateUtc="2026-09-24T02:46:00Z"/>
+          <w:rFonts w:ascii="Times New Roman" w:hAnsi="Times New Roman" w:cs="Times New Roman"/>
+        </w:rPr>
+      </w:pPr>
+    </w:p>
+    <w:p>
+      <w:pPr>
+        <w:jc w:val="both"/>
+        <w:rPr>
+          <w:ins w:id="1108" w:author="Arun Rai" w:date="2026-09-24T08:31:00Z" w16du:dateUtc="2026-09-24T02:46:00Z"/>
+          <w:rFonts w:ascii="Times New Roman" w:hAnsi="Times New Roman" w:cs="Times New Roman"/>
+        </w:rPr>
+      </w:pPr>
+    </w:p>
+    <w:p>
+      <w:pPr>
+        <w:jc w:val="both"/>
+        <w:rPr>
+          <w:ins w:id="1109" w:author="Arun Rai" w:date="2026-09-24T08:31:00Z" w16du:dateUtc="2026-09-24T02:46:00Z"/>
+          <w:rFonts w:ascii="Times New Roman" w:hAnsi="Times New Roman" w:cs="Times New Roman"/>
+        </w:rPr>
+      </w:pPr>
+    </w:p>
+    <w:p>
+      <w:pPr>
+        <w:jc w:val="both"/>
+        <w:rPr>
+          <w:ins w:id="1110" w:author="Arun Rai" w:date="2026-09-24T08:31:00Z" w16du:dateUtc="2026-09-24T02:46:00Z"/>
+          <w:rFonts w:ascii="Times New Roman" w:hAnsi="Times New Roman" w:cs="Times New Roman"/>
+        </w:rPr>
+      </w:pPr>
+    </w:p>
+    <w:p>
+      <w:pPr>
+        <w:jc w:val="both"/>
+        <w:rPr>
+          <w:ins w:id="1111" w:author="Arun Rai" w:date="2026-09-24T08:31:00Z" w16du:dateUtc="2026-09-24T02:46:00Z"/>
+          <w:rFonts w:ascii="Times New Roman" w:hAnsi="Times New Roman" w:cs="Times New Roman"/>
+        </w:rPr>
+      </w:pPr>
+    </w:p>
+    <w:p>
+      <w:pPr>
+        <w:jc w:val="both"/>
+        <w:rPr>
+          <w:ins w:id="1112" w:author="Arun Rai" w:date="2026-10-13T13:03:00Z" w16du:dateUtc="2026-10-13T07:18:00Z"/>
+          <w:rFonts w:ascii="Times New Roman" w:hAnsi="Times New Roman" w:cs="Times New Roman"/>
+        </w:rPr>
+      </w:pPr>
+    </w:p>
+    <w:p>
+      <w:pPr>
+        <w:jc w:val="both"/>
+        <w:rPr>
+          <w:ins w:id="1113" w:author="Arun Rai" w:date="2026-09-24T08:31:00Z" w16du:dateUtc="2026-09-24T02:46:00Z"/>
+          <w:rFonts w:ascii="Times New Roman" w:hAnsi="Times New Roman" w:cs="Times New Roman"/>
+        </w:rPr>
+      </w:pPr>
     </w:p>
     <w:p>
       <w:pPr>
@@ -9647,315 +9997,10 @@
         </w:numPr>
         <w:jc w:val="both"/>
         <w:rPr>
-          <w:ins w:id="1090" w:author="Arun Rai" w:date="2026-09-24T14:43:00Z" w16du:dateUtc="2026-09-24T08:58:00Z"/>
-          <w:rFonts w:ascii="Times New Roman" w:hAnsi="Times New Roman" w:cs="Times New Roman"/>
-          <w:rPrChange w:id="1091" w:author="Arun Rai" w:date="2026-10-13T13:02:00Z" w16du:dateUtc="2026-10-13T07:17:00Z">
-            <w:rPr>
-              <w:ins w:id="1092" w:author="Arun Rai" w:date="2026-09-24T14:43:00Z" w16du:dateUtc="2026-09-24T08:58:00Z"/>
-            </w:rPr>
-          </w:rPrChange>
-        </w:rPr>
-        <w:pPrChange w:id="1093" w:author="Arun Rai" w:date="2026-10-13T13:02:00Z" w16du:dateUtc="2026-10-13T07:17:00Z">
-          <w:pPr>
-            <w:pStyle w:val="ListParagraph"/>
-            <w:numPr>
-              <w:numId w:val="2"/>
-            </w:numPr>
-            <w:ind w:hanging="360"/>
-            <w:jc w:val="both"/>
-          </w:pPr>
-        </w:pPrChange>
-      </w:pPr>
-      <w:bookmarkStart w:id="1094" w:name="_Toc242080255"/>
-      <w:ins w:id="1095" w:author="Arun Rai" w:date="2026-10-05T08:09:00Z" w16du:dateUtc="2026-10-05T02:24:00Z">
-        <w:r>
-          <w:rPr>
-            <w:rFonts w:ascii="Times New Roman" w:hAnsi="Times New Roman" w:cs="Times New Roman"/>
-          </w:rPr>
-          <w:lastRenderedPageBreak/>
-          <w:t>Appen</w:t>
-        </w:r>
-      </w:ins>
-      <w:ins w:id="1096" w:author="Arun Rai" w:date="2026-10-05T08:10:00Z" w16du:dateUtc="2026-10-05T02:25:00Z">
-        <w:r>
-          <w:rPr>
-            <w:rFonts w:ascii="Times New Roman" w:hAnsi="Times New Roman" w:cs="Times New Roman"/>
-          </w:rPr>
-          <w:t>dic</w:t>
-        </w:r>
-        <w:r>
-          <w:rPr>
-            <w:rFonts w:ascii="Times New Roman" w:hAnsi="Times New Roman" w:cs="Times New Roman"/>
-          </w:rPr>
-          <w:t>e</w:t>
-        </w:r>
-        <w:r>
-          <w:rPr>
-            <w:rFonts w:ascii="Times New Roman" w:hAnsi="Times New Roman" w:cs="Times New Roman"/>
-          </w:rPr>
-          <w:t>s</w:t>
-        </w:r>
-      </w:ins>
-      <w:bookmarkEnd w:id="1094"/>
-    </w:p>
-    <w:p>
-      <w:pPr>
-        <w:pStyle w:val="ListParagraph"/>
-        <w:jc w:val="both"/>
-        <w:rPr>
-          <w:ins w:id="1097" w:author="Arun Rai" w:date="2026-09-24T08:31:00Z" w16du:dateUtc="2026-09-24T02:46:00Z"/>
-          <w:rFonts w:ascii="Times New Roman" w:hAnsi="Times New Roman" w:cs="Times New Roman"/>
-          <w:rPrChange w:id="1098" w:author="Arun Rai" w:date="2026-10-13T13:02:00Z" w16du:dateUtc="2026-10-13T07:17:00Z">
-            <w:rPr>
-              <w:ins w:id="1099" w:author="Arun Rai" w:date="2026-09-24T08:31:00Z" w16du:dateUtc="2026-09-24T02:46:00Z"/>
-            </w:rPr>
-          </w:rPrChange>
-        </w:rPr>
-        <w:pPrChange w:id="1100" w:author="Arun Rai" w:date="2026-10-13T13:02:00Z" w16du:dateUtc="2026-10-13T07:17:00Z">
-          <w:pPr>
-            <w:jc w:val="both"/>
-          </w:pPr>
-        </w:pPrChange>
-      </w:pPr>
-    </w:p>
-    <w:p>
-      <w:pPr>
-        <w:jc w:val="both"/>
-        <w:rPr>
-          <w:ins w:id="1101" w:author="Arun Rai" w:date="2026-09-24T08:31:00Z" w16du:dateUtc="2026-09-24T02:46:00Z"/>
-          <w:rFonts w:ascii="Times New Roman" w:hAnsi="Times New Roman" w:cs="Times New Roman"/>
-        </w:rPr>
-      </w:pPr>
-    </w:p>
-    <w:p>
-      <w:pPr>
-        <w:jc w:val="both"/>
-        <w:rPr>
-          <w:ins w:id="1102" w:author="Arun Rai" w:date="2026-09-24T08:31:00Z" w16du:dateUtc="2026-09-24T02:46:00Z"/>
-          <w:rFonts w:ascii="Times New Roman" w:hAnsi="Times New Roman" w:cs="Times New Roman"/>
-        </w:rPr>
-      </w:pPr>
-    </w:p>
-    <w:p>
-      <w:pPr>
-        <w:jc w:val="both"/>
-        <w:rPr>
-          <w:ins w:id="1103" w:author="Arun Rai" w:date="2026-09-24T08:31:00Z" w16du:dateUtc="2026-09-24T02:46:00Z"/>
-          <w:rFonts w:ascii="Times New Roman" w:hAnsi="Times New Roman" w:cs="Times New Roman"/>
-        </w:rPr>
-      </w:pPr>
-    </w:p>
-    <w:p>
-      <w:pPr>
-        <w:jc w:val="both"/>
-        <w:rPr>
-          <w:ins w:id="1104" w:author="Arun Rai" w:date="2026-09-24T08:31:00Z" w16du:dateUtc="2026-09-24T02:46:00Z"/>
-          <w:rFonts w:ascii="Times New Roman" w:hAnsi="Times New Roman" w:cs="Times New Roman"/>
-        </w:rPr>
-      </w:pPr>
-    </w:p>
-    <w:p>
-      <w:pPr>
-        <w:jc w:val="both"/>
-        <w:rPr>
-          <w:ins w:id="1105" w:author="Arun Rai" w:date="2026-09-24T08:31:00Z" w16du:dateUtc="2026-09-24T02:46:00Z"/>
-          <w:rFonts w:ascii="Times New Roman" w:hAnsi="Times New Roman" w:cs="Times New Roman"/>
-        </w:rPr>
-      </w:pPr>
-    </w:p>
-    <w:p>
-      <w:pPr>
-        <w:jc w:val="both"/>
-        <w:rPr>
-          <w:ins w:id="1106" w:author="Arun Rai" w:date="2026-09-24T08:31:00Z" w16du:dateUtc="2026-09-24T02:46:00Z"/>
-          <w:rFonts w:ascii="Times New Roman" w:hAnsi="Times New Roman" w:cs="Times New Roman"/>
-        </w:rPr>
-      </w:pPr>
-    </w:p>
-    <w:p>
-      <w:pPr>
-        <w:jc w:val="both"/>
-        <w:rPr>
-          <w:ins w:id="1107" w:author="Arun Rai" w:date="2026-09-24T08:31:00Z" w16du:dateUtc="2026-09-24T02:46:00Z"/>
-          <w:rFonts w:ascii="Times New Roman" w:hAnsi="Times New Roman" w:cs="Times New Roman"/>
-        </w:rPr>
-      </w:pPr>
-    </w:p>
-    <w:p>
-      <w:pPr>
-        <w:jc w:val="both"/>
-        <w:rPr>
-          <w:ins w:id="1108" w:author="Arun Rai" w:date="2026-09-24T08:31:00Z" w16du:dateUtc="2026-09-24T02:46:00Z"/>
-          <w:rFonts w:ascii="Times New Roman" w:hAnsi="Times New Roman" w:cs="Times New Roman"/>
-        </w:rPr>
-      </w:pPr>
-    </w:p>
-    <w:p>
-      <w:pPr>
-        <w:jc w:val="both"/>
-        <w:rPr>
-          <w:ins w:id="1109" w:author="Arun Rai" w:date="2026-09-24T08:31:00Z" w16du:dateUtc="2026-09-24T02:46:00Z"/>
-          <w:rFonts w:ascii="Times New Roman" w:hAnsi="Times New Roman" w:cs="Times New Roman"/>
-        </w:rPr>
-      </w:pPr>
-    </w:p>
-    <w:p>
-      <w:pPr>
-        <w:jc w:val="both"/>
-        <w:rPr>
-          <w:ins w:id="1110" w:author="Arun Rai" w:date="2026-09-24T08:31:00Z" w16du:dateUtc="2026-09-24T02:46:00Z"/>
-          <w:rFonts w:ascii="Times New Roman" w:hAnsi="Times New Roman" w:cs="Times New Roman"/>
-        </w:rPr>
-      </w:pPr>
-    </w:p>
-    <w:p>
-      <w:pPr>
-        <w:jc w:val="both"/>
-        <w:rPr>
-          <w:ins w:id="1111" w:author="Arun Rai" w:date="2026-09-24T08:31:00Z" w16du:dateUtc="2026-09-24T02:46:00Z"/>
-          <w:rFonts w:ascii="Times New Roman" w:hAnsi="Times New Roman" w:cs="Times New Roman"/>
-        </w:rPr>
-      </w:pPr>
-    </w:p>
-    <w:p>
-      <w:pPr>
-        <w:jc w:val="both"/>
-        <w:rPr>
-          <w:ins w:id="1112" w:author="Arun Rai" w:date="2026-09-24T08:31:00Z" w16du:dateUtc="2026-09-24T02:46:00Z"/>
-          <w:rFonts w:ascii="Times New Roman" w:hAnsi="Times New Roman" w:cs="Times New Roman"/>
-        </w:rPr>
-      </w:pPr>
-    </w:p>
-    <w:p>
-      <w:pPr>
-        <w:jc w:val="both"/>
-        <w:rPr>
-          <w:ins w:id="1113" w:author="Arun Rai" w:date="2026-09-24T08:31:00Z" w16du:dateUtc="2026-09-24T02:46:00Z"/>
-          <w:rFonts w:ascii="Times New Roman" w:hAnsi="Times New Roman" w:cs="Times New Roman"/>
-        </w:rPr>
-      </w:pPr>
-    </w:p>
-    <w:p>
-      <w:pPr>
-        <w:jc w:val="both"/>
-        <w:rPr>
-          <w:ins w:id="1114" w:author="Arun Rai" w:date="2026-09-24T08:31:00Z" w16du:dateUtc="2026-09-24T02:46:00Z"/>
-          <w:rFonts w:ascii="Times New Roman" w:hAnsi="Times New Roman" w:cs="Times New Roman"/>
-        </w:rPr>
-      </w:pPr>
-    </w:p>
-    <w:p>
-      <w:pPr>
-        <w:jc w:val="both"/>
-        <w:rPr>
-          <w:ins w:id="1115" w:author="Arun Rai" w:date="2026-09-24T08:31:00Z" w16du:dateUtc="2026-09-24T02:46:00Z"/>
-          <w:rFonts w:ascii="Times New Roman" w:hAnsi="Times New Roman" w:cs="Times New Roman"/>
-        </w:rPr>
-      </w:pPr>
-    </w:p>
-    <w:p>
-      <w:pPr>
-        <w:jc w:val="both"/>
-        <w:rPr>
-          <w:ins w:id="1116" w:author="Arun Rai" w:date="2026-09-24T08:31:00Z" w16du:dateUtc="2026-09-24T02:46:00Z"/>
-          <w:rFonts w:ascii="Times New Roman" w:hAnsi="Times New Roman" w:cs="Times New Roman"/>
-        </w:rPr>
-      </w:pPr>
-    </w:p>
-    <w:p>
-      <w:pPr>
-        <w:jc w:val="both"/>
-        <w:rPr>
-          <w:ins w:id="1117" w:author="Arun Rai" w:date="2026-09-24T08:31:00Z" w16du:dateUtc="2026-09-24T02:46:00Z"/>
-          <w:rFonts w:ascii="Times New Roman" w:hAnsi="Times New Roman" w:cs="Times New Roman"/>
-        </w:rPr>
-      </w:pPr>
-    </w:p>
-    <w:p>
-      <w:pPr>
-        <w:jc w:val="both"/>
-        <w:rPr>
-          <w:ins w:id="1118" w:author="Arun Rai" w:date="2026-09-24T08:31:00Z" w16du:dateUtc="2026-09-24T02:46:00Z"/>
-          <w:rFonts w:ascii="Times New Roman" w:hAnsi="Times New Roman" w:cs="Times New Roman"/>
-        </w:rPr>
-      </w:pPr>
-    </w:p>
-    <w:p>
-      <w:pPr>
-        <w:jc w:val="both"/>
-        <w:rPr>
-          <w:ins w:id="1119" w:author="Arun Rai" w:date="2026-09-24T08:31:00Z" w16du:dateUtc="2026-09-24T02:46:00Z"/>
-          <w:rFonts w:ascii="Times New Roman" w:hAnsi="Times New Roman" w:cs="Times New Roman"/>
-        </w:rPr>
-      </w:pPr>
-    </w:p>
-    <w:p>
-      <w:pPr>
-        <w:jc w:val="both"/>
-        <w:rPr>
-          <w:ins w:id="1120" w:author="Arun Rai" w:date="2026-09-24T08:31:00Z" w16du:dateUtc="2026-09-24T02:46:00Z"/>
-          <w:rFonts w:ascii="Times New Roman" w:hAnsi="Times New Roman" w:cs="Times New Roman"/>
-        </w:rPr>
-      </w:pPr>
-    </w:p>
-    <w:p>
-      <w:pPr>
-        <w:jc w:val="both"/>
-        <w:rPr>
-          <w:ins w:id="1121" w:author="Arun Rai" w:date="2026-09-24T08:31:00Z" w16du:dateUtc="2026-09-24T02:46:00Z"/>
-          <w:rFonts w:ascii="Times New Roman" w:hAnsi="Times New Roman" w:cs="Times New Roman"/>
-        </w:rPr>
-      </w:pPr>
-    </w:p>
-    <w:p>
-      <w:pPr>
-        <w:jc w:val="both"/>
-        <w:rPr>
-          <w:ins w:id="1122" w:author="Arun Rai" w:date="2026-09-24T08:31:00Z" w16du:dateUtc="2026-09-24T02:46:00Z"/>
-          <w:rFonts w:ascii="Times New Roman" w:hAnsi="Times New Roman" w:cs="Times New Roman"/>
-        </w:rPr>
-      </w:pPr>
-    </w:p>
-    <w:p>
-      <w:pPr>
-        <w:jc w:val="both"/>
-        <w:rPr>
-          <w:ins w:id="1123" w:author="Arun Rai" w:date="2026-09-24T08:31:00Z" w16du:dateUtc="2026-09-24T02:46:00Z"/>
-          <w:rFonts w:ascii="Times New Roman" w:hAnsi="Times New Roman" w:cs="Times New Roman"/>
-        </w:rPr>
-      </w:pPr>
-    </w:p>
-    <w:p>
-      <w:pPr>
-        <w:jc w:val="both"/>
-        <w:rPr>
-          <w:ins w:id="1124" w:author="Arun Rai" w:date="2026-10-13T13:03:00Z" w16du:dateUtc="2026-10-13T07:18:00Z"/>
-          <w:rFonts w:ascii="Times New Roman" w:hAnsi="Times New Roman" w:cs="Times New Roman"/>
-        </w:rPr>
-      </w:pPr>
-    </w:p>
-    <w:p>
-      <w:pPr>
-        <w:jc w:val="both"/>
-        <w:rPr>
-          <w:ins w:id="1125" w:author="Arun Rai" w:date="2026-09-24T08:31:00Z" w16du:dateUtc="2026-09-24T02:46:00Z"/>
-          <w:rFonts w:ascii="Times New Roman" w:hAnsi="Times New Roman" w:cs="Times New Roman"/>
-        </w:rPr>
-      </w:pPr>
-    </w:p>
-    <w:p>
-      <w:pPr>
-        <w:pStyle w:val="Heading1"/>
-        <w:numPr>
-          <w:ilvl w:val="0"/>
-          <w:numId w:val="2"/>
-        </w:numPr>
-        <w:jc w:val="both"/>
-        <w:rPr>
-          <w:ins w:id="1126" w:author="Arun Rai" w:date="2026-10-05T08:09:00Z" w16du:dateUtc="2026-10-05T02:24:00Z"/>
-          <w:rFonts w:ascii="Times New Roman" w:hAnsi="Times New Roman" w:cs="Times New Roman"/>
-        </w:rPr>
-        <w:pPrChange w:id="1127" w:author="Arun Rai" w:date="2026-10-13T13:02:00Z" w16du:dateUtc="2026-10-13T07:17:00Z">
+          <w:ins w:id="1114" w:author="Arun Rai" w:date="2026-10-05T08:09:00Z" w16du:dateUtc="2026-10-05T02:24:00Z"/>
+          <w:rFonts w:ascii="Times New Roman" w:hAnsi="Times New Roman" w:cs="Times New Roman"/>
+        </w:rPr>
+        <w:pPrChange w:id="1115" w:author="Arun Rai" w:date="2026-10-13T13:02:00Z" w16du:dateUtc="2026-10-13T07:17:00Z">
           <w:pPr>
             <w:pStyle w:val="Heading1"/>
             <w:numPr>
@@ -9965,17 +10010,124 @@
           </w:pPr>
         </w:pPrChange>
       </w:pPr>
-      <w:bookmarkStart w:id="1128" w:name="_Toc242080256"/>
-      <w:ins w:id="1129" w:author="Arun Rai" w:date="2026-10-05T08:09:00Z" w16du:dateUtc="2026-10-05T02:24:00Z">
-        <w:r>
-          <w:rPr>
-            <w:rFonts w:ascii="Times New Roman" w:hAnsi="Times New Roman" w:cs="Times New Roman"/>
-          </w:rPr>
-          <w:lastRenderedPageBreak/>
+      <w:bookmarkStart w:id="1116" w:name="_Toc242080256"/>
+      <w:ins w:id="1117" w:author="Arun Rai" w:date="2026-10-05T08:09:00Z" w16du:dateUtc="2026-10-05T02:24:00Z">
+        <w:r>
+          <w:rPr>
+            <w:rFonts w:ascii="Times New Roman" w:hAnsi="Times New Roman" w:cs="Times New Roman"/>
+          </w:rPr>
           <w:t>Thesis Table of Content</w:t>
         </w:r>
-        <w:bookmarkEnd w:id="1128"/>
-      </w:ins>
+        <w:bookmarkEnd w:id="1116"/>
+      </w:ins>
+    </w:p>
+    <w:p>
+      <w:pPr>
+        <w:jc w:val="both"/>
+        <w:rPr>
+          <w:ins w:id="1118" w:author="Arun Rai" w:date="2026-09-24T08:31:00Z" w16du:dateUtc="2026-09-24T02:46:00Z"/>
+          <w:rFonts w:ascii="Times New Roman" w:hAnsi="Times New Roman" w:cs="Times New Roman"/>
+        </w:rPr>
+      </w:pPr>
+    </w:p>
+    <w:p>
+      <w:pPr>
+        <w:jc w:val="both"/>
+        <w:rPr>
+          <w:ins w:id="1119" w:author="Arun Rai" w:date="2026-09-24T08:31:00Z" w16du:dateUtc="2026-09-24T02:46:00Z"/>
+          <w:rFonts w:ascii="Times New Roman" w:hAnsi="Times New Roman" w:cs="Times New Roman"/>
+        </w:rPr>
+      </w:pPr>
+    </w:p>
+    <w:p>
+      <w:pPr>
+        <w:jc w:val="both"/>
+        <w:rPr>
+          <w:ins w:id="1120" w:author="Arun Rai" w:date="2026-09-24T08:31:00Z" w16du:dateUtc="2026-09-24T02:46:00Z"/>
+          <w:rFonts w:ascii="Times New Roman" w:hAnsi="Times New Roman" w:cs="Times New Roman"/>
+        </w:rPr>
+      </w:pPr>
+    </w:p>
+    <w:p>
+      <w:pPr>
+        <w:jc w:val="both"/>
+        <w:rPr>
+          <w:ins w:id="1121" w:author="Arun Rai" w:date="2026-09-24T08:31:00Z" w16du:dateUtc="2026-09-24T02:46:00Z"/>
+          <w:rFonts w:ascii="Times New Roman" w:hAnsi="Times New Roman" w:cs="Times New Roman"/>
+        </w:rPr>
+      </w:pPr>
+    </w:p>
+    <w:p>
+      <w:pPr>
+        <w:jc w:val="both"/>
+        <w:rPr>
+          <w:ins w:id="1122" w:author="Arun Rai" w:date="2026-09-24T08:31:00Z" w16du:dateUtc="2026-09-24T02:46:00Z"/>
+          <w:rFonts w:ascii="Times New Roman" w:hAnsi="Times New Roman" w:cs="Times New Roman"/>
+        </w:rPr>
+      </w:pPr>
+    </w:p>
+    <w:p>
+      <w:pPr>
+        <w:jc w:val="both"/>
+        <w:rPr>
+          <w:ins w:id="1123" w:author="Arun Rai" w:date="2026-09-24T08:31:00Z" w16du:dateUtc="2026-09-24T02:46:00Z"/>
+          <w:rFonts w:ascii="Times New Roman" w:hAnsi="Times New Roman" w:cs="Times New Roman"/>
+        </w:rPr>
+      </w:pPr>
+    </w:p>
+    <w:p>
+      <w:pPr>
+        <w:jc w:val="both"/>
+        <w:rPr>
+          <w:ins w:id="1124" w:author="Arun Rai" w:date="2026-09-24T08:31:00Z" w16du:dateUtc="2026-09-24T02:46:00Z"/>
+          <w:rFonts w:ascii="Times New Roman" w:hAnsi="Times New Roman" w:cs="Times New Roman"/>
+        </w:rPr>
+      </w:pPr>
+    </w:p>
+    <w:p>
+      <w:pPr>
+        <w:jc w:val="both"/>
+        <w:rPr>
+          <w:ins w:id="1125" w:author="Arun Rai" w:date="2026-09-24T08:31:00Z" w16du:dateUtc="2026-09-24T02:46:00Z"/>
+          <w:rFonts w:ascii="Times New Roman" w:hAnsi="Times New Roman" w:cs="Times New Roman"/>
+        </w:rPr>
+      </w:pPr>
+    </w:p>
+    <w:p>
+      <w:pPr>
+        <w:jc w:val="both"/>
+        <w:rPr>
+          <w:ins w:id="1126" w:author="Arun Rai" w:date="2026-09-24T08:31:00Z" w16du:dateUtc="2026-09-24T02:46:00Z"/>
+          <w:rFonts w:ascii="Times New Roman" w:hAnsi="Times New Roman" w:cs="Times New Roman"/>
+        </w:rPr>
+      </w:pPr>
+    </w:p>
+    <w:p>
+      <w:pPr>
+        <w:jc w:val="both"/>
+        <w:rPr>
+          <w:ins w:id="1127" w:author="Arun Rai" w:date="2026-09-24T08:31:00Z" w16du:dateUtc="2026-09-24T02:46:00Z"/>
+          <w:rFonts w:ascii="Times New Roman" w:hAnsi="Times New Roman" w:cs="Times New Roman"/>
+        </w:rPr>
+      </w:pPr>
+    </w:p>
+    <w:p>
+      <w:pPr>
+        <w:jc w:val="both"/>
+        <w:rPr>
+          <w:ins w:id="1128" w:author="Arun Rai" w:date="2026-09-24T08:31:00Z" w16du:dateUtc="2026-09-24T02:46:00Z"/>
+          <w:rFonts w:ascii="Times New Roman" w:hAnsi="Times New Roman" w:cs="Times New Roman"/>
+        </w:rPr>
+      </w:pPr>
+    </w:p>
+    <w:p>
+      <w:pPr>
+        <w:jc w:val="both"/>
+        <w:rPr>
+          <w:ins w:id="1129" w:author="Arun Rai" w:date="2026-09-24T08:31:00Z" w16du:dateUtc="2026-09-24T02:46:00Z"/>
+          <w:rFonts w:ascii="Times New Roman" w:hAnsi="Times New Roman" w:cs="Times New Roman"/>
+        </w:rPr>
+      </w:pPr>
     </w:p>
     <w:p>
       <w:pPr>
@@ -10702,114 +10854,6 @@
         <w:jc w:val="both"/>
         <w:rPr>
           <w:ins w:id="1210" w:author="Arun Rai" w:date="2026-09-24T08:31:00Z" w16du:dateUtc="2026-09-24T02:46:00Z"/>
-          <w:rFonts w:ascii="Times New Roman" w:hAnsi="Times New Roman" w:cs="Times New Roman"/>
-        </w:rPr>
-      </w:pPr>
-    </w:p>
-    <w:p>
-      <w:pPr>
-        <w:jc w:val="both"/>
-        <w:rPr>
-          <w:ins w:id="1211" w:author="Arun Rai" w:date="2026-09-24T08:31:00Z" w16du:dateUtc="2026-09-24T02:46:00Z"/>
-          <w:rFonts w:ascii="Times New Roman" w:hAnsi="Times New Roman" w:cs="Times New Roman"/>
-        </w:rPr>
-      </w:pPr>
-    </w:p>
-    <w:p>
-      <w:pPr>
-        <w:jc w:val="both"/>
-        <w:rPr>
-          <w:ins w:id="1212" w:author="Arun Rai" w:date="2026-09-24T08:31:00Z" w16du:dateUtc="2026-09-24T02:46:00Z"/>
-          <w:rFonts w:ascii="Times New Roman" w:hAnsi="Times New Roman" w:cs="Times New Roman"/>
-        </w:rPr>
-      </w:pPr>
-    </w:p>
-    <w:p>
-      <w:pPr>
-        <w:jc w:val="both"/>
-        <w:rPr>
-          <w:ins w:id="1213" w:author="Arun Rai" w:date="2026-09-24T08:31:00Z" w16du:dateUtc="2026-09-24T02:46:00Z"/>
-          <w:rFonts w:ascii="Times New Roman" w:hAnsi="Times New Roman" w:cs="Times New Roman"/>
-        </w:rPr>
-      </w:pPr>
-    </w:p>
-    <w:p>
-      <w:pPr>
-        <w:jc w:val="both"/>
-        <w:rPr>
-          <w:ins w:id="1214" w:author="Arun Rai" w:date="2026-09-24T08:31:00Z" w16du:dateUtc="2026-09-24T02:46:00Z"/>
-          <w:rFonts w:ascii="Times New Roman" w:hAnsi="Times New Roman" w:cs="Times New Roman"/>
-        </w:rPr>
-      </w:pPr>
-    </w:p>
-    <w:p>
-      <w:pPr>
-        <w:jc w:val="both"/>
-        <w:rPr>
-          <w:ins w:id="1215" w:author="Arun Rai" w:date="2026-09-24T08:31:00Z" w16du:dateUtc="2026-09-24T02:46:00Z"/>
-          <w:rFonts w:ascii="Times New Roman" w:hAnsi="Times New Roman" w:cs="Times New Roman"/>
-        </w:rPr>
-      </w:pPr>
-    </w:p>
-    <w:p>
-      <w:pPr>
-        <w:jc w:val="both"/>
-        <w:rPr>
-          <w:ins w:id="1216" w:author="Arun Rai" w:date="2026-09-24T08:31:00Z" w16du:dateUtc="2026-09-24T02:46:00Z"/>
-          <w:rFonts w:ascii="Times New Roman" w:hAnsi="Times New Roman" w:cs="Times New Roman"/>
-        </w:rPr>
-      </w:pPr>
-    </w:p>
-    <w:p>
-      <w:pPr>
-        <w:jc w:val="both"/>
-        <w:rPr>
-          <w:ins w:id="1217" w:author="Arun Rai" w:date="2026-09-24T08:31:00Z" w16du:dateUtc="2026-09-24T02:46:00Z"/>
-          <w:rFonts w:ascii="Times New Roman" w:hAnsi="Times New Roman" w:cs="Times New Roman"/>
-        </w:rPr>
-      </w:pPr>
-    </w:p>
-    <w:p>
-      <w:pPr>
-        <w:jc w:val="both"/>
-        <w:rPr>
-          <w:ins w:id="1218" w:author="Arun Rai" w:date="2026-09-24T08:31:00Z" w16du:dateUtc="2026-09-24T02:46:00Z"/>
-          <w:rFonts w:ascii="Times New Roman" w:hAnsi="Times New Roman" w:cs="Times New Roman"/>
-        </w:rPr>
-      </w:pPr>
-    </w:p>
-    <w:p>
-      <w:pPr>
-        <w:jc w:val="both"/>
-        <w:rPr>
-          <w:ins w:id="1219" w:author="Arun Rai" w:date="2026-09-24T08:31:00Z" w16du:dateUtc="2026-09-24T02:46:00Z"/>
-          <w:rFonts w:ascii="Times New Roman" w:hAnsi="Times New Roman" w:cs="Times New Roman"/>
-        </w:rPr>
-      </w:pPr>
-    </w:p>
-    <w:p>
-      <w:pPr>
-        <w:jc w:val="both"/>
-        <w:rPr>
-          <w:ins w:id="1220" w:author="Arun Rai" w:date="2026-09-24T08:31:00Z" w16du:dateUtc="2026-09-24T02:46:00Z"/>
-          <w:rFonts w:ascii="Times New Roman" w:hAnsi="Times New Roman" w:cs="Times New Roman"/>
-        </w:rPr>
-      </w:pPr>
-    </w:p>
-    <w:p>
-      <w:pPr>
-        <w:jc w:val="both"/>
-        <w:rPr>
-          <w:ins w:id="1221" w:author="Arun Rai" w:date="2026-09-24T08:31:00Z" w16du:dateUtc="2026-09-24T02:46:00Z"/>
-          <w:rFonts w:ascii="Times New Roman" w:hAnsi="Times New Roman" w:cs="Times New Roman"/>
-        </w:rPr>
-      </w:pPr>
-    </w:p>
-    <w:p>
-      <w:pPr>
-        <w:jc w:val="both"/>
-        <w:rPr>
-          <w:ins w:id="1222" w:author="Arun Rai" w:date="2026-09-24T08:31:00Z" w16du:dateUtc="2026-09-24T02:46:00Z"/>
           <w:rFonts w:ascii="Times New Roman" w:hAnsi="Times New Roman" w:cs="Times New Roman"/>
         </w:rPr>
       </w:pPr>
@@ -12385,6 +12429,14 @@
       <w:u w:val="single"/>
     </w:rPr>
   </w:style>
+  <w:style w:type="paragraph" w:styleId="Bibliography">
+    <w:name w:val="Bibliography"/>
+    <w:basedOn w:val="Normal"/>
+    <w:next w:val="Normal"/>
+    <w:uiPriority w:val="37"/>
+    <w:unhideWhenUsed/>
+    <w:rsid w:val="00264423"/>
+  </w:style>
 </w:styles>
 </file>
 
@@ -12704,11 +12756,39 @@
 </file>
 
 <file path=customXml/item1.xml><?xml version="1.0" encoding="utf-8"?>
-<b:Sources xmlns:b="http://schemas.openxmlformats.org/officeDocument/2006/bibliography" xmlns="http://schemas.openxmlformats.org/officeDocument/2006/bibliography" SelectedStyle="\HarvardAnglia2008OfficeOnline.xsl" StyleName="Harvard - Anglia" Version="2008"/>
+<b:Sources xmlns:b="http://schemas.openxmlformats.org/officeDocument/2006/bibliography" xmlns="http://schemas.openxmlformats.org/officeDocument/2006/bibliography" SelectedStyle="\HarvardAnglia2008OfficeOnline.xsl" StyleName="Harvard - Anglia" Version="2008">
+  <b:Source>
+    <b:Tag>Sib08</b:Tag>
+    <b:SourceType>JournalArticle</b:SourceType>
+    <b:Guid>{F9F26BA3-EABC-430E-A7CA-E88164C934E5}</b:Guid>
+    <b:Author>
+      <b:Author>
+        <b:NameList>
+          <b:Person>
+            <b:Last>Sibson</b:Last>
+            <b:First>Lynda</b:First>
+          </b:Person>
+        </b:NameList>
+      </b:Author>
+    </b:Author>
+    <b:Title>An introduction to reflective practice</b:Title>
+    <b:Year>2008</b:Year>
+    <b:Volume>1</b:Volume>
+    <b:Issue>3</b:Issue>
+    <b:Month>December </b:Month>
+    <b:Day>1</b:Day>
+    <b:Publisher> Journal of Paramedic Practice</b:Publisher>
+    <b:YearAccessed>2026</b:YearAccessed>
+    <b:MonthAccessed>9</b:MonthAccessed>
+    <b:DayAccessed>25</b:DayAccessed>
+    <b:URL>https://www.magonlinelibrary.com/doi/abs/10.12968/jpar.2008.1.3.42057</b:URL>
+    <b:RefOrder>1</b:RefOrder>
+  </b:Source>
+</b:Sources>
 </file>
 
 <file path=customXml/itemProps1.xml><?xml version="1.0" encoding="utf-8"?>
-<ds:datastoreItem xmlns:ds="http://schemas.openxmlformats.org/officeDocument/2006/customXml" ds:itemID="{BBCB5C72-5C8B-419C-B595-97E7E45CBAD6}">
+<ds:datastoreItem xmlns:ds="http://schemas.openxmlformats.org/officeDocument/2006/customXml" ds:itemID="{3EAC4603-9428-41D8-AB4B-7EF8DF282CB2}">
   <ds:schemaRefs>
     <ds:schemaRef ds:uri="http://schemas.openxmlformats.org/officeDocument/2006/bibliography"/>
   </ds:schemaRefs>
